--- a/ecomm_databricks_demo_project/doc/ecomm_project_technical_design.docx
+++ b/ecomm_databricks_demo_project/doc/ecomm_project_technical_design.docx
@@ -166,15 +166,7 @@
         </w:numPr>
       </w:pPr>
       <w:r>
-        <w:t xml:space="preserve">processed container: </w:t>
-      </w:r>
-      <w:proofErr w:type="gramStart"/>
-      <w:r>
-        <w:t>Silver</w:t>
-      </w:r>
-      <w:proofErr w:type="gramEnd"/>
-      <w:r>
-        <w:t xml:space="preserve"> layer, for cleaned and enriched data.</w:t>
+        <w:t>processed container: Silver layer, for cleaned and enriched data.</w:t>
       </w:r>
     </w:p>
     <w:p>
@@ -185,15 +177,7 @@
         </w:numPr>
       </w:pPr>
       <w:r>
-        <w:t xml:space="preserve">presentation container: </w:t>
-      </w:r>
-      <w:proofErr w:type="gramStart"/>
-      <w:r>
-        <w:t>Gold</w:t>
-      </w:r>
-      <w:proofErr w:type="gramEnd"/>
-      <w:r>
-        <w:t xml:space="preserve"> layer, for curated and aggregated data.</w:t>
+        <w:t>presentation container: Gold layer, for curated and aggregated data.</w:t>
       </w:r>
     </w:p>
     <w:p>
@@ -228,15 +212,7 @@
         </w:numPr>
       </w:pPr>
       <w:r>
-        <w:t xml:space="preserve">Silver Layer: These raw tables are joined and transformed to create the </w:t>
-      </w:r>
-      <w:proofErr w:type="spellStart"/>
-      <w:r>
-        <w:t>ecomm_combined_data</w:t>
-      </w:r>
-      <w:proofErr w:type="spellEnd"/>
-      <w:r>
-        <w:t xml:space="preserve"> Delta table, offering a unified transactional view.</w:t>
+        <w:t>Silver Layer: These raw tables are joined and transformed to create the ecomm_combined_data Delta table, offering a unified transactional view.</w:t>
       </w:r>
     </w:p>
     <w:p>
@@ -247,23 +223,7 @@
         </w:numPr>
       </w:pPr>
       <w:r>
-        <w:t xml:space="preserve">Gold Layer: The </w:t>
-      </w:r>
-      <w:proofErr w:type="spellStart"/>
-      <w:r>
-        <w:t>ecomm_combined_data</w:t>
-      </w:r>
-      <w:proofErr w:type="spellEnd"/>
-      <w:r>
-        <w:t xml:space="preserve"> table is further aggregated to produce the </w:t>
-      </w:r>
-      <w:proofErr w:type="spellStart"/>
-      <w:r>
-        <w:t>ecomm_profit_agg</w:t>
-      </w:r>
-      <w:proofErr w:type="spellEnd"/>
-      <w:r>
-        <w:t xml:space="preserve"> Delta table, a fact table pre-calculating key business metrics optimized for BI tools.</w:t>
+        <w:t>Gold Layer: The ecomm_combined_data table is further aggregated to produce the ecomm_profit_agg Delta table, a fact table pre-calculating key business metrics optimized for BI tools.</w:t>
       </w:r>
     </w:p>
     <w:p/>
@@ -455,49 +415,7 @@
         <w:rPr>
           <w:lang w:val="en-IN"/>
         </w:rPr>
-        <w:t xml:space="preserve"> All column names are converted to a consistent, </w:t>
-      </w:r>
-      <w:proofErr w:type="spellStart"/>
-      <w:r>
-        <w:rPr>
-          <w:lang w:val="en-IN"/>
-        </w:rPr>
-        <w:t>snake_case</w:t>
-      </w:r>
-      <w:proofErr w:type="spellEnd"/>
-      <w:r>
-        <w:rPr>
-          <w:lang w:val="en-IN"/>
-        </w:rPr>
-        <w:t xml:space="preserve"> format (e.g., "Customer ID" becomes </w:t>
-      </w:r>
-      <w:proofErr w:type="spellStart"/>
-      <w:r>
-        <w:rPr>
-          <w:lang w:val="en-IN"/>
-        </w:rPr>
-        <w:t>customer_id</w:t>
-      </w:r>
-      <w:proofErr w:type="spellEnd"/>
-      <w:r>
-        <w:rPr>
-          <w:lang w:val="en-IN"/>
-        </w:rPr>
-        <w:t xml:space="preserve">, "Customer Name" becomes </w:t>
-      </w:r>
-      <w:proofErr w:type="spellStart"/>
-      <w:r>
-        <w:rPr>
-          <w:lang w:val="en-IN"/>
-        </w:rPr>
-        <w:t>customer_name</w:t>
-      </w:r>
-      <w:proofErr w:type="spellEnd"/>
-      <w:r>
-        <w:rPr>
-          <w:lang w:val="en-IN"/>
-        </w:rPr>
-        <w:t>).</w:t>
+        <w:t xml:space="preserve"> All column names are converted to a consistent, snake_case format (e.g., "Customer ID" becomes customer_id, "Customer Name" becomes customer_name).</w:t>
       </w:r>
     </w:p>
     <w:p>
@@ -522,21 +440,7 @@
         <w:rPr>
           <w:lang w:val="en-IN"/>
         </w:rPr>
-        <w:t xml:space="preserve"> Null values identified in the </w:t>
-      </w:r>
-      <w:proofErr w:type="spellStart"/>
-      <w:r>
-        <w:rPr>
-          <w:lang w:val="en-IN"/>
-        </w:rPr>
-        <w:t>customer_name</w:t>
-      </w:r>
-      <w:proofErr w:type="spellEnd"/>
-      <w:r>
-        <w:rPr>
-          <w:lang w:val="en-IN"/>
-        </w:rPr>
-        <w:t xml:space="preserve"> column are handled (e.g., replaced with a default string like 'unknown' or removed, as per business rules).</w:t>
+        <w:t xml:space="preserve"> Null values identified in the customer_name column are handled (e.g., replaced with a default string like 'unknown' or removed, as per business rules).</w:t>
       </w:r>
     </w:p>
     <w:p>
@@ -586,35 +490,7 @@
         <w:rPr>
           <w:lang w:val="en-IN"/>
         </w:rPr>
-        <w:t xml:space="preserve"> </w:t>
-      </w:r>
-      <w:proofErr w:type="spellStart"/>
-      <w:r>
-        <w:rPr>
-          <w:lang w:val="en-IN"/>
-        </w:rPr>
-        <w:t>file_date</w:t>
-      </w:r>
-      <w:proofErr w:type="spellEnd"/>
-      <w:r>
-        <w:rPr>
-          <w:lang w:val="en-IN"/>
-        </w:rPr>
-        <w:t xml:space="preserve"> (from the source file path) and </w:t>
-      </w:r>
-      <w:proofErr w:type="spellStart"/>
-      <w:r>
-        <w:rPr>
-          <w:lang w:val="en-IN"/>
-        </w:rPr>
-        <w:t>ingestion_date</w:t>
-      </w:r>
-      <w:proofErr w:type="spellEnd"/>
-      <w:r>
-        <w:rPr>
-          <w:lang w:val="en-IN"/>
-        </w:rPr>
-        <w:t xml:space="preserve"> (current processing timestamp) columns are added.</w:t>
+        <w:t xml:space="preserve"> file_date (from the source file path) and ingestion_date (current processing timestamp) columns are added.</w:t>
       </w:r>
     </w:p>
     <w:p>
@@ -706,35 +582,7 @@
         <w:rPr>
           <w:lang w:val="en-IN"/>
         </w:rPr>
-        <w:t xml:space="preserve"> Similar to customers, order-related column names are standardized (e.g., "Order ID" to </w:t>
-      </w:r>
-      <w:proofErr w:type="spellStart"/>
-      <w:r>
-        <w:rPr>
-          <w:lang w:val="en-IN"/>
-        </w:rPr>
-        <w:t>order_id</w:t>
-      </w:r>
-      <w:proofErr w:type="spellEnd"/>
-      <w:r>
-        <w:rPr>
-          <w:lang w:val="en-IN"/>
-        </w:rPr>
-        <w:t xml:space="preserve">, "Order Date" to </w:t>
-      </w:r>
-      <w:proofErr w:type="spellStart"/>
-      <w:r>
-        <w:rPr>
-          <w:lang w:val="en-IN"/>
-        </w:rPr>
-        <w:t>order_date</w:t>
-      </w:r>
-      <w:proofErr w:type="spellEnd"/>
-      <w:r>
-        <w:rPr>
-          <w:lang w:val="en-IN"/>
-        </w:rPr>
-        <w:t>).</w:t>
+        <w:t xml:space="preserve"> Similar to customers, order-related column names are standardized (e.g., "Order ID" to order_id, "Order Date" to order_date).</w:t>
       </w:r>
     </w:p>
     <w:p>
@@ -784,35 +632,7 @@
         <w:rPr>
           <w:lang w:val="en-IN"/>
         </w:rPr>
-        <w:t xml:space="preserve"> </w:t>
-      </w:r>
-      <w:proofErr w:type="spellStart"/>
-      <w:r>
-        <w:rPr>
-          <w:lang w:val="en-IN"/>
-        </w:rPr>
-        <w:t>file_date</w:t>
-      </w:r>
-      <w:proofErr w:type="spellEnd"/>
-      <w:r>
-        <w:rPr>
-          <w:lang w:val="en-IN"/>
-        </w:rPr>
-        <w:t xml:space="preserve"> and </w:t>
-      </w:r>
-      <w:proofErr w:type="spellStart"/>
-      <w:r>
-        <w:rPr>
-          <w:lang w:val="en-IN"/>
-        </w:rPr>
-        <w:t>ingestion_date</w:t>
-      </w:r>
-      <w:proofErr w:type="spellEnd"/>
-      <w:r>
-        <w:rPr>
-          <w:lang w:val="en-IN"/>
-        </w:rPr>
-        <w:t xml:space="preserve"> columns are added.</w:t>
+        <w:t xml:space="preserve"> file_date and ingestion_date columns are added.</w:t>
       </w:r>
     </w:p>
     <w:p>
@@ -904,35 +724,7 @@
         <w:rPr>
           <w:lang w:val="en-IN"/>
         </w:rPr>
-        <w:t xml:space="preserve"> Product-related column names are standardized (e.g., "Product ID" to </w:t>
-      </w:r>
-      <w:proofErr w:type="spellStart"/>
-      <w:r>
-        <w:rPr>
-          <w:lang w:val="en-IN"/>
-        </w:rPr>
-        <w:t>product_id</w:t>
-      </w:r>
-      <w:proofErr w:type="spellEnd"/>
-      <w:r>
-        <w:rPr>
-          <w:lang w:val="en-IN"/>
-        </w:rPr>
-        <w:t xml:space="preserve">, "Sub-Category" to </w:t>
-      </w:r>
-      <w:proofErr w:type="spellStart"/>
-      <w:r>
-        <w:rPr>
-          <w:lang w:val="en-IN"/>
-        </w:rPr>
-        <w:t>sub_category</w:t>
-      </w:r>
-      <w:proofErr w:type="spellEnd"/>
-      <w:r>
-        <w:rPr>
-          <w:lang w:val="en-IN"/>
-        </w:rPr>
-        <w:t>).</w:t>
+        <w:t xml:space="preserve"> Product-related column names are standardized (e.g., "Product ID" to product_id, "Sub-Category" to sub_category).</w:t>
       </w:r>
     </w:p>
     <w:p>
@@ -957,21 +749,7 @@
         <w:rPr>
           <w:lang w:val="en-IN"/>
         </w:rPr>
-        <w:t xml:space="preserve"> Missing values (nulls) in the </w:t>
-      </w:r>
-      <w:proofErr w:type="spellStart"/>
-      <w:r>
-        <w:rPr>
-          <w:lang w:val="en-IN"/>
-        </w:rPr>
-        <w:t>price_per_product</w:t>
-      </w:r>
-      <w:proofErr w:type="spellEnd"/>
-      <w:r>
-        <w:rPr>
-          <w:lang w:val="en-IN"/>
-        </w:rPr>
-        <w:t xml:space="preserve"> column are explicitly handled (e.g., by filling them with a default value like 0.0 or a calculated average).</w:t>
+        <w:t xml:space="preserve"> Missing values (nulls) in the price_per_product column are explicitly handled (e.g., by filling them with a default value like 0.0 or a calculated average).</w:t>
       </w:r>
     </w:p>
     <w:p>
@@ -996,35 +774,7 @@
         <w:rPr>
           <w:lang w:val="en-IN"/>
         </w:rPr>
-        <w:t xml:space="preserve"> </w:t>
-      </w:r>
-      <w:proofErr w:type="spellStart"/>
-      <w:r>
-        <w:rPr>
-          <w:lang w:val="en-IN"/>
-        </w:rPr>
-        <w:t>file_date</w:t>
-      </w:r>
-      <w:proofErr w:type="spellEnd"/>
-      <w:r>
-        <w:rPr>
-          <w:lang w:val="en-IN"/>
-        </w:rPr>
-        <w:t xml:space="preserve"> and </w:t>
-      </w:r>
-      <w:proofErr w:type="spellStart"/>
-      <w:r>
-        <w:rPr>
-          <w:lang w:val="en-IN"/>
-        </w:rPr>
-        <w:t>ingestion_date</w:t>
-      </w:r>
-      <w:proofErr w:type="spellEnd"/>
-      <w:r>
-        <w:rPr>
-          <w:lang w:val="en-IN"/>
-        </w:rPr>
-        <w:t xml:space="preserve"> columns are added.</w:t>
+        <w:t xml:space="preserve"> file_date and ingestion_date columns are added.</w:t>
       </w:r>
     </w:p>
     <w:p/>
@@ -1067,15 +817,7 @@
         </w:numPr>
       </w:pPr>
       <w:r>
-        <w:t xml:space="preserve">Column Renaming: Verifies standardization of raw customer columns and accurate </w:t>
-      </w:r>
-      <w:proofErr w:type="spellStart"/>
-      <w:r>
-        <w:t>file_date</w:t>
-      </w:r>
-      <w:proofErr w:type="spellEnd"/>
-      <w:r>
-        <w:t xml:space="preserve"> addition.</w:t>
+        <w:t>Column Renaming: Verifies standardization of raw customer columns and accurate file_date addition.</w:t>
       </w:r>
     </w:p>
     <w:p>
@@ -1086,15 +828,7 @@
         </w:numPr>
       </w:pPr>
       <w:r>
-        <w:t>Null Handling (</w:t>
-      </w:r>
-      <w:proofErr w:type="spellStart"/>
-      <w:r>
-        <w:t>customer_name</w:t>
-      </w:r>
-      <w:proofErr w:type="spellEnd"/>
-      <w:r>
-        <w:t>): Ensures NULL customer names are handled, coalescing to "unknown."</w:t>
+        <w:t>Null Handling (customer_name): Ensures NULL customer names are handled, coalescing to "unknown."</w:t>
       </w:r>
     </w:p>
     <w:p>
@@ -1116,23 +850,7 @@
         </w:numPr>
       </w:pPr>
       <w:r>
-        <w:t xml:space="preserve">Ingestion Date: Confirms </w:t>
-      </w:r>
-      <w:proofErr w:type="spellStart"/>
-      <w:r>
-        <w:t>ingestion_date</w:t>
-      </w:r>
-      <w:proofErr w:type="spellEnd"/>
-      <w:r>
-        <w:t xml:space="preserve"> column addition and </w:t>
-      </w:r>
-      <w:proofErr w:type="spellStart"/>
-      <w:r>
-        <w:t>TimestampType</w:t>
-      </w:r>
-      <w:proofErr w:type="spellEnd"/>
-      <w:r>
-        <w:t>.</w:t>
+        <w:t>Ingestion Date: Confirms ingestion_date column addition and TimestampType.</w:t>
       </w:r>
     </w:p>
     <w:p>
@@ -1179,23 +897,7 @@
         </w:numPr>
       </w:pPr>
       <w:r>
-        <w:t xml:space="preserve">Raw JSON Loading: Validates correct loading of JSON order files, including path, schema, and </w:t>
-      </w:r>
-      <w:proofErr w:type="spellStart"/>
-      <w:r>
-        <w:t>dateFormat</w:t>
-      </w:r>
-      <w:proofErr w:type="spellEnd"/>
-      <w:r>
-        <w:t>/</w:t>
-      </w:r>
-      <w:proofErr w:type="spellStart"/>
-      <w:r>
-        <w:t>multiLine</w:t>
-      </w:r>
-      <w:proofErr w:type="spellEnd"/>
-      <w:r>
-        <w:t xml:space="preserve"> options.</w:t>
+        <w:t>Raw JSON Loading: Validates correct loading of JSON order files, including path, schema, and dateFormat/multiLine options.</w:t>
       </w:r>
     </w:p>
     <w:p>
@@ -1206,15 +908,7 @@
         </w:numPr>
       </w:pPr>
       <w:r>
-        <w:t xml:space="preserve">Column Standardization: Asserts accurate renaming of order columns and </w:t>
-      </w:r>
-      <w:proofErr w:type="spellStart"/>
-      <w:r>
-        <w:t>file_date</w:t>
-      </w:r>
-      <w:proofErr w:type="spellEnd"/>
-      <w:r>
-        <w:t xml:space="preserve"> append.</w:t>
+        <w:t>Column Standardization: Asserts accurate renaming of order columns and file_date append.</w:t>
       </w:r>
     </w:p>
     <w:p>
@@ -1236,15 +930,7 @@
         </w:numPr>
       </w:pPr>
       <w:r>
-        <w:t xml:space="preserve">Delta Save: Confirms data saving to Delta, verifying "delta" format, "overwrite" mode, and </w:t>
-      </w:r>
-      <w:proofErr w:type="spellStart"/>
-      <w:r>
-        <w:t>overwriteSchema</w:t>
-      </w:r>
-      <w:proofErr w:type="spellEnd"/>
-      <w:r>
-        <w:t xml:space="preserve"> option.</w:t>
+        <w:t>Delta Save: Confirms data saving to Delta, verifying "delta" format, "overwrite" mode, and overwriteSchema option.</w:t>
       </w:r>
     </w:p>
     <w:p>
@@ -1302,15 +988,7 @@
         </w:numPr>
       </w:pPr>
       <w:r>
-        <w:t xml:space="preserve">Column Standardization: Checks accurate renaming of product columns and </w:t>
-      </w:r>
-      <w:proofErr w:type="spellStart"/>
-      <w:r>
-        <w:t>file_date</w:t>
-      </w:r>
-      <w:proofErr w:type="spellEnd"/>
-      <w:r>
-        <w:t xml:space="preserve"> addition.</w:t>
+        <w:t>Column Standardization: Checks accurate renaming of product columns and file_date addition.</w:t>
       </w:r>
     </w:p>
     <w:p>
@@ -1321,15 +999,7 @@
         </w:numPr>
       </w:pPr>
       <w:r>
-        <w:t xml:space="preserve">Price Null Handling: Specifically tests cleaning </w:t>
-      </w:r>
-      <w:proofErr w:type="spellStart"/>
-      <w:r>
-        <w:t>price_per_product</w:t>
-      </w:r>
-      <w:proofErr w:type="spellEnd"/>
-      <w:r>
-        <w:t xml:space="preserve"> column, confirming NULL values are filled with 0.0.</w:t>
+        <w:t>Price Null Handling: Specifically tests cleaning price_per_product column, confirming NULL values are filled with 0.0.</w:t>
       </w:r>
     </w:p>
     <w:p>
@@ -1340,15 +1010,7 @@
         </w:numPr>
       </w:pPr>
       <w:r>
-        <w:t xml:space="preserve">Delta Save: Asserts data saving to Delta, validating "delta" format, "overwrite" mode, and </w:t>
-      </w:r>
-      <w:proofErr w:type="spellStart"/>
-      <w:r>
-        <w:t>overwriteSchema</w:t>
-      </w:r>
-      <w:proofErr w:type="spellEnd"/>
-      <w:r>
-        <w:t xml:space="preserve"> option.</w:t>
+        <w:t>Delta Save: Asserts data saving to Delta, validating "delta" format, "overwrite" mode, and overwriteSchema option.</w:t>
       </w:r>
     </w:p>
     <w:p>
@@ -1535,6 +1197,177 @@
         </w:drawing>
       </w:r>
     </w:p>
+    <w:p/>
+    <w:p>
+      <w:pPr>
+        <w:pStyle w:val="Heading3"/>
+      </w:pPr>
+      <w:r>
+        <w:t>Optimization Techniques used:</w:t>
+      </w:r>
+    </w:p>
+    <w:p>
+      <w:pPr>
+        <w:pStyle w:val="ListParagraph"/>
+        <w:numPr>
+          <w:ilvl w:val="0"/>
+          <w:numId w:val="15"/>
+        </w:numPr>
+        <w:rPr>
+          <w:lang w:val="en-IN"/>
+        </w:rPr>
+      </w:pPr>
+      <w:r>
+        <w:rPr>
+          <w:lang w:val="en-IN"/>
+        </w:rPr>
+        <w:t>Cluster wide setting:</w:t>
+      </w:r>
+    </w:p>
+    <w:p>
+      <w:pPr>
+        <w:pStyle w:val="ListParagraph"/>
+        <w:numPr>
+          <w:ilvl w:val="1"/>
+          <w:numId w:val="15"/>
+        </w:numPr>
+        <w:rPr>
+          <w:lang w:val="en-IN"/>
+        </w:rPr>
+      </w:pPr>
+      <w:r>
+        <w:rPr>
+          <w:lang w:val="en-IN"/>
+        </w:rPr>
+        <w:t xml:space="preserve">spark.databricks.delta.autoCompact.enabled true </w:t>
+      </w:r>
+    </w:p>
+    <w:p>
+      <w:pPr>
+        <w:pStyle w:val="ListParagraph"/>
+        <w:numPr>
+          <w:ilvl w:val="1"/>
+          <w:numId w:val="15"/>
+        </w:numPr>
+        <w:rPr>
+          <w:lang w:val="en-IN"/>
+        </w:rPr>
+      </w:pPr>
+      <w:r>
+        <w:rPr>
+          <w:lang w:val="en-IN"/>
+        </w:rPr>
+        <w:t xml:space="preserve">spark.databricks.delta.optimizeWrite.enabled true </w:t>
+      </w:r>
+    </w:p>
+    <w:p>
+      <w:pPr>
+        <w:pStyle w:val="ListParagraph"/>
+        <w:numPr>
+          <w:ilvl w:val="1"/>
+          <w:numId w:val="15"/>
+        </w:numPr>
+        <w:rPr>
+          <w:lang w:val="en-IN"/>
+        </w:rPr>
+      </w:pPr>
+      <w:r>
+        <w:rPr>
+          <w:lang w:val="en-IN"/>
+        </w:rPr>
+        <w:t xml:space="preserve">spark.sql.adaptive.enabled true </w:t>
+      </w:r>
+    </w:p>
+    <w:p>
+      <w:pPr>
+        <w:pStyle w:val="ListParagraph"/>
+        <w:numPr>
+          <w:ilvl w:val="1"/>
+          <w:numId w:val="15"/>
+        </w:numPr>
+        <w:rPr>
+          <w:lang w:val="en-IN"/>
+        </w:rPr>
+      </w:pPr>
+      <w:r>
+        <w:rPr>
+          <w:lang w:val="en-IN"/>
+        </w:rPr>
+        <w:t>spark.sql.adaptive.skewJoin.enabled true</w:t>
+      </w:r>
+    </w:p>
+    <w:p>
+      <w:pPr>
+        <w:pStyle w:val="ListParagraph"/>
+        <w:numPr>
+          <w:ilvl w:val="0"/>
+          <w:numId w:val="15"/>
+        </w:numPr>
+        <w:rPr>
+          <w:lang w:val="en-IN"/>
+        </w:rPr>
+      </w:pPr>
+      <w:r>
+        <w:rPr>
+          <w:lang w:val="en-IN"/>
+        </w:rPr>
+        <w:t xml:space="preserve">Optimize </w:t>
+      </w:r>
+      <w:r>
+        <w:rPr>
+          <w:lang w:val="en-IN"/>
+        </w:rPr>
+        <w:t xml:space="preserve">delta </w:t>
+      </w:r>
+      <w:r>
+        <w:rPr>
+          <w:lang w:val="en-IN"/>
+        </w:rPr>
+        <w:t xml:space="preserve"> tables with Z-ordering </w:t>
+      </w:r>
+      <w:r>
+        <w:rPr>
+          <w:lang w:val="en-IN"/>
+        </w:rPr>
+        <w:t>in processed and presentation schema on   corresponding set of columns used for joins</w:t>
+      </w:r>
+      <w:r>
+        <w:rPr>
+          <w:lang w:val="en-IN"/>
+        </w:rPr>
+        <w:t xml:space="preserve"> and filter</w:t>
+      </w:r>
+      <w:r>
+        <w:rPr>
+          <w:lang w:val="en-IN"/>
+        </w:rPr>
+        <w:t xml:space="preserve"> later</w:t>
+      </w:r>
+    </w:p>
+    <w:p>
+      <w:pPr>
+        <w:pStyle w:val="ListParagraph"/>
+        <w:numPr>
+          <w:ilvl w:val="0"/>
+          <w:numId w:val="15"/>
+        </w:numPr>
+        <w:rPr>
+          <w:lang w:val="en-IN"/>
+        </w:rPr>
+      </w:pPr>
+      <w:r>
+        <w:rPr>
+          <w:lang w:val="en-IN"/>
+        </w:rPr>
+        <w:t>Used repartition and broadcast while joining the data for creating combined data</w:t>
+      </w:r>
+    </w:p>
+    <w:p/>
+    <w:p>
+      <w:r>
+        <w:t xml:space="preserve">  </w:t>
+      </w:r>
+    </w:p>
     <w:p>
       <w:pPr>
         <w:rPr>
@@ -1727,6 +1560,7 @@
         <w:pStyle w:val="Heading2"/>
       </w:pPr>
       <w:r>
+        <w:lastRenderedPageBreak/>
         <w:t>Azure resources -Dashboard</w:t>
       </w:r>
       <w:r>
@@ -1872,6 +1706,22 @@
         </w:rPr>
         <w:t>Incremental load enhancements</w:t>
       </w:r>
+      <w:r>
+        <w:rPr>
+          <w:b w:val="0"/>
+          <w:sz w:val="22"/>
+          <w:szCs w:val="22"/>
+        </w:rPr>
+        <w:t xml:space="preserve"> – change overwrite into append mode in delta table and use merge queries </w:t>
+      </w:r>
+      <w:r>
+        <w:rPr>
+          <w:b w:val="0"/>
+          <w:sz w:val="22"/>
+          <w:szCs w:val="22"/>
+        </w:rPr>
+        <w:t>where cdc is required</w:t>
+      </w:r>
     </w:p>
     <w:p>
       <w:pPr>
@@ -2578,9 +2428,122 @@
     </w:lvl>
   </w:abstractNum>
   <w:abstractNum w:abstractNumId="5" w15:restartNumberingAfterBreak="0">
+    <w:nsid w:val="253C25EF"/>
+    <w:multiLevelType w:val="hybridMultilevel"/>
+    <w:tmpl w:val="FD345864"/>
+    <w:lvl w:ilvl="0" w:tplc="40090001">
+      <w:start w:val="1"/>
+      <w:numFmt w:val="bullet"/>
+      <w:lvlText w:val=""/>
+      <w:lvlJc w:val="left"/>
+      <w:pPr>
+        <w:ind w:left="720" w:hanging="360"/>
+      </w:pPr>
+      <w:rPr>
+        <w:rFonts w:ascii="Symbol" w:hAnsi="Symbol" w:hint="default"/>
+      </w:rPr>
+    </w:lvl>
+    <w:lvl w:ilvl="1" w:tplc="40090003">
+      <w:start w:val="1"/>
+      <w:numFmt w:val="bullet"/>
+      <w:lvlText w:val="o"/>
+      <w:lvlJc w:val="left"/>
+      <w:pPr>
+        <w:ind w:left="1440" w:hanging="360"/>
+      </w:pPr>
+      <w:rPr>
+        <w:rFonts w:ascii="Courier New" w:hAnsi="Courier New" w:cs="Courier New" w:hint="default"/>
+      </w:rPr>
+    </w:lvl>
+    <w:lvl w:ilvl="2" w:tplc="40090005" w:tentative="1">
+      <w:start w:val="1"/>
+      <w:numFmt w:val="bullet"/>
+      <w:lvlText w:val=""/>
+      <w:lvlJc w:val="left"/>
+      <w:pPr>
+        <w:ind w:left="2160" w:hanging="360"/>
+      </w:pPr>
+      <w:rPr>
+        <w:rFonts w:ascii="Wingdings" w:hAnsi="Wingdings" w:hint="default"/>
+      </w:rPr>
+    </w:lvl>
+    <w:lvl w:ilvl="3" w:tplc="40090001" w:tentative="1">
+      <w:start w:val="1"/>
+      <w:numFmt w:val="bullet"/>
+      <w:lvlText w:val=""/>
+      <w:lvlJc w:val="left"/>
+      <w:pPr>
+        <w:ind w:left="2880" w:hanging="360"/>
+      </w:pPr>
+      <w:rPr>
+        <w:rFonts w:ascii="Symbol" w:hAnsi="Symbol" w:hint="default"/>
+      </w:rPr>
+    </w:lvl>
+    <w:lvl w:ilvl="4" w:tplc="40090003" w:tentative="1">
+      <w:start w:val="1"/>
+      <w:numFmt w:val="bullet"/>
+      <w:lvlText w:val="o"/>
+      <w:lvlJc w:val="left"/>
+      <w:pPr>
+        <w:ind w:left="3600" w:hanging="360"/>
+      </w:pPr>
+      <w:rPr>
+        <w:rFonts w:ascii="Courier New" w:hAnsi="Courier New" w:cs="Courier New" w:hint="default"/>
+      </w:rPr>
+    </w:lvl>
+    <w:lvl w:ilvl="5" w:tplc="40090005" w:tentative="1">
+      <w:start w:val="1"/>
+      <w:numFmt w:val="bullet"/>
+      <w:lvlText w:val=""/>
+      <w:lvlJc w:val="left"/>
+      <w:pPr>
+        <w:ind w:left="4320" w:hanging="360"/>
+      </w:pPr>
+      <w:rPr>
+        <w:rFonts w:ascii="Wingdings" w:hAnsi="Wingdings" w:hint="default"/>
+      </w:rPr>
+    </w:lvl>
+    <w:lvl w:ilvl="6" w:tplc="40090001" w:tentative="1">
+      <w:start w:val="1"/>
+      <w:numFmt w:val="bullet"/>
+      <w:lvlText w:val=""/>
+      <w:lvlJc w:val="left"/>
+      <w:pPr>
+        <w:ind w:left="5040" w:hanging="360"/>
+      </w:pPr>
+      <w:rPr>
+        <w:rFonts w:ascii="Symbol" w:hAnsi="Symbol" w:hint="default"/>
+      </w:rPr>
+    </w:lvl>
+    <w:lvl w:ilvl="7" w:tplc="40090003" w:tentative="1">
+      <w:start w:val="1"/>
+      <w:numFmt w:val="bullet"/>
+      <w:lvlText w:val="o"/>
+      <w:lvlJc w:val="left"/>
+      <w:pPr>
+        <w:ind w:left="5760" w:hanging="360"/>
+      </w:pPr>
+      <w:rPr>
+        <w:rFonts w:ascii="Courier New" w:hAnsi="Courier New" w:cs="Courier New" w:hint="default"/>
+      </w:rPr>
+    </w:lvl>
+    <w:lvl w:ilvl="8" w:tplc="40090005" w:tentative="1">
+      <w:start w:val="1"/>
+      <w:numFmt w:val="bullet"/>
+      <w:lvlText w:val=""/>
+      <w:lvlJc w:val="left"/>
+      <w:pPr>
+        <w:ind w:left="6480" w:hanging="360"/>
+      </w:pPr>
+      <w:rPr>
+        <w:rFonts w:ascii="Wingdings" w:hAnsi="Wingdings" w:hint="default"/>
+      </w:rPr>
+    </w:lvl>
+  </w:abstractNum>
+  <w:abstractNum w:abstractNumId="6" w15:restartNumberingAfterBreak="0">
     <w:nsid w:val="28B67F63"/>
     <w:multiLevelType w:val="multilevel"/>
-    <w:tmpl w:val="7BA04A52"/>
+    <w:tmpl w:val="D92E6E5A"/>
     <w:lvl w:ilvl="0">
       <w:start w:val="1"/>
       <w:numFmt w:val="bullet"/>
@@ -2613,120 +2576,116 @@
         <w:sz w:val="20"/>
       </w:rPr>
     </w:lvl>
-    <w:lvl w:ilvl="2" w:tentative="1">
+    <w:lvl w:ilvl="2">
+      <w:start w:val="1"/>
+      <w:numFmt w:val="decimal"/>
+      <w:lvlText w:val="%3."/>
+      <w:lvlJc w:val="left"/>
+      <w:pPr>
+        <w:ind w:left="2160" w:hanging="360"/>
+      </w:pPr>
+      <w:rPr>
+        <w:rFonts w:hint="default"/>
+      </w:rPr>
+    </w:lvl>
+    <w:lvl w:ilvl="3" w:tentative="1">
       <w:start w:val="1"/>
       <w:numFmt w:val="bullet"/>
       <w:lvlText w:val=""/>
       <w:lvlJc w:val="left"/>
       <w:pPr>
         <w:tabs>
-          <w:tab w:val="num" w:pos="2160"/>
-        </w:tabs>
-        <w:ind w:left="2160" w:hanging="360"/>
+          <w:tab w:val="num" w:pos="2880"/>
+        </w:tabs>
+        <w:ind w:left="2880" w:hanging="360"/>
       </w:pPr>
       <w:rPr>
         <w:rFonts w:ascii="Wingdings" w:hAnsi="Wingdings" w:hint="default"/>
         <w:sz w:val="20"/>
       </w:rPr>
     </w:lvl>
-    <w:lvl w:ilvl="3" w:tentative="1">
+    <w:lvl w:ilvl="4" w:tentative="1">
       <w:start w:val="1"/>
       <w:numFmt w:val="bullet"/>
       <w:lvlText w:val=""/>
       <w:lvlJc w:val="left"/>
       <w:pPr>
         <w:tabs>
-          <w:tab w:val="num" w:pos="2880"/>
-        </w:tabs>
-        <w:ind w:left="2880" w:hanging="360"/>
+          <w:tab w:val="num" w:pos="3600"/>
+        </w:tabs>
+        <w:ind w:left="3600" w:hanging="360"/>
       </w:pPr>
       <w:rPr>
         <w:rFonts w:ascii="Wingdings" w:hAnsi="Wingdings" w:hint="default"/>
         <w:sz w:val="20"/>
       </w:rPr>
     </w:lvl>
-    <w:lvl w:ilvl="4" w:tentative="1">
+    <w:lvl w:ilvl="5" w:tentative="1">
       <w:start w:val="1"/>
       <w:numFmt w:val="bullet"/>
       <w:lvlText w:val=""/>
       <w:lvlJc w:val="left"/>
       <w:pPr>
         <w:tabs>
-          <w:tab w:val="num" w:pos="3600"/>
-        </w:tabs>
-        <w:ind w:left="3600" w:hanging="360"/>
+          <w:tab w:val="num" w:pos="4320"/>
+        </w:tabs>
+        <w:ind w:left="4320" w:hanging="360"/>
       </w:pPr>
       <w:rPr>
         <w:rFonts w:ascii="Wingdings" w:hAnsi="Wingdings" w:hint="default"/>
         <w:sz w:val="20"/>
       </w:rPr>
     </w:lvl>
-    <w:lvl w:ilvl="5" w:tentative="1">
+    <w:lvl w:ilvl="6" w:tentative="1">
       <w:start w:val="1"/>
       <w:numFmt w:val="bullet"/>
       <w:lvlText w:val=""/>
       <w:lvlJc w:val="left"/>
       <w:pPr>
         <w:tabs>
-          <w:tab w:val="num" w:pos="4320"/>
-        </w:tabs>
-        <w:ind w:left="4320" w:hanging="360"/>
+          <w:tab w:val="num" w:pos="5040"/>
+        </w:tabs>
+        <w:ind w:left="5040" w:hanging="360"/>
       </w:pPr>
       <w:rPr>
         <w:rFonts w:ascii="Wingdings" w:hAnsi="Wingdings" w:hint="default"/>
         <w:sz w:val="20"/>
       </w:rPr>
     </w:lvl>
-    <w:lvl w:ilvl="6" w:tentative="1">
+    <w:lvl w:ilvl="7" w:tentative="1">
       <w:start w:val="1"/>
       <w:numFmt w:val="bullet"/>
       <w:lvlText w:val=""/>
       <w:lvlJc w:val="left"/>
       <w:pPr>
         <w:tabs>
-          <w:tab w:val="num" w:pos="5040"/>
-        </w:tabs>
-        <w:ind w:left="5040" w:hanging="360"/>
+          <w:tab w:val="num" w:pos="5760"/>
+        </w:tabs>
+        <w:ind w:left="5760" w:hanging="360"/>
       </w:pPr>
       <w:rPr>
         <w:rFonts w:ascii="Wingdings" w:hAnsi="Wingdings" w:hint="default"/>
         <w:sz w:val="20"/>
       </w:rPr>
     </w:lvl>
-    <w:lvl w:ilvl="7" w:tentative="1">
+    <w:lvl w:ilvl="8" w:tentative="1">
       <w:start w:val="1"/>
       <w:numFmt w:val="bullet"/>
       <w:lvlText w:val=""/>
       <w:lvlJc w:val="left"/>
       <w:pPr>
         <w:tabs>
-          <w:tab w:val="num" w:pos="5760"/>
-        </w:tabs>
-        <w:ind w:left="5760" w:hanging="360"/>
+          <w:tab w:val="num" w:pos="6480"/>
+        </w:tabs>
+        <w:ind w:left="6480" w:hanging="360"/>
       </w:pPr>
       <w:rPr>
         <w:rFonts w:ascii="Wingdings" w:hAnsi="Wingdings" w:hint="default"/>
         <w:sz w:val="20"/>
       </w:rPr>
     </w:lvl>
-    <w:lvl w:ilvl="8" w:tentative="1">
-      <w:start w:val="1"/>
-      <w:numFmt w:val="bullet"/>
-      <w:lvlText w:val=""/>
-      <w:lvlJc w:val="left"/>
-      <w:pPr>
-        <w:tabs>
-          <w:tab w:val="num" w:pos="6480"/>
-        </w:tabs>
-        <w:ind w:left="6480" w:hanging="360"/>
-      </w:pPr>
-      <w:rPr>
-        <w:rFonts w:ascii="Wingdings" w:hAnsi="Wingdings" w:hint="default"/>
-        <w:sz w:val="20"/>
-      </w:rPr>
-    </w:lvl>
   </w:abstractNum>
-  <w:abstractNum w:abstractNumId="6" w15:restartNumberingAfterBreak="0">
+  <w:abstractNum w:abstractNumId="7" w15:restartNumberingAfterBreak="0">
     <w:nsid w:val="34A26BC8"/>
     <w:multiLevelType w:val="hybridMultilevel"/>
     <w:tmpl w:val="6644CA28"/>
@@ -2812,7 +2771,7 @@
       </w:pPr>
     </w:lvl>
   </w:abstractNum>
-  <w:abstractNum w:abstractNumId="7" w15:restartNumberingAfterBreak="0">
+  <w:abstractNum w:abstractNumId="8" w15:restartNumberingAfterBreak="0">
     <w:nsid w:val="51723B60"/>
     <w:multiLevelType w:val="multilevel"/>
     <w:tmpl w:val="4790F15E"/>
@@ -2898,7 +2857,7 @@
       </w:pPr>
     </w:lvl>
   </w:abstractNum>
-  <w:abstractNum w:abstractNumId="8" w15:restartNumberingAfterBreak="0">
+  <w:abstractNum w:abstractNumId="9" w15:restartNumberingAfterBreak="0">
     <w:nsid w:val="539C620B"/>
     <w:multiLevelType w:val="multilevel"/>
     <w:tmpl w:val="2D72F496"/>
@@ -3028,7 +2987,7 @@
       <w:lvlJc w:val="left"/>
     </w:lvl>
   </w:abstractNum>
-  <w:abstractNum w:abstractNumId="9" w15:restartNumberingAfterBreak="0">
+  <w:abstractNum w:abstractNumId="10" w15:restartNumberingAfterBreak="0">
     <w:nsid w:val="65EF5FCE"/>
     <w:multiLevelType w:val="multilevel"/>
     <w:tmpl w:val="6CEAA52A"/>
@@ -3177,7 +3136,7 @@
       </w:rPr>
     </w:lvl>
   </w:abstractNum>
-  <w:abstractNum w:abstractNumId="10" w15:restartNumberingAfterBreak="0">
+  <w:abstractNum w:abstractNumId="11" w15:restartNumberingAfterBreak="0">
     <w:nsid w:val="6B252821"/>
     <w:multiLevelType w:val="multilevel"/>
     <w:tmpl w:val="531CCBD8"/>
@@ -3326,7 +3285,7 @@
       </w:rPr>
     </w:lvl>
   </w:abstractNum>
-  <w:abstractNum w:abstractNumId="11" w15:restartNumberingAfterBreak="0">
+  <w:abstractNum w:abstractNumId="12" w15:restartNumberingAfterBreak="0">
     <w:nsid w:val="6EB15E99"/>
     <w:multiLevelType w:val="multilevel"/>
     <w:tmpl w:val="D938BDCC"/>
@@ -3456,7 +3415,7 @@
       <w:lvlJc w:val="left"/>
     </w:lvl>
   </w:abstractNum>
-  <w:abstractNum w:abstractNumId="12" w15:restartNumberingAfterBreak="0">
+  <w:abstractNum w:abstractNumId="13" w15:restartNumberingAfterBreak="0">
     <w:nsid w:val="790A4CD7"/>
     <w:multiLevelType w:val="hybridMultilevel"/>
     <w:tmpl w:val="23A6E9D6"/>
@@ -3569,7 +3528,7 @@
       </w:rPr>
     </w:lvl>
   </w:abstractNum>
-  <w:abstractNum w:abstractNumId="13" w15:restartNumberingAfterBreak="0">
+  <w:abstractNum w:abstractNumId="14" w15:restartNumberingAfterBreak="0">
     <w:nsid w:val="79156A6E"/>
     <w:multiLevelType w:val="multilevel"/>
     <w:tmpl w:val="AF968C4C"/>
@@ -3700,10 +3659,10 @@
     </w:lvl>
   </w:abstractNum>
   <w:num w:numId="1" w16cid:durableId="297271651">
-    <w:abstractNumId w:val="11"/>
+    <w:abstractNumId w:val="12"/>
   </w:num>
   <w:num w:numId="2" w16cid:durableId="1316229388">
-    <w:abstractNumId w:val="13"/>
+    <w:abstractNumId w:val="14"/>
   </w:num>
   <w:num w:numId="3" w16cid:durableId="1742210327">
     <w:abstractNumId w:val="3"/>
@@ -3712,34 +3671,37 @@
     <w:abstractNumId w:val="0"/>
   </w:num>
   <w:num w:numId="5" w16cid:durableId="1240361022">
-    <w:abstractNumId w:val="8"/>
+    <w:abstractNumId w:val="9"/>
   </w:num>
   <w:num w:numId="6" w16cid:durableId="296958756">
     <w:abstractNumId w:val="1"/>
   </w:num>
   <w:num w:numId="7" w16cid:durableId="1178034235">
-    <w:abstractNumId w:val="7"/>
+    <w:abstractNumId w:val="8"/>
   </w:num>
   <w:num w:numId="8" w16cid:durableId="1552305691">
-    <w:abstractNumId w:val="10"/>
+    <w:abstractNumId w:val="11"/>
   </w:num>
   <w:num w:numId="9" w16cid:durableId="1016883717">
-    <w:abstractNumId w:val="5"/>
+    <w:abstractNumId w:val="6"/>
   </w:num>
   <w:num w:numId="10" w16cid:durableId="41559613">
     <w:abstractNumId w:val="4"/>
   </w:num>
   <w:num w:numId="11" w16cid:durableId="528376501">
-    <w:abstractNumId w:val="12"/>
+    <w:abstractNumId w:val="13"/>
   </w:num>
   <w:num w:numId="12" w16cid:durableId="2053725951">
-    <w:abstractNumId w:val="6"/>
+    <w:abstractNumId w:val="7"/>
   </w:num>
   <w:num w:numId="13" w16cid:durableId="71902546">
     <w:abstractNumId w:val="2"/>
   </w:num>
   <w:num w:numId="14" w16cid:durableId="1524200153">
-    <w:abstractNumId w:val="9"/>
+    <w:abstractNumId w:val="10"/>
+  </w:num>
+  <w:num w:numId="15" w16cid:durableId="789401829">
+    <w:abstractNumId w:val="5"/>
   </w:num>
 </w:numbering>
 </file>
@@ -4248,7 +4210,6 @@
   <w:style w:type="character" w:default="1" w:styleId="DefaultParagraphFont">
     <w:name w:val="Default Paragraph Font"/>
     <w:uiPriority w:val="1"/>
-    <w:semiHidden/>
     <w:unhideWhenUsed/>
   </w:style>
   <w:style w:type="table" w:default="1" w:styleId="TableNormal">
@@ -4278,6 +4239,17 @@
       <w:color w:val="0000FF"/>
       <w:u w:val="single"/>
     </w:rPr>
+  </w:style>
+  <w:style w:type="paragraph" w:styleId="ListParagraph">
+    <w:name w:val="List Paragraph"/>
+    <w:basedOn w:val="Normal"/>
+    <w:uiPriority w:val="34"/>
+    <w:qFormat/>
+    <w:rsid w:val="005C3A46"/>
+    <w:pPr>
+      <w:ind w:left="720"/>
+      <w:contextualSpacing/>
+    </w:pPr>
   </w:style>
 </w:styles>
 </file>

--- a/ecomm_databricks_demo_project/doc/ecomm_project_technical_design.docx
+++ b/ecomm_databricks_demo_project/doc/ecomm_project_technical_design.docx
@@ -306,50 +306,22 @@
     </w:p>
     <w:p>
       <w:pPr>
-        <w:pStyle w:val="Heading3"/>
-      </w:pPr>
-      <w:r>
-        <w:lastRenderedPageBreak/>
-        <w:t xml:space="preserve">Data Quality Checks and Transformations </w:t>
-      </w:r>
-    </w:p>
-    <w:p>
-      <w:pPr>
-        <w:rPr>
-          <w:lang w:val="en-IN"/>
-        </w:rPr>
-      </w:pPr>
-      <w:r>
-        <w:rPr>
-          <w:lang w:val="en-IN"/>
-        </w:rPr>
-        <w:t>This section outlines the specific data quality issues identified and the subsequent transformations applied during the ingestion pipelines for Customer, Order, and Product data into the processed (Silver) layer. These checks ensure data cleanliness, standardization, and readiness for downstream analysis.</w:t>
-      </w:r>
-    </w:p>
-    <w:p>
-      <w:pPr>
         <w:rPr>
           <w:b/>
           <w:bCs/>
-          <w:lang w:val="en-IN"/>
-        </w:rPr>
-      </w:pPr>
-      <w:r>
+          <w:sz w:val="28"/>
+          <w:szCs w:val="28"/>
+          <w:lang w:val="en-IN"/>
+        </w:rPr>
+      </w:pPr>
+    </w:p>
+    <w:p>
+      <w:pPr>
         <w:rPr>
           <w:b/>
           <w:bCs/>
-          <w:lang w:val="en-IN"/>
-        </w:rPr>
-        <w:t>1. Customers Ingestion Pipeline</w:t>
-      </w:r>
-    </w:p>
-    <w:p>
-      <w:pPr>
-        <w:numPr>
-          <w:ilvl w:val="0"/>
-          <w:numId w:val="8"/>
-        </w:numPr>
-        <w:rPr>
+          <w:sz w:val="28"/>
+          <w:szCs w:val="28"/>
           <w:lang w:val="en-IN"/>
         </w:rPr>
       </w:pPr>
@@ -357,51 +329,34 @@
         <w:rPr>
           <w:b/>
           <w:bCs/>
-          <w:lang w:val="en-IN"/>
-        </w:rPr>
-        <w:t>Objective:</w:t>
-      </w:r>
-      <w:r>
-        <w:rPr>
-          <w:lang w:val="en-IN"/>
-        </w:rPr>
-        <w:t xml:space="preserve"> Standardize column names, handle missing values, and clean problematic string entries.</w:t>
-      </w:r>
-    </w:p>
-    <w:p>
-      <w:pPr>
-        <w:numPr>
-          <w:ilvl w:val="0"/>
-          <w:numId w:val="8"/>
-        </w:numPr>
-        <w:rPr>
-          <w:lang w:val="en-IN"/>
-        </w:rPr>
-      </w:pPr>
-      <w:r>
+          <w:sz w:val="28"/>
+          <w:szCs w:val="28"/>
+          <w:lang w:val="en-IN"/>
+        </w:rPr>
+        <w:lastRenderedPageBreak/>
+        <w:t>Data Quality Checks and Transformations (Silver Layer)</w:t>
+      </w:r>
+    </w:p>
+    <w:p>
+      <w:pPr>
+        <w:rPr>
+          <w:lang w:val="en-IN"/>
+        </w:rPr>
+      </w:pPr>
+      <w:r>
+        <w:rPr>
+          <w:lang w:val="en-IN"/>
+        </w:rPr>
+        <w:t>This section details the essential data quality checks and transformations applied within our ingestion pipelines. These processes are crucial for converting raw (Bronze) data into a clean, standardized, and analytically-ready format in the processed (Silver) layer, ensuring data reliability and consistency across Customer, Order, and Product datasets.</w:t>
+      </w:r>
+    </w:p>
+    <w:p>
+      <w:pPr>
         <w:rPr>
           <w:b/>
           <w:bCs/>
           <w:lang w:val="en-IN"/>
         </w:rPr>
-        <w:t>Key Checks/Transformations Performed:</w:t>
-      </w:r>
-      <w:r>
-        <w:rPr>
-          <w:lang w:val="en-IN"/>
-        </w:rPr>
-        <w:t xml:space="preserve"> </w:t>
-      </w:r>
-    </w:p>
-    <w:p>
-      <w:pPr>
-        <w:numPr>
-          <w:ilvl w:val="1"/>
-          <w:numId w:val="8"/>
-        </w:numPr>
-        <w:rPr>
-          <w:lang w:val="en-IN"/>
-        </w:rPr>
       </w:pPr>
       <w:r>
         <w:rPr>
@@ -409,21 +364,11 @@
           <w:bCs/>
           <w:lang w:val="en-IN"/>
         </w:rPr>
-        <w:t>Column Standardization:</w:t>
-      </w:r>
-      <w:r>
-        <w:rPr>
-          <w:lang w:val="en-IN"/>
-        </w:rPr>
-        <w:t xml:space="preserve"> All column names are converted to a consistent, snake_case format (e.g., "Customer ID" becomes customer_id, "Customer Name" becomes customer_name).</w:t>
-      </w:r>
-    </w:p>
-    <w:p>
-      <w:pPr>
-        <w:numPr>
-          <w:ilvl w:val="1"/>
-          <w:numId w:val="8"/>
-        </w:numPr>
+        <w:t>1. Customer Ingestion Pipeline</w:t>
+      </w:r>
+    </w:p>
+    <w:p>
+      <w:pPr>
         <w:rPr>
           <w:lang w:val="en-IN"/>
         </w:rPr>
@@ -434,49 +379,22 @@
           <w:bCs/>
           <w:lang w:val="en-IN"/>
         </w:rPr>
-        <w:t>Customer Name Cleaning:</w:t>
-      </w:r>
-      <w:r>
-        <w:rPr>
-          <w:lang w:val="en-IN"/>
-        </w:rPr>
-        <w:t xml:space="preserve"> Null values identified in the customer_name column are handled (e.g., replaced with a default string like 'unknown' or removed, as per business rules).</w:t>
-      </w:r>
-    </w:p>
-    <w:p>
-      <w:pPr>
-        <w:numPr>
-          <w:ilvl w:val="1"/>
-          <w:numId w:val="8"/>
-        </w:numPr>
-        <w:rPr>
-          <w:lang w:val="en-IN"/>
-        </w:rPr>
-      </w:pPr>
-      <w:r>
+        <w:t>Objective:</w:t>
+      </w:r>
+      <w:r>
+        <w:rPr>
+          <w:lang w:val="en-IN"/>
+        </w:rPr>
+        <w:t xml:space="preserve"> To standardize column names, robustly handle missing values, and clean problematic string entries to ensure complete and usable customer records.</w:t>
+      </w:r>
+    </w:p>
+    <w:p>
+      <w:pPr>
         <w:rPr>
           <w:b/>
           <w:bCs/>
           <w:lang w:val="en-IN"/>
         </w:rPr>
-        <w:t>Phone Number Cleaning:</w:t>
-      </w:r>
-      <w:r>
-        <w:rPr>
-          <w:lang w:val="en-IN"/>
-        </w:rPr>
-        <w:t xml:space="preserve"> Specific erroneous strings (e.g., #ERROR) found in the phone number column are addressed (e.g., replaced with 'unknown' or nullified).</w:t>
-      </w:r>
-    </w:p>
-    <w:p>
-      <w:pPr>
-        <w:numPr>
-          <w:ilvl w:val="1"/>
-          <w:numId w:val="8"/>
-        </w:numPr>
-        <w:rPr>
-          <w:lang w:val="en-IN"/>
-        </w:rPr>
       </w:pPr>
       <w:r>
         <w:rPr>
@@ -484,13 +402,143 @@
           <w:bCs/>
           <w:lang w:val="en-IN"/>
         </w:rPr>
-        <w:t>Metadata Addition:</w:t>
-      </w:r>
-      <w:r>
-        <w:rPr>
-          <w:lang w:val="en-IN"/>
-        </w:rPr>
-        <w:t xml:space="preserve"> file_date (from the source file path) and ingestion_date (current processing timestamp) columns are added.</w:t>
+        <w:t>Key Checks &amp; Transformations Performed:</w:t>
+      </w:r>
+    </w:p>
+    <w:p>
+      <w:pPr>
+        <w:numPr>
+          <w:ilvl w:val="0"/>
+          <w:numId w:val="25"/>
+        </w:numPr>
+        <w:rPr>
+          <w:lang w:val="en-IN"/>
+        </w:rPr>
+      </w:pPr>
+      <w:r>
+        <w:rPr>
+          <w:lang w:val="en-IN"/>
+        </w:rPr>
+        <w:t>Column Standardization: All incoming column names are converted to a consistent snake_case format (e.g., "Customer ID" becomes customer_id, "Customer Name" becomes customer_name).</w:t>
+      </w:r>
+    </w:p>
+    <w:p>
+      <w:pPr>
+        <w:numPr>
+          <w:ilvl w:val="0"/>
+          <w:numId w:val="25"/>
+        </w:numPr>
+        <w:rPr>
+          <w:lang w:val="en-IN"/>
+        </w:rPr>
+      </w:pPr>
+      <w:r>
+        <w:rPr>
+          <w:lang w:val="en-IN"/>
+        </w:rPr>
+        <w:t xml:space="preserve">Missing String Value Handling: </w:t>
+      </w:r>
+    </w:p>
+    <w:p>
+      <w:pPr>
+        <w:numPr>
+          <w:ilvl w:val="1"/>
+          <w:numId w:val="25"/>
+        </w:numPr>
+        <w:rPr>
+          <w:lang w:val="en-IN"/>
+        </w:rPr>
+      </w:pPr>
+      <w:r>
+        <w:rPr>
+          <w:lang w:val="en-IN"/>
+        </w:rPr>
+        <w:t>customer_name: NULL values are explicitly replaced with 'unknown'.</w:t>
+      </w:r>
+    </w:p>
+    <w:p>
+      <w:pPr>
+        <w:numPr>
+          <w:ilvl w:val="1"/>
+          <w:numId w:val="25"/>
+        </w:numPr>
+        <w:rPr>
+          <w:lang w:val="en-IN"/>
+        </w:rPr>
+      </w:pPr>
+      <w:r>
+        <w:rPr>
+          <w:lang w:val="en-IN"/>
+        </w:rPr>
+        <w:t>Other nullable string fields (e.g., email, address, segment, country, city, state, postal_code, region): Any NULL values are replaced with 'unknown'.</w:t>
+      </w:r>
+    </w:p>
+    <w:p>
+      <w:pPr>
+        <w:numPr>
+          <w:ilvl w:val="0"/>
+          <w:numId w:val="25"/>
+        </w:numPr>
+        <w:rPr>
+          <w:lang w:val="en-IN"/>
+        </w:rPr>
+      </w:pPr>
+      <w:r>
+        <w:rPr>
+          <w:lang w:val="en-IN"/>
+        </w:rPr>
+        <w:t>Erroneous Phone Number Cleaning: Specific erroneous string values (e.g., "#ERROR!") found in the phone column are replaced with 'unknown'.</w:t>
+      </w:r>
+    </w:p>
+    <w:p>
+      <w:pPr>
+        <w:numPr>
+          <w:ilvl w:val="0"/>
+          <w:numId w:val="25"/>
+        </w:numPr>
+        <w:rPr>
+          <w:lang w:val="en-IN"/>
+        </w:rPr>
+      </w:pPr>
+      <w:r>
+        <w:rPr>
+          <w:lang w:val="en-IN"/>
+        </w:rPr>
+        <w:t xml:space="preserve">Metadata Addition: </w:t>
+      </w:r>
+    </w:p>
+    <w:p>
+      <w:pPr>
+        <w:numPr>
+          <w:ilvl w:val="1"/>
+          <w:numId w:val="25"/>
+        </w:numPr>
+        <w:rPr>
+          <w:lang w:val="en-IN"/>
+        </w:rPr>
+      </w:pPr>
+      <w:r>
+        <w:rPr>
+          <w:lang w:val="en-IN"/>
+        </w:rPr>
+        <w:t>file_date: The date derived from the source file path is added, indicating the data's origin date.</w:t>
+      </w:r>
+    </w:p>
+    <w:p>
+      <w:pPr>
+        <w:numPr>
+          <w:ilvl w:val="1"/>
+          <w:numId w:val="25"/>
+        </w:numPr>
+        <w:rPr>
+          <w:lang w:val="en-IN"/>
+        </w:rPr>
+      </w:pPr>
+      <w:r>
+        <w:rPr>
+          <w:lang w:val="en-IN"/>
+        </w:rPr>
+        <w:t>ingestion_date: A timestamp reflecting the exact time of processing is appended to each record.</w:t>
       </w:r>
     </w:p>
     <w:p>
@@ -512,10 +560,6 @@
     </w:p>
     <w:p>
       <w:pPr>
-        <w:numPr>
-          <w:ilvl w:val="0"/>
-          <w:numId w:val="9"/>
-        </w:numPr>
         <w:rPr>
           <w:lang w:val="en-IN"/>
         </w:rPr>
@@ -532,43 +576,16 @@
         <w:rPr>
           <w:lang w:val="en-IN"/>
         </w:rPr>
-        <w:t xml:space="preserve"> Standardize column names and ensure numerical precision for financial figures.</w:t>
-      </w:r>
-    </w:p>
-    <w:p>
-      <w:pPr>
-        <w:numPr>
-          <w:ilvl w:val="0"/>
-          <w:numId w:val="9"/>
-        </w:numPr>
-        <w:rPr>
-          <w:lang w:val="en-IN"/>
-        </w:rPr>
-      </w:pPr>
-      <w:r>
+        <w:t xml:space="preserve"> To standardize column names, ensure numerical precision for financial figures, and handle missing values in date and numerical fields.</w:t>
+      </w:r>
+    </w:p>
+    <w:p>
+      <w:pPr>
         <w:rPr>
           <w:b/>
           <w:bCs/>
           <w:lang w:val="en-IN"/>
         </w:rPr>
-        <w:t>Key Checks/Transformations Performed:</w:t>
-      </w:r>
-      <w:r>
-        <w:rPr>
-          <w:lang w:val="en-IN"/>
-        </w:rPr>
-        <w:t xml:space="preserve"> </w:t>
-      </w:r>
-    </w:p>
-    <w:p>
-      <w:pPr>
-        <w:numPr>
-          <w:ilvl w:val="1"/>
-          <w:numId w:val="9"/>
-        </w:numPr>
-        <w:rPr>
-          <w:lang w:val="en-IN"/>
-        </w:rPr>
       </w:pPr>
       <w:r>
         <w:rPr>
@@ -576,49 +593,255 @@
           <w:bCs/>
           <w:lang w:val="en-IN"/>
         </w:rPr>
-        <w:t>Column Standardization:</w:t>
-      </w:r>
-      <w:r>
-        <w:rPr>
-          <w:lang w:val="en-IN"/>
-        </w:rPr>
-        <w:t xml:space="preserve"> Similar to customers, order-related column names are standardized (e.g., "Order ID" to order_id, "Order Date" to order_date).</w:t>
+        <w:t>Key Checks &amp; Transformations Performed:</w:t>
+      </w:r>
+    </w:p>
+    <w:p>
+      <w:pPr>
+        <w:numPr>
+          <w:ilvl w:val="0"/>
+          <w:numId w:val="26"/>
+        </w:numPr>
+        <w:rPr>
+          <w:lang w:val="en-IN"/>
+        </w:rPr>
+      </w:pPr>
+      <w:r>
+        <w:rPr>
+          <w:lang w:val="en-IN"/>
+        </w:rPr>
+        <w:t>Column Standardization: Order-related column names are standardized to snake_case (e.g., "Order ID" to order_id, "Order Date" to order_date).</w:t>
+      </w:r>
+    </w:p>
+    <w:p>
+      <w:pPr>
+        <w:numPr>
+          <w:ilvl w:val="0"/>
+          <w:numId w:val="26"/>
+        </w:numPr>
+        <w:rPr>
+          <w:lang w:val="en-IN"/>
+        </w:rPr>
+      </w:pPr>
+      <w:r>
+        <w:rPr>
+          <w:lang w:val="en-IN"/>
+        </w:rPr>
+        <w:t xml:space="preserve">Profit Transformation &amp; Rounding: </w:t>
       </w:r>
     </w:p>
     <w:p>
       <w:pPr>
         <w:numPr>
           <w:ilvl w:val="1"/>
-          <w:numId w:val="9"/>
-        </w:numPr>
-        <w:rPr>
-          <w:lang w:val="en-IN"/>
-        </w:rPr>
-      </w:pPr>
-      <w:r>
+          <w:numId w:val="26"/>
+        </w:numPr>
+        <w:rPr>
+          <w:lang w:val="en-IN"/>
+        </w:rPr>
+      </w:pPr>
+      <w:r>
+        <w:rPr>
+          <w:lang w:val="en-IN"/>
+        </w:rPr>
+        <w:t>profit: NULL values are first coalesced to 0.0.</w:t>
+      </w:r>
+    </w:p>
+    <w:p>
+      <w:pPr>
+        <w:numPr>
+          <w:ilvl w:val="1"/>
+          <w:numId w:val="26"/>
+        </w:numPr>
+        <w:rPr>
+          <w:lang w:val="en-IN"/>
+        </w:rPr>
+      </w:pPr>
+      <w:r>
+        <w:rPr>
+          <w:lang w:val="en-IN"/>
+        </w:rPr>
+        <w:t>The resulting profit values are then rounded to two decimal places to maintain financial precision, correctly handling various decimal lengths and rounding rules (e.g., 0.005 rounds to 0.01, 0.004 rounds to 0.00).</w:t>
+      </w:r>
+    </w:p>
+    <w:p>
+      <w:pPr>
+        <w:numPr>
+          <w:ilvl w:val="0"/>
+          <w:numId w:val="26"/>
+        </w:numPr>
+        <w:rPr>
+          <w:lang w:val="en-IN"/>
+        </w:rPr>
+      </w:pPr>
+      <w:r>
+        <w:rPr>
+          <w:lang w:val="en-IN"/>
+        </w:rPr>
+        <w:t xml:space="preserve">Missing Date Handling: </w:t>
+      </w:r>
+    </w:p>
+    <w:p>
+      <w:pPr>
+        <w:numPr>
+          <w:ilvl w:val="1"/>
+          <w:numId w:val="26"/>
+        </w:numPr>
+        <w:rPr>
+          <w:lang w:val="en-IN"/>
+        </w:rPr>
+      </w:pPr>
+      <w:r>
+        <w:rPr>
+          <w:lang w:val="en-IN"/>
+        </w:rPr>
+        <w:t>order_date, ship_date: NULL date values are coalesced to a default date of '1900-01-01'.</w:t>
+      </w:r>
+    </w:p>
+    <w:p>
+      <w:pPr>
+        <w:numPr>
+          <w:ilvl w:val="0"/>
+          <w:numId w:val="26"/>
+        </w:numPr>
+        <w:rPr>
+          <w:lang w:val="en-IN"/>
+        </w:rPr>
+      </w:pPr>
+      <w:r>
+        <w:rPr>
+          <w:lang w:val="en-IN"/>
+        </w:rPr>
+        <w:t xml:space="preserve">Missing Numerical Value Handling: </w:t>
+      </w:r>
+    </w:p>
+    <w:p>
+      <w:pPr>
+        <w:numPr>
+          <w:ilvl w:val="1"/>
+          <w:numId w:val="26"/>
+        </w:numPr>
+        <w:rPr>
+          <w:lang w:val="en-IN"/>
+        </w:rPr>
+      </w:pPr>
+      <w:r>
+        <w:rPr>
+          <w:lang w:val="en-IN"/>
+        </w:rPr>
+        <w:t>quantity: NULL values are replaced with 0.</w:t>
+      </w:r>
+    </w:p>
+    <w:p>
+      <w:pPr>
+        <w:numPr>
+          <w:ilvl w:val="1"/>
+          <w:numId w:val="26"/>
+        </w:numPr>
+        <w:rPr>
+          <w:lang w:val="en-IN"/>
+        </w:rPr>
+      </w:pPr>
+      <w:r>
+        <w:rPr>
+          <w:lang w:val="en-IN"/>
+        </w:rPr>
+        <w:lastRenderedPageBreak/>
+        <w:t>price, discount: NULL values are replaced with 0.0.</w:t>
+      </w:r>
+    </w:p>
+    <w:p>
+      <w:pPr>
+        <w:numPr>
+          <w:ilvl w:val="0"/>
+          <w:numId w:val="26"/>
+        </w:numPr>
+        <w:rPr>
+          <w:lang w:val="en-IN"/>
+        </w:rPr>
+      </w:pPr>
+      <w:r>
+        <w:rPr>
+          <w:lang w:val="en-IN"/>
+        </w:rPr>
+        <w:t xml:space="preserve">Missing Ship Mode Handling: </w:t>
+      </w:r>
+    </w:p>
+    <w:p>
+      <w:pPr>
+        <w:numPr>
+          <w:ilvl w:val="1"/>
+          <w:numId w:val="26"/>
+        </w:numPr>
+        <w:rPr>
+          <w:lang w:val="en-IN"/>
+        </w:rPr>
+      </w:pPr>
+      <w:r>
+        <w:rPr>
+          <w:lang w:val="en-IN"/>
+        </w:rPr>
+        <w:t>ship_mode: NULL values are replaced with 'unknown'.</w:t>
+      </w:r>
+    </w:p>
+    <w:p>
+      <w:pPr>
+        <w:numPr>
+          <w:ilvl w:val="0"/>
+          <w:numId w:val="26"/>
+        </w:numPr>
+        <w:rPr>
+          <w:lang w:val="en-IN"/>
+        </w:rPr>
+      </w:pPr>
+      <w:r>
+        <w:rPr>
+          <w:lang w:val="en-IN"/>
+        </w:rPr>
+        <w:t xml:space="preserve">Metadata Addition: </w:t>
+      </w:r>
+    </w:p>
+    <w:p>
+      <w:pPr>
+        <w:numPr>
+          <w:ilvl w:val="1"/>
+          <w:numId w:val="26"/>
+        </w:numPr>
+        <w:rPr>
+          <w:lang w:val="en-IN"/>
+        </w:rPr>
+      </w:pPr>
+      <w:r>
+        <w:rPr>
+          <w:lang w:val="en-IN"/>
+        </w:rPr>
+        <w:t>file_date: Added from the source file path.</w:t>
+      </w:r>
+    </w:p>
+    <w:p>
+      <w:pPr>
+        <w:numPr>
+          <w:ilvl w:val="1"/>
+          <w:numId w:val="26"/>
+        </w:numPr>
+        <w:rPr>
+          <w:lang w:val="en-IN"/>
+        </w:rPr>
+      </w:pPr>
+      <w:r>
+        <w:rPr>
+          <w:lang w:val="en-IN"/>
+        </w:rPr>
+        <w:t>ingestion_date: Current processing timestamp added.</w:t>
+      </w:r>
+    </w:p>
+    <w:p>
+      <w:pPr>
         <w:rPr>
           <w:b/>
           <w:bCs/>
           <w:lang w:val="en-IN"/>
         </w:rPr>
-        <w:t>Profit Rounding:</w:t>
-      </w:r>
-      <w:r>
-        <w:rPr>
-          <w:lang w:val="en-IN"/>
-        </w:rPr>
-        <w:t xml:space="preserve"> The profit column values are rounded to two decimal places to ensure financial precision, handling various decimal lengths and edge cases (e.g., 0.005 rounding to 0.01, 0.004 rounding to 0.0).</w:t>
-      </w:r>
-    </w:p>
-    <w:p>
-      <w:pPr>
-        <w:numPr>
-          <w:ilvl w:val="1"/>
-          <w:numId w:val="9"/>
-        </w:numPr>
-        <w:rPr>
-          <w:lang w:val="en-IN"/>
-        </w:rPr>
       </w:pPr>
       <w:r>
         <w:rPr>
@@ -626,41 +849,37 @@
           <w:bCs/>
           <w:lang w:val="en-IN"/>
         </w:rPr>
-        <w:t>Metadata Addition:</w:t>
-      </w:r>
-      <w:r>
-        <w:rPr>
-          <w:lang w:val="en-IN"/>
-        </w:rPr>
-        <w:t xml:space="preserve"> file_date and ingestion_date columns are added.</w:t>
-      </w:r>
-    </w:p>
-    <w:p>
-      <w:pPr>
+        <w:t>3. Products Ingestion Pipeline</w:t>
+      </w:r>
+    </w:p>
+    <w:p>
+      <w:pPr>
+        <w:rPr>
+          <w:lang w:val="en-IN"/>
+        </w:rPr>
+      </w:pPr>
+      <w:r>
         <w:rPr>
           <w:b/>
           <w:bCs/>
           <w:lang w:val="en-IN"/>
         </w:rPr>
-      </w:pPr>
-      <w:r>
+        <w:t>Objective:</w:t>
+      </w:r>
+      <w:r>
+        <w:rPr>
+          <w:lang w:val="en-IN"/>
+        </w:rPr>
+        <w:t xml:space="preserve"> To standardize column names and manage missing numerical and categorical values in product information.</w:t>
+      </w:r>
+    </w:p>
+    <w:p>
+      <w:pPr>
         <w:rPr>
           <w:b/>
           <w:bCs/>
           <w:lang w:val="en-IN"/>
         </w:rPr>
-        <w:t>3. Products Ingestion Pipeline</w:t>
-      </w:r>
-    </w:p>
-    <w:p>
-      <w:pPr>
-        <w:numPr>
-          <w:ilvl w:val="0"/>
-          <w:numId w:val="10"/>
-        </w:numPr>
-        <w:rPr>
-          <w:lang w:val="en-IN"/>
-        </w:rPr>
       </w:pPr>
       <w:r>
         <w:rPr>
@@ -668,21 +887,160 @@
           <w:bCs/>
           <w:lang w:val="en-IN"/>
         </w:rPr>
-        <w:t>Objective:</w:t>
-      </w:r>
-      <w:r>
-        <w:rPr>
-          <w:lang w:val="en-IN"/>
-        </w:rPr>
-        <w:t xml:space="preserve"> Standardize column names and handle missing numerical values.</w:t>
+        <w:t>Key Checks &amp; Transformations Performed:</w:t>
       </w:r>
     </w:p>
     <w:p>
       <w:pPr>
         <w:numPr>
           <w:ilvl w:val="0"/>
-          <w:numId w:val="10"/>
-        </w:numPr>
+          <w:numId w:val="27"/>
+        </w:numPr>
+        <w:rPr>
+          <w:lang w:val="en-IN"/>
+        </w:rPr>
+      </w:pPr>
+      <w:r>
+        <w:rPr>
+          <w:lang w:val="en-IN"/>
+        </w:rPr>
+        <w:t>Column Standardization: Product-related column names are standardized to snake_case (e.g., "Product ID" to product_id, "Sub-Category" to sub_category).</w:t>
+      </w:r>
+    </w:p>
+    <w:p>
+      <w:pPr>
+        <w:numPr>
+          <w:ilvl w:val="0"/>
+          <w:numId w:val="27"/>
+        </w:numPr>
+        <w:rPr>
+          <w:lang w:val="en-IN"/>
+        </w:rPr>
+      </w:pPr>
+      <w:r>
+        <w:rPr>
+          <w:lang w:val="en-IN"/>
+        </w:rPr>
+        <w:t xml:space="preserve">Missing Value Handling: </w:t>
+      </w:r>
+    </w:p>
+    <w:p>
+      <w:pPr>
+        <w:numPr>
+          <w:ilvl w:val="1"/>
+          <w:numId w:val="27"/>
+        </w:numPr>
+        <w:rPr>
+          <w:lang w:val="en-IN"/>
+        </w:rPr>
+      </w:pPr>
+      <w:r>
+        <w:rPr>
+          <w:lang w:val="en-IN"/>
+        </w:rPr>
+        <w:t>price_per_product: NULL values are explicitly filled with 0.0.</w:t>
+      </w:r>
+    </w:p>
+    <w:p>
+      <w:pPr>
+        <w:numPr>
+          <w:ilvl w:val="1"/>
+          <w:numId w:val="27"/>
+        </w:numPr>
+        <w:rPr>
+          <w:lang w:val="en-IN"/>
+        </w:rPr>
+      </w:pPr>
+      <w:r>
+        <w:rPr>
+          <w:lang w:val="en-IN"/>
+        </w:rPr>
+        <w:t>Categorical fields (e.g., category, sub_category, product_name, state): NULL values are replaced with 'unknown'.</w:t>
+      </w:r>
+    </w:p>
+    <w:p>
+      <w:pPr>
+        <w:numPr>
+          <w:ilvl w:val="0"/>
+          <w:numId w:val="27"/>
+        </w:numPr>
+        <w:rPr>
+          <w:lang w:val="en-IN"/>
+        </w:rPr>
+      </w:pPr>
+      <w:r>
+        <w:rPr>
+          <w:lang w:val="en-IN"/>
+        </w:rPr>
+        <w:t xml:space="preserve">Metadata Addition: </w:t>
+      </w:r>
+    </w:p>
+    <w:p>
+      <w:pPr>
+        <w:numPr>
+          <w:ilvl w:val="1"/>
+          <w:numId w:val="27"/>
+        </w:numPr>
+        <w:rPr>
+          <w:lang w:val="en-IN"/>
+        </w:rPr>
+      </w:pPr>
+      <w:r>
+        <w:rPr>
+          <w:lang w:val="en-IN"/>
+        </w:rPr>
+        <w:t>file_date: Added from the source file path.</w:t>
+      </w:r>
+    </w:p>
+    <w:p>
+      <w:pPr>
+        <w:numPr>
+          <w:ilvl w:val="1"/>
+          <w:numId w:val="27"/>
+        </w:numPr>
+        <w:rPr>
+          <w:lang w:val="en-IN"/>
+        </w:rPr>
+      </w:pPr>
+      <w:r>
+        <w:rPr>
+          <w:lang w:val="en-IN"/>
+        </w:rPr>
+        <w:t>ingestion_date: Current processing timestamp added.</w:t>
+      </w:r>
+    </w:p>
+    <w:p/>
+    <w:p>
+      <w:pPr>
+        <w:pStyle w:val="Heading2"/>
+        <w:rPr>
+          <w:lang w:val="en-IN"/>
+        </w:rPr>
+      </w:pPr>
+      <w:r>
+        <w:rPr>
+          <w:lang w:val="en-IN"/>
+        </w:rPr>
+        <w:t>Unit Test Coverage Summary</w:t>
+      </w:r>
+    </w:p>
+    <w:p>
+      <w:pPr>
+        <w:pStyle w:val="ListParagraph"/>
+        <w:rPr>
+          <w:lang w:val="en-IN"/>
+        </w:rPr>
+      </w:pPr>
+      <w:r>
+        <w:rPr>
+          <w:lang w:val="en-IN"/>
+        </w:rPr>
+        <w:t>Our comprehensive suite of PySpark unit tests is designed to ensure the correctness, reliability, and logical integrity of our data ingestion, transformation, and aggregation pipelines. By isolating individual functions and simulating end-to-end flows, we verify that data is processed accurately at each stage.</w:t>
+      </w:r>
+    </w:p>
+    <w:p>
+      <w:pPr>
+        <w:pStyle w:val="ListParagraph"/>
         <w:rPr>
           <w:lang w:val="en-IN"/>
         </w:rPr>
@@ -693,20 +1051,15 @@
           <w:bCs/>
           <w:lang w:val="en-IN"/>
         </w:rPr>
-        <w:t>Key Checks/Transformations Performed:</w:t>
-      </w:r>
-      <w:r>
-        <w:rPr>
-          <w:lang w:val="en-IN"/>
-        </w:rPr>
-        <w:t xml:space="preserve"> </w:t>
-      </w:r>
-    </w:p>
-    <w:p>
-      <w:pPr>
-        <w:numPr>
-          <w:ilvl w:val="1"/>
-          <w:numId w:val="10"/>
+        <w:t>Key Functionalities Tested:</w:t>
+      </w:r>
+    </w:p>
+    <w:p>
+      <w:pPr>
+        <w:pStyle w:val="ListParagraph"/>
+        <w:numPr>
+          <w:ilvl w:val="0"/>
+          <w:numId w:val="23"/>
         </w:numPr>
         <w:rPr>
           <w:lang w:val="en-IN"/>
@@ -718,20 +1071,21 @@
           <w:bCs/>
           <w:lang w:val="en-IN"/>
         </w:rPr>
-        <w:t>Column Standardization:</w:t>
-      </w:r>
-      <w:r>
-        <w:rPr>
-          <w:lang w:val="en-IN"/>
-        </w:rPr>
-        <w:t xml:space="preserve"> Product-related column names are standardized (e.g., "Product ID" to product_id, "Sub-Category" to sub_category).</w:t>
-      </w:r>
-    </w:p>
-    <w:p>
-      <w:pPr>
-        <w:numPr>
-          <w:ilvl w:val="1"/>
-          <w:numId w:val="10"/>
+        <w:t>Data Ingestion (load_raw_*)</w:t>
+      </w:r>
+      <w:r>
+        <w:rPr>
+          <w:lang w:val="en-IN"/>
+        </w:rPr>
+        <w:t>: Verified the ability to load raw data from various formats (Excel for Customers, JSON for Orders, CSV for Products), ensuring correct schema application, header handling, and multi-line JSON parsing.</w:t>
+      </w:r>
+    </w:p>
+    <w:p>
+      <w:pPr>
+        <w:pStyle w:val="ListParagraph"/>
+        <w:numPr>
+          <w:ilvl w:val="0"/>
+          <w:numId w:val="23"/>
         </w:numPr>
         <w:rPr>
           <w:lang w:val="en-IN"/>
@@ -743,20 +1097,21 @@
           <w:bCs/>
           <w:lang w:val="en-IN"/>
         </w:rPr>
-        <w:t>Price per Product Null Handling:</w:t>
-      </w:r>
-      <w:r>
-        <w:rPr>
-          <w:lang w:val="en-IN"/>
-        </w:rPr>
-        <w:t xml:space="preserve"> Missing values (nulls) in the price_per_product column are explicitly handled (e.g., by filling them with a default value like 0.0 or a calculated average).</w:t>
-      </w:r>
-    </w:p>
-    <w:p>
-      <w:pPr>
-        <w:numPr>
-          <w:ilvl w:val="1"/>
-          <w:numId w:val="10"/>
+        <w:t>Column Standardization (standardize_*_columns)</w:t>
+      </w:r>
+      <w:r>
+        <w:rPr>
+          <w:lang w:val="en-IN"/>
+        </w:rPr>
+        <w:t>: Confirmed that source-specific column names are consistently renamed to a snake_case format across all datasets (Customer, Orders, Products) and that the file_date column is correctly added and typed.</w:t>
+      </w:r>
+    </w:p>
+    <w:p>
+      <w:pPr>
+        <w:pStyle w:val="ListParagraph"/>
+        <w:numPr>
+          <w:ilvl w:val="0"/>
+          <w:numId w:val="23"/>
         </w:numPr>
         <w:rPr>
           <w:lang w:val="en-IN"/>
@@ -768,37 +1123,51 @@
           <w:bCs/>
           <w:lang w:val="en-IN"/>
         </w:rPr>
-        <w:t>Metadata Addition:</w:t>
-      </w:r>
-      <w:r>
-        <w:rPr>
-          <w:lang w:val="en-IN"/>
-        </w:rPr>
-        <w:t xml:space="preserve"> file_date and ingestion_date columns are added.</w:t>
-      </w:r>
-    </w:p>
-    <w:p/>
-    <w:p>
-      <w:pPr>
-        <w:pStyle w:val="Heading3"/>
-      </w:pPr>
-      <w:r>
-        <w:lastRenderedPageBreak/>
-        <w:t>Unit Test Documentation: Data Ingestion Pipelines</w:t>
-      </w:r>
-    </w:p>
-    <w:p>
-      <w:r>
-        <w:t>Our unit tests provide strong assurance of the functional correctness and robustness of our data ingestion pipelines. Each pipeline's tests validate data loading, standardization, cleaning, and Delta table saving.</w:t>
-      </w:r>
-    </w:p>
-    <w:p>
-      <w:pPr>
+        <w:t>Data Cleaning &amp; Transformation (clean_and_transform_*_data)</w:t>
+      </w:r>
+      <w:r>
+        <w:rPr>
+          <w:lang w:val="en-IN"/>
+        </w:rPr>
+        <w:t xml:space="preserve">: Validated the application of business rules for data quality, including: </w:t>
+      </w:r>
+    </w:p>
+    <w:p>
+      <w:pPr>
+        <w:pStyle w:val="ListParagraph"/>
+        <w:numPr>
+          <w:ilvl w:val="1"/>
+          <w:numId w:val="23"/>
+        </w:numPr>
+        <w:rPr>
+          <w:lang w:val="en-IN"/>
+        </w:rPr>
+      </w:pPr>
+      <w:r>
         <w:rPr>
           <w:b/>
           <w:bCs/>
           <w:lang w:val="en-IN"/>
         </w:rPr>
+        <w:t>Null Handling</w:t>
+      </w:r>
+      <w:r>
+        <w:rPr>
+          <w:lang w:val="en-IN"/>
+        </w:rPr>
+        <w:t>: Coalescing NULL values in various string (e.g., customer_name, ship_mode, category, sub_category, product_name, state) and numeric fields (e.g., profit, quantity, price, discount, price_per_product) to appropriate default values (e.g., "unknown", 0.0, 0).</w:t>
+      </w:r>
+    </w:p>
+    <w:p>
+      <w:pPr>
+        <w:pStyle w:val="ListParagraph"/>
+        <w:numPr>
+          <w:ilvl w:val="1"/>
+          <w:numId w:val="23"/>
+        </w:numPr>
+        <w:rPr>
+          <w:lang w:val="en-IN"/>
+        </w:rPr>
       </w:pPr>
       <w:r>
         <w:rPr>
@@ -806,71 +1175,51 @@
           <w:bCs/>
           <w:lang w:val="en-IN"/>
         </w:rPr>
-        <w:t>1.Customer Data Ingestion Tests</w:t>
-      </w:r>
-    </w:p>
-    <w:p>
-      <w:pPr>
-        <w:numPr>
-          <w:ilvl w:val="0"/>
-          <w:numId w:val="3"/>
-        </w:numPr>
-      </w:pPr>
-      <w:r>
-        <w:t>Column Renaming: Verifies standardization of raw customer columns and accurate file_date addition.</w:t>
-      </w:r>
-    </w:p>
-    <w:p>
-      <w:pPr>
-        <w:numPr>
-          <w:ilvl w:val="0"/>
-          <w:numId w:val="3"/>
-        </w:numPr>
-      </w:pPr>
-      <w:r>
-        <w:t>Null Handling (customer_name): Ensures NULL customer names are handled, coalescing to "unknown."</w:t>
-      </w:r>
-    </w:p>
-    <w:p>
-      <w:pPr>
-        <w:numPr>
-          <w:ilvl w:val="0"/>
-          <w:numId w:val="3"/>
-        </w:numPr>
-      </w:pPr>
-      <w:r>
-        <w:t>Phone Error Handling: Validates replacement of "error" strings or invalid phone formats with "unknown."</w:t>
-      </w:r>
-    </w:p>
-    <w:p>
-      <w:pPr>
-        <w:numPr>
-          <w:ilvl w:val="0"/>
-          <w:numId w:val="3"/>
-        </w:numPr>
-      </w:pPr>
-      <w:r>
-        <w:t>Ingestion Date: Confirms ingestion_date column addition and TimestampType.</w:t>
-      </w:r>
-    </w:p>
-    <w:p>
-      <w:pPr>
-        <w:numPr>
-          <w:ilvl w:val="0"/>
-          <w:numId w:val="3"/>
-        </w:numPr>
-      </w:pPr>
-      <w:r>
-        <w:t>Pipeline Orchestration: Verifies the end-to-end flow, ensuring all sub-functions are called correctly.</w:t>
-      </w:r>
-    </w:p>
-    <w:p>
-      <w:pPr>
+        <w:t>Specific Value Replacements</w:t>
+      </w:r>
+      <w:r>
+        <w:rPr>
+          <w:lang w:val="en-IN"/>
+        </w:rPr>
+        <w:t>: Transforming problematic string values (e.g., #ERROR! in phone numbers to "unknown").</w:t>
+      </w:r>
+    </w:p>
+    <w:p>
+      <w:pPr>
+        <w:pStyle w:val="ListParagraph"/>
+        <w:numPr>
+          <w:ilvl w:val="1"/>
+          <w:numId w:val="23"/>
+        </w:numPr>
+        <w:rPr>
+          <w:lang w:val="en-IN"/>
+        </w:rPr>
+      </w:pPr>
+      <w:r>
         <w:rPr>
           <w:b/>
           <w:bCs/>
           <w:lang w:val="en-IN"/>
         </w:rPr>
+        <w:t>Numerical Precision</w:t>
+      </w:r>
+      <w:r>
+        <w:rPr>
+          <w:lang w:val="en-IN"/>
+        </w:rPr>
+        <w:t>: Ensuring profit values are rounded to two decimal places.</w:t>
+      </w:r>
+    </w:p>
+    <w:p>
+      <w:pPr>
+        <w:pStyle w:val="ListParagraph"/>
+        <w:numPr>
+          <w:ilvl w:val="1"/>
+          <w:numId w:val="23"/>
+        </w:numPr>
+        <w:rPr>
+          <w:lang w:val="en-IN"/>
+        </w:rPr>
       </w:pPr>
       <w:r>
         <w:rPr>
@@ -878,79 +1227,78 @@
           <w:bCs/>
           <w:lang w:val="en-IN"/>
         </w:rPr>
-        <w:t>2.</w:t>
-      </w:r>
+        <w:lastRenderedPageBreak/>
+        <w:t>Date Coalescing</w:t>
+      </w:r>
+      <w:r>
+        <w:rPr>
+          <w:lang w:val="en-IN"/>
+        </w:rPr>
+        <w:t>: Handling NULL order_date and ship_date by defaulting to '1900-01-01'.</w:t>
+      </w:r>
+    </w:p>
+    <w:p>
+      <w:pPr>
+        <w:pStyle w:val="ListParagraph"/>
+        <w:numPr>
+          <w:ilvl w:val="0"/>
+          <w:numId w:val="23"/>
+        </w:numPr>
+        <w:rPr>
+          <w:lang w:val="en-IN"/>
+        </w:rPr>
+      </w:pPr>
       <w:r>
         <w:rPr>
           <w:b/>
           <w:bCs/>
           <w:lang w:val="en-IN"/>
         </w:rPr>
-        <w:t>Orders Data Ingestion Tests</w:t>
-      </w:r>
-    </w:p>
-    <w:p>
-      <w:pPr>
+        <w:t>Data Persistence (load_*_data)</w:t>
+      </w:r>
+      <w:r>
+        <w:rPr>
+          <w:lang w:val="en-IN"/>
+        </w:rPr>
+        <w:t>: Confirmed that processed DataFrames are correctly saved to Delta tables, verifying the use of delta format, overwrite mode, and overwriteSchema options.</w:t>
+      </w:r>
+    </w:p>
+    <w:p>
+      <w:pPr>
+        <w:pStyle w:val="ListParagraph"/>
         <w:numPr>
           <w:ilvl w:val="0"/>
-          <w:numId w:val="4"/>
-        </w:numPr>
-      </w:pPr>
-      <w:r>
-        <w:t>Raw JSON Loading: Validates correct loading of JSON order files, including path, schema, and dateFormat/multiLine options.</w:t>
-      </w:r>
-    </w:p>
-    <w:p>
-      <w:pPr>
-        <w:numPr>
-          <w:ilvl w:val="0"/>
-          <w:numId w:val="4"/>
-        </w:numPr>
-      </w:pPr>
-      <w:r>
-        <w:t>Column Standardization: Asserts accurate renaming of order columns and file_date append.</w:t>
-      </w:r>
-    </w:p>
-    <w:p>
-      <w:pPr>
-        <w:numPr>
-          <w:ilvl w:val="0"/>
-          <w:numId w:val="4"/>
-        </w:numPr>
-      </w:pPr>
-      <w:r>
-        <w:t>Profit Rounding: Parameterized test rigorously checks profit column rounding to two decimal places, including nulls and edge cases.</w:t>
-      </w:r>
-    </w:p>
-    <w:p>
-      <w:pPr>
-        <w:numPr>
-          <w:ilvl w:val="0"/>
-          <w:numId w:val="4"/>
-        </w:numPr>
-      </w:pPr>
-      <w:r>
-        <w:t>Delta Save: Confirms data saving to Delta, verifying "delta" format, "overwrite" mode, and overwriteSchema option.</w:t>
-      </w:r>
-    </w:p>
-    <w:p>
-      <w:pPr>
-        <w:numPr>
-          <w:ilvl w:val="0"/>
-          <w:numId w:val="4"/>
-        </w:numPr>
-      </w:pPr>
-      <w:r>
-        <w:t>Pipeline Orchestration: Comprehensive test ensuring all pipeline stages execute correctly, from loading to saving to both raw and processed Delta tables.</w:t>
-      </w:r>
-    </w:p>
-    <w:p>
-      <w:pPr>
+          <w:numId w:val="23"/>
+        </w:numPr>
+        <w:rPr>
+          <w:lang w:val="en-IN"/>
+        </w:rPr>
+      </w:pPr>
+      <w:r>
         <w:rPr>
           <w:b/>
           <w:bCs/>
           <w:lang w:val="en-IN"/>
         </w:rPr>
+        <w:t>Data Aggregation and Joining</w:t>
+      </w:r>
+      <w:r>
+        <w:rPr>
+          <w:lang w:val="en-IN"/>
+        </w:rPr>
+        <w:t xml:space="preserve">: </w:t>
+      </w:r>
+    </w:p>
+    <w:p>
+      <w:pPr>
+        <w:pStyle w:val="ListParagraph"/>
+        <w:numPr>
+          <w:ilvl w:val="1"/>
+          <w:numId w:val="23"/>
+        </w:numPr>
+        <w:rPr>
+          <w:lang w:val="en-IN"/>
+        </w:rPr>
       </w:pPr>
       <w:r>
         <w:rPr>
@@ -958,86 +1306,381 @@
           <w:bCs/>
           <w:lang w:val="en-IN"/>
         </w:rPr>
-        <w:t>3.</w:t>
-      </w:r>
+        <w:t>Column Selection</w:t>
+      </w:r>
+      <w:r>
+        <w:rPr>
+          <w:lang w:val="en-IN"/>
+        </w:rPr>
+        <w:t>: Validated the selection of necessary columns for downstream processing.</w:t>
+      </w:r>
+    </w:p>
+    <w:p>
+      <w:pPr>
+        <w:pStyle w:val="ListParagraph"/>
+        <w:numPr>
+          <w:ilvl w:val="1"/>
+          <w:numId w:val="23"/>
+        </w:numPr>
+        <w:rPr>
+          <w:lang w:val="en-IN"/>
+        </w:rPr>
+      </w:pPr>
       <w:r>
         <w:rPr>
           <w:b/>
           <w:bCs/>
           <w:lang w:val="en-IN"/>
         </w:rPr>
-        <w:t>Products Data Ingestion Tests</w:t>
-      </w:r>
-    </w:p>
-    <w:p>
-      <w:pPr>
+        <w:t>DataFrame Joins</w:t>
+      </w:r>
+      <w:r>
+        <w:rPr>
+          <w:lang w:val="en-IN"/>
+        </w:rPr>
+        <w:t>: Ensured accurate inner joins between Orders, Customers, and Products datasets based on their respective keys (customer_id, product_id).</w:t>
+      </w:r>
+    </w:p>
+    <w:p>
+      <w:pPr>
+        <w:pStyle w:val="ListParagraph"/>
+        <w:numPr>
+          <w:ilvl w:val="1"/>
+          <w:numId w:val="23"/>
+        </w:numPr>
+        <w:rPr>
+          <w:lang w:val="en-IN"/>
+        </w:rPr>
+      </w:pPr>
+      <w:r>
+        <w:rPr>
+          <w:b/>
+          <w:bCs/>
+          <w:lang w:val="en-IN"/>
+        </w:rPr>
+        <w:t>Profit Aggregation</w:t>
+      </w:r>
+      <w:r>
+        <w:rPr>
+          <w:lang w:val="en-IN"/>
+        </w:rPr>
+        <w:t>: Verified the correct grouping and summation of profit by order_year, category, sub_category, and customer_id.</w:t>
+      </w:r>
+    </w:p>
+    <w:p>
+      <w:pPr>
+        <w:pStyle w:val="ListParagraph"/>
         <w:numPr>
           <w:ilvl w:val="0"/>
-          <w:numId w:val="5"/>
-        </w:numPr>
-      </w:pPr>
-      <w:r>
-        <w:t>Raw CSV Loading: Verifies successful loading of CSV product files, including path, schema, and "header" option.</w:t>
-      </w:r>
-    </w:p>
-    <w:p>
-      <w:pPr>
+          <w:numId w:val="23"/>
+        </w:numPr>
+        <w:rPr>
+          <w:lang w:val="en-IN"/>
+        </w:rPr>
+      </w:pPr>
+      <w:r>
+        <w:rPr>
+          <w:b/>
+          <w:bCs/>
+          <w:lang w:val="en-IN"/>
+        </w:rPr>
+        <w:t>Pipeline Orchestration (ingest_*_pipeline)</w:t>
+      </w:r>
+      <w:r>
+        <w:rPr>
+          <w:lang w:val="en-IN"/>
+        </w:rPr>
+        <w:t>: Conducted end-to-end tests for each ingestion pipeline (Customer, Orders, Products), using mock objects to simulate external system interactions (file loading, data saving) and confirm the correct sequencing and data flow through all transformation steps.</w:t>
+      </w:r>
+    </w:p>
+    <w:p>
+      <w:pPr>
+        <w:pStyle w:val="ListParagraph"/>
         <w:numPr>
           <w:ilvl w:val="0"/>
-          <w:numId w:val="5"/>
-        </w:numPr>
-      </w:pPr>
-      <w:r>
-        <w:t>Column Standardization: Checks accurate renaming of product columns and file_date addition.</w:t>
-      </w:r>
-    </w:p>
-    <w:p>
-      <w:pPr>
+          <w:numId w:val="23"/>
+        </w:numPr>
+        <w:rPr>
+          <w:lang w:val="en-IN"/>
+        </w:rPr>
+      </w:pPr>
+      <w:r>
+        <w:rPr>
+          <w:b/>
+          <w:bCs/>
+          <w:lang w:val="en-IN"/>
+        </w:rPr>
+        <w:t>Ingestion Date Addition (add_ingestion_date)</w:t>
+      </w:r>
+      <w:r>
+        <w:rPr>
+          <w:lang w:val="en-IN"/>
+        </w:rPr>
+        <w:t>: Verified that a dynamic ingestion_date timestamp is correctly added to the final processed DataFrame in all pipelines.</w:t>
+      </w:r>
+    </w:p>
+    <w:p>
+      <w:pPr>
+        <w:pStyle w:val="ListParagraph"/>
+        <w:rPr>
+          <w:lang w:val="en-IN"/>
+        </w:rPr>
+      </w:pPr>
+      <w:r>
+        <w:rPr>
+          <w:b/>
+          <w:bCs/>
+          <w:lang w:val="en-IN"/>
+        </w:rPr>
+        <w:t>Key Edge Cases &amp; Scenarios Tested:</w:t>
+      </w:r>
+    </w:p>
+    <w:p>
+      <w:pPr>
+        <w:pStyle w:val="ListParagraph"/>
         <w:numPr>
           <w:ilvl w:val="0"/>
-          <w:numId w:val="5"/>
-        </w:numPr>
-      </w:pPr>
-      <w:r>
-        <w:t>Price Null Handling: Specifically tests cleaning price_per_product column, confirming NULL values are filled with 0.0.</w:t>
-      </w:r>
-    </w:p>
-    <w:p>
-      <w:pPr>
+          <w:numId w:val="24"/>
+        </w:numPr>
+        <w:rPr>
+          <w:lang w:val="en-IN"/>
+        </w:rPr>
+      </w:pPr>
+      <w:r>
+        <w:rPr>
+          <w:b/>
+          <w:bCs/>
+          <w:lang w:val="en-IN"/>
+        </w:rPr>
+        <w:t>Missing Data</w:t>
+      </w:r>
+      <w:r>
+        <w:rPr>
+          <w:lang w:val="en-IN"/>
+        </w:rPr>
+        <w:t xml:space="preserve">: </w:t>
+      </w:r>
+    </w:p>
+    <w:p>
+      <w:pPr>
+        <w:pStyle w:val="ListParagraph"/>
+        <w:numPr>
+          <w:ilvl w:val="1"/>
+          <w:numId w:val="24"/>
+        </w:numPr>
+        <w:rPr>
+          <w:lang w:val="en-IN"/>
+        </w:rPr>
+      </w:pPr>
+      <w:r>
+        <w:rPr>
+          <w:lang w:val="en-IN"/>
+        </w:rPr>
+        <w:t>NULL values in critical fields (customer_name, profit, price_per_product, order_date, ship_date, ship_mode, quantity, price, discount, category, sub_category, product_name, state).</w:t>
+      </w:r>
+    </w:p>
+    <w:p>
+      <w:pPr>
+        <w:pStyle w:val="ListParagraph"/>
+        <w:numPr>
+          <w:ilvl w:val="1"/>
+          <w:numId w:val="24"/>
+        </w:numPr>
+        <w:rPr>
+          <w:lang w:val="en-IN"/>
+        </w:rPr>
+      </w:pPr>
+      <w:r>
+        <w:rPr>
+          <w:lang w:val="en-IN"/>
+        </w:rPr>
+        <w:t>Orders with customer_id or product_id that do not exist in the respective master tables, ensuring these are correctly excluded by inner joins.</w:t>
+      </w:r>
+    </w:p>
+    <w:p>
+      <w:pPr>
+        <w:pStyle w:val="ListParagraph"/>
         <w:numPr>
           <w:ilvl w:val="0"/>
-          <w:numId w:val="5"/>
-        </w:numPr>
-      </w:pPr>
-      <w:r>
-        <w:t>Delta Save: Asserts data saving to Delta, validating "delta" format, "overwrite" mode, and overwriteSchema option.</w:t>
-      </w:r>
-    </w:p>
-    <w:p>
-      <w:pPr>
+          <w:numId w:val="24"/>
+        </w:numPr>
+        <w:rPr>
+          <w:lang w:val="en-IN"/>
+        </w:rPr>
+      </w:pPr>
+      <w:r>
+        <w:rPr>
+          <w:b/>
+          <w:bCs/>
+          <w:lang w:val="en-IN"/>
+        </w:rPr>
+        <w:t>Invalid Data Formats/Values</w:t>
+      </w:r>
+      <w:r>
+        <w:rPr>
+          <w:lang w:val="en-IN"/>
+        </w:rPr>
+        <w:t xml:space="preserve">: </w:t>
+      </w:r>
+    </w:p>
+    <w:p>
+      <w:pPr>
+        <w:pStyle w:val="ListParagraph"/>
+        <w:numPr>
+          <w:ilvl w:val="1"/>
+          <w:numId w:val="24"/>
+        </w:numPr>
+        <w:rPr>
+          <w:lang w:val="en-IN"/>
+        </w:rPr>
+      </w:pPr>
+      <w:r>
+        <w:rPr>
+          <w:lang w:val="en-IN"/>
+        </w:rPr>
+        <w:t>Specific string literal errors (e.g., phone values containing "#ERROR!").</w:t>
+      </w:r>
+    </w:p>
+    <w:p>
+      <w:pPr>
+        <w:pStyle w:val="ListParagraph"/>
+        <w:numPr>
+          <w:ilvl w:val="1"/>
+          <w:numId w:val="24"/>
+        </w:numPr>
+        <w:rPr>
+          <w:lang w:val="en-IN"/>
+        </w:rPr>
+      </w:pPr>
+      <w:r>
+        <w:rPr>
+          <w:lang w:val="en-IN"/>
+        </w:rPr>
+        <w:t>profit values requiring specific rounding logic (e.g., 0.005 rounding up, 0.004 rounding down).</w:t>
+      </w:r>
+    </w:p>
+    <w:p>
+      <w:pPr>
+        <w:pStyle w:val="ListParagraph"/>
         <w:numPr>
           <w:ilvl w:val="0"/>
-          <w:numId w:val="5"/>
-        </w:numPr>
-      </w:pPr>
-      <w:r>
-        <w:t>Pipeline Orchestration: End-to-end test confirming all product ingestion functions are called correctly, saving data to raw and processed Delta tables.</w:t>
-      </w:r>
-    </w:p>
-    <w:p/>
-    <w:p/>
-    <w:p/>
-    <w:p>
-      <w:r>
-        <w:rPr>
-          <w:noProof/>
-        </w:rPr>
+          <w:numId w:val="24"/>
+        </w:numPr>
+        <w:rPr>
+          <w:lang w:val="en-IN"/>
+        </w:rPr>
+      </w:pPr>
+      <w:r>
+        <w:rPr>
+          <w:b/>
+          <w:bCs/>
+          <w:lang w:val="en-IN"/>
+        </w:rPr>
+        <w:t>Temporal Data</w:t>
+      </w:r>
+      <w:r>
+        <w:rPr>
+          <w:lang w:val="en-IN"/>
+        </w:rPr>
+        <w:t xml:space="preserve">: </w:t>
+      </w:r>
+    </w:p>
+    <w:p>
+      <w:pPr>
+        <w:pStyle w:val="ListParagraph"/>
+        <w:numPr>
+          <w:ilvl w:val="1"/>
+          <w:numId w:val="24"/>
+        </w:numPr>
+        <w:rPr>
+          <w:lang w:val="en-IN"/>
+        </w:rPr>
+      </w:pPr>
+      <w:r>
+        <w:rPr>
+          <w:lang w:val="en-IN"/>
+        </w:rPr>
+        <w:t>Parsing of file_date from string to DateType.</w:t>
+      </w:r>
+    </w:p>
+    <w:p>
+      <w:pPr>
+        <w:pStyle w:val="ListParagraph"/>
+        <w:numPr>
+          <w:ilvl w:val="1"/>
+          <w:numId w:val="24"/>
+        </w:numPr>
+        <w:rPr>
+          <w:lang w:val="en-IN"/>
+        </w:rPr>
+      </w:pPr>
+      <w:r>
+        <w:rPr>
+          <w:lang w:val="en-IN"/>
+        </w:rPr>
+        <w:t>Dynamic generation of ingestion_date as TimestampType.</w:t>
+      </w:r>
+    </w:p>
+    <w:p>
+      <w:pPr>
+        <w:pStyle w:val="ListParagraph"/>
+        <w:numPr>
+          <w:ilvl w:val="1"/>
+          <w:numId w:val="24"/>
+        </w:numPr>
+        <w:rPr>
+          <w:lang w:val="en-IN"/>
+        </w:rPr>
+      </w:pPr>
+      <w:r>
+        <w:rPr>
+          <w:lang w:val="en-IN"/>
+        </w:rPr>
+        <w:t>Orders spanning different years to ensure correct year-based aggregation.</w:t>
+      </w:r>
+    </w:p>
+    <w:p>
+      <w:pPr>
+        <w:pStyle w:val="ListParagraph"/>
+        <w:numPr>
+          <w:ilvl w:val="0"/>
+          <w:numId w:val="24"/>
+        </w:numPr>
+        <w:rPr>
+          <w:lang w:val="en-IN"/>
+        </w:rPr>
+      </w:pPr>
+      <w:r>
+        <w:rPr>
+          <w:b/>
+          <w:bCs/>
+          <w:lang w:val="en-IN"/>
+        </w:rPr>
+        <w:t>Referential Integrity</w:t>
+      </w:r>
+      <w:r>
+        <w:rPr>
+          <w:lang w:val="en-IN"/>
+        </w:rPr>
+        <w:t>: Verified that inner joins correctly filter out records from the orders dataset that lack matching customer_id or product_id in the dimension tables.</w:t>
+      </w:r>
+    </w:p>
+    <w:p>
+      <w:pPr>
+        <w:pStyle w:val="ListParagraph"/>
+        <w:rPr>
+          <w:lang w:val="en-IN"/>
+        </w:rPr>
+      </w:pPr>
+    </w:p>
+    <w:p>
+      <w:r>
         <w:lastRenderedPageBreak/>
         <w:drawing>
-          <wp:inline distT="0" distB="0" distL="0" distR="0" wp14:anchorId="6A2A94F7" wp14:editId="5DF2A487">
-            <wp:extent cx="5486400" cy="2712085"/>
+          <wp:inline distT="0" distB="0" distL="0" distR="0" wp14:anchorId="170FE919" wp14:editId="0511BF82">
+            <wp:extent cx="5295900" cy="2483485"/>
             <wp:effectExtent l="0" t="0" r="0" b="0"/>
-            <wp:docPr id="890677754" name="Picture 1"/>
+            <wp:docPr id="1067541813" name="Picture 1"/>
             <wp:cNvGraphicFramePr>
               <a:graphicFrameLocks xmlns:a="http://schemas.openxmlformats.org/drawingml/2006/main" noChangeAspect="1"/>
             </wp:cNvGraphicFramePr>
@@ -1045,7 +1688,7 @@
               <a:graphicData uri="http://schemas.openxmlformats.org/drawingml/2006/picture">
                 <pic:pic xmlns:pic="http://schemas.openxmlformats.org/drawingml/2006/picture">
                   <pic:nvPicPr>
-                    <pic:cNvPr id="890677754" name=""/>
+                    <pic:cNvPr id="1067541813" name=""/>
                     <pic:cNvPicPr/>
                   </pic:nvPicPr>
                   <pic:blipFill>
@@ -1057,7 +1700,7 @@
                   <pic:spPr>
                     <a:xfrm>
                       <a:off x="0" y="0"/>
-                      <a:ext cx="5486400" cy="2712085"/>
+                      <a:ext cx="5295900" cy="2483485"/>
                     </a:xfrm>
                     <a:prstGeom prst="rect">
                       <a:avLst/>
@@ -1070,16 +1713,14 @@
         </w:drawing>
       </w:r>
     </w:p>
-    <w:p>
-      <w:r>
-        <w:rPr>
-          <w:noProof/>
-        </w:rPr>
+    <w:p/>
+    <w:p>
+      <w:r>
         <w:drawing>
-          <wp:inline distT="0" distB="0" distL="0" distR="0" wp14:anchorId="298F294F" wp14:editId="42D3ACAD">
-            <wp:extent cx="5486400" cy="2602230"/>
+          <wp:inline distT="0" distB="0" distL="0" distR="0" wp14:anchorId="3D2A0904" wp14:editId="7B4EC88B">
+            <wp:extent cx="5486400" cy="2523490"/>
             <wp:effectExtent l="0" t="0" r="0" b="0"/>
-            <wp:docPr id="1157881343" name="Picture 1"/>
+            <wp:docPr id="2111369121" name="Picture 1"/>
             <wp:cNvGraphicFramePr>
               <a:graphicFrameLocks xmlns:a="http://schemas.openxmlformats.org/drawingml/2006/main" noChangeAspect="1"/>
             </wp:cNvGraphicFramePr>
@@ -1087,7 +1728,7 @@
               <a:graphicData uri="http://schemas.openxmlformats.org/drawingml/2006/picture">
                 <pic:pic xmlns:pic="http://schemas.openxmlformats.org/drawingml/2006/picture">
                   <pic:nvPicPr>
-                    <pic:cNvPr id="1157881343" name=""/>
+                    <pic:cNvPr id="2111369121" name=""/>
                     <pic:cNvPicPr/>
                   </pic:nvPicPr>
                   <pic:blipFill>
@@ -1099,7 +1740,7 @@
                   <pic:spPr>
                     <a:xfrm>
                       <a:off x="0" y="0"/>
-                      <a:ext cx="5486400" cy="2602230"/>
+                      <a:ext cx="5486400" cy="2523490"/>
                     </a:xfrm>
                     <a:prstGeom prst="rect">
                       <a:avLst/>
@@ -1114,14 +1755,11 @@
     </w:p>
     <w:p>
       <w:r>
-        <w:rPr>
-          <w:noProof/>
-        </w:rPr>
         <w:drawing>
-          <wp:inline distT="0" distB="0" distL="0" distR="0" wp14:anchorId="32C49726" wp14:editId="3AA34E2F">
-            <wp:extent cx="5486400" cy="2677160"/>
-            <wp:effectExtent l="0" t="0" r="0" b="0"/>
-            <wp:docPr id="1845920854" name="Picture 1"/>
+          <wp:inline distT="0" distB="0" distL="0" distR="0" wp14:anchorId="0F528F75" wp14:editId="5E6F9B57">
+            <wp:extent cx="5486400" cy="2678430"/>
+            <wp:effectExtent l="0" t="0" r="0" b="7620"/>
+            <wp:docPr id="591928385" name="Picture 1"/>
             <wp:cNvGraphicFramePr>
               <a:graphicFrameLocks xmlns:a="http://schemas.openxmlformats.org/drawingml/2006/main" noChangeAspect="1"/>
             </wp:cNvGraphicFramePr>
@@ -1129,7 +1767,7 @@
               <a:graphicData uri="http://schemas.openxmlformats.org/drawingml/2006/picture">
                 <pic:pic xmlns:pic="http://schemas.openxmlformats.org/drawingml/2006/picture">
                   <pic:nvPicPr>
-                    <pic:cNvPr id="1845920854" name=""/>
+                    <pic:cNvPr id="591928385" name=""/>
                     <pic:cNvPicPr/>
                   </pic:nvPicPr>
                   <pic:blipFill>
@@ -1141,7 +1779,7 @@
                   <pic:spPr>
                     <a:xfrm>
                       <a:off x="0" y="0"/>
-                      <a:ext cx="5486400" cy="2677160"/>
+                      <a:ext cx="5486400" cy="2678430"/>
                     </a:xfrm>
                     <a:prstGeom prst="rect">
                       <a:avLst/>
@@ -1156,15 +1794,12 @@
     </w:p>
     <w:p>
       <w:r>
-        <w:rPr>
-          <w:noProof/>
-        </w:rPr>
         <w:lastRenderedPageBreak/>
         <w:drawing>
-          <wp:inline distT="0" distB="0" distL="0" distR="0" wp14:anchorId="5F95D082" wp14:editId="59936DDF">
-            <wp:extent cx="5486400" cy="2630805"/>
-            <wp:effectExtent l="0" t="0" r="0" b="0"/>
-            <wp:docPr id="617973931" name="Picture 1"/>
+          <wp:inline distT="0" distB="0" distL="0" distR="0" wp14:anchorId="414CDD7F" wp14:editId="2FE6DAB7">
+            <wp:extent cx="5486400" cy="2774315"/>
+            <wp:effectExtent l="0" t="0" r="0" b="6985"/>
+            <wp:docPr id="587076633" name="Picture 1"/>
             <wp:cNvGraphicFramePr>
               <a:graphicFrameLocks xmlns:a="http://schemas.openxmlformats.org/drawingml/2006/main" noChangeAspect="1"/>
             </wp:cNvGraphicFramePr>
@@ -1172,7 +1807,7 @@
               <a:graphicData uri="http://schemas.openxmlformats.org/drawingml/2006/picture">
                 <pic:pic xmlns:pic="http://schemas.openxmlformats.org/drawingml/2006/picture">
                   <pic:nvPicPr>
-                    <pic:cNvPr id="617973931" name=""/>
+                    <pic:cNvPr id="587076633" name=""/>
                     <pic:cNvPicPr/>
                   </pic:nvPicPr>
                   <pic:blipFill>
@@ -1184,7 +1819,7 @@
                   <pic:spPr>
                     <a:xfrm>
                       <a:off x="0" y="0"/>
-                      <a:ext cx="5486400" cy="2630805"/>
+                      <a:ext cx="5486400" cy="2774315"/>
                     </a:xfrm>
                     <a:prstGeom prst="rect">
                       <a:avLst/>
@@ -1368,6 +2003,7 @@
         <w:t xml:space="preserve">  </w:t>
       </w:r>
     </w:p>
+    <w:p/>
     <w:p>
       <w:pPr>
         <w:rPr>
@@ -1679,70 +2315,102 @@
     </w:p>
     <w:p>
       <w:pPr>
-        <w:pStyle w:val="Heading3"/>
-      </w:pPr>
-      <w:r>
-        <w:t>Future enhancements</w:t>
-      </w:r>
-    </w:p>
-    <w:p>
-      <w:pPr>
-        <w:pStyle w:val="Heading3"/>
-        <w:numPr>
-          <w:ilvl w:val="0"/>
-          <w:numId w:val="12"/>
-        </w:numPr>
-        <w:rPr>
-          <w:b w:val="0"/>
-          <w:sz w:val="22"/>
-          <w:szCs w:val="22"/>
-        </w:rPr>
-      </w:pPr>
-      <w:r>
-        <w:rPr>
-          <w:b w:val="0"/>
-          <w:sz w:val="22"/>
-          <w:szCs w:val="22"/>
-        </w:rPr>
-        <w:t>Incremental load enhancements</w:t>
-      </w:r>
-      <w:r>
-        <w:rPr>
-          <w:b w:val="0"/>
-          <w:sz w:val="22"/>
-          <w:szCs w:val="22"/>
-        </w:rPr>
-        <w:t xml:space="preserve"> – change overwrite into append mode in delta table and use merge queries </w:t>
-      </w:r>
-      <w:r>
-        <w:rPr>
-          <w:b w:val="0"/>
-          <w:sz w:val="22"/>
-          <w:szCs w:val="22"/>
-        </w:rPr>
-        <w:t>where cdc is required</w:t>
-      </w:r>
-    </w:p>
-    <w:p>
-      <w:pPr>
-        <w:pStyle w:val="Heading3"/>
-        <w:numPr>
-          <w:ilvl w:val="0"/>
-          <w:numId w:val="12"/>
-        </w:numPr>
-        <w:rPr>
-          <w:b w:val="0"/>
-          <w:sz w:val="22"/>
-          <w:szCs w:val="22"/>
-        </w:rPr>
-      </w:pPr>
-      <w:r>
-        <w:rPr>
-          <w:b w:val="0"/>
-          <w:sz w:val="22"/>
-          <w:szCs w:val="22"/>
-        </w:rPr>
-        <w:t>Write unit testing on aggregation logics</w:t>
+        <w:pStyle w:val="Heading2"/>
+      </w:pPr>
+      <w:r>
+        <w:t xml:space="preserve">Test case execution output </w:t>
+      </w:r>
+    </w:p>
+    <w:p>
+      <w:pPr>
+        <w:rPr>
+          <w:b/>
+          <w:bCs/>
+          <w:i/>
+          <w:iCs/>
+        </w:rPr>
+      </w:pPr>
+      <w:r>
+        <w:rPr>
+          <w:b/>
+          <w:bCs/>
+          <w:i/>
+          <w:iCs/>
+        </w:rPr>
+        <w:t xml:space="preserve">Running pytest with arguments: ['/Workspace/Users/sdinesh38@gmail.com/portfolio-projects/ecomm_databricks_demo_project/tests', '-v', '-s'] ============================= test session starts ============================== platform linux -- Python 3.11.11, pytest-8.3.5, pluggy-1.6.0 -- /local_disk0/.ephemeral_nfs/envs/pythonEnv-279a7583-3587-4921-b61b-be5e9862da20/bin/python cachedir: .pytest_cache rootdir: /Workspace/Users/sdinesh38@gmail.com/portfolio-projects/ecomm_databricks_demo_project collecting ... collected 20 items ../../tests/transforms/test_aggregation.py::test_initial_data_loading_and_selection PASSED ../../tests/transforms/test_aggregation.py::test_combined_data_join_logic PASSED ../../tests/transforms/test_aggregation.py::test_profit_aggregation_logic PASSED ../../tests/transforms/test_orders_ingestion.py::test_load_raw_orders_json_success Attempting to load JSON file from: </w:t>
+      </w:r>
+      <w:hyperlink r:id="rId13" w:tgtFrame="_blank" w:history="1">
+        <w:r>
+          <w:rPr>
+            <w:rStyle w:val="Hyperlink"/>
+            <w:b/>
+            <w:bCs/>
+            <w:i/>
+            <w:iCs/>
+          </w:rPr>
+          <w:t>abfss://raw@ecomdemo.dfs.core.windows.net//2025-05-23/Orders.json</w:t>
+        </w:r>
+      </w:hyperlink>
+      <w:r>
+        <w:rPr>
+          <w:b/>
+          <w:bCs/>
+          <w:i/>
+          <w:iCs/>
+        </w:rPr>
+        <w:t xml:space="preserve"> Successfully loaded 10 rows from JSON. PASSED ../../tests/transforms/test_orders_ingestion.py::test_standardize_orders_columns Applying column standardization and adding file_date. PASSED ../../tests/transforms/test_orders_ingestion.py::test_clean_and_transform_orders_data_profit_rounding_parametrized[123.456-123.46] Applying data cleaning and specific transformations for orders. PASSED ../../tests/transforms/test_orders_ingestion.py::test_clean_and_transform_orders_data_profit_rounding_parametrized[789.012-789.01] Applying data cleaning and specific transformations for orders. PASSED ../../tests/transforms/test_orders_ingestion.py::test_clean_and_transform_orders_data_profit_rounding_parametrized[50.0-50.0] Applying data cleaning and specific transformations for orders. PASSED ../../tests/transforms/test_orders_ingestion.py::test_clean_and_transform_orders_data_profit_r</w:t>
+      </w:r>
+      <w:r>
+        <w:rPr>
+          <w:b/>
+          <w:bCs/>
+          <w:i/>
+          <w:iCs/>
+        </w:rPr>
+        <w:lastRenderedPageBreak/>
+        <w:t xml:space="preserve">ounding_parametrized[7.89-7.89] Applying data cleaning and specific transformations for orders. PASSED ../../tests/transforms/test_orders_ingestion.py::test_clean_and_transform_orders_data_profit_rounding_parametrized[12.3-12.3] Applying data cleaning and specific transformations for orders. PASSED ../../tests/transforms/test_orders_ingestion.py::test_clean_and_transform_orders_data_profit_rounding_parametrized[0.005-0.01] Applying data cleaning and specific transformations for orders. PASSED ../../tests/transforms/test_orders_ingestion.py::test_clean_and_transform_orders_data_profit_rounding_parametrized[0.004-0.0] Applying data cleaning and specific transformations for orders. PASSED ../../tests/transforms/test_orders_ingestion.py::test_clean_and_transform_orders_data_profit_rounding_parametrized[None-0.0] Applying data cleaning and specific transformations for orders. PASSED ../../tests/transforms/test_orders_ingestion.py::test_load_orders_data_saves_to_delta Attempting to save data to table: test_target_schema.orders Successfully saved data to test_target_schema.orders PASSED ../../tests/transforms/test_orders_ingestion.py::test_ingest_orders_pipeline_orchestration Starting orders ingestion pipeline for file date: 2025-05-23 Orders ingestion pipeline completed successfully for file date: 2025-05-23 PASSED ../../tests/transforms/test_products_ingestion.py::test_load_raw_products_csv_success Attempting to load CSV file from: </w:t>
+      </w:r>
+      <w:hyperlink r:id="rId14" w:tgtFrame="_blank" w:history="1">
+        <w:r>
+          <w:rPr>
+            <w:rStyle w:val="Hyperlink"/>
+            <w:b/>
+            <w:bCs/>
+            <w:i/>
+            <w:iCs/>
+          </w:rPr>
+          <w:t>abfss://raw@ecomdemo.dfs.core.windows.net//2025-05-23/Products.csv</w:t>
+        </w:r>
+      </w:hyperlink>
+      <w:r>
+        <w:rPr>
+          <w:b/>
+          <w:bCs/>
+          <w:i/>
+          <w:iCs/>
+        </w:rPr>
+        <w:t xml:space="preserve"> Successfully loaded 6 rows from CSV. PASSED ../../tests/transforms/test_products_ingestion.py::test_standardize_products_columns Applying column standardization and adding file_date. PASSED ../../tests/transforms/test_products_ingestion.py::test_clean_and_transform_products_data_fillna_price Applying data cleaning and specific transformations for products. PASSED ../../tests/transforms/test_products_ingestion.py::test_load_products_data_saves_to_delta Attempting to save data to table: test_target_schema.products Successfully saved data to test_target_schema.products PASSED ../../tests/transforms/test_products_ingestion.py::test_ingest_products_pipeline_orchestration Starting products ingestion pipeline for file date: 2025-05-23 Products ingestion pipeline completed successfully for file date: 2025-05-23 PASSED =============================== warnings summary =============================== tests/transforms/test_aggregation.py::test_profit_aggregation_logic tests/transforms/test_aggregation.py::test_profit_aggregation_logic /databricks/spark/python/pyspark/sql/pandas/utils.py:51: DeprecationWarning: distutils Version classes are deprecated. Use packaging.version instead. if LooseVersion(pandas.__version__) &lt; LooseVersion(minimum_pandas_version): tests/transforms/test_aggregation.py::test_profit_aggregation_logic tests/transforms/test_aggregation.py::test_profit_aggregation_logic /databricks/spark/python/pyspark/sql/pandas/utils.py:85: DeprecationWarning: distutils Version classes are deprecated. Use packaging.version instead. if LooseVersion(pyarrow.__version__) &lt; LooseVersion(minimum_pyarrow_version): tests/transforms/test_aggregation.py::test_profit_aggregation_logic tests/transforms/test_aggregation.py::test_profit_aggregation_logic /databricks/spark/python/pyspark/sql/pandas/conversion.py:161: DeprecationWarning: distutils Version classes are deprecated. Use packaging.version instead. if LooseVersion(pa.__version__) &gt;= LooseVersion("13.0.0"): -- Docs: </w:t>
+      </w:r>
+      <w:hyperlink r:id="rId15" w:tgtFrame="_blank" w:history="1">
+        <w:r>
+          <w:rPr>
+            <w:rStyle w:val="Hyperlink"/>
+            <w:b/>
+            <w:bCs/>
+            <w:i/>
+            <w:iCs/>
+          </w:rPr>
+          <w:t>https://docs.pytest.org/en/stable/how-to/capture-warnings.html</w:t>
+        </w:r>
+      </w:hyperlink>
+      <w:r>
+        <w:rPr>
+          <w:b/>
+          <w:bCs/>
+          <w:i/>
+          <w:iCs/>
+        </w:rPr>
+        <w:t xml:space="preserve"> ======================= 20 passed, 6 warnings in 26.14s ======================== All tests passed successfully!</w:t>
       </w:r>
     </w:p>
     <w:sectPr>
@@ -1887,6 +2555,155 @@
     </w:lvl>
   </w:abstractNum>
   <w:abstractNum w:abstractNumId="1" w15:restartNumberingAfterBreak="0">
+    <w:nsid w:val="096F286F"/>
+    <w:multiLevelType w:val="multilevel"/>
+    <w:tmpl w:val="DDE2E316"/>
+    <w:lvl w:ilvl="0">
+      <w:start w:val="1"/>
+      <w:numFmt w:val="bullet"/>
+      <w:lvlText w:val=""/>
+      <w:lvlJc w:val="left"/>
+      <w:pPr>
+        <w:tabs>
+          <w:tab w:val="num" w:pos="720"/>
+        </w:tabs>
+        <w:ind w:left="720" w:hanging="360"/>
+      </w:pPr>
+      <w:rPr>
+        <w:rFonts w:ascii="Symbol" w:hAnsi="Symbol" w:hint="default"/>
+        <w:sz w:val="20"/>
+      </w:rPr>
+    </w:lvl>
+    <w:lvl w:ilvl="1" w:tentative="1">
+      <w:start w:val="1"/>
+      <w:numFmt w:val="bullet"/>
+      <w:lvlText w:val="o"/>
+      <w:lvlJc w:val="left"/>
+      <w:pPr>
+        <w:tabs>
+          <w:tab w:val="num" w:pos="1440"/>
+        </w:tabs>
+        <w:ind w:left="1440" w:hanging="360"/>
+      </w:pPr>
+      <w:rPr>
+        <w:rFonts w:ascii="Courier New" w:hAnsi="Courier New" w:hint="default"/>
+        <w:sz w:val="20"/>
+      </w:rPr>
+    </w:lvl>
+    <w:lvl w:ilvl="2" w:tentative="1">
+      <w:start w:val="1"/>
+      <w:numFmt w:val="bullet"/>
+      <w:lvlText w:val=""/>
+      <w:lvlJc w:val="left"/>
+      <w:pPr>
+        <w:tabs>
+          <w:tab w:val="num" w:pos="2160"/>
+        </w:tabs>
+        <w:ind w:left="2160" w:hanging="360"/>
+      </w:pPr>
+      <w:rPr>
+        <w:rFonts w:ascii="Wingdings" w:hAnsi="Wingdings" w:hint="default"/>
+        <w:sz w:val="20"/>
+      </w:rPr>
+    </w:lvl>
+    <w:lvl w:ilvl="3" w:tentative="1">
+      <w:start w:val="1"/>
+      <w:numFmt w:val="bullet"/>
+      <w:lvlText w:val=""/>
+      <w:lvlJc w:val="left"/>
+      <w:pPr>
+        <w:tabs>
+          <w:tab w:val="num" w:pos="2880"/>
+        </w:tabs>
+        <w:ind w:left="2880" w:hanging="360"/>
+      </w:pPr>
+      <w:rPr>
+        <w:rFonts w:ascii="Wingdings" w:hAnsi="Wingdings" w:hint="default"/>
+        <w:sz w:val="20"/>
+      </w:rPr>
+    </w:lvl>
+    <w:lvl w:ilvl="4" w:tentative="1">
+      <w:start w:val="1"/>
+      <w:numFmt w:val="bullet"/>
+      <w:lvlText w:val=""/>
+      <w:lvlJc w:val="left"/>
+      <w:pPr>
+        <w:tabs>
+          <w:tab w:val="num" w:pos="3600"/>
+        </w:tabs>
+        <w:ind w:left="3600" w:hanging="360"/>
+      </w:pPr>
+      <w:rPr>
+        <w:rFonts w:ascii="Wingdings" w:hAnsi="Wingdings" w:hint="default"/>
+        <w:sz w:val="20"/>
+      </w:rPr>
+    </w:lvl>
+    <w:lvl w:ilvl="5" w:tentative="1">
+      <w:start w:val="1"/>
+      <w:numFmt w:val="bullet"/>
+      <w:lvlText w:val=""/>
+      <w:lvlJc w:val="left"/>
+      <w:pPr>
+        <w:tabs>
+          <w:tab w:val="num" w:pos="4320"/>
+        </w:tabs>
+        <w:ind w:left="4320" w:hanging="360"/>
+      </w:pPr>
+      <w:rPr>
+        <w:rFonts w:ascii="Wingdings" w:hAnsi="Wingdings" w:hint="default"/>
+        <w:sz w:val="20"/>
+      </w:rPr>
+    </w:lvl>
+    <w:lvl w:ilvl="6" w:tentative="1">
+      <w:start w:val="1"/>
+      <w:numFmt w:val="bullet"/>
+      <w:lvlText w:val=""/>
+      <w:lvlJc w:val="left"/>
+      <w:pPr>
+        <w:tabs>
+          <w:tab w:val="num" w:pos="5040"/>
+        </w:tabs>
+        <w:ind w:left="5040" w:hanging="360"/>
+      </w:pPr>
+      <w:rPr>
+        <w:rFonts w:ascii="Wingdings" w:hAnsi="Wingdings" w:hint="default"/>
+        <w:sz w:val="20"/>
+      </w:rPr>
+    </w:lvl>
+    <w:lvl w:ilvl="7" w:tentative="1">
+      <w:start w:val="1"/>
+      <w:numFmt w:val="bullet"/>
+      <w:lvlText w:val=""/>
+      <w:lvlJc w:val="left"/>
+      <w:pPr>
+        <w:tabs>
+          <w:tab w:val="num" w:pos="5760"/>
+        </w:tabs>
+        <w:ind w:left="5760" w:hanging="360"/>
+      </w:pPr>
+      <w:rPr>
+        <w:rFonts w:ascii="Wingdings" w:hAnsi="Wingdings" w:hint="default"/>
+        <w:sz w:val="20"/>
+      </w:rPr>
+    </w:lvl>
+    <w:lvl w:ilvl="8" w:tentative="1">
+      <w:start w:val="1"/>
+      <w:numFmt w:val="bullet"/>
+      <w:lvlText w:val=""/>
+      <w:lvlJc w:val="left"/>
+      <w:pPr>
+        <w:tabs>
+          <w:tab w:val="num" w:pos="6480"/>
+        </w:tabs>
+        <w:ind w:left="6480" w:hanging="360"/>
+      </w:pPr>
+      <w:rPr>
+        <w:rFonts w:ascii="Wingdings" w:hAnsi="Wingdings" w:hint="default"/>
+        <w:sz w:val="20"/>
+      </w:rPr>
+    </w:lvl>
+  </w:abstractNum>
+  <w:abstractNum w:abstractNumId="2" w15:restartNumberingAfterBreak="0">
     <w:nsid w:val="09FC3B66"/>
     <w:multiLevelType w:val="multilevel"/>
     <w:tmpl w:val="D8DCFB18"/>
@@ -1999,7 +2816,7 @@
       </w:rPr>
     </w:lvl>
   </w:abstractNum>
-  <w:abstractNum w:abstractNumId="2" w15:restartNumberingAfterBreak="0">
+  <w:abstractNum w:abstractNumId="3" w15:restartNumberingAfterBreak="0">
     <w:nsid w:val="13FE316C"/>
     <w:multiLevelType w:val="multilevel"/>
     <w:tmpl w:val="914A4FC8"/>
@@ -2148,7 +2965,7 @@
       </w:rPr>
     </w:lvl>
   </w:abstractNum>
-  <w:abstractNum w:abstractNumId="3" w15:restartNumberingAfterBreak="0">
+  <w:abstractNum w:abstractNumId="4" w15:restartNumberingAfterBreak="0">
     <w:nsid w:val="16D771C5"/>
     <w:multiLevelType w:val="multilevel"/>
     <w:tmpl w:val="AD2E488A"/>
@@ -2278,7 +3095,7 @@
       <w:lvlJc w:val="left"/>
     </w:lvl>
   </w:abstractNum>
-  <w:abstractNum w:abstractNumId="4" w15:restartNumberingAfterBreak="0">
+  <w:abstractNum w:abstractNumId="5" w15:restartNumberingAfterBreak="0">
     <w:nsid w:val="1B1C4567"/>
     <w:multiLevelType w:val="multilevel"/>
     <w:tmpl w:val="7A1E4CBA"/>
@@ -2427,7 +3244,7 @@
       </w:rPr>
     </w:lvl>
   </w:abstractNum>
-  <w:abstractNum w:abstractNumId="5" w15:restartNumberingAfterBreak="0">
+  <w:abstractNum w:abstractNumId="6" w15:restartNumberingAfterBreak="0">
     <w:nsid w:val="253C25EF"/>
     <w:multiLevelType w:val="hybridMultilevel"/>
     <w:tmpl w:val="FD345864"/>
@@ -2540,7 +3357,7 @@
       </w:rPr>
     </w:lvl>
   </w:abstractNum>
-  <w:abstractNum w:abstractNumId="6" w15:restartNumberingAfterBreak="0">
+  <w:abstractNum w:abstractNumId="7" w15:restartNumberingAfterBreak="0">
     <w:nsid w:val="28B67F63"/>
     <w:multiLevelType w:val="multilevel"/>
     <w:tmpl w:val="D92E6E5A"/>
@@ -2685,7 +3502,441 @@
       </w:rPr>
     </w:lvl>
   </w:abstractNum>
-  <w:abstractNum w:abstractNumId="7" w15:restartNumberingAfterBreak="0">
+  <w:abstractNum w:abstractNumId="8" w15:restartNumberingAfterBreak="0">
+    <w:nsid w:val="299F0576"/>
+    <w:multiLevelType w:val="hybridMultilevel"/>
+    <w:tmpl w:val="58DEB9A8"/>
+    <w:lvl w:ilvl="0" w:tplc="40090001">
+      <w:start w:val="1"/>
+      <w:numFmt w:val="bullet"/>
+      <w:lvlText w:val=""/>
+      <w:lvlJc w:val="left"/>
+      <w:pPr>
+        <w:ind w:left="720" w:hanging="360"/>
+      </w:pPr>
+      <w:rPr>
+        <w:rFonts w:ascii="Symbol" w:hAnsi="Symbol" w:hint="default"/>
+      </w:rPr>
+    </w:lvl>
+    <w:lvl w:ilvl="1" w:tplc="40090003" w:tentative="1">
+      <w:start w:val="1"/>
+      <w:numFmt w:val="bullet"/>
+      <w:lvlText w:val="o"/>
+      <w:lvlJc w:val="left"/>
+      <w:pPr>
+        <w:ind w:left="1440" w:hanging="360"/>
+      </w:pPr>
+      <w:rPr>
+        <w:rFonts w:ascii="Courier New" w:hAnsi="Courier New" w:cs="Courier New" w:hint="default"/>
+      </w:rPr>
+    </w:lvl>
+    <w:lvl w:ilvl="2" w:tplc="40090005" w:tentative="1">
+      <w:start w:val="1"/>
+      <w:numFmt w:val="bullet"/>
+      <w:lvlText w:val=""/>
+      <w:lvlJc w:val="left"/>
+      <w:pPr>
+        <w:ind w:left="2160" w:hanging="360"/>
+      </w:pPr>
+      <w:rPr>
+        <w:rFonts w:ascii="Wingdings" w:hAnsi="Wingdings" w:hint="default"/>
+      </w:rPr>
+    </w:lvl>
+    <w:lvl w:ilvl="3" w:tplc="40090001" w:tentative="1">
+      <w:start w:val="1"/>
+      <w:numFmt w:val="bullet"/>
+      <w:lvlText w:val=""/>
+      <w:lvlJc w:val="left"/>
+      <w:pPr>
+        <w:ind w:left="2880" w:hanging="360"/>
+      </w:pPr>
+      <w:rPr>
+        <w:rFonts w:ascii="Symbol" w:hAnsi="Symbol" w:hint="default"/>
+      </w:rPr>
+    </w:lvl>
+    <w:lvl w:ilvl="4" w:tplc="40090003" w:tentative="1">
+      <w:start w:val="1"/>
+      <w:numFmt w:val="bullet"/>
+      <w:lvlText w:val="o"/>
+      <w:lvlJc w:val="left"/>
+      <w:pPr>
+        <w:ind w:left="3600" w:hanging="360"/>
+      </w:pPr>
+      <w:rPr>
+        <w:rFonts w:ascii="Courier New" w:hAnsi="Courier New" w:cs="Courier New" w:hint="default"/>
+      </w:rPr>
+    </w:lvl>
+    <w:lvl w:ilvl="5" w:tplc="40090005" w:tentative="1">
+      <w:start w:val="1"/>
+      <w:numFmt w:val="bullet"/>
+      <w:lvlText w:val=""/>
+      <w:lvlJc w:val="left"/>
+      <w:pPr>
+        <w:ind w:left="4320" w:hanging="360"/>
+      </w:pPr>
+      <w:rPr>
+        <w:rFonts w:ascii="Wingdings" w:hAnsi="Wingdings" w:hint="default"/>
+      </w:rPr>
+    </w:lvl>
+    <w:lvl w:ilvl="6" w:tplc="40090001" w:tentative="1">
+      <w:start w:val="1"/>
+      <w:numFmt w:val="bullet"/>
+      <w:lvlText w:val=""/>
+      <w:lvlJc w:val="left"/>
+      <w:pPr>
+        <w:ind w:left="5040" w:hanging="360"/>
+      </w:pPr>
+      <w:rPr>
+        <w:rFonts w:ascii="Symbol" w:hAnsi="Symbol" w:hint="default"/>
+      </w:rPr>
+    </w:lvl>
+    <w:lvl w:ilvl="7" w:tplc="40090003" w:tentative="1">
+      <w:start w:val="1"/>
+      <w:numFmt w:val="bullet"/>
+      <w:lvlText w:val="o"/>
+      <w:lvlJc w:val="left"/>
+      <w:pPr>
+        <w:ind w:left="5760" w:hanging="360"/>
+      </w:pPr>
+      <w:rPr>
+        <w:rFonts w:ascii="Courier New" w:hAnsi="Courier New" w:cs="Courier New" w:hint="default"/>
+      </w:rPr>
+    </w:lvl>
+    <w:lvl w:ilvl="8" w:tplc="40090005" w:tentative="1">
+      <w:start w:val="1"/>
+      <w:numFmt w:val="bullet"/>
+      <w:lvlText w:val=""/>
+      <w:lvlJc w:val="left"/>
+      <w:pPr>
+        <w:ind w:left="6480" w:hanging="360"/>
+      </w:pPr>
+      <w:rPr>
+        <w:rFonts w:ascii="Wingdings" w:hAnsi="Wingdings" w:hint="default"/>
+      </w:rPr>
+    </w:lvl>
+  </w:abstractNum>
+  <w:abstractNum w:abstractNumId="9" w15:restartNumberingAfterBreak="0">
+    <w:nsid w:val="2B7311B5"/>
+    <w:multiLevelType w:val="hybridMultilevel"/>
+    <w:tmpl w:val="E9E0C05A"/>
+    <w:lvl w:ilvl="0" w:tplc="4009000F">
+      <w:start w:val="1"/>
+      <w:numFmt w:val="decimal"/>
+      <w:lvlText w:val="%1."/>
+      <w:lvlJc w:val="left"/>
+      <w:pPr>
+        <w:ind w:left="1440" w:hanging="360"/>
+      </w:pPr>
+    </w:lvl>
+    <w:lvl w:ilvl="1" w:tplc="40090019" w:tentative="1">
+      <w:start w:val="1"/>
+      <w:numFmt w:val="lowerLetter"/>
+      <w:lvlText w:val="%2."/>
+      <w:lvlJc w:val="left"/>
+      <w:pPr>
+        <w:ind w:left="2160" w:hanging="360"/>
+      </w:pPr>
+    </w:lvl>
+    <w:lvl w:ilvl="2" w:tplc="4009001B" w:tentative="1">
+      <w:start w:val="1"/>
+      <w:numFmt w:val="lowerRoman"/>
+      <w:lvlText w:val="%3."/>
+      <w:lvlJc w:val="right"/>
+      <w:pPr>
+        <w:ind w:left="2880" w:hanging="180"/>
+      </w:pPr>
+    </w:lvl>
+    <w:lvl w:ilvl="3" w:tplc="4009000F" w:tentative="1">
+      <w:start w:val="1"/>
+      <w:numFmt w:val="decimal"/>
+      <w:lvlText w:val="%4."/>
+      <w:lvlJc w:val="left"/>
+      <w:pPr>
+        <w:ind w:left="3600" w:hanging="360"/>
+      </w:pPr>
+    </w:lvl>
+    <w:lvl w:ilvl="4" w:tplc="40090019" w:tentative="1">
+      <w:start w:val="1"/>
+      <w:numFmt w:val="lowerLetter"/>
+      <w:lvlText w:val="%5."/>
+      <w:lvlJc w:val="left"/>
+      <w:pPr>
+        <w:ind w:left="4320" w:hanging="360"/>
+      </w:pPr>
+    </w:lvl>
+    <w:lvl w:ilvl="5" w:tplc="4009001B" w:tentative="1">
+      <w:start w:val="1"/>
+      <w:numFmt w:val="lowerRoman"/>
+      <w:lvlText w:val="%6."/>
+      <w:lvlJc w:val="right"/>
+      <w:pPr>
+        <w:ind w:left="5040" w:hanging="180"/>
+      </w:pPr>
+    </w:lvl>
+    <w:lvl w:ilvl="6" w:tplc="4009000F" w:tentative="1">
+      <w:start w:val="1"/>
+      <w:numFmt w:val="decimal"/>
+      <w:lvlText w:val="%7."/>
+      <w:lvlJc w:val="left"/>
+      <w:pPr>
+        <w:ind w:left="5760" w:hanging="360"/>
+      </w:pPr>
+    </w:lvl>
+    <w:lvl w:ilvl="7" w:tplc="40090019" w:tentative="1">
+      <w:start w:val="1"/>
+      <w:numFmt w:val="lowerLetter"/>
+      <w:lvlText w:val="%8."/>
+      <w:lvlJc w:val="left"/>
+      <w:pPr>
+        <w:ind w:left="6480" w:hanging="360"/>
+      </w:pPr>
+    </w:lvl>
+    <w:lvl w:ilvl="8" w:tplc="4009001B" w:tentative="1">
+      <w:start w:val="1"/>
+      <w:numFmt w:val="lowerRoman"/>
+      <w:lvlText w:val="%9."/>
+      <w:lvlJc w:val="right"/>
+      <w:pPr>
+        <w:ind w:left="7200" w:hanging="180"/>
+      </w:pPr>
+    </w:lvl>
+  </w:abstractNum>
+  <w:abstractNum w:abstractNumId="10" w15:restartNumberingAfterBreak="0">
+    <w:nsid w:val="2F2962BD"/>
+    <w:multiLevelType w:val="hybridMultilevel"/>
+    <w:tmpl w:val="84ECB95A"/>
+    <w:lvl w:ilvl="0" w:tplc="4009000F">
+      <w:start w:val="1"/>
+      <w:numFmt w:val="decimal"/>
+      <w:lvlText w:val="%1."/>
+      <w:lvlJc w:val="left"/>
+      <w:pPr>
+        <w:ind w:left="720" w:hanging="360"/>
+      </w:pPr>
+    </w:lvl>
+    <w:lvl w:ilvl="1" w:tplc="40090019" w:tentative="1">
+      <w:start w:val="1"/>
+      <w:numFmt w:val="lowerLetter"/>
+      <w:lvlText w:val="%2."/>
+      <w:lvlJc w:val="left"/>
+      <w:pPr>
+        <w:ind w:left="1440" w:hanging="360"/>
+      </w:pPr>
+    </w:lvl>
+    <w:lvl w:ilvl="2" w:tplc="4009001B" w:tentative="1">
+      <w:start w:val="1"/>
+      <w:numFmt w:val="lowerRoman"/>
+      <w:lvlText w:val="%3."/>
+      <w:lvlJc w:val="right"/>
+      <w:pPr>
+        <w:ind w:left="2160" w:hanging="180"/>
+      </w:pPr>
+    </w:lvl>
+    <w:lvl w:ilvl="3" w:tplc="4009000F" w:tentative="1">
+      <w:start w:val="1"/>
+      <w:numFmt w:val="decimal"/>
+      <w:lvlText w:val="%4."/>
+      <w:lvlJc w:val="left"/>
+      <w:pPr>
+        <w:ind w:left="2880" w:hanging="360"/>
+      </w:pPr>
+    </w:lvl>
+    <w:lvl w:ilvl="4" w:tplc="40090019" w:tentative="1">
+      <w:start w:val="1"/>
+      <w:numFmt w:val="lowerLetter"/>
+      <w:lvlText w:val="%5."/>
+      <w:lvlJc w:val="left"/>
+      <w:pPr>
+        <w:ind w:left="3600" w:hanging="360"/>
+      </w:pPr>
+    </w:lvl>
+    <w:lvl w:ilvl="5" w:tplc="4009001B" w:tentative="1">
+      <w:start w:val="1"/>
+      <w:numFmt w:val="lowerRoman"/>
+      <w:lvlText w:val="%6."/>
+      <w:lvlJc w:val="right"/>
+      <w:pPr>
+        <w:ind w:left="4320" w:hanging="180"/>
+      </w:pPr>
+    </w:lvl>
+    <w:lvl w:ilvl="6" w:tplc="4009000F" w:tentative="1">
+      <w:start w:val="1"/>
+      <w:numFmt w:val="decimal"/>
+      <w:lvlText w:val="%7."/>
+      <w:lvlJc w:val="left"/>
+      <w:pPr>
+        <w:ind w:left="5040" w:hanging="360"/>
+      </w:pPr>
+    </w:lvl>
+    <w:lvl w:ilvl="7" w:tplc="40090019" w:tentative="1">
+      <w:start w:val="1"/>
+      <w:numFmt w:val="lowerLetter"/>
+      <w:lvlText w:val="%8."/>
+      <w:lvlJc w:val="left"/>
+      <w:pPr>
+        <w:ind w:left="5760" w:hanging="360"/>
+      </w:pPr>
+    </w:lvl>
+    <w:lvl w:ilvl="8" w:tplc="4009001B" w:tentative="1">
+      <w:start w:val="1"/>
+      <w:numFmt w:val="lowerRoman"/>
+      <w:lvlText w:val="%9."/>
+      <w:lvlJc w:val="right"/>
+      <w:pPr>
+        <w:ind w:left="6480" w:hanging="180"/>
+      </w:pPr>
+    </w:lvl>
+  </w:abstractNum>
+  <w:abstractNum w:abstractNumId="11" w15:restartNumberingAfterBreak="0">
+    <w:nsid w:val="3364500E"/>
+    <w:multiLevelType w:val="multilevel"/>
+    <w:tmpl w:val="E8DA8F8A"/>
+    <w:lvl w:ilvl="0">
+      <w:start w:val="1"/>
+      <w:numFmt w:val="bullet"/>
+      <w:lvlText w:val=""/>
+      <w:lvlJc w:val="left"/>
+      <w:pPr>
+        <w:tabs>
+          <w:tab w:val="num" w:pos="720"/>
+        </w:tabs>
+        <w:ind w:left="720" w:hanging="360"/>
+      </w:pPr>
+      <w:rPr>
+        <w:rFonts w:ascii="Symbol" w:hAnsi="Symbol" w:hint="default"/>
+        <w:sz w:val="20"/>
+      </w:rPr>
+    </w:lvl>
+    <w:lvl w:ilvl="1" w:tentative="1">
+      <w:start w:val="1"/>
+      <w:numFmt w:val="bullet"/>
+      <w:lvlText w:val="o"/>
+      <w:lvlJc w:val="left"/>
+      <w:pPr>
+        <w:tabs>
+          <w:tab w:val="num" w:pos="1440"/>
+        </w:tabs>
+        <w:ind w:left="1440" w:hanging="360"/>
+      </w:pPr>
+      <w:rPr>
+        <w:rFonts w:ascii="Courier New" w:hAnsi="Courier New" w:hint="default"/>
+        <w:sz w:val="20"/>
+      </w:rPr>
+    </w:lvl>
+    <w:lvl w:ilvl="2" w:tentative="1">
+      <w:start w:val="1"/>
+      <w:numFmt w:val="bullet"/>
+      <w:lvlText w:val=""/>
+      <w:lvlJc w:val="left"/>
+      <w:pPr>
+        <w:tabs>
+          <w:tab w:val="num" w:pos="2160"/>
+        </w:tabs>
+        <w:ind w:left="2160" w:hanging="360"/>
+      </w:pPr>
+      <w:rPr>
+        <w:rFonts w:ascii="Wingdings" w:hAnsi="Wingdings" w:hint="default"/>
+        <w:sz w:val="20"/>
+      </w:rPr>
+    </w:lvl>
+    <w:lvl w:ilvl="3" w:tentative="1">
+      <w:start w:val="1"/>
+      <w:numFmt w:val="bullet"/>
+      <w:lvlText w:val=""/>
+      <w:lvlJc w:val="left"/>
+      <w:pPr>
+        <w:tabs>
+          <w:tab w:val="num" w:pos="2880"/>
+        </w:tabs>
+        <w:ind w:left="2880" w:hanging="360"/>
+      </w:pPr>
+      <w:rPr>
+        <w:rFonts w:ascii="Wingdings" w:hAnsi="Wingdings" w:hint="default"/>
+        <w:sz w:val="20"/>
+      </w:rPr>
+    </w:lvl>
+    <w:lvl w:ilvl="4" w:tentative="1">
+      <w:start w:val="1"/>
+      <w:numFmt w:val="bullet"/>
+      <w:lvlText w:val=""/>
+      <w:lvlJc w:val="left"/>
+      <w:pPr>
+        <w:tabs>
+          <w:tab w:val="num" w:pos="3600"/>
+        </w:tabs>
+        <w:ind w:left="3600" w:hanging="360"/>
+      </w:pPr>
+      <w:rPr>
+        <w:rFonts w:ascii="Wingdings" w:hAnsi="Wingdings" w:hint="default"/>
+        <w:sz w:val="20"/>
+      </w:rPr>
+    </w:lvl>
+    <w:lvl w:ilvl="5" w:tentative="1">
+      <w:start w:val="1"/>
+      <w:numFmt w:val="bullet"/>
+      <w:lvlText w:val=""/>
+      <w:lvlJc w:val="left"/>
+      <w:pPr>
+        <w:tabs>
+          <w:tab w:val="num" w:pos="4320"/>
+        </w:tabs>
+        <w:ind w:left="4320" w:hanging="360"/>
+      </w:pPr>
+      <w:rPr>
+        <w:rFonts w:ascii="Wingdings" w:hAnsi="Wingdings" w:hint="default"/>
+        <w:sz w:val="20"/>
+      </w:rPr>
+    </w:lvl>
+    <w:lvl w:ilvl="6" w:tentative="1">
+      <w:start w:val="1"/>
+      <w:numFmt w:val="bullet"/>
+      <w:lvlText w:val=""/>
+      <w:lvlJc w:val="left"/>
+      <w:pPr>
+        <w:tabs>
+          <w:tab w:val="num" w:pos="5040"/>
+        </w:tabs>
+        <w:ind w:left="5040" w:hanging="360"/>
+      </w:pPr>
+      <w:rPr>
+        <w:rFonts w:ascii="Wingdings" w:hAnsi="Wingdings" w:hint="default"/>
+        <w:sz w:val="20"/>
+      </w:rPr>
+    </w:lvl>
+    <w:lvl w:ilvl="7" w:tentative="1">
+      <w:start w:val="1"/>
+      <w:numFmt w:val="bullet"/>
+      <w:lvlText w:val=""/>
+      <w:lvlJc w:val="left"/>
+      <w:pPr>
+        <w:tabs>
+          <w:tab w:val="num" w:pos="5760"/>
+        </w:tabs>
+        <w:ind w:left="5760" w:hanging="360"/>
+      </w:pPr>
+      <w:rPr>
+        <w:rFonts w:ascii="Wingdings" w:hAnsi="Wingdings" w:hint="default"/>
+        <w:sz w:val="20"/>
+      </w:rPr>
+    </w:lvl>
+    <w:lvl w:ilvl="8" w:tentative="1">
+      <w:start w:val="1"/>
+      <w:numFmt w:val="bullet"/>
+      <w:lvlText w:val=""/>
+      <w:lvlJc w:val="left"/>
+      <w:pPr>
+        <w:tabs>
+          <w:tab w:val="num" w:pos="6480"/>
+        </w:tabs>
+        <w:ind w:left="6480" w:hanging="360"/>
+      </w:pPr>
+      <w:rPr>
+        <w:rFonts w:ascii="Wingdings" w:hAnsi="Wingdings" w:hint="default"/>
+        <w:sz w:val="20"/>
+      </w:rPr>
+    </w:lvl>
+  </w:abstractNum>
+  <w:abstractNum w:abstractNumId="12" w15:restartNumberingAfterBreak="0">
     <w:nsid w:val="34A26BC8"/>
     <w:multiLevelType w:val="hybridMultilevel"/>
     <w:tmpl w:val="6644CA28"/>
@@ -2771,7 +4022,603 @@
       </w:pPr>
     </w:lvl>
   </w:abstractNum>
-  <w:abstractNum w:abstractNumId="8" w15:restartNumberingAfterBreak="0">
+  <w:abstractNum w:abstractNumId="13" w15:restartNumberingAfterBreak="0">
+    <w:nsid w:val="398144C3"/>
+    <w:multiLevelType w:val="multilevel"/>
+    <w:tmpl w:val="A3EE60FA"/>
+    <w:lvl w:ilvl="0">
+      <w:start w:val="1"/>
+      <w:numFmt w:val="bullet"/>
+      <w:lvlText w:val=""/>
+      <w:lvlJc w:val="left"/>
+      <w:pPr>
+        <w:tabs>
+          <w:tab w:val="num" w:pos="720"/>
+        </w:tabs>
+        <w:ind w:left="720" w:hanging="360"/>
+      </w:pPr>
+      <w:rPr>
+        <w:rFonts w:ascii="Symbol" w:hAnsi="Symbol" w:hint="default"/>
+        <w:sz w:val="20"/>
+      </w:rPr>
+    </w:lvl>
+    <w:lvl w:ilvl="1">
+      <w:start w:val="1"/>
+      <w:numFmt w:val="bullet"/>
+      <w:lvlText w:val="o"/>
+      <w:lvlJc w:val="left"/>
+      <w:pPr>
+        <w:tabs>
+          <w:tab w:val="num" w:pos="1440"/>
+        </w:tabs>
+        <w:ind w:left="1440" w:hanging="360"/>
+      </w:pPr>
+      <w:rPr>
+        <w:rFonts w:ascii="Courier New" w:hAnsi="Courier New" w:hint="default"/>
+        <w:sz w:val="20"/>
+      </w:rPr>
+    </w:lvl>
+    <w:lvl w:ilvl="2" w:tentative="1">
+      <w:start w:val="1"/>
+      <w:numFmt w:val="bullet"/>
+      <w:lvlText w:val=""/>
+      <w:lvlJc w:val="left"/>
+      <w:pPr>
+        <w:tabs>
+          <w:tab w:val="num" w:pos="2160"/>
+        </w:tabs>
+        <w:ind w:left="2160" w:hanging="360"/>
+      </w:pPr>
+      <w:rPr>
+        <w:rFonts w:ascii="Wingdings" w:hAnsi="Wingdings" w:hint="default"/>
+        <w:sz w:val="20"/>
+      </w:rPr>
+    </w:lvl>
+    <w:lvl w:ilvl="3" w:tentative="1">
+      <w:start w:val="1"/>
+      <w:numFmt w:val="bullet"/>
+      <w:lvlText w:val=""/>
+      <w:lvlJc w:val="left"/>
+      <w:pPr>
+        <w:tabs>
+          <w:tab w:val="num" w:pos="2880"/>
+        </w:tabs>
+        <w:ind w:left="2880" w:hanging="360"/>
+      </w:pPr>
+      <w:rPr>
+        <w:rFonts w:ascii="Wingdings" w:hAnsi="Wingdings" w:hint="default"/>
+        <w:sz w:val="20"/>
+      </w:rPr>
+    </w:lvl>
+    <w:lvl w:ilvl="4" w:tentative="1">
+      <w:start w:val="1"/>
+      <w:numFmt w:val="bullet"/>
+      <w:lvlText w:val=""/>
+      <w:lvlJc w:val="left"/>
+      <w:pPr>
+        <w:tabs>
+          <w:tab w:val="num" w:pos="3600"/>
+        </w:tabs>
+        <w:ind w:left="3600" w:hanging="360"/>
+      </w:pPr>
+      <w:rPr>
+        <w:rFonts w:ascii="Wingdings" w:hAnsi="Wingdings" w:hint="default"/>
+        <w:sz w:val="20"/>
+      </w:rPr>
+    </w:lvl>
+    <w:lvl w:ilvl="5" w:tentative="1">
+      <w:start w:val="1"/>
+      <w:numFmt w:val="bullet"/>
+      <w:lvlText w:val=""/>
+      <w:lvlJc w:val="left"/>
+      <w:pPr>
+        <w:tabs>
+          <w:tab w:val="num" w:pos="4320"/>
+        </w:tabs>
+        <w:ind w:left="4320" w:hanging="360"/>
+      </w:pPr>
+      <w:rPr>
+        <w:rFonts w:ascii="Wingdings" w:hAnsi="Wingdings" w:hint="default"/>
+        <w:sz w:val="20"/>
+      </w:rPr>
+    </w:lvl>
+    <w:lvl w:ilvl="6" w:tentative="1">
+      <w:start w:val="1"/>
+      <w:numFmt w:val="bullet"/>
+      <w:lvlText w:val=""/>
+      <w:lvlJc w:val="left"/>
+      <w:pPr>
+        <w:tabs>
+          <w:tab w:val="num" w:pos="5040"/>
+        </w:tabs>
+        <w:ind w:left="5040" w:hanging="360"/>
+      </w:pPr>
+      <w:rPr>
+        <w:rFonts w:ascii="Wingdings" w:hAnsi="Wingdings" w:hint="default"/>
+        <w:sz w:val="20"/>
+      </w:rPr>
+    </w:lvl>
+    <w:lvl w:ilvl="7" w:tentative="1">
+      <w:start w:val="1"/>
+      <w:numFmt w:val="bullet"/>
+      <w:lvlText w:val=""/>
+      <w:lvlJc w:val="left"/>
+      <w:pPr>
+        <w:tabs>
+          <w:tab w:val="num" w:pos="5760"/>
+        </w:tabs>
+        <w:ind w:left="5760" w:hanging="360"/>
+      </w:pPr>
+      <w:rPr>
+        <w:rFonts w:ascii="Wingdings" w:hAnsi="Wingdings" w:hint="default"/>
+        <w:sz w:val="20"/>
+      </w:rPr>
+    </w:lvl>
+    <w:lvl w:ilvl="8" w:tentative="1">
+      <w:start w:val="1"/>
+      <w:numFmt w:val="bullet"/>
+      <w:lvlText w:val=""/>
+      <w:lvlJc w:val="left"/>
+      <w:pPr>
+        <w:tabs>
+          <w:tab w:val="num" w:pos="6480"/>
+        </w:tabs>
+        <w:ind w:left="6480" w:hanging="360"/>
+      </w:pPr>
+      <w:rPr>
+        <w:rFonts w:ascii="Wingdings" w:hAnsi="Wingdings" w:hint="default"/>
+        <w:sz w:val="20"/>
+      </w:rPr>
+    </w:lvl>
+  </w:abstractNum>
+  <w:abstractNum w:abstractNumId="14" w15:restartNumberingAfterBreak="0">
+    <w:nsid w:val="3F1C4561"/>
+    <w:multiLevelType w:val="multilevel"/>
+    <w:tmpl w:val="A3EE60FA"/>
+    <w:lvl w:ilvl="0">
+      <w:start w:val="1"/>
+      <w:numFmt w:val="bullet"/>
+      <w:lvlText w:val=""/>
+      <w:lvlJc w:val="left"/>
+      <w:pPr>
+        <w:tabs>
+          <w:tab w:val="num" w:pos="720"/>
+        </w:tabs>
+        <w:ind w:left="720" w:hanging="360"/>
+      </w:pPr>
+      <w:rPr>
+        <w:rFonts w:ascii="Symbol" w:hAnsi="Symbol" w:hint="default"/>
+        <w:sz w:val="20"/>
+      </w:rPr>
+    </w:lvl>
+    <w:lvl w:ilvl="1">
+      <w:start w:val="1"/>
+      <w:numFmt w:val="bullet"/>
+      <w:lvlText w:val="o"/>
+      <w:lvlJc w:val="left"/>
+      <w:pPr>
+        <w:tabs>
+          <w:tab w:val="num" w:pos="1440"/>
+        </w:tabs>
+        <w:ind w:left="1440" w:hanging="360"/>
+      </w:pPr>
+      <w:rPr>
+        <w:rFonts w:ascii="Courier New" w:hAnsi="Courier New" w:hint="default"/>
+        <w:sz w:val="20"/>
+      </w:rPr>
+    </w:lvl>
+    <w:lvl w:ilvl="2" w:tentative="1">
+      <w:start w:val="1"/>
+      <w:numFmt w:val="bullet"/>
+      <w:lvlText w:val=""/>
+      <w:lvlJc w:val="left"/>
+      <w:pPr>
+        <w:tabs>
+          <w:tab w:val="num" w:pos="2160"/>
+        </w:tabs>
+        <w:ind w:left="2160" w:hanging="360"/>
+      </w:pPr>
+      <w:rPr>
+        <w:rFonts w:ascii="Wingdings" w:hAnsi="Wingdings" w:hint="default"/>
+        <w:sz w:val="20"/>
+      </w:rPr>
+    </w:lvl>
+    <w:lvl w:ilvl="3" w:tentative="1">
+      <w:start w:val="1"/>
+      <w:numFmt w:val="bullet"/>
+      <w:lvlText w:val=""/>
+      <w:lvlJc w:val="left"/>
+      <w:pPr>
+        <w:tabs>
+          <w:tab w:val="num" w:pos="2880"/>
+        </w:tabs>
+        <w:ind w:left="2880" w:hanging="360"/>
+      </w:pPr>
+      <w:rPr>
+        <w:rFonts w:ascii="Wingdings" w:hAnsi="Wingdings" w:hint="default"/>
+        <w:sz w:val="20"/>
+      </w:rPr>
+    </w:lvl>
+    <w:lvl w:ilvl="4" w:tentative="1">
+      <w:start w:val="1"/>
+      <w:numFmt w:val="bullet"/>
+      <w:lvlText w:val=""/>
+      <w:lvlJc w:val="left"/>
+      <w:pPr>
+        <w:tabs>
+          <w:tab w:val="num" w:pos="3600"/>
+        </w:tabs>
+        <w:ind w:left="3600" w:hanging="360"/>
+      </w:pPr>
+      <w:rPr>
+        <w:rFonts w:ascii="Wingdings" w:hAnsi="Wingdings" w:hint="default"/>
+        <w:sz w:val="20"/>
+      </w:rPr>
+    </w:lvl>
+    <w:lvl w:ilvl="5" w:tentative="1">
+      <w:start w:val="1"/>
+      <w:numFmt w:val="bullet"/>
+      <w:lvlText w:val=""/>
+      <w:lvlJc w:val="left"/>
+      <w:pPr>
+        <w:tabs>
+          <w:tab w:val="num" w:pos="4320"/>
+        </w:tabs>
+        <w:ind w:left="4320" w:hanging="360"/>
+      </w:pPr>
+      <w:rPr>
+        <w:rFonts w:ascii="Wingdings" w:hAnsi="Wingdings" w:hint="default"/>
+        <w:sz w:val="20"/>
+      </w:rPr>
+    </w:lvl>
+    <w:lvl w:ilvl="6" w:tentative="1">
+      <w:start w:val="1"/>
+      <w:numFmt w:val="bullet"/>
+      <w:lvlText w:val=""/>
+      <w:lvlJc w:val="left"/>
+      <w:pPr>
+        <w:tabs>
+          <w:tab w:val="num" w:pos="5040"/>
+        </w:tabs>
+        <w:ind w:left="5040" w:hanging="360"/>
+      </w:pPr>
+      <w:rPr>
+        <w:rFonts w:ascii="Wingdings" w:hAnsi="Wingdings" w:hint="default"/>
+        <w:sz w:val="20"/>
+      </w:rPr>
+    </w:lvl>
+    <w:lvl w:ilvl="7" w:tentative="1">
+      <w:start w:val="1"/>
+      <w:numFmt w:val="bullet"/>
+      <w:lvlText w:val=""/>
+      <w:lvlJc w:val="left"/>
+      <w:pPr>
+        <w:tabs>
+          <w:tab w:val="num" w:pos="5760"/>
+        </w:tabs>
+        <w:ind w:left="5760" w:hanging="360"/>
+      </w:pPr>
+      <w:rPr>
+        <w:rFonts w:ascii="Wingdings" w:hAnsi="Wingdings" w:hint="default"/>
+        <w:sz w:val="20"/>
+      </w:rPr>
+    </w:lvl>
+    <w:lvl w:ilvl="8" w:tentative="1">
+      <w:start w:val="1"/>
+      <w:numFmt w:val="bullet"/>
+      <w:lvlText w:val=""/>
+      <w:lvlJc w:val="left"/>
+      <w:pPr>
+        <w:tabs>
+          <w:tab w:val="num" w:pos="6480"/>
+        </w:tabs>
+        <w:ind w:left="6480" w:hanging="360"/>
+      </w:pPr>
+      <w:rPr>
+        <w:rFonts w:ascii="Wingdings" w:hAnsi="Wingdings" w:hint="default"/>
+        <w:sz w:val="20"/>
+      </w:rPr>
+    </w:lvl>
+  </w:abstractNum>
+  <w:abstractNum w:abstractNumId="15" w15:restartNumberingAfterBreak="0">
+    <w:nsid w:val="3F7520E6"/>
+    <w:multiLevelType w:val="multilevel"/>
+    <w:tmpl w:val="7C5A26BC"/>
+    <w:lvl w:ilvl="0">
+      <w:start w:val="1"/>
+      <w:numFmt w:val="bullet"/>
+      <w:lvlText w:val=""/>
+      <w:lvlJc w:val="left"/>
+      <w:pPr>
+        <w:tabs>
+          <w:tab w:val="num" w:pos="720"/>
+        </w:tabs>
+        <w:ind w:left="720" w:hanging="360"/>
+      </w:pPr>
+      <w:rPr>
+        <w:rFonts w:ascii="Symbol" w:hAnsi="Symbol" w:hint="default"/>
+        <w:sz w:val="20"/>
+      </w:rPr>
+    </w:lvl>
+    <w:lvl w:ilvl="1">
+      <w:start w:val="1"/>
+      <w:numFmt w:val="bullet"/>
+      <w:lvlText w:val="o"/>
+      <w:lvlJc w:val="left"/>
+      <w:pPr>
+        <w:tabs>
+          <w:tab w:val="num" w:pos="1440"/>
+        </w:tabs>
+        <w:ind w:left="1440" w:hanging="360"/>
+      </w:pPr>
+      <w:rPr>
+        <w:rFonts w:ascii="Courier New" w:hAnsi="Courier New" w:hint="default"/>
+        <w:sz w:val="20"/>
+      </w:rPr>
+    </w:lvl>
+    <w:lvl w:ilvl="2" w:tentative="1">
+      <w:start w:val="1"/>
+      <w:numFmt w:val="bullet"/>
+      <w:lvlText w:val=""/>
+      <w:lvlJc w:val="left"/>
+      <w:pPr>
+        <w:tabs>
+          <w:tab w:val="num" w:pos="2160"/>
+        </w:tabs>
+        <w:ind w:left="2160" w:hanging="360"/>
+      </w:pPr>
+      <w:rPr>
+        <w:rFonts w:ascii="Wingdings" w:hAnsi="Wingdings" w:hint="default"/>
+        <w:sz w:val="20"/>
+      </w:rPr>
+    </w:lvl>
+    <w:lvl w:ilvl="3" w:tentative="1">
+      <w:start w:val="1"/>
+      <w:numFmt w:val="bullet"/>
+      <w:lvlText w:val=""/>
+      <w:lvlJc w:val="left"/>
+      <w:pPr>
+        <w:tabs>
+          <w:tab w:val="num" w:pos="2880"/>
+        </w:tabs>
+        <w:ind w:left="2880" w:hanging="360"/>
+      </w:pPr>
+      <w:rPr>
+        <w:rFonts w:ascii="Wingdings" w:hAnsi="Wingdings" w:hint="default"/>
+        <w:sz w:val="20"/>
+      </w:rPr>
+    </w:lvl>
+    <w:lvl w:ilvl="4" w:tentative="1">
+      <w:start w:val="1"/>
+      <w:numFmt w:val="bullet"/>
+      <w:lvlText w:val=""/>
+      <w:lvlJc w:val="left"/>
+      <w:pPr>
+        <w:tabs>
+          <w:tab w:val="num" w:pos="3600"/>
+        </w:tabs>
+        <w:ind w:left="3600" w:hanging="360"/>
+      </w:pPr>
+      <w:rPr>
+        <w:rFonts w:ascii="Wingdings" w:hAnsi="Wingdings" w:hint="default"/>
+        <w:sz w:val="20"/>
+      </w:rPr>
+    </w:lvl>
+    <w:lvl w:ilvl="5" w:tentative="1">
+      <w:start w:val="1"/>
+      <w:numFmt w:val="bullet"/>
+      <w:lvlText w:val=""/>
+      <w:lvlJc w:val="left"/>
+      <w:pPr>
+        <w:tabs>
+          <w:tab w:val="num" w:pos="4320"/>
+        </w:tabs>
+        <w:ind w:left="4320" w:hanging="360"/>
+      </w:pPr>
+      <w:rPr>
+        <w:rFonts w:ascii="Wingdings" w:hAnsi="Wingdings" w:hint="default"/>
+        <w:sz w:val="20"/>
+      </w:rPr>
+    </w:lvl>
+    <w:lvl w:ilvl="6" w:tentative="1">
+      <w:start w:val="1"/>
+      <w:numFmt w:val="bullet"/>
+      <w:lvlText w:val=""/>
+      <w:lvlJc w:val="left"/>
+      <w:pPr>
+        <w:tabs>
+          <w:tab w:val="num" w:pos="5040"/>
+        </w:tabs>
+        <w:ind w:left="5040" w:hanging="360"/>
+      </w:pPr>
+      <w:rPr>
+        <w:rFonts w:ascii="Wingdings" w:hAnsi="Wingdings" w:hint="default"/>
+        <w:sz w:val="20"/>
+      </w:rPr>
+    </w:lvl>
+    <w:lvl w:ilvl="7" w:tentative="1">
+      <w:start w:val="1"/>
+      <w:numFmt w:val="bullet"/>
+      <w:lvlText w:val=""/>
+      <w:lvlJc w:val="left"/>
+      <w:pPr>
+        <w:tabs>
+          <w:tab w:val="num" w:pos="5760"/>
+        </w:tabs>
+        <w:ind w:left="5760" w:hanging="360"/>
+      </w:pPr>
+      <w:rPr>
+        <w:rFonts w:ascii="Wingdings" w:hAnsi="Wingdings" w:hint="default"/>
+        <w:sz w:val="20"/>
+      </w:rPr>
+    </w:lvl>
+    <w:lvl w:ilvl="8" w:tentative="1">
+      <w:start w:val="1"/>
+      <w:numFmt w:val="bullet"/>
+      <w:lvlText w:val=""/>
+      <w:lvlJc w:val="left"/>
+      <w:pPr>
+        <w:tabs>
+          <w:tab w:val="num" w:pos="6480"/>
+        </w:tabs>
+        <w:ind w:left="6480" w:hanging="360"/>
+      </w:pPr>
+      <w:rPr>
+        <w:rFonts w:ascii="Wingdings" w:hAnsi="Wingdings" w:hint="default"/>
+        <w:sz w:val="20"/>
+      </w:rPr>
+    </w:lvl>
+  </w:abstractNum>
+  <w:abstractNum w:abstractNumId="16" w15:restartNumberingAfterBreak="0">
+    <w:nsid w:val="44FE180E"/>
+    <w:multiLevelType w:val="multilevel"/>
+    <w:tmpl w:val="A3EE60FA"/>
+    <w:lvl w:ilvl="0">
+      <w:start w:val="1"/>
+      <w:numFmt w:val="bullet"/>
+      <w:lvlText w:val=""/>
+      <w:lvlJc w:val="left"/>
+      <w:pPr>
+        <w:tabs>
+          <w:tab w:val="num" w:pos="720"/>
+        </w:tabs>
+        <w:ind w:left="720" w:hanging="360"/>
+      </w:pPr>
+      <w:rPr>
+        <w:rFonts w:ascii="Symbol" w:hAnsi="Symbol" w:hint="default"/>
+        <w:sz w:val="20"/>
+      </w:rPr>
+    </w:lvl>
+    <w:lvl w:ilvl="1">
+      <w:start w:val="1"/>
+      <w:numFmt w:val="bullet"/>
+      <w:lvlText w:val="o"/>
+      <w:lvlJc w:val="left"/>
+      <w:pPr>
+        <w:tabs>
+          <w:tab w:val="num" w:pos="1440"/>
+        </w:tabs>
+        <w:ind w:left="1440" w:hanging="360"/>
+      </w:pPr>
+      <w:rPr>
+        <w:rFonts w:ascii="Courier New" w:hAnsi="Courier New" w:hint="default"/>
+        <w:sz w:val="20"/>
+      </w:rPr>
+    </w:lvl>
+    <w:lvl w:ilvl="2" w:tentative="1">
+      <w:start w:val="1"/>
+      <w:numFmt w:val="bullet"/>
+      <w:lvlText w:val=""/>
+      <w:lvlJc w:val="left"/>
+      <w:pPr>
+        <w:tabs>
+          <w:tab w:val="num" w:pos="2160"/>
+        </w:tabs>
+        <w:ind w:left="2160" w:hanging="360"/>
+      </w:pPr>
+      <w:rPr>
+        <w:rFonts w:ascii="Wingdings" w:hAnsi="Wingdings" w:hint="default"/>
+        <w:sz w:val="20"/>
+      </w:rPr>
+    </w:lvl>
+    <w:lvl w:ilvl="3" w:tentative="1">
+      <w:start w:val="1"/>
+      <w:numFmt w:val="bullet"/>
+      <w:lvlText w:val=""/>
+      <w:lvlJc w:val="left"/>
+      <w:pPr>
+        <w:tabs>
+          <w:tab w:val="num" w:pos="2880"/>
+        </w:tabs>
+        <w:ind w:left="2880" w:hanging="360"/>
+      </w:pPr>
+      <w:rPr>
+        <w:rFonts w:ascii="Wingdings" w:hAnsi="Wingdings" w:hint="default"/>
+        <w:sz w:val="20"/>
+      </w:rPr>
+    </w:lvl>
+    <w:lvl w:ilvl="4" w:tentative="1">
+      <w:start w:val="1"/>
+      <w:numFmt w:val="bullet"/>
+      <w:lvlText w:val=""/>
+      <w:lvlJc w:val="left"/>
+      <w:pPr>
+        <w:tabs>
+          <w:tab w:val="num" w:pos="3600"/>
+        </w:tabs>
+        <w:ind w:left="3600" w:hanging="360"/>
+      </w:pPr>
+      <w:rPr>
+        <w:rFonts w:ascii="Wingdings" w:hAnsi="Wingdings" w:hint="default"/>
+        <w:sz w:val="20"/>
+      </w:rPr>
+    </w:lvl>
+    <w:lvl w:ilvl="5" w:tentative="1">
+      <w:start w:val="1"/>
+      <w:numFmt w:val="bullet"/>
+      <w:lvlText w:val=""/>
+      <w:lvlJc w:val="left"/>
+      <w:pPr>
+        <w:tabs>
+          <w:tab w:val="num" w:pos="4320"/>
+        </w:tabs>
+        <w:ind w:left="4320" w:hanging="360"/>
+      </w:pPr>
+      <w:rPr>
+        <w:rFonts w:ascii="Wingdings" w:hAnsi="Wingdings" w:hint="default"/>
+        <w:sz w:val="20"/>
+      </w:rPr>
+    </w:lvl>
+    <w:lvl w:ilvl="6" w:tentative="1">
+      <w:start w:val="1"/>
+      <w:numFmt w:val="bullet"/>
+      <w:lvlText w:val=""/>
+      <w:lvlJc w:val="left"/>
+      <w:pPr>
+        <w:tabs>
+          <w:tab w:val="num" w:pos="5040"/>
+        </w:tabs>
+        <w:ind w:left="5040" w:hanging="360"/>
+      </w:pPr>
+      <w:rPr>
+        <w:rFonts w:ascii="Wingdings" w:hAnsi="Wingdings" w:hint="default"/>
+        <w:sz w:val="20"/>
+      </w:rPr>
+    </w:lvl>
+    <w:lvl w:ilvl="7" w:tentative="1">
+      <w:start w:val="1"/>
+      <w:numFmt w:val="bullet"/>
+      <w:lvlText w:val=""/>
+      <w:lvlJc w:val="left"/>
+      <w:pPr>
+        <w:tabs>
+          <w:tab w:val="num" w:pos="5760"/>
+        </w:tabs>
+        <w:ind w:left="5760" w:hanging="360"/>
+      </w:pPr>
+      <w:rPr>
+        <w:rFonts w:ascii="Wingdings" w:hAnsi="Wingdings" w:hint="default"/>
+        <w:sz w:val="20"/>
+      </w:rPr>
+    </w:lvl>
+    <w:lvl w:ilvl="8" w:tentative="1">
+      <w:start w:val="1"/>
+      <w:numFmt w:val="bullet"/>
+      <w:lvlText w:val=""/>
+      <w:lvlJc w:val="left"/>
+      <w:pPr>
+        <w:tabs>
+          <w:tab w:val="num" w:pos="6480"/>
+        </w:tabs>
+        <w:ind w:left="6480" w:hanging="360"/>
+      </w:pPr>
+      <w:rPr>
+        <w:rFonts w:ascii="Wingdings" w:hAnsi="Wingdings" w:hint="default"/>
+        <w:sz w:val="20"/>
+      </w:rPr>
+    </w:lvl>
+  </w:abstractNum>
+  <w:abstractNum w:abstractNumId="17" w15:restartNumberingAfterBreak="0">
     <w:nsid w:val="51723B60"/>
     <w:multiLevelType w:val="multilevel"/>
     <w:tmpl w:val="4790F15E"/>
@@ -2857,7 +4704,7 @@
       </w:pPr>
     </w:lvl>
   </w:abstractNum>
-  <w:abstractNum w:abstractNumId="9" w15:restartNumberingAfterBreak="0">
+  <w:abstractNum w:abstractNumId="18" w15:restartNumberingAfterBreak="0">
     <w:nsid w:val="539C620B"/>
     <w:multiLevelType w:val="multilevel"/>
     <w:tmpl w:val="2D72F496"/>
@@ -2987,7 +4834,7 @@
       <w:lvlJc w:val="left"/>
     </w:lvl>
   </w:abstractNum>
-  <w:abstractNum w:abstractNumId="10" w15:restartNumberingAfterBreak="0">
+  <w:abstractNum w:abstractNumId="19" w15:restartNumberingAfterBreak="0">
     <w:nsid w:val="65EF5FCE"/>
     <w:multiLevelType w:val="multilevel"/>
     <w:tmpl w:val="6CEAA52A"/>
@@ -3136,7 +4983,156 @@
       </w:rPr>
     </w:lvl>
   </w:abstractNum>
-  <w:abstractNum w:abstractNumId="11" w15:restartNumberingAfterBreak="0">
+  <w:abstractNum w:abstractNumId="20" w15:restartNumberingAfterBreak="0">
+    <w:nsid w:val="6B1C505E"/>
+    <w:multiLevelType w:val="multilevel"/>
+    <w:tmpl w:val="A3EE60FA"/>
+    <w:lvl w:ilvl="0">
+      <w:start w:val="1"/>
+      <w:numFmt w:val="bullet"/>
+      <w:lvlText w:val=""/>
+      <w:lvlJc w:val="left"/>
+      <w:pPr>
+        <w:tabs>
+          <w:tab w:val="num" w:pos="720"/>
+        </w:tabs>
+        <w:ind w:left="720" w:hanging="360"/>
+      </w:pPr>
+      <w:rPr>
+        <w:rFonts w:ascii="Symbol" w:hAnsi="Symbol" w:hint="default"/>
+        <w:sz w:val="20"/>
+      </w:rPr>
+    </w:lvl>
+    <w:lvl w:ilvl="1">
+      <w:start w:val="1"/>
+      <w:numFmt w:val="bullet"/>
+      <w:lvlText w:val="o"/>
+      <w:lvlJc w:val="left"/>
+      <w:pPr>
+        <w:tabs>
+          <w:tab w:val="num" w:pos="1440"/>
+        </w:tabs>
+        <w:ind w:left="1440" w:hanging="360"/>
+      </w:pPr>
+      <w:rPr>
+        <w:rFonts w:ascii="Courier New" w:hAnsi="Courier New" w:hint="default"/>
+        <w:sz w:val="20"/>
+      </w:rPr>
+    </w:lvl>
+    <w:lvl w:ilvl="2" w:tentative="1">
+      <w:start w:val="1"/>
+      <w:numFmt w:val="bullet"/>
+      <w:lvlText w:val=""/>
+      <w:lvlJc w:val="left"/>
+      <w:pPr>
+        <w:tabs>
+          <w:tab w:val="num" w:pos="2160"/>
+        </w:tabs>
+        <w:ind w:left="2160" w:hanging="360"/>
+      </w:pPr>
+      <w:rPr>
+        <w:rFonts w:ascii="Wingdings" w:hAnsi="Wingdings" w:hint="default"/>
+        <w:sz w:val="20"/>
+      </w:rPr>
+    </w:lvl>
+    <w:lvl w:ilvl="3" w:tentative="1">
+      <w:start w:val="1"/>
+      <w:numFmt w:val="bullet"/>
+      <w:lvlText w:val=""/>
+      <w:lvlJc w:val="left"/>
+      <w:pPr>
+        <w:tabs>
+          <w:tab w:val="num" w:pos="2880"/>
+        </w:tabs>
+        <w:ind w:left="2880" w:hanging="360"/>
+      </w:pPr>
+      <w:rPr>
+        <w:rFonts w:ascii="Wingdings" w:hAnsi="Wingdings" w:hint="default"/>
+        <w:sz w:val="20"/>
+      </w:rPr>
+    </w:lvl>
+    <w:lvl w:ilvl="4" w:tentative="1">
+      <w:start w:val="1"/>
+      <w:numFmt w:val="bullet"/>
+      <w:lvlText w:val=""/>
+      <w:lvlJc w:val="left"/>
+      <w:pPr>
+        <w:tabs>
+          <w:tab w:val="num" w:pos="3600"/>
+        </w:tabs>
+        <w:ind w:left="3600" w:hanging="360"/>
+      </w:pPr>
+      <w:rPr>
+        <w:rFonts w:ascii="Wingdings" w:hAnsi="Wingdings" w:hint="default"/>
+        <w:sz w:val="20"/>
+      </w:rPr>
+    </w:lvl>
+    <w:lvl w:ilvl="5" w:tentative="1">
+      <w:start w:val="1"/>
+      <w:numFmt w:val="bullet"/>
+      <w:lvlText w:val=""/>
+      <w:lvlJc w:val="left"/>
+      <w:pPr>
+        <w:tabs>
+          <w:tab w:val="num" w:pos="4320"/>
+        </w:tabs>
+        <w:ind w:left="4320" w:hanging="360"/>
+      </w:pPr>
+      <w:rPr>
+        <w:rFonts w:ascii="Wingdings" w:hAnsi="Wingdings" w:hint="default"/>
+        <w:sz w:val="20"/>
+      </w:rPr>
+    </w:lvl>
+    <w:lvl w:ilvl="6" w:tentative="1">
+      <w:start w:val="1"/>
+      <w:numFmt w:val="bullet"/>
+      <w:lvlText w:val=""/>
+      <w:lvlJc w:val="left"/>
+      <w:pPr>
+        <w:tabs>
+          <w:tab w:val="num" w:pos="5040"/>
+        </w:tabs>
+        <w:ind w:left="5040" w:hanging="360"/>
+      </w:pPr>
+      <w:rPr>
+        <w:rFonts w:ascii="Wingdings" w:hAnsi="Wingdings" w:hint="default"/>
+        <w:sz w:val="20"/>
+      </w:rPr>
+    </w:lvl>
+    <w:lvl w:ilvl="7" w:tentative="1">
+      <w:start w:val="1"/>
+      <w:numFmt w:val="bullet"/>
+      <w:lvlText w:val=""/>
+      <w:lvlJc w:val="left"/>
+      <w:pPr>
+        <w:tabs>
+          <w:tab w:val="num" w:pos="5760"/>
+        </w:tabs>
+        <w:ind w:left="5760" w:hanging="360"/>
+      </w:pPr>
+      <w:rPr>
+        <w:rFonts w:ascii="Wingdings" w:hAnsi="Wingdings" w:hint="default"/>
+        <w:sz w:val="20"/>
+      </w:rPr>
+    </w:lvl>
+    <w:lvl w:ilvl="8" w:tentative="1">
+      <w:start w:val="1"/>
+      <w:numFmt w:val="bullet"/>
+      <w:lvlText w:val=""/>
+      <w:lvlJc w:val="left"/>
+      <w:pPr>
+        <w:tabs>
+          <w:tab w:val="num" w:pos="6480"/>
+        </w:tabs>
+        <w:ind w:left="6480" w:hanging="360"/>
+      </w:pPr>
+      <w:rPr>
+        <w:rFonts w:ascii="Wingdings" w:hAnsi="Wingdings" w:hint="default"/>
+        <w:sz w:val="20"/>
+      </w:rPr>
+    </w:lvl>
+  </w:abstractNum>
+  <w:abstractNum w:abstractNumId="21" w15:restartNumberingAfterBreak="0">
     <w:nsid w:val="6B252821"/>
     <w:multiLevelType w:val="multilevel"/>
     <w:tmpl w:val="531CCBD8"/>
@@ -3285,7 +5281,7 @@
       </w:rPr>
     </w:lvl>
   </w:abstractNum>
-  <w:abstractNum w:abstractNumId="12" w15:restartNumberingAfterBreak="0">
+  <w:abstractNum w:abstractNumId="22" w15:restartNumberingAfterBreak="0">
     <w:nsid w:val="6EB15E99"/>
     <w:multiLevelType w:val="multilevel"/>
     <w:tmpl w:val="D938BDCC"/>
@@ -3415,7 +5411,305 @@
       <w:lvlJc w:val="left"/>
     </w:lvl>
   </w:abstractNum>
-  <w:abstractNum w:abstractNumId="13" w15:restartNumberingAfterBreak="0">
+  <w:abstractNum w:abstractNumId="23" w15:restartNumberingAfterBreak="0">
+    <w:nsid w:val="6FA83E46"/>
+    <w:multiLevelType w:val="multilevel"/>
+    <w:tmpl w:val="A3EE60FA"/>
+    <w:lvl w:ilvl="0">
+      <w:start w:val="1"/>
+      <w:numFmt w:val="bullet"/>
+      <w:lvlText w:val=""/>
+      <w:lvlJc w:val="left"/>
+      <w:pPr>
+        <w:tabs>
+          <w:tab w:val="num" w:pos="720"/>
+        </w:tabs>
+        <w:ind w:left="720" w:hanging="360"/>
+      </w:pPr>
+      <w:rPr>
+        <w:rFonts w:ascii="Symbol" w:hAnsi="Symbol" w:hint="default"/>
+        <w:sz w:val="20"/>
+      </w:rPr>
+    </w:lvl>
+    <w:lvl w:ilvl="1">
+      <w:start w:val="1"/>
+      <w:numFmt w:val="bullet"/>
+      <w:lvlText w:val="o"/>
+      <w:lvlJc w:val="left"/>
+      <w:pPr>
+        <w:tabs>
+          <w:tab w:val="num" w:pos="1440"/>
+        </w:tabs>
+        <w:ind w:left="1440" w:hanging="360"/>
+      </w:pPr>
+      <w:rPr>
+        <w:rFonts w:ascii="Courier New" w:hAnsi="Courier New" w:hint="default"/>
+        <w:sz w:val="20"/>
+      </w:rPr>
+    </w:lvl>
+    <w:lvl w:ilvl="2" w:tentative="1">
+      <w:start w:val="1"/>
+      <w:numFmt w:val="bullet"/>
+      <w:lvlText w:val=""/>
+      <w:lvlJc w:val="left"/>
+      <w:pPr>
+        <w:tabs>
+          <w:tab w:val="num" w:pos="2160"/>
+        </w:tabs>
+        <w:ind w:left="2160" w:hanging="360"/>
+      </w:pPr>
+      <w:rPr>
+        <w:rFonts w:ascii="Wingdings" w:hAnsi="Wingdings" w:hint="default"/>
+        <w:sz w:val="20"/>
+      </w:rPr>
+    </w:lvl>
+    <w:lvl w:ilvl="3" w:tentative="1">
+      <w:start w:val="1"/>
+      <w:numFmt w:val="bullet"/>
+      <w:lvlText w:val=""/>
+      <w:lvlJc w:val="left"/>
+      <w:pPr>
+        <w:tabs>
+          <w:tab w:val="num" w:pos="2880"/>
+        </w:tabs>
+        <w:ind w:left="2880" w:hanging="360"/>
+      </w:pPr>
+      <w:rPr>
+        <w:rFonts w:ascii="Wingdings" w:hAnsi="Wingdings" w:hint="default"/>
+        <w:sz w:val="20"/>
+      </w:rPr>
+    </w:lvl>
+    <w:lvl w:ilvl="4" w:tentative="1">
+      <w:start w:val="1"/>
+      <w:numFmt w:val="bullet"/>
+      <w:lvlText w:val=""/>
+      <w:lvlJc w:val="left"/>
+      <w:pPr>
+        <w:tabs>
+          <w:tab w:val="num" w:pos="3600"/>
+        </w:tabs>
+        <w:ind w:left="3600" w:hanging="360"/>
+      </w:pPr>
+      <w:rPr>
+        <w:rFonts w:ascii="Wingdings" w:hAnsi="Wingdings" w:hint="default"/>
+        <w:sz w:val="20"/>
+      </w:rPr>
+    </w:lvl>
+    <w:lvl w:ilvl="5" w:tentative="1">
+      <w:start w:val="1"/>
+      <w:numFmt w:val="bullet"/>
+      <w:lvlText w:val=""/>
+      <w:lvlJc w:val="left"/>
+      <w:pPr>
+        <w:tabs>
+          <w:tab w:val="num" w:pos="4320"/>
+        </w:tabs>
+        <w:ind w:left="4320" w:hanging="360"/>
+      </w:pPr>
+      <w:rPr>
+        <w:rFonts w:ascii="Wingdings" w:hAnsi="Wingdings" w:hint="default"/>
+        <w:sz w:val="20"/>
+      </w:rPr>
+    </w:lvl>
+    <w:lvl w:ilvl="6" w:tentative="1">
+      <w:start w:val="1"/>
+      <w:numFmt w:val="bullet"/>
+      <w:lvlText w:val=""/>
+      <w:lvlJc w:val="left"/>
+      <w:pPr>
+        <w:tabs>
+          <w:tab w:val="num" w:pos="5040"/>
+        </w:tabs>
+        <w:ind w:left="5040" w:hanging="360"/>
+      </w:pPr>
+      <w:rPr>
+        <w:rFonts w:ascii="Wingdings" w:hAnsi="Wingdings" w:hint="default"/>
+        <w:sz w:val="20"/>
+      </w:rPr>
+    </w:lvl>
+    <w:lvl w:ilvl="7" w:tentative="1">
+      <w:start w:val="1"/>
+      <w:numFmt w:val="bullet"/>
+      <w:lvlText w:val=""/>
+      <w:lvlJc w:val="left"/>
+      <w:pPr>
+        <w:tabs>
+          <w:tab w:val="num" w:pos="5760"/>
+        </w:tabs>
+        <w:ind w:left="5760" w:hanging="360"/>
+      </w:pPr>
+      <w:rPr>
+        <w:rFonts w:ascii="Wingdings" w:hAnsi="Wingdings" w:hint="default"/>
+        <w:sz w:val="20"/>
+      </w:rPr>
+    </w:lvl>
+    <w:lvl w:ilvl="8" w:tentative="1">
+      <w:start w:val="1"/>
+      <w:numFmt w:val="bullet"/>
+      <w:lvlText w:val=""/>
+      <w:lvlJc w:val="left"/>
+      <w:pPr>
+        <w:tabs>
+          <w:tab w:val="num" w:pos="6480"/>
+        </w:tabs>
+        <w:ind w:left="6480" w:hanging="360"/>
+      </w:pPr>
+      <w:rPr>
+        <w:rFonts w:ascii="Wingdings" w:hAnsi="Wingdings" w:hint="default"/>
+        <w:sz w:val="20"/>
+      </w:rPr>
+    </w:lvl>
+  </w:abstractNum>
+  <w:abstractNum w:abstractNumId="24" w15:restartNumberingAfterBreak="0">
+    <w:nsid w:val="74B62E78"/>
+    <w:multiLevelType w:val="multilevel"/>
+    <w:tmpl w:val="A3EE60FA"/>
+    <w:lvl w:ilvl="0">
+      <w:start w:val="1"/>
+      <w:numFmt w:val="bullet"/>
+      <w:lvlText w:val=""/>
+      <w:lvlJc w:val="left"/>
+      <w:pPr>
+        <w:tabs>
+          <w:tab w:val="num" w:pos="720"/>
+        </w:tabs>
+        <w:ind w:left="720" w:hanging="360"/>
+      </w:pPr>
+      <w:rPr>
+        <w:rFonts w:ascii="Symbol" w:hAnsi="Symbol" w:hint="default"/>
+        <w:sz w:val="20"/>
+      </w:rPr>
+    </w:lvl>
+    <w:lvl w:ilvl="1">
+      <w:start w:val="1"/>
+      <w:numFmt w:val="bullet"/>
+      <w:lvlText w:val="o"/>
+      <w:lvlJc w:val="left"/>
+      <w:pPr>
+        <w:tabs>
+          <w:tab w:val="num" w:pos="1440"/>
+        </w:tabs>
+        <w:ind w:left="1440" w:hanging="360"/>
+      </w:pPr>
+      <w:rPr>
+        <w:rFonts w:ascii="Courier New" w:hAnsi="Courier New" w:hint="default"/>
+        <w:sz w:val="20"/>
+      </w:rPr>
+    </w:lvl>
+    <w:lvl w:ilvl="2" w:tentative="1">
+      <w:start w:val="1"/>
+      <w:numFmt w:val="bullet"/>
+      <w:lvlText w:val=""/>
+      <w:lvlJc w:val="left"/>
+      <w:pPr>
+        <w:tabs>
+          <w:tab w:val="num" w:pos="2160"/>
+        </w:tabs>
+        <w:ind w:left="2160" w:hanging="360"/>
+      </w:pPr>
+      <w:rPr>
+        <w:rFonts w:ascii="Wingdings" w:hAnsi="Wingdings" w:hint="default"/>
+        <w:sz w:val="20"/>
+      </w:rPr>
+    </w:lvl>
+    <w:lvl w:ilvl="3" w:tentative="1">
+      <w:start w:val="1"/>
+      <w:numFmt w:val="bullet"/>
+      <w:lvlText w:val=""/>
+      <w:lvlJc w:val="left"/>
+      <w:pPr>
+        <w:tabs>
+          <w:tab w:val="num" w:pos="2880"/>
+        </w:tabs>
+        <w:ind w:left="2880" w:hanging="360"/>
+      </w:pPr>
+      <w:rPr>
+        <w:rFonts w:ascii="Wingdings" w:hAnsi="Wingdings" w:hint="default"/>
+        <w:sz w:val="20"/>
+      </w:rPr>
+    </w:lvl>
+    <w:lvl w:ilvl="4" w:tentative="1">
+      <w:start w:val="1"/>
+      <w:numFmt w:val="bullet"/>
+      <w:lvlText w:val=""/>
+      <w:lvlJc w:val="left"/>
+      <w:pPr>
+        <w:tabs>
+          <w:tab w:val="num" w:pos="3600"/>
+        </w:tabs>
+        <w:ind w:left="3600" w:hanging="360"/>
+      </w:pPr>
+      <w:rPr>
+        <w:rFonts w:ascii="Wingdings" w:hAnsi="Wingdings" w:hint="default"/>
+        <w:sz w:val="20"/>
+      </w:rPr>
+    </w:lvl>
+    <w:lvl w:ilvl="5" w:tentative="1">
+      <w:start w:val="1"/>
+      <w:numFmt w:val="bullet"/>
+      <w:lvlText w:val=""/>
+      <w:lvlJc w:val="left"/>
+      <w:pPr>
+        <w:tabs>
+          <w:tab w:val="num" w:pos="4320"/>
+        </w:tabs>
+        <w:ind w:left="4320" w:hanging="360"/>
+      </w:pPr>
+      <w:rPr>
+        <w:rFonts w:ascii="Wingdings" w:hAnsi="Wingdings" w:hint="default"/>
+        <w:sz w:val="20"/>
+      </w:rPr>
+    </w:lvl>
+    <w:lvl w:ilvl="6" w:tentative="1">
+      <w:start w:val="1"/>
+      <w:numFmt w:val="bullet"/>
+      <w:lvlText w:val=""/>
+      <w:lvlJc w:val="left"/>
+      <w:pPr>
+        <w:tabs>
+          <w:tab w:val="num" w:pos="5040"/>
+        </w:tabs>
+        <w:ind w:left="5040" w:hanging="360"/>
+      </w:pPr>
+      <w:rPr>
+        <w:rFonts w:ascii="Wingdings" w:hAnsi="Wingdings" w:hint="default"/>
+        <w:sz w:val="20"/>
+      </w:rPr>
+    </w:lvl>
+    <w:lvl w:ilvl="7" w:tentative="1">
+      <w:start w:val="1"/>
+      <w:numFmt w:val="bullet"/>
+      <w:lvlText w:val=""/>
+      <w:lvlJc w:val="left"/>
+      <w:pPr>
+        <w:tabs>
+          <w:tab w:val="num" w:pos="5760"/>
+        </w:tabs>
+        <w:ind w:left="5760" w:hanging="360"/>
+      </w:pPr>
+      <w:rPr>
+        <w:rFonts w:ascii="Wingdings" w:hAnsi="Wingdings" w:hint="default"/>
+        <w:sz w:val="20"/>
+      </w:rPr>
+    </w:lvl>
+    <w:lvl w:ilvl="8" w:tentative="1">
+      <w:start w:val="1"/>
+      <w:numFmt w:val="bullet"/>
+      <w:lvlText w:val=""/>
+      <w:lvlJc w:val="left"/>
+      <w:pPr>
+        <w:tabs>
+          <w:tab w:val="num" w:pos="6480"/>
+        </w:tabs>
+        <w:ind w:left="6480" w:hanging="360"/>
+      </w:pPr>
+      <w:rPr>
+        <w:rFonts w:ascii="Wingdings" w:hAnsi="Wingdings" w:hint="default"/>
+        <w:sz w:val="20"/>
+      </w:rPr>
+    </w:lvl>
+  </w:abstractNum>
+  <w:abstractNum w:abstractNumId="25" w15:restartNumberingAfterBreak="0">
     <w:nsid w:val="790A4CD7"/>
     <w:multiLevelType w:val="hybridMultilevel"/>
     <w:tmpl w:val="23A6E9D6"/>
@@ -3528,7 +5822,7 @@
       </w:rPr>
     </w:lvl>
   </w:abstractNum>
-  <w:abstractNum w:abstractNumId="14" w15:restartNumberingAfterBreak="0">
+  <w:abstractNum w:abstractNumId="26" w15:restartNumberingAfterBreak="0">
     <w:nsid w:val="79156A6E"/>
     <w:multiLevelType w:val="multilevel"/>
     <w:tmpl w:val="AF968C4C"/>
@@ -3659,49 +5953,85 @@
     </w:lvl>
   </w:abstractNum>
   <w:num w:numId="1" w16cid:durableId="297271651">
-    <w:abstractNumId w:val="12"/>
+    <w:abstractNumId w:val="22"/>
   </w:num>
   <w:num w:numId="2" w16cid:durableId="1316229388">
-    <w:abstractNumId w:val="14"/>
+    <w:abstractNumId w:val="26"/>
   </w:num>
   <w:num w:numId="3" w16cid:durableId="1742210327">
-    <w:abstractNumId w:val="3"/>
+    <w:abstractNumId w:val="4"/>
   </w:num>
   <w:num w:numId="4" w16cid:durableId="978992484">
     <w:abstractNumId w:val="0"/>
   </w:num>
   <w:num w:numId="5" w16cid:durableId="1240361022">
+    <w:abstractNumId w:val="18"/>
+  </w:num>
+  <w:num w:numId="6" w16cid:durableId="296958756">
+    <w:abstractNumId w:val="2"/>
+  </w:num>
+  <w:num w:numId="7" w16cid:durableId="1178034235">
+    <w:abstractNumId w:val="17"/>
+  </w:num>
+  <w:num w:numId="8" w16cid:durableId="1552305691">
+    <w:abstractNumId w:val="21"/>
+  </w:num>
+  <w:num w:numId="9" w16cid:durableId="1016883717">
+    <w:abstractNumId w:val="7"/>
+  </w:num>
+  <w:num w:numId="10" w16cid:durableId="41559613">
+    <w:abstractNumId w:val="5"/>
+  </w:num>
+  <w:num w:numId="11" w16cid:durableId="528376501">
+    <w:abstractNumId w:val="25"/>
+  </w:num>
+  <w:num w:numId="12" w16cid:durableId="2053725951">
+    <w:abstractNumId w:val="12"/>
+  </w:num>
+  <w:num w:numId="13" w16cid:durableId="71902546">
+    <w:abstractNumId w:val="3"/>
+  </w:num>
+  <w:num w:numId="14" w16cid:durableId="1524200153">
+    <w:abstractNumId w:val="19"/>
+  </w:num>
+  <w:num w:numId="15" w16cid:durableId="789401829">
+    <w:abstractNumId w:val="6"/>
+  </w:num>
+  <w:num w:numId="16" w16cid:durableId="1738168066">
+    <w:abstractNumId w:val="8"/>
+  </w:num>
+  <w:num w:numId="17" w16cid:durableId="648360987">
+    <w:abstractNumId w:val="15"/>
+  </w:num>
+  <w:num w:numId="18" w16cid:durableId="1941259739">
+    <w:abstractNumId w:val="14"/>
+  </w:num>
+  <w:num w:numId="19" w16cid:durableId="339357495">
+    <w:abstractNumId w:val="11"/>
+  </w:num>
+  <w:num w:numId="20" w16cid:durableId="1090663870">
+    <w:abstractNumId w:val="1"/>
+  </w:num>
+  <w:num w:numId="21" w16cid:durableId="1207134529">
     <w:abstractNumId w:val="9"/>
   </w:num>
-  <w:num w:numId="6" w16cid:durableId="296958756">
-    <w:abstractNumId w:val="1"/>
+  <w:num w:numId="22" w16cid:durableId="1576360156">
+    <w:abstractNumId w:val="10"/>
   </w:num>
-  <w:num w:numId="7" w16cid:durableId="1178034235">
-    <w:abstractNumId w:val="8"/>
+  <w:num w:numId="23" w16cid:durableId="1269775703">
+    <w:abstractNumId w:val="23"/>
   </w:num>
-  <w:num w:numId="8" w16cid:durableId="1552305691">
-    <w:abstractNumId w:val="11"/>
+  <w:num w:numId="24" w16cid:durableId="1609854661">
+    <w:abstractNumId w:val="24"/>
   </w:num>
-  <w:num w:numId="9" w16cid:durableId="1016883717">
-    <w:abstractNumId w:val="6"/>
+  <w:num w:numId="25" w16cid:durableId="2069986163">
+    <w:abstractNumId w:val="16"/>
   </w:num>
-  <w:num w:numId="10" w16cid:durableId="41559613">
-    <w:abstractNumId w:val="4"/>
-  </w:num>
-  <w:num w:numId="11" w16cid:durableId="528376501">
+  <w:num w:numId="26" w16cid:durableId="768349250">
     <w:abstractNumId w:val="13"/>
   </w:num>
-  <w:num w:numId="12" w16cid:durableId="2053725951">
-    <w:abstractNumId w:val="7"/>
-  </w:num>
-  <w:num w:numId="13" w16cid:durableId="71902546">
-    <w:abstractNumId w:val="2"/>
-  </w:num>
-  <w:num w:numId="14" w16cid:durableId="1524200153">
-    <w:abstractNumId w:val="10"/>
-  </w:num>
-  <w:num w:numId="15" w16cid:durableId="789401829">
-    <w:abstractNumId w:val="5"/>
+  <w:num w:numId="27" w16cid:durableId="2010017600">
+    <w:abstractNumId w:val="20"/>
   </w:num>
 </w:numbering>
 </file>
@@ -4251,6 +6581,18 @@
       <w:contextualSpacing/>
     </w:pPr>
   </w:style>
+  <w:style w:type="character" w:styleId="UnresolvedMention">
+    <w:name w:val="Unresolved Mention"/>
+    <w:basedOn w:val="DefaultParagraphFont"/>
+    <w:uiPriority w:val="99"/>
+    <w:semiHidden/>
+    <w:unhideWhenUsed/>
+    <w:rsid w:val="009F1E26"/>
+    <w:rPr>
+      <w:color w:val="605E5C"/>
+      <w:shd w:val="clear" w:color="auto" w:fill="E1DFDD"/>
+    </w:rPr>
+  </w:style>
 </w:styles>
 </file>
 

--- a/ecomm_databricks_demo_project/doc/ecomm_project_technical_design.docx
+++ b/ecomm_databricks_demo_project/doc/ecomm_project_technical_design.docx
@@ -955,7 +955,13 @@
         <w:rPr>
           <w:lang w:val="en-IN"/>
         </w:rPr>
-        <w:t>Categorical fields (e.g., category, sub_category, product_name, state): NULL values are replaced with 'unknown'.</w:t>
+        <w:t>string</w:t>
+      </w:r>
+      <w:r>
+        <w:rPr>
+          <w:lang w:val="en-IN"/>
+        </w:rPr>
+        <w:t xml:space="preserve"> fields (e.g., category, sub_category, product_name, state): NULL values are replaced with 'unknown'.</w:t>
       </w:r>
     </w:p>
     <w:p>
@@ -2337,7 +2343,17 @@
           <w:i/>
           <w:iCs/>
         </w:rPr>
-        <w:t xml:space="preserve">Running pytest with arguments: ['/Workspace/Users/sdinesh38@gmail.com/portfolio-projects/ecomm_databricks_demo_project/tests', '-v', '-s'] ============================= test session starts ============================== platform linux -- Python 3.11.11, pytest-8.3.5, pluggy-1.6.0 -- /local_disk0/.ephemeral_nfs/envs/pythonEnv-279a7583-3587-4921-b61b-be5e9862da20/bin/python cachedir: .pytest_cache rootdir: /Workspace/Users/sdinesh38@gmail.com/portfolio-projects/ecomm_databricks_demo_project collecting ... collected 20 items ../../tests/transforms/test_aggregation.py::test_initial_data_loading_and_selection PASSED ../../tests/transforms/test_aggregation.py::test_combined_data_join_logic PASSED ../../tests/transforms/test_aggregation.py::test_profit_aggregation_logic PASSED ../../tests/transforms/test_orders_ingestion.py::test_load_raw_orders_json_success Attempting to load JSON file from: </w:t>
+        <w:t xml:space="preserve">Running pytest with arguments: ['/Workspace/Users/sdinesh38@gmail.com/portfolio-projects/ecomm_databricks_demo_project/tests', '-v', '-s'] ============================= test session starts ============================== platform linux -- Python 3.11.11, pytest-8.3.5, pluggy-1.6.0 -- /local_disk0/.ephemeral_nfs/envs/pythonEnv-17040a3a-5907-4587-b491-e2e9932bb897/bin/python cachedir: .pytest_cache rootdir: /Workspace/Users/sdinesh38@gmail.com/portfolio-projects/ecomm_databricks_demo_project collecting ... collected 25 items ../../tests/transforms/test_aggregation.py::test_initial_data_loading_and_selection PASSED ../../tests/transforms/test_aggregation.py::test_combined_data_join_logic PASSED ../../tests/transforms/test_aggregation.py::test_profit_aggregation_logic PASSED ../../tests/transforms/test_customers_ingestion.py::test_transform_customer_data_renames_columns Applying column standardization and adding file_date. Applying column standardization and adding file_date. Column standardization and file_date test PASSED. PASSED ../../tests/transforms/test_customers_ingestion.py::test_clean_customer_data_handles_null_customer_name Applying column standardization and adding file_date. Applying column standardization and adding file_date. Applying data cleaning for customer_name and phone. Null customer name handling test PASSED. PASSED ../../tests/transforms/test_customers_ingestion.py::test_clean_customer_data_handles_phone_error_string Applying column standardization and adding file_date. Applying column standardization and adding file_date. Applying data cleaning for customer_name and phone. Phone error string handling test PASSED. PASSED ../../tests/transforms/test_customers_ingestion.py::test_add_ingestion_date_adds_column Applying column standardization and adding file_date. Applying column standardization and adding file_date. add_ingestion_date test PASSED. PASSED ../../tests/transforms/test_customers_ingestion.py::test_ingest_customer_pipeline_success </w:t>
+      </w:r>
+      <w:r>
+        <w:rPr>
+          <w:b/>
+          <w:bCs/>
+          <w:i/>
+          <w:iCs/>
+        </w:rPr>
+        <w:lastRenderedPageBreak/>
+        <w:t xml:space="preserve">Starting customer ingestion pipeline for file date: 2025-05-23 Starting customer ingestion pipeline for file date: 2025-05-23 Applying column standardization and adding file_date. Customer ingestion pipeline completed successfully for file date: 2025-05-23 Applying column standardization and adding file_date. Customer ingestion pipeline completed successfully for file date: 2025-05-23 Assertion passed for dynamic timestamp! PASSED ../../tests/transforms/test_orders_ingestion.py::test_load_raw_orders_json_success Attempting to load JSON file from: </w:t>
       </w:r>
       <w:hyperlink r:id="rId13" w:tgtFrame="_blank" w:history="1">
         <w:r>
@@ -2358,17 +2374,7 @@
           <w:i/>
           <w:iCs/>
         </w:rPr>
-        <w:t xml:space="preserve"> Successfully loaded 10 rows from JSON. PASSED ../../tests/transforms/test_orders_ingestion.py::test_standardize_orders_columns Applying column standardization and adding file_date. PASSED ../../tests/transforms/test_orders_ingestion.py::test_clean_and_transform_orders_data_profit_rounding_parametrized[123.456-123.46] Applying data cleaning and specific transformations for orders. PASSED ../../tests/transforms/test_orders_ingestion.py::test_clean_and_transform_orders_data_profit_rounding_parametrized[789.012-789.01] Applying data cleaning and specific transformations for orders. PASSED ../../tests/transforms/test_orders_ingestion.py::test_clean_and_transform_orders_data_profit_rounding_parametrized[50.0-50.0] Applying data cleaning and specific transformations for orders. PASSED ../../tests/transforms/test_orders_ingestion.py::test_clean_and_transform_orders_data_profit_r</w:t>
-      </w:r>
-      <w:r>
-        <w:rPr>
-          <w:b/>
-          <w:bCs/>
-          <w:i/>
-          <w:iCs/>
-        </w:rPr>
-        <w:lastRenderedPageBreak/>
-        <w:t xml:space="preserve">ounding_parametrized[7.89-7.89] Applying data cleaning and specific transformations for orders. PASSED ../../tests/transforms/test_orders_ingestion.py::test_clean_and_transform_orders_data_profit_rounding_parametrized[12.3-12.3] Applying data cleaning and specific transformations for orders. PASSED ../../tests/transforms/test_orders_ingestion.py::test_clean_and_transform_orders_data_profit_rounding_parametrized[0.005-0.01] Applying data cleaning and specific transformations for orders. PASSED ../../tests/transforms/test_orders_ingestion.py::test_clean_and_transform_orders_data_profit_rounding_parametrized[0.004-0.0] Applying data cleaning and specific transformations for orders. PASSED ../../tests/transforms/test_orders_ingestion.py::test_clean_and_transform_orders_data_profit_rounding_parametrized[None-0.0] Applying data cleaning and specific transformations for orders. PASSED ../../tests/transforms/test_orders_ingestion.py::test_load_orders_data_saves_to_delta Attempting to save data to table: test_target_schema.orders Successfully saved data to test_target_schema.orders PASSED ../../tests/transforms/test_orders_ingestion.py::test_ingest_orders_pipeline_orchestration Starting orders ingestion pipeline for file date: 2025-05-23 Orders ingestion pipeline completed successfully for file date: 2025-05-23 PASSED ../../tests/transforms/test_products_ingestion.py::test_load_raw_products_csv_success Attempting to load CSV file from: </w:t>
+        <w:t xml:space="preserve"> Successfully loaded 10 rows from JSON. PASSED ../../tests/transforms/test_orders_ingestion.py::test_standardize_orders_columns Applying column standardization and adding file_date. PASSED ../../tests/transforms/test_orders_ingestion.py::test_clean_and_transform_orders_data_profit_rounding_parametrized[123.456-123.46] Applying data cleaning and specific transformations for orders. PASSED ../../tests/transforms/test_orders_ingestion.py::test_clean_and_transform_orders_data_profit_rounding_parametrized[789.012-789.01] Applying data cleaning and specific transformations for orders. PASSED ../../tests/transforms/test_orders_ingestion.py::test_clean_and_transform_orders_data_profit_rounding_parametrized[50.0-50.0] Applying data cleaning and specific transformations for orders. PASSED ../../tests/transforms/test_orders_ingestion.py::test_clean_and_transform_orders_data_profit_rounding_parametrized[7.89-7.89] Applying data cleaning and specific transformations for orders. PASSED ../../tests/transforms/test_orders_ingestion.py::test_clean_and_transform_orders_data_profit_rounding_parametrized[12.3-12.3] Applying data cleaning and specific transformations for orders. PASSED ../../tests/transforms/test_orders_ingestion.py::test_clean_and_transform_orders_data_profit_rounding_parametrized[0.005-0.01] Applying data cleaning and specific transformations for orders. PASSED ../../tests/transforms/test_orders_ingestion.py::test_clean_and_transform_orders_data_profit_rounding_parametrized[0.004-0.0] Applying data cleaning and specific transformations for orders. PASSED ../../tests/transforms/test_orders_ingestion.py::test_clean_and_transform_orders_data_profit_rounding_parametrized[None-0.0] Applying data cleaning and specific transformations for orders. PASSED ../../tests/transforms/test_orders_ingestion.py::test_load_orders_data_saves_to_delta Attempting to save data to table: test_target_schema.orders Successfully saved data to test_target_schema.orders PASSED ../../tests/transforms/test_orders_ingestion.py::test_ingest_orders_pipeline_orchestration Starting orders ingestion pipeline for file date: 2025-05-23 Orders ingestion pipeline completed successfully for file date: 2025-05-23 PASSED ../../tests/transforms/test_products_ingestion.py::test_load_raw_products_csv_success Attempting to load CSV file from: </w:t>
       </w:r>
       <w:hyperlink r:id="rId14" w:tgtFrame="_blank" w:history="1">
         <w:r>
@@ -2389,7 +2395,17 @@
           <w:i/>
           <w:iCs/>
         </w:rPr>
-        <w:t xml:space="preserve"> Successfully loaded 6 rows from CSV. PASSED ../../tests/transforms/test_products_ingestion.py::test_standardize_products_columns Applying column standardization and adding file_date. PASSED ../../tests/transforms/test_products_ingestion.py::test_clean_and_transform_products_data_fillna_price Applying data cleaning and specific transformations for products. PASSED ../../tests/transforms/test_products_ingestion.py::test_load_products_data_saves_to_delta Attempting to save data to table: test_target_schema.products Successfully saved data to test_target_schema.products PASSED ../../tests/transforms/test_products_ingestion.py::test_ingest_products_pipeline_orchestration Starting products ingestion pipeline for file date: 2025-05-23 Products ingestion pipeline completed successfully for file date: 2025-05-23 PASSED =============================== warnings summary =============================== tests/transforms/test_aggregation.py::test_profit_aggregation_logic tests/transforms/test_aggregation.py::test_profit_aggregation_logic /databricks/spark/python/pyspark/sql/pandas/utils.py:51: DeprecationWarning: distutils Version classes are deprecated. Use packaging.version instead. if LooseVersion(pandas.__version__) &lt; LooseVersion(minimum_pandas_version): tests/transforms/test_aggregation.py::test_profit_aggregation_logic tests/transforms/test_aggregation.py::test_profit_aggregation_logic /databricks/spark/python/pyspark/sql/pandas/utils.py:85: DeprecationWarning: distutils Version classes are deprecated. Use packaging.version instead. if LooseVersion(pyarrow.__version__) &lt; LooseVersion(minimum_pyarrow_version): tests/transforms/test_aggregation.py::test_profit_aggregation_logic tests/transforms/test_aggregation.py::test_profit_aggregation_logic /databricks/spark/python/pyspark/sql/pandas/conversion.py:161: DeprecationWarning: distutils Version classes are deprecated. Use packaging.version instead. if LooseVersion(pa.__version__) &gt;= LooseVersion("13.0.0"): -- Docs: </w:t>
+        <w:t xml:space="preserve"> Successfully loaded 6 rows from CSV. PASSED ../../tests/transforms/test_products_ingestion.py::test_standardize_products_columns Applying column standardization and adding file_date. PASSED ../../tests/transforms/test_products_ingestion.py::test_clean_and_transform_products_data_fillna_price Applying data cleaning and specific transformations for products. PASSED ../../tests/transforms/test_products_ingestion.py::test_load_products_data_saves_to_delta Attempting to save data to table: test_target_schema.products Successfully saved data to test_target_schema.products Test passed: load_products_data saving chain (with internal partitioning) verified correctly! PASSED </w:t>
+      </w:r>
+      <w:r>
+        <w:rPr>
+          <w:b/>
+          <w:bCs/>
+          <w:i/>
+          <w:iCs/>
+        </w:rPr>
+        <w:lastRenderedPageBreak/>
+        <w:t xml:space="preserve">../../tests/transforms/test_products_ingestion.py::test_ingest_products_pipeline_orchestration Starting products ingestion pipeline for file date: 2025-05-23 Products ingestion pipeline completed successfully for file date: 2025-05-23 PASSED =============================== warnings summary =============================== tests/transforms/test_aggregation.py::test_profit_aggregation_logic tests/transforms/test_aggregation.py::test_profit_aggregation_logic /databricks/spark/python/pyspark/sql/pandas/utils.py:51: DeprecationWarning: distutils Version classes are deprecated. Use packaging.version instead. if LooseVersion(pandas.__version__) &lt; LooseVersion(minimum_pandas_version): tests/transforms/test_aggregation.py::test_profit_aggregation_logic tests/transforms/test_aggregation.py::test_profit_aggregation_logic /databricks/spark/python/pyspark/sql/pandas/utils.py:85: DeprecationWarning: distutils Version classes are deprecated. Use packaging.version instead. if LooseVersion(pyarrow.__version__) &lt; LooseVersion(minimum_pyarrow_version): tests/transforms/test_aggregation.py::test_profit_aggregation_logic tests/transforms/test_aggregation.py::test_profit_aggregation_logic /databricks/spark/python/pyspark/sql/pandas/conversion.py:161: DeprecationWarning: distutils Version classes are deprecated. Use packaging.version instead. if LooseVersion(pa.__version__) &gt;= LooseVersion("13.0.0"): -- Docs: </w:t>
       </w:r>
       <w:hyperlink r:id="rId15" w:tgtFrame="_blank" w:history="1">
         <w:r>
@@ -2410,7 +2426,7 @@
           <w:i/>
           <w:iCs/>
         </w:rPr>
-        <w:t xml:space="preserve"> ======================= 20 passed, 6 warnings in 26.14s ======================== All tests passed successfully!</w:t>
+        <w:t xml:space="preserve"> ======================= 25 passed, 6 warnings in 30.62s ======================== All tests passed successfully!</w:t>
       </w:r>
     </w:p>
     <w:sectPr>

--- a/ecomm_databricks_demo_project/doc/ecomm_project_technical_design.docx
+++ b/ecomm_databricks_demo_project/doc/ecomm_project_technical_design.docx
@@ -81,7 +81,6 @@
         <w:rPr>
           <w:noProof/>
         </w:rPr>
-        <w:lastRenderedPageBreak/>
         <w:drawing>
           <wp:inline distT="0" distB="0" distL="0" distR="0" wp14:anchorId="7E1AC8E0" wp14:editId="70875931">
             <wp:extent cx="5293360" cy="8229600"/>
@@ -130,7 +129,6 @@
         <w:pStyle w:val="Heading2"/>
       </w:pPr>
       <w:r>
-        <w:lastRenderedPageBreak/>
         <w:t>Project Implementation Details</w:t>
       </w:r>
     </w:p>
@@ -166,7 +164,15 @@
         </w:numPr>
       </w:pPr>
       <w:r>
-        <w:t>processed container: Silver layer, for cleaned and enriched data.</w:t>
+        <w:t xml:space="preserve">processed container: </w:t>
+      </w:r>
+      <w:proofErr w:type="gramStart"/>
+      <w:r>
+        <w:t>Silver</w:t>
+      </w:r>
+      <w:proofErr w:type="gramEnd"/>
+      <w:r>
+        <w:t xml:space="preserve"> layer, for cleaned and enriched data.</w:t>
       </w:r>
     </w:p>
     <w:p>
@@ -177,7 +183,15 @@
         </w:numPr>
       </w:pPr>
       <w:r>
-        <w:t>presentation container: Gold layer, for curated and aggregated data.</w:t>
+        <w:t xml:space="preserve">presentation container: </w:t>
+      </w:r>
+      <w:proofErr w:type="gramStart"/>
+      <w:r>
+        <w:t>Gold</w:t>
+      </w:r>
+      <w:proofErr w:type="gramEnd"/>
+      <w:r>
+        <w:t xml:space="preserve"> layer, for curated and aggregated data.</w:t>
       </w:r>
     </w:p>
     <w:p>
@@ -212,7 +226,15 @@
         </w:numPr>
       </w:pPr>
       <w:r>
-        <w:t>Silver Layer: These raw tables are joined and transformed to create the ecomm_combined_data Delta table, offering a unified transactional view.</w:t>
+        <w:t xml:space="preserve">Silver Layer: These raw tables are joined and transformed to create the </w:t>
+      </w:r>
+      <w:proofErr w:type="spellStart"/>
+      <w:r>
+        <w:t>ecomm_combined_data</w:t>
+      </w:r>
+      <w:proofErr w:type="spellEnd"/>
+      <w:r>
+        <w:t xml:space="preserve"> Delta table, offering a unified transactional view.</w:t>
       </w:r>
     </w:p>
     <w:p>
@@ -223,7 +245,23 @@
         </w:numPr>
       </w:pPr>
       <w:r>
-        <w:t>Gold Layer: The ecomm_combined_data table is further aggregated to produce the ecomm_profit_agg Delta table, a fact table pre-calculating key business metrics optimized for BI tools.</w:t>
+        <w:t xml:space="preserve">Gold Layer: The </w:t>
+      </w:r>
+      <w:proofErr w:type="spellStart"/>
+      <w:r>
+        <w:t>ecomm_combined_data</w:t>
+      </w:r>
+      <w:proofErr w:type="spellEnd"/>
+      <w:r>
+        <w:t xml:space="preserve"> table is further aggregated to produce the </w:t>
+      </w:r>
+      <w:proofErr w:type="spellStart"/>
+      <w:r>
+        <w:t>ecomm_profit_agg</w:t>
+      </w:r>
+      <w:proofErr w:type="spellEnd"/>
+      <w:r>
+        <w:t xml:space="preserve"> Delta table, a fact table pre-calculating key business metrics optimized for BI tools.</w:t>
       </w:r>
     </w:p>
     <w:p/>
@@ -232,7 +270,6 @@
         <w:rPr>
           <w:noProof/>
         </w:rPr>
-        <w:lastRenderedPageBreak/>
         <w:drawing>
           <wp:inline distT="0" distB="0" distL="0" distR="0" wp14:anchorId="79AFE62B" wp14:editId="19D4209E">
             <wp:extent cx="3383280" cy="6297186"/>
@@ -317,8 +354,8 @@
     </w:p>
     <w:p>
       <w:pPr>
-        <w:rPr>
-          <w:b/>
+        <w:pStyle w:val="Heading2"/>
+        <w:rPr>
           <w:bCs/>
           <w:sz w:val="28"/>
           <w:szCs w:val="28"/>
@@ -327,704 +364,2772 @@
       </w:pPr>
       <w:r>
         <w:rPr>
-          <w:b/>
           <w:bCs/>
           <w:sz w:val="28"/>
           <w:szCs w:val="28"/>
           <w:lang w:val="en-IN"/>
         </w:rPr>
-        <w:lastRenderedPageBreak/>
-        <w:t>Data Quality Checks and Transformations (Silver Layer)</w:t>
-      </w:r>
-    </w:p>
-    <w:p>
-      <w:pPr>
-        <w:rPr>
-          <w:lang w:val="en-IN"/>
-        </w:rPr>
-      </w:pPr>
-      <w:r>
-        <w:rPr>
-          <w:lang w:val="en-IN"/>
-        </w:rPr>
-        <w:t>This section details the essential data quality checks and transformations applied within our ingestion pipelines. These processes are crucial for converting raw (Bronze) data into a clean, standardized, and analytically-ready format in the processed (Silver) layer, ensuring data reliability and consistency across Customer, Order, and Product datasets.</w:t>
-      </w:r>
-    </w:p>
-    <w:p>
-      <w:pPr>
-        <w:rPr>
-          <w:b/>
-          <w:bCs/>
-          <w:lang w:val="en-IN"/>
-        </w:rPr>
-      </w:pPr>
-      <w:r>
-        <w:rPr>
-          <w:b/>
-          <w:bCs/>
-          <w:lang w:val="en-IN"/>
-        </w:rPr>
-        <w:t>1. Customer Ingestion Pipeline</w:t>
-      </w:r>
-    </w:p>
-    <w:p>
-      <w:pPr>
-        <w:rPr>
-          <w:lang w:val="en-IN"/>
-        </w:rPr>
-      </w:pPr>
-      <w:r>
-        <w:rPr>
-          <w:b/>
-          <w:bCs/>
-          <w:lang w:val="en-IN"/>
-        </w:rPr>
-        <w:t>Objective:</w:t>
-      </w:r>
-      <w:r>
-        <w:rPr>
-          <w:lang w:val="en-IN"/>
-        </w:rPr>
-        <w:t xml:space="preserve"> To standardize column names, robustly handle missing values, and clean problematic string entries to ensure complete and usable customer records.</w:t>
-      </w:r>
-    </w:p>
-    <w:p>
-      <w:pPr>
-        <w:rPr>
-          <w:b/>
-          <w:bCs/>
-          <w:lang w:val="en-IN"/>
-        </w:rPr>
-      </w:pPr>
-      <w:r>
-        <w:rPr>
-          <w:b/>
-          <w:bCs/>
-          <w:lang w:val="en-IN"/>
-        </w:rPr>
-        <w:t>Key Checks &amp; Transformations Performed:</w:t>
-      </w:r>
-    </w:p>
-    <w:p>
-      <w:pPr>
+        <w:t>1. Data Quality Checks and Error Handling</w:t>
+      </w:r>
+    </w:p>
+    <w:p>
+      <w:r>
+        <w:t>Our pipelines implement robust data quality checks to ensure the reliability, accuracy, and consistency of data. Error handling mechanisms are designed to prevent bad data from propagating downstream while providing clear visibility into data issues.</w:t>
+      </w:r>
+    </w:p>
+    <w:p>
+      <w:r>
+        <w:t>Key Data Quality Dimensions Addressed:</w:t>
+      </w:r>
+    </w:p>
+    <w:p>
+      <w:r>
+        <w:t>Completeness: Ensures all required fields contain values.</w:t>
+      </w:r>
+    </w:p>
+    <w:p>
+      <w:r>
+        <w:t>Accuracy: Validates that data reflects real-world truth and adheres to expected formats/ranges.</w:t>
+      </w:r>
+    </w:p>
+    <w:p>
+      <w:r>
+        <w:t>Consistency: Maintains uniformity across datasets and logical coherence between related fields.</w:t>
+      </w:r>
+    </w:p>
+    <w:p>
+      <w:r>
+        <w:t>Uniqueness: Identifies and flags duplicate records or identifiers.</w:t>
+      </w:r>
+    </w:p>
+    <w:p>
+      <w:r>
+        <w:t>Error Handling and Remediation Mechanisms:</w:t>
+      </w:r>
+    </w:p>
+    <w:p>
+      <w:pPr>
+        <w:rPr>
+          <w:b/>
+          <w:bCs/>
+        </w:rPr>
+      </w:pPr>
+      <w:r>
+        <w:rPr>
+          <w:b/>
+          <w:bCs/>
+        </w:rPr>
+        <w:t>Critical ID Null Rejection:</w:t>
+      </w:r>
+    </w:p>
+    <w:p>
+      <w:r>
+        <w:t>For highly critical unique identifiers like Order ID, Customer ID, and Product ID, if a record contains a NULL value in these fields, the entire record is considered fundamentally invalid.</w:t>
+      </w:r>
+    </w:p>
+    <w:p>
+      <w:r>
+        <w:t xml:space="preserve">These records are rejected and saved to a dedicated </w:t>
+      </w:r>
+      <w:proofErr w:type="spellStart"/>
+      <w:r>
+        <w:t>reject_folder_path</w:t>
+      </w:r>
+      <w:proofErr w:type="spellEnd"/>
+      <w:r>
+        <w:t xml:space="preserve"> with a .</w:t>
+      </w:r>
+      <w:proofErr w:type="spellStart"/>
+      <w:r>
+        <w:t>rej</w:t>
+      </w:r>
+      <w:proofErr w:type="spellEnd"/>
+      <w:r>
+        <w:t xml:space="preserve"> file pattern (e.g., .../rejects/2023-01-15/</w:t>
+      </w:r>
+      <w:proofErr w:type="spellStart"/>
+      <w:r>
+        <w:t>Orders.rej</w:t>
+      </w:r>
+      <w:proofErr w:type="spellEnd"/>
+      <w:r>
+        <w:t>). This ensures that the main raw and processed tables maintain high data integrity and do not contain ambiguous identifiers.</w:t>
+      </w:r>
+    </w:p>
+    <w:p>
+      <w:r>
+        <w:t>Detailed logging (</w:t>
+      </w:r>
+      <w:proofErr w:type="spellStart"/>
+      <w:r>
+        <w:t>app_</w:t>
+      </w:r>
+      <w:proofErr w:type="gramStart"/>
+      <w:r>
+        <w:t>logger.warning</w:t>
+      </w:r>
+      <w:proofErr w:type="spellEnd"/>
+      <w:proofErr w:type="gramEnd"/>
+      <w:r>
+        <w:t>, app_logger.info) captures the count of rejected records and their destination.</w:t>
+      </w:r>
+    </w:p>
+    <w:p>
+      <w:pPr>
+        <w:rPr>
+          <w:b/>
+          <w:bCs/>
+        </w:rPr>
+      </w:pPr>
+      <w:r>
+        <w:rPr>
+          <w:b/>
+          <w:bCs/>
+        </w:rPr>
+        <w:t>Non-Critical Null Coalescing:</w:t>
+      </w:r>
+    </w:p>
+    <w:p>
+      <w:r>
+        <w:t xml:space="preserve">For other nullable fields that are not critical unique identifiers (e.g., </w:t>
+      </w:r>
+      <w:proofErr w:type="spellStart"/>
+      <w:r>
+        <w:t>ship_mode</w:t>
+      </w:r>
+      <w:proofErr w:type="spellEnd"/>
+      <w:r>
+        <w:t xml:space="preserve">, email, phone, category, </w:t>
+      </w:r>
+      <w:proofErr w:type="spellStart"/>
+      <w:r>
+        <w:t>price_per_product</w:t>
+      </w:r>
+      <w:proofErr w:type="spellEnd"/>
+      <w:r>
+        <w:t>), NULL values are replaced with sensible default values (e.g., 'unknown', 0, 0.0). This ensures data completeness without discarding otherwise valid records.</w:t>
+      </w:r>
+    </w:p>
+    <w:p>
+      <w:pPr>
+        <w:rPr>
+          <w:b/>
+          <w:bCs/>
+        </w:rPr>
+      </w:pPr>
+      <w:r>
+        <w:rPr>
+          <w:b/>
+          <w:bCs/>
+        </w:rPr>
+        <w:t>Format and Range Validation:</w:t>
+      </w:r>
+    </w:p>
+    <w:p>
+      <w:r>
+        <w:t>Checks are performed to validate data against predefined rules:</w:t>
+      </w:r>
+    </w:p>
+    <w:p>
+      <w:r>
+        <w:t xml:space="preserve">Numerical Constraints: quantity, price, </w:t>
+      </w:r>
+      <w:proofErr w:type="spellStart"/>
+      <w:r>
+        <w:t>price_per_product</w:t>
+      </w:r>
+      <w:proofErr w:type="spellEnd"/>
+      <w:r>
+        <w:t xml:space="preserve"> must be non-negative. discount must be between 0.0 and 1.0.</w:t>
+      </w:r>
+    </w:p>
+    <w:p>
+      <w:r>
+        <w:t xml:space="preserve">Date Logic: </w:t>
+      </w:r>
+      <w:proofErr w:type="spellStart"/>
+      <w:r>
+        <w:t>ship_date</w:t>
+      </w:r>
+      <w:proofErr w:type="spellEnd"/>
+      <w:r>
+        <w:t xml:space="preserve"> must be on or after </w:t>
+      </w:r>
+      <w:proofErr w:type="spellStart"/>
+      <w:r>
+        <w:t>order_date</w:t>
+      </w:r>
+      <w:proofErr w:type="spellEnd"/>
+      <w:r>
+        <w:t>.</w:t>
+      </w:r>
+    </w:p>
+    <w:p>
+      <w:r>
+        <w:t xml:space="preserve">String Formats: Basic validation for email and phone number patterns, and </w:t>
+      </w:r>
+      <w:proofErr w:type="spellStart"/>
+      <w:r>
+        <w:t>postal_code</w:t>
+      </w:r>
+      <w:proofErr w:type="spellEnd"/>
+      <w:r>
+        <w:t xml:space="preserve"> numeric format.</w:t>
+      </w:r>
+    </w:p>
+    <w:p>
+      <w:r>
+        <w:t>Duplicate Detection (within batch):</w:t>
+      </w:r>
+    </w:p>
+    <w:p>
+      <w:r>
+        <w:t>Identifies and flags records with non-unique Order ID, Customer ID, or Product ID within the current batch of data being processed.</w:t>
+      </w:r>
+    </w:p>
+    <w:p>
+      <w:pPr>
+        <w:rPr>
+          <w:b/>
+          <w:bCs/>
+        </w:rPr>
+      </w:pPr>
+      <w:proofErr w:type="spellStart"/>
+      <w:r>
+        <w:rPr>
+          <w:b/>
+          <w:bCs/>
+        </w:rPr>
+        <w:t>dq_issues</w:t>
+      </w:r>
+      <w:proofErr w:type="spellEnd"/>
+      <w:r>
+        <w:rPr>
+          <w:b/>
+          <w:bCs/>
+        </w:rPr>
+        <w:t xml:space="preserve"> Column:</w:t>
+      </w:r>
+    </w:p>
+    <w:p>
+      <w:r>
+        <w:t xml:space="preserve">A new array column named </w:t>
+      </w:r>
+      <w:proofErr w:type="spellStart"/>
+      <w:r>
+        <w:t>dq_issues</w:t>
+      </w:r>
+      <w:proofErr w:type="spellEnd"/>
+      <w:r>
+        <w:t xml:space="preserve"> is added to all records in the processed layer. This column contains a list of strings, each describing a specific data quality issue identified for that record (e.g., QUANTITY_NEGATIVE, EMAIL_INVALID_FORMAT, CUSTOMER_ID_DUPLICATE_IN_BATCH).</w:t>
+      </w:r>
+    </w:p>
+    <w:p>
+      <w:r>
+        <w:t>This provides a granular, row-level audit trail of data quality.</w:t>
+      </w:r>
+    </w:p>
+    <w:p>
+      <w:pPr>
+        <w:pStyle w:val="Heading2"/>
         <w:numPr>
           <w:ilvl w:val="0"/>
-          <w:numId w:val="25"/>
+          <w:numId w:val="29"/>
         </w:numPr>
         <w:rPr>
-          <w:lang w:val="en-IN"/>
-        </w:rPr>
-      </w:pPr>
-      <w:r>
-        <w:rPr>
-          <w:lang w:val="en-IN"/>
-        </w:rPr>
-        <w:t>Column Standardization: All incoming column names are converted to a consistent snake_case format (e.g., "Customer ID" becomes customer_id, "Customer Name" becomes customer_name).</w:t>
-      </w:r>
-    </w:p>
-    <w:p>
-      <w:pPr>
+          <w:bCs/>
+          <w:sz w:val="28"/>
+          <w:szCs w:val="28"/>
+          <w:lang w:val="en-IN"/>
+        </w:rPr>
+      </w:pPr>
+      <w:r>
+        <w:rPr>
+          <w:bCs/>
+          <w:sz w:val="28"/>
+          <w:szCs w:val="28"/>
+          <w:lang w:val="en-IN"/>
+        </w:rPr>
+        <w:t>Comprehensive Logging:</w:t>
+      </w:r>
+    </w:p>
+    <w:p>
+      <w:pPr>
+        <w:pStyle w:val="Heading2"/>
+        <w:numPr>
+          <w:ilvl w:val="1"/>
+          <w:numId w:val="29"/>
+        </w:numPr>
+        <w:rPr>
+          <w:b w:val="0"/>
+          <w:sz w:val="22"/>
+          <w:szCs w:val="22"/>
+        </w:rPr>
+      </w:pPr>
+      <w:r>
+        <w:rPr>
+          <w:b w:val="0"/>
+          <w:sz w:val="22"/>
+          <w:szCs w:val="22"/>
+        </w:rPr>
+        <w:t xml:space="preserve">The </w:t>
+      </w:r>
+      <w:proofErr w:type="spellStart"/>
+      <w:r>
+        <w:rPr>
+          <w:b w:val="0"/>
+          <w:sz w:val="22"/>
+          <w:szCs w:val="22"/>
+        </w:rPr>
+        <w:t>app_logger</w:t>
+      </w:r>
+      <w:proofErr w:type="spellEnd"/>
+      <w:r>
+        <w:rPr>
+          <w:b w:val="0"/>
+          <w:sz w:val="22"/>
+          <w:szCs w:val="22"/>
+        </w:rPr>
+        <w:t xml:space="preserve"> (initialized as "</w:t>
+      </w:r>
+      <w:proofErr w:type="spellStart"/>
+      <w:r>
+        <w:rPr>
+          <w:b w:val="0"/>
+          <w:sz w:val="22"/>
+          <w:szCs w:val="22"/>
+        </w:rPr>
+        <w:t>EcommIngestionPipeline</w:t>
+      </w:r>
+      <w:proofErr w:type="spellEnd"/>
+      <w:r>
+        <w:rPr>
+          <w:b w:val="0"/>
+          <w:sz w:val="22"/>
+          <w:szCs w:val="22"/>
+        </w:rPr>
+        <w:t>") is used extensively throughout all pipeline stages.</w:t>
+      </w:r>
+    </w:p>
+    <w:p>
+      <w:pPr>
+        <w:pStyle w:val="Heading2"/>
+        <w:numPr>
+          <w:ilvl w:val="1"/>
+          <w:numId w:val="29"/>
+        </w:numPr>
+        <w:rPr>
+          <w:b w:val="0"/>
+          <w:sz w:val="22"/>
+          <w:szCs w:val="22"/>
+        </w:rPr>
+      </w:pPr>
+      <w:r>
+        <w:rPr>
+          <w:b w:val="0"/>
+          <w:sz w:val="22"/>
+          <w:szCs w:val="22"/>
+        </w:rPr>
+        <w:t>Logs capture INFO messages for progress, WARNING for potential issues (like duplicate IDs in a batch or rejected records), ERROR for function-level failures, and CRITICAL for pipeline-halting exceptions.</w:t>
+      </w:r>
+    </w:p>
+    <w:p>
+      <w:pPr>
+        <w:pStyle w:val="Heading2"/>
+        <w:numPr>
+          <w:ilvl w:val="1"/>
+          <w:numId w:val="29"/>
+        </w:numPr>
+        <w:rPr>
+          <w:b w:val="0"/>
+          <w:sz w:val="22"/>
+          <w:szCs w:val="22"/>
+        </w:rPr>
+      </w:pPr>
+      <w:r>
+        <w:rPr>
+          <w:b w:val="0"/>
+          <w:sz w:val="22"/>
+          <w:szCs w:val="22"/>
+        </w:rPr>
+        <w:t>Logging is configured to output to both the console and structured log files, organized into yearly folders for easy traceability and monitoring.</w:t>
+      </w:r>
+    </w:p>
+    <w:p>
+      <w:pPr>
+        <w:pStyle w:val="Heading2"/>
         <w:numPr>
           <w:ilvl w:val="0"/>
-          <w:numId w:val="25"/>
+          <w:numId w:val="29"/>
         </w:numPr>
         <w:rPr>
-          <w:lang w:val="en-IN"/>
-        </w:rPr>
-      </w:pPr>
-      <w:r>
-        <w:rPr>
-          <w:lang w:val="en-IN"/>
-        </w:rPr>
-        <w:t xml:space="preserve">Missing String Value Handling: </w:t>
-      </w:r>
-    </w:p>
-    <w:p>
-      <w:pPr>
+          <w:bCs/>
+          <w:sz w:val="28"/>
+          <w:szCs w:val="28"/>
+          <w:lang w:val="en-IN"/>
+        </w:rPr>
+      </w:pPr>
+      <w:r>
+        <w:rPr>
+          <w:bCs/>
+          <w:sz w:val="28"/>
+          <w:szCs w:val="28"/>
+          <w:lang w:val="en-IN"/>
+        </w:rPr>
+        <w:t>Downstream Filtering:</w:t>
+      </w:r>
+    </w:p>
+    <w:p>
+      <w:pPr>
+        <w:pStyle w:val="Heading2"/>
         <w:numPr>
           <w:ilvl w:val="1"/>
-          <w:numId w:val="25"/>
+          <w:numId w:val="29"/>
         </w:numPr>
         <w:rPr>
-          <w:lang w:val="en-IN"/>
-        </w:rPr>
-      </w:pPr>
-      <w:r>
-        <w:rPr>
-          <w:lang w:val="en-IN"/>
-        </w:rPr>
-        <w:t>customer_name: NULL values are explicitly replaced with 'unknown'.</w:t>
-      </w:r>
-    </w:p>
-    <w:p>
-      <w:pPr>
+          <w:b w:val="0"/>
+          <w:sz w:val="22"/>
+          <w:szCs w:val="22"/>
+        </w:rPr>
+      </w:pPr>
+      <w:r>
+        <w:rPr>
+          <w:b w:val="0"/>
+          <w:sz w:val="22"/>
+          <w:szCs w:val="22"/>
+        </w:rPr>
+        <w:t xml:space="preserve">The aggregation pipeline explicitly filters out records from the processed tables where the </w:t>
+      </w:r>
+      <w:proofErr w:type="spellStart"/>
+      <w:r>
+        <w:rPr>
+          <w:b w:val="0"/>
+          <w:sz w:val="22"/>
+          <w:szCs w:val="22"/>
+        </w:rPr>
+        <w:t>dq_issues</w:t>
+      </w:r>
+      <w:proofErr w:type="spellEnd"/>
+      <w:r>
+        <w:rPr>
+          <w:b w:val="0"/>
+          <w:sz w:val="22"/>
+          <w:szCs w:val="22"/>
+        </w:rPr>
+        <w:t xml:space="preserve"> array is not empty (size(col("</w:t>
+      </w:r>
+      <w:proofErr w:type="spellStart"/>
+      <w:r>
+        <w:rPr>
+          <w:b w:val="0"/>
+          <w:sz w:val="22"/>
+          <w:szCs w:val="22"/>
+        </w:rPr>
+        <w:t>dq_issues</w:t>
+      </w:r>
+      <w:proofErr w:type="spellEnd"/>
+      <w:r>
+        <w:rPr>
+          <w:b w:val="0"/>
+          <w:sz w:val="22"/>
+          <w:szCs w:val="22"/>
+        </w:rPr>
+        <w:t>")) == 0). This ensures that all analytical outputs are based solely on high-quality, validated data.</w:t>
+      </w:r>
+    </w:p>
+    <w:p>
+      <w:pPr>
+        <w:pStyle w:val="Heading2"/>
+        <w:rPr>
+          <w:bCs/>
+          <w:sz w:val="28"/>
+          <w:szCs w:val="28"/>
+          <w:lang w:val="en-IN"/>
+        </w:rPr>
+      </w:pPr>
+      <w:r>
+        <w:rPr>
+          <w:bCs/>
+          <w:sz w:val="28"/>
+          <w:szCs w:val="28"/>
+          <w:lang w:val="en-IN"/>
+        </w:rPr>
+        <w:t>2. Change Data Capture (CDC) and Slowly Changing Dimensions (SCD) Type 2</w:t>
+      </w:r>
+    </w:p>
+    <w:p>
+      <w:pPr>
+        <w:pStyle w:val="Heading2"/>
+        <w:rPr>
+          <w:bCs/>
+          <w:sz w:val="28"/>
+          <w:szCs w:val="28"/>
+          <w:lang w:val="en-IN"/>
+        </w:rPr>
+      </w:pPr>
+      <w:r>
+        <w:rPr>
+          <w:bCs/>
+          <w:sz w:val="28"/>
+          <w:szCs w:val="28"/>
+          <w:lang w:val="en-IN"/>
+        </w:rPr>
+        <w:t>To handle daily incremental data and maintain a historical view of changes, our pipelines implement a CDC strategy utilizing Delta Lake's MERGE operation, specifically for SCD Type 2.</w:t>
+      </w:r>
+    </w:p>
+    <w:p>
+      <w:pPr>
+        <w:pStyle w:val="Heading2"/>
+        <w:rPr>
+          <w:bCs/>
+          <w:sz w:val="28"/>
+          <w:szCs w:val="28"/>
+          <w:lang w:val="en-IN"/>
+        </w:rPr>
+      </w:pPr>
+      <w:r>
+        <w:rPr>
+          <w:bCs/>
+          <w:sz w:val="28"/>
+          <w:szCs w:val="28"/>
+          <w:lang w:val="en-IN"/>
+        </w:rPr>
+        <w:t>Overall Strategy:</w:t>
+      </w:r>
+    </w:p>
+    <w:p>
+      <w:pPr>
+        <w:pStyle w:val="Heading2"/>
+        <w:numPr>
+          <w:ilvl w:val="0"/>
+          <w:numId w:val="30"/>
+        </w:numPr>
+        <w:rPr>
+          <w:b w:val="0"/>
+          <w:sz w:val="22"/>
+          <w:szCs w:val="22"/>
+          <w:lang w:val="en-IN"/>
+        </w:rPr>
+      </w:pPr>
+      <w:r>
+        <w:rPr>
+          <w:b w:val="0"/>
+          <w:sz w:val="22"/>
+          <w:szCs w:val="22"/>
+          <w:lang w:val="en-IN"/>
+        </w:rPr>
+        <w:t>Daily Incremental Processing: Pipelines are designed to ingest new or changed data arriving daily.</w:t>
+      </w:r>
+    </w:p>
+    <w:p>
+      <w:pPr>
+        <w:pStyle w:val="Heading2"/>
+        <w:numPr>
+          <w:ilvl w:val="0"/>
+          <w:numId w:val="30"/>
+        </w:numPr>
+        <w:rPr>
+          <w:b w:val="0"/>
+          <w:sz w:val="22"/>
+          <w:szCs w:val="22"/>
+          <w:lang w:val="en-IN"/>
+        </w:rPr>
+      </w:pPr>
+      <w:r>
+        <w:rPr>
+          <w:b w:val="0"/>
+          <w:sz w:val="22"/>
+          <w:szCs w:val="22"/>
+          <w:lang w:val="en-IN"/>
+        </w:rPr>
+        <w:t>Delta Lake MERGE: This powerful operation is used to efficiently update the processed Delta tables. It can perform inserts (for new records), updates (for changed records), and deletes (if required, though not explicitly implemented for "deleted" records in this pattern).</w:t>
+      </w:r>
+    </w:p>
+    <w:p>
+      <w:pPr>
+        <w:pStyle w:val="Heading2"/>
+        <w:rPr>
+          <w:b w:val="0"/>
+          <w:sz w:val="22"/>
+          <w:szCs w:val="22"/>
+          <w:lang w:val="en-IN"/>
+        </w:rPr>
+      </w:pPr>
+      <w:r>
+        <w:rPr>
+          <w:b w:val="0"/>
+          <w:sz w:val="22"/>
+          <w:szCs w:val="22"/>
+          <w:lang w:val="en-IN"/>
+        </w:rPr>
+        <w:t xml:space="preserve">SCD Type 2 Implementation (for </w:t>
+      </w:r>
+      <w:proofErr w:type="spellStart"/>
+      <w:proofErr w:type="gramStart"/>
+      <w:r>
+        <w:rPr>
+          <w:b w:val="0"/>
+          <w:sz w:val="22"/>
+          <w:szCs w:val="22"/>
+          <w:lang w:val="en-IN"/>
+        </w:rPr>
+        <w:t>processed.customers</w:t>
+      </w:r>
+      <w:proofErr w:type="spellEnd"/>
+      <w:proofErr w:type="gramEnd"/>
+      <w:r>
+        <w:rPr>
+          <w:b w:val="0"/>
+          <w:sz w:val="22"/>
+          <w:szCs w:val="22"/>
+          <w:lang w:val="en-IN"/>
+        </w:rPr>
+        <w:t xml:space="preserve">, </w:t>
+      </w:r>
+      <w:proofErr w:type="spellStart"/>
+      <w:proofErr w:type="gramStart"/>
+      <w:r>
+        <w:rPr>
+          <w:b w:val="0"/>
+          <w:sz w:val="22"/>
+          <w:szCs w:val="22"/>
+          <w:lang w:val="en-IN"/>
+        </w:rPr>
+        <w:t>processed.products</w:t>
+      </w:r>
+      <w:proofErr w:type="spellEnd"/>
+      <w:proofErr w:type="gramEnd"/>
+      <w:r>
+        <w:rPr>
+          <w:b w:val="0"/>
+          <w:sz w:val="22"/>
+          <w:szCs w:val="22"/>
+          <w:lang w:val="en-IN"/>
+        </w:rPr>
+        <w:t xml:space="preserve">, and </w:t>
+      </w:r>
+      <w:proofErr w:type="spellStart"/>
+      <w:proofErr w:type="gramStart"/>
+      <w:r>
+        <w:rPr>
+          <w:b w:val="0"/>
+          <w:sz w:val="22"/>
+          <w:szCs w:val="22"/>
+          <w:lang w:val="en-IN"/>
+        </w:rPr>
+        <w:t>processed.orders</w:t>
+      </w:r>
+      <w:proofErr w:type="spellEnd"/>
+      <w:proofErr w:type="gramEnd"/>
+      <w:r>
+        <w:rPr>
+          <w:b w:val="0"/>
+          <w:sz w:val="22"/>
+          <w:szCs w:val="22"/>
+          <w:lang w:val="en-IN"/>
+        </w:rPr>
+        <w:t>):</w:t>
+      </w:r>
+    </w:p>
+    <w:p>
+      <w:pPr>
+        <w:pStyle w:val="Heading2"/>
+        <w:rPr>
+          <w:b w:val="0"/>
+          <w:sz w:val="22"/>
+          <w:szCs w:val="22"/>
+          <w:lang w:val="en-IN"/>
+        </w:rPr>
+      </w:pPr>
+      <w:r>
+        <w:rPr>
+          <w:b w:val="0"/>
+          <w:sz w:val="22"/>
+          <w:szCs w:val="22"/>
+          <w:lang w:val="en-IN"/>
+        </w:rPr>
+        <w:t>SCD Type 2 is applied to track the full history of changes for each record. When an attribute of an existing record changes, the old version of the record is "closed out" (marked as historical), and a new version of the record is inserted.</w:t>
+      </w:r>
+    </w:p>
+    <w:p>
+      <w:pPr>
+        <w:pStyle w:val="Heading2"/>
+        <w:numPr>
+          <w:ilvl w:val="0"/>
+          <w:numId w:val="31"/>
+        </w:numPr>
+        <w:rPr>
+          <w:b w:val="0"/>
+          <w:sz w:val="22"/>
+          <w:szCs w:val="22"/>
+          <w:lang w:val="en-IN"/>
+        </w:rPr>
+      </w:pPr>
+      <w:r>
+        <w:rPr>
+          <w:b w:val="0"/>
+          <w:sz w:val="22"/>
+          <w:szCs w:val="22"/>
+          <w:lang w:val="en-IN"/>
+        </w:rPr>
+        <w:t>Key SCD Type 2 Columns Added to processed Tables:</w:t>
+      </w:r>
+    </w:p>
+    <w:p>
+      <w:pPr>
+        <w:pStyle w:val="Heading2"/>
         <w:numPr>
           <w:ilvl w:val="1"/>
-          <w:numId w:val="25"/>
+          <w:numId w:val="31"/>
         </w:numPr>
         <w:rPr>
-          <w:lang w:val="en-IN"/>
-        </w:rPr>
-      </w:pPr>
-      <w:r>
-        <w:rPr>
-          <w:lang w:val="en-IN"/>
-        </w:rPr>
-        <w:t>Other nullable string fields (e.g., email, address, segment, country, city, state, postal_code, region): Any NULL values are replaced with 'unknown'.</w:t>
-      </w:r>
-    </w:p>
-    <w:p>
-      <w:pPr>
+          <w:b w:val="0"/>
+          <w:sz w:val="22"/>
+          <w:szCs w:val="22"/>
+          <w:lang w:val="en-IN"/>
+        </w:rPr>
+      </w:pPr>
+      <w:proofErr w:type="spellStart"/>
+      <w:r>
+        <w:rPr>
+          <w:b w:val="0"/>
+          <w:sz w:val="22"/>
+          <w:szCs w:val="22"/>
+          <w:lang w:val="en-IN"/>
+        </w:rPr>
+        <w:t>effective_start_date</w:t>
+      </w:r>
+      <w:proofErr w:type="spellEnd"/>
+      <w:r>
+        <w:rPr>
+          <w:b w:val="0"/>
+          <w:sz w:val="22"/>
+          <w:szCs w:val="22"/>
+          <w:lang w:val="en-IN"/>
+        </w:rPr>
+        <w:t xml:space="preserve"> (Date): The date from which this specific version of the record became valid. For new records or new versions, this is typically the </w:t>
+      </w:r>
+      <w:proofErr w:type="spellStart"/>
+      <w:r>
+        <w:rPr>
+          <w:b w:val="0"/>
+          <w:sz w:val="22"/>
+          <w:szCs w:val="22"/>
+          <w:lang w:val="en-IN"/>
+        </w:rPr>
+        <w:t>file_date</w:t>
+      </w:r>
+      <w:proofErr w:type="spellEnd"/>
+      <w:r>
+        <w:rPr>
+          <w:b w:val="0"/>
+          <w:sz w:val="22"/>
+          <w:szCs w:val="22"/>
+          <w:lang w:val="en-IN"/>
+        </w:rPr>
+        <w:t xml:space="preserve"> of the incoming data.</w:t>
+      </w:r>
+    </w:p>
+    <w:p>
+      <w:pPr>
+        <w:pStyle w:val="Heading2"/>
+        <w:numPr>
+          <w:ilvl w:val="1"/>
+          <w:numId w:val="31"/>
+        </w:numPr>
+        <w:rPr>
+          <w:b w:val="0"/>
+          <w:sz w:val="22"/>
+          <w:szCs w:val="22"/>
+          <w:lang w:val="en-IN"/>
+        </w:rPr>
+      </w:pPr>
+      <w:proofErr w:type="spellStart"/>
+      <w:r>
+        <w:rPr>
+          <w:b w:val="0"/>
+          <w:sz w:val="22"/>
+          <w:szCs w:val="22"/>
+          <w:lang w:val="en-IN"/>
+        </w:rPr>
+        <w:t>effective_end_date</w:t>
+      </w:r>
+      <w:proofErr w:type="spellEnd"/>
+      <w:r>
+        <w:rPr>
+          <w:b w:val="0"/>
+          <w:sz w:val="22"/>
+          <w:szCs w:val="22"/>
+          <w:lang w:val="en-IN"/>
+        </w:rPr>
+        <w:t xml:space="preserve"> (Date, Nullable): The date until which this specific version of the record was valid. For historical versions, this is set to the day before the </w:t>
+      </w:r>
+      <w:proofErr w:type="spellStart"/>
+      <w:r>
+        <w:rPr>
+          <w:b w:val="0"/>
+          <w:sz w:val="22"/>
+          <w:szCs w:val="22"/>
+          <w:lang w:val="en-IN"/>
+        </w:rPr>
+        <w:t>effective_start_date</w:t>
+      </w:r>
+      <w:proofErr w:type="spellEnd"/>
+      <w:r>
+        <w:rPr>
+          <w:b w:val="0"/>
+          <w:sz w:val="22"/>
+          <w:szCs w:val="22"/>
+          <w:lang w:val="en-IN"/>
+        </w:rPr>
+        <w:t xml:space="preserve"> of the new version. It remains NULL for the currently active version.</w:t>
+      </w:r>
+    </w:p>
+    <w:p>
+      <w:pPr>
+        <w:pStyle w:val="Heading2"/>
+        <w:numPr>
+          <w:ilvl w:val="1"/>
+          <w:numId w:val="31"/>
+        </w:numPr>
+        <w:rPr>
+          <w:b w:val="0"/>
+          <w:sz w:val="22"/>
+          <w:szCs w:val="22"/>
+          <w:lang w:val="en-IN"/>
+        </w:rPr>
+      </w:pPr>
+      <w:proofErr w:type="spellStart"/>
+      <w:r>
+        <w:rPr>
+          <w:b w:val="0"/>
+          <w:sz w:val="22"/>
+          <w:szCs w:val="22"/>
+          <w:lang w:val="en-IN"/>
+        </w:rPr>
+        <w:t>is_current</w:t>
+      </w:r>
+      <w:proofErr w:type="spellEnd"/>
+      <w:r>
+        <w:rPr>
+          <w:b w:val="0"/>
+          <w:sz w:val="22"/>
+          <w:szCs w:val="22"/>
+          <w:lang w:val="en-IN"/>
+        </w:rPr>
+        <w:t xml:space="preserve"> (Boolean): A flag indicating if this is the currently active version of the record (TRUE) or a historical version (FALSE). This simplifies querying for the latest state of an entity.</w:t>
+      </w:r>
+    </w:p>
+    <w:p>
+      <w:pPr>
+        <w:pStyle w:val="Heading2"/>
         <w:numPr>
           <w:ilvl w:val="0"/>
-          <w:numId w:val="25"/>
+          <w:numId w:val="31"/>
         </w:numPr>
         <w:rPr>
-          <w:lang w:val="en-IN"/>
-        </w:rPr>
-      </w:pPr>
-      <w:r>
-        <w:rPr>
-          <w:lang w:val="en-IN"/>
-        </w:rPr>
-        <w:t>Erroneous Phone Number Cleaning: Specific erroneous string values (e.g., "#ERROR!") found in the phone column are replaced with 'unknown'.</w:t>
-      </w:r>
-    </w:p>
-    <w:p>
-      <w:pPr>
+          <w:b w:val="0"/>
+          <w:sz w:val="22"/>
+          <w:szCs w:val="22"/>
+          <w:lang w:val="en-IN"/>
+        </w:rPr>
+      </w:pPr>
+      <w:r>
+        <w:rPr>
+          <w:b w:val="0"/>
+          <w:sz w:val="22"/>
+          <w:szCs w:val="22"/>
+          <w:lang w:val="en-IN"/>
+        </w:rPr>
+        <w:t>Change Detection Mechanism:</w:t>
+      </w:r>
+    </w:p>
+    <w:p>
+      <w:pPr>
+        <w:pStyle w:val="Heading2"/>
+        <w:numPr>
+          <w:ilvl w:val="1"/>
+          <w:numId w:val="31"/>
+        </w:numPr>
+        <w:rPr>
+          <w:b w:val="0"/>
+          <w:sz w:val="22"/>
+          <w:szCs w:val="22"/>
+          <w:lang w:val="en-IN"/>
+        </w:rPr>
+      </w:pPr>
+      <w:r>
+        <w:rPr>
+          <w:b w:val="0"/>
+          <w:sz w:val="22"/>
+          <w:szCs w:val="22"/>
+          <w:lang w:val="en-IN"/>
+        </w:rPr>
+        <w:t xml:space="preserve">A </w:t>
+      </w:r>
+      <w:proofErr w:type="spellStart"/>
+      <w:r>
+        <w:rPr>
+          <w:b w:val="0"/>
+          <w:sz w:val="22"/>
+          <w:szCs w:val="22"/>
+          <w:lang w:val="en-IN"/>
+        </w:rPr>
+        <w:t>change_hash</w:t>
+      </w:r>
+      <w:proofErr w:type="spellEnd"/>
+      <w:r>
+        <w:rPr>
+          <w:b w:val="0"/>
+          <w:sz w:val="22"/>
+          <w:szCs w:val="22"/>
+          <w:lang w:val="en-IN"/>
+        </w:rPr>
+        <w:t xml:space="preserve"> (MD5 hash) is calculated for each incoming record by concatenating the values of all relevant attributes (excluding the primary key and SCD metadata fields).</w:t>
+      </w:r>
+    </w:p>
+    <w:p>
+      <w:pPr>
+        <w:pStyle w:val="Heading2"/>
+        <w:numPr>
+          <w:ilvl w:val="1"/>
+          <w:numId w:val="31"/>
+        </w:numPr>
+        <w:rPr>
+          <w:b w:val="0"/>
+          <w:sz w:val="22"/>
+          <w:szCs w:val="22"/>
+          <w:lang w:val="en-IN"/>
+        </w:rPr>
+      </w:pPr>
+      <w:r>
+        <w:rPr>
+          <w:b w:val="0"/>
+          <w:sz w:val="22"/>
+          <w:szCs w:val="22"/>
+          <w:lang w:val="en-IN"/>
+        </w:rPr>
+        <w:t xml:space="preserve">During the MERGE operation, this </w:t>
+      </w:r>
+      <w:proofErr w:type="spellStart"/>
+      <w:r>
+        <w:rPr>
+          <w:b w:val="0"/>
+          <w:sz w:val="22"/>
+          <w:szCs w:val="22"/>
+          <w:lang w:val="en-IN"/>
+        </w:rPr>
+        <w:t>change_hash</w:t>
+      </w:r>
+      <w:proofErr w:type="spellEnd"/>
+      <w:r>
+        <w:rPr>
+          <w:b w:val="0"/>
+          <w:sz w:val="22"/>
+          <w:szCs w:val="22"/>
+          <w:lang w:val="en-IN"/>
+        </w:rPr>
+        <w:t xml:space="preserve"> is compared against an </w:t>
+      </w:r>
+      <w:proofErr w:type="spellStart"/>
+      <w:r>
+        <w:rPr>
+          <w:b w:val="0"/>
+          <w:sz w:val="22"/>
+          <w:szCs w:val="22"/>
+          <w:lang w:val="en-IN"/>
+        </w:rPr>
+        <w:t>existing_hash</w:t>
+      </w:r>
+      <w:proofErr w:type="spellEnd"/>
+      <w:r>
+        <w:rPr>
+          <w:b w:val="0"/>
+          <w:sz w:val="22"/>
+          <w:szCs w:val="22"/>
+          <w:lang w:val="en-IN"/>
+        </w:rPr>
+        <w:t xml:space="preserve"> calculated for the current active record in the target Delta table. If the hashes differ, it signifies a change in attributes.</w:t>
+      </w:r>
+    </w:p>
+    <w:p>
+      <w:pPr>
+        <w:pStyle w:val="Heading2"/>
         <w:numPr>
           <w:ilvl w:val="0"/>
-          <w:numId w:val="25"/>
+          <w:numId w:val="31"/>
         </w:numPr>
         <w:rPr>
-          <w:lang w:val="en-IN"/>
-        </w:rPr>
-      </w:pPr>
-      <w:r>
-        <w:rPr>
-          <w:lang w:val="en-IN"/>
-        </w:rPr>
-        <w:t xml:space="preserve">Metadata Addition: </w:t>
-      </w:r>
-    </w:p>
-    <w:p>
-      <w:pPr>
+          <w:b w:val="0"/>
+          <w:sz w:val="22"/>
+          <w:szCs w:val="22"/>
+          <w:lang w:val="en-IN"/>
+        </w:rPr>
+      </w:pPr>
+      <w:r>
+        <w:rPr>
+          <w:b w:val="0"/>
+          <w:sz w:val="22"/>
+          <w:szCs w:val="22"/>
+          <w:lang w:val="en-IN"/>
+        </w:rPr>
+        <w:t xml:space="preserve">MERGE Logic in </w:t>
+      </w:r>
+      <w:proofErr w:type="spellStart"/>
+      <w:r>
+        <w:rPr>
+          <w:b w:val="0"/>
+          <w:sz w:val="22"/>
+          <w:szCs w:val="22"/>
+          <w:lang w:val="en-IN"/>
+        </w:rPr>
+        <w:t>load_data</w:t>
+      </w:r>
+      <w:proofErr w:type="spellEnd"/>
+      <w:r>
+        <w:rPr>
+          <w:b w:val="0"/>
+          <w:sz w:val="22"/>
+          <w:szCs w:val="22"/>
+          <w:lang w:val="en-IN"/>
+        </w:rPr>
+        <w:t xml:space="preserve"> functions (for processed schema):</w:t>
+      </w:r>
+    </w:p>
+    <w:p>
+      <w:pPr>
+        <w:pStyle w:val="Heading2"/>
         <w:numPr>
           <w:ilvl w:val="1"/>
-          <w:numId w:val="25"/>
+          <w:numId w:val="32"/>
         </w:numPr>
         <w:rPr>
-          <w:lang w:val="en-IN"/>
-        </w:rPr>
-      </w:pPr>
-      <w:r>
-        <w:rPr>
-          <w:lang w:val="en-IN"/>
-        </w:rPr>
-        <w:t>file_date: The date derived from the source file path is added, indicating the data's origin date.</w:t>
-      </w:r>
-    </w:p>
-    <w:p>
-      <w:pPr>
+          <w:b w:val="0"/>
+          <w:sz w:val="22"/>
+          <w:szCs w:val="22"/>
+          <w:lang w:val="en-IN"/>
+        </w:rPr>
+      </w:pPr>
+      <w:r>
+        <w:rPr>
+          <w:b w:val="0"/>
+          <w:sz w:val="22"/>
+          <w:szCs w:val="22"/>
+          <w:lang w:val="en-IN"/>
+        </w:rPr>
+        <w:t>Check if Delta Table Exists: If not, perform an initial overwrite to create the table, populating the SCD columns for the first time.</w:t>
+      </w:r>
+    </w:p>
+    <w:p>
+      <w:pPr>
+        <w:pStyle w:val="Heading2"/>
         <w:numPr>
           <w:ilvl w:val="1"/>
-          <w:numId w:val="25"/>
+          <w:numId w:val="32"/>
         </w:numPr>
         <w:rPr>
-          <w:lang w:val="en-IN"/>
-        </w:rPr>
-      </w:pPr>
-      <w:r>
-        <w:rPr>
-          <w:lang w:val="en-IN"/>
-        </w:rPr>
-        <w:t>ingestion_date: A timestamp reflecting the exact time of processing is appended to each record.</w:t>
-      </w:r>
-    </w:p>
-    <w:p>
-      <w:pPr>
-        <w:rPr>
-          <w:b/>
-          <w:bCs/>
-          <w:lang w:val="en-IN"/>
-        </w:rPr>
-      </w:pPr>
-      <w:r>
-        <w:rPr>
-          <w:b/>
-          <w:bCs/>
-          <w:lang w:val="en-IN"/>
-        </w:rPr>
-        <w:t>2. Orders Ingestion Pipeline</w:t>
-      </w:r>
-    </w:p>
-    <w:p>
-      <w:pPr>
-        <w:rPr>
-          <w:lang w:val="en-IN"/>
-        </w:rPr>
-      </w:pPr>
-      <w:r>
-        <w:rPr>
-          <w:b/>
-          <w:bCs/>
-          <w:lang w:val="en-IN"/>
-        </w:rPr>
-        <w:t>Objective:</w:t>
-      </w:r>
-      <w:r>
-        <w:rPr>
-          <w:lang w:val="en-IN"/>
-        </w:rPr>
-        <w:t xml:space="preserve"> To standardize column names, ensure numerical precision for financial figures, and handle missing values in date and numerical fields.</w:t>
-      </w:r>
-    </w:p>
-    <w:p>
-      <w:pPr>
-        <w:rPr>
-          <w:b/>
-          <w:bCs/>
-          <w:lang w:val="en-IN"/>
-        </w:rPr>
-      </w:pPr>
-      <w:r>
-        <w:rPr>
-          <w:b/>
-          <w:bCs/>
-          <w:lang w:val="en-IN"/>
-        </w:rPr>
-        <w:t>Key Checks &amp; Transformations Performed:</w:t>
-      </w:r>
-    </w:p>
-    <w:p>
-      <w:pPr>
+          <w:b w:val="0"/>
+          <w:sz w:val="22"/>
+          <w:szCs w:val="22"/>
+          <w:lang w:val="en-IN"/>
+        </w:rPr>
+      </w:pPr>
+      <w:r>
+        <w:rPr>
+          <w:b w:val="0"/>
+          <w:sz w:val="22"/>
+          <w:szCs w:val="22"/>
+          <w:lang w:val="en-IN"/>
+        </w:rPr>
+        <w:t>WHEN MATCHED Clause:</w:t>
+      </w:r>
+    </w:p>
+    <w:p>
+      <w:pPr>
+        <w:pStyle w:val="Heading2"/>
+        <w:numPr>
+          <w:ilvl w:val="2"/>
+          <w:numId w:val="32"/>
+        </w:numPr>
+        <w:rPr>
+          <w:b w:val="0"/>
+          <w:sz w:val="22"/>
+          <w:szCs w:val="22"/>
+          <w:lang w:val="en-IN"/>
+        </w:rPr>
+      </w:pPr>
+      <w:r>
+        <w:rPr>
+          <w:b w:val="0"/>
+          <w:sz w:val="22"/>
+          <w:szCs w:val="22"/>
+          <w:lang w:val="en-IN"/>
+        </w:rPr>
+        <w:t xml:space="preserve">Condition: </w:t>
+      </w:r>
+      <w:proofErr w:type="spellStart"/>
+      <w:r>
+        <w:rPr>
+          <w:b w:val="0"/>
+          <w:sz w:val="22"/>
+          <w:szCs w:val="22"/>
+          <w:lang w:val="en-IN"/>
+        </w:rPr>
+        <w:t>target.is_current</w:t>
+      </w:r>
+      <w:proofErr w:type="spellEnd"/>
+      <w:r>
+        <w:rPr>
+          <w:b w:val="0"/>
+          <w:sz w:val="22"/>
+          <w:szCs w:val="22"/>
+          <w:lang w:val="en-IN"/>
+        </w:rPr>
+        <w:t xml:space="preserve"> = true AND </w:t>
+      </w:r>
+      <w:proofErr w:type="spellStart"/>
+      <w:proofErr w:type="gramStart"/>
+      <w:r>
+        <w:rPr>
+          <w:b w:val="0"/>
+          <w:sz w:val="22"/>
+          <w:szCs w:val="22"/>
+          <w:lang w:val="en-IN"/>
+        </w:rPr>
+        <w:t>target.existing</w:t>
+      </w:r>
+      <w:proofErr w:type="gramEnd"/>
+      <w:r>
+        <w:rPr>
+          <w:b w:val="0"/>
+          <w:sz w:val="22"/>
+          <w:szCs w:val="22"/>
+          <w:lang w:val="en-IN"/>
+        </w:rPr>
+        <w:t>_</w:t>
+      </w:r>
+      <w:proofErr w:type="gramStart"/>
+      <w:r>
+        <w:rPr>
+          <w:b w:val="0"/>
+          <w:sz w:val="22"/>
+          <w:szCs w:val="22"/>
+          <w:lang w:val="en-IN"/>
+        </w:rPr>
+        <w:t>hash</w:t>
+      </w:r>
+      <w:proofErr w:type="spellEnd"/>
+      <w:r>
+        <w:rPr>
+          <w:b w:val="0"/>
+          <w:sz w:val="22"/>
+          <w:szCs w:val="22"/>
+          <w:lang w:val="en-IN"/>
+        </w:rPr>
+        <w:t xml:space="preserve"> !</w:t>
+      </w:r>
+      <w:proofErr w:type="gramEnd"/>
+      <w:r>
+        <w:rPr>
+          <w:b w:val="0"/>
+          <w:sz w:val="22"/>
+          <w:szCs w:val="22"/>
+          <w:lang w:val="en-IN"/>
+        </w:rPr>
+        <w:t xml:space="preserve">= </w:t>
+      </w:r>
+      <w:proofErr w:type="spellStart"/>
+      <w:proofErr w:type="gramStart"/>
+      <w:r>
+        <w:rPr>
+          <w:b w:val="0"/>
+          <w:sz w:val="22"/>
+          <w:szCs w:val="22"/>
+          <w:lang w:val="en-IN"/>
+        </w:rPr>
+        <w:t>source.change</w:t>
+      </w:r>
+      <w:proofErr w:type="gramEnd"/>
+      <w:r>
+        <w:rPr>
+          <w:b w:val="0"/>
+          <w:sz w:val="22"/>
+          <w:szCs w:val="22"/>
+          <w:lang w:val="en-IN"/>
+        </w:rPr>
+        <w:t>_hash</w:t>
+      </w:r>
+      <w:proofErr w:type="spellEnd"/>
+    </w:p>
+    <w:p>
+      <w:pPr>
+        <w:pStyle w:val="Heading2"/>
+        <w:numPr>
+          <w:ilvl w:val="2"/>
+          <w:numId w:val="32"/>
+        </w:numPr>
+        <w:rPr>
+          <w:b w:val="0"/>
+          <w:sz w:val="22"/>
+          <w:szCs w:val="22"/>
+          <w:lang w:val="en-IN"/>
+        </w:rPr>
+      </w:pPr>
+      <w:r>
+        <w:rPr>
+          <w:b w:val="0"/>
+          <w:sz w:val="22"/>
+          <w:szCs w:val="22"/>
+          <w:lang w:val="en-IN"/>
+        </w:rPr>
+        <w:t>Action: If an existing record with the same primary key (</w:t>
+      </w:r>
+      <w:proofErr w:type="spellStart"/>
+      <w:r>
+        <w:rPr>
+          <w:b w:val="0"/>
+          <w:sz w:val="22"/>
+          <w:szCs w:val="22"/>
+          <w:lang w:val="en-IN"/>
+        </w:rPr>
+        <w:t>product_id</w:t>
+      </w:r>
+      <w:proofErr w:type="spellEnd"/>
+      <w:r>
+        <w:rPr>
+          <w:b w:val="0"/>
+          <w:sz w:val="22"/>
+          <w:szCs w:val="22"/>
+          <w:lang w:val="en-IN"/>
+        </w:rPr>
+        <w:t xml:space="preserve">, </w:t>
+      </w:r>
+      <w:proofErr w:type="spellStart"/>
+      <w:r>
+        <w:rPr>
+          <w:b w:val="0"/>
+          <w:sz w:val="22"/>
+          <w:szCs w:val="22"/>
+          <w:lang w:val="en-IN"/>
+        </w:rPr>
+        <w:t>customer_id</w:t>
+      </w:r>
+      <w:proofErr w:type="spellEnd"/>
+      <w:r>
+        <w:rPr>
+          <w:b w:val="0"/>
+          <w:sz w:val="22"/>
+          <w:szCs w:val="22"/>
+          <w:lang w:val="en-IN"/>
+        </w:rPr>
+        <w:t xml:space="preserve">, </w:t>
+      </w:r>
+      <w:proofErr w:type="spellStart"/>
+      <w:r>
+        <w:rPr>
+          <w:b w:val="0"/>
+          <w:sz w:val="22"/>
+          <w:szCs w:val="22"/>
+          <w:lang w:val="en-IN"/>
+        </w:rPr>
+        <w:t>order_id</w:t>
+      </w:r>
+      <w:proofErr w:type="spellEnd"/>
+      <w:r>
+        <w:rPr>
+          <w:b w:val="0"/>
+          <w:sz w:val="22"/>
+          <w:szCs w:val="22"/>
+          <w:lang w:val="en-IN"/>
+        </w:rPr>
+        <w:t xml:space="preserve">) is found, it's the </w:t>
+      </w:r>
+      <w:proofErr w:type="spellStart"/>
+      <w:r>
+        <w:rPr>
+          <w:b w:val="0"/>
+          <w:sz w:val="22"/>
+          <w:szCs w:val="22"/>
+          <w:lang w:val="en-IN"/>
+        </w:rPr>
+        <w:t>is_current</w:t>
+      </w:r>
+      <w:proofErr w:type="spellEnd"/>
+      <w:r>
+        <w:rPr>
+          <w:b w:val="0"/>
+          <w:sz w:val="22"/>
+          <w:szCs w:val="22"/>
+          <w:lang w:val="en-IN"/>
+        </w:rPr>
+        <w:t xml:space="preserve"> version, and its attributes have changed (hash mismatch), then:</w:t>
+      </w:r>
+    </w:p>
+    <w:p>
+      <w:pPr>
+        <w:pStyle w:val="Heading2"/>
+        <w:numPr>
+          <w:ilvl w:val="3"/>
+          <w:numId w:val="32"/>
+        </w:numPr>
+        <w:rPr>
+          <w:b w:val="0"/>
+          <w:sz w:val="22"/>
+          <w:szCs w:val="22"/>
+          <w:lang w:val="en-IN"/>
+        </w:rPr>
+      </w:pPr>
+      <w:r>
+        <w:rPr>
+          <w:b w:val="0"/>
+          <w:sz w:val="22"/>
+          <w:szCs w:val="22"/>
+          <w:lang w:val="en-IN"/>
+        </w:rPr>
+        <w:t xml:space="preserve">Set </w:t>
+      </w:r>
+      <w:proofErr w:type="spellStart"/>
+      <w:r>
+        <w:rPr>
+          <w:b w:val="0"/>
+          <w:sz w:val="22"/>
+          <w:szCs w:val="22"/>
+          <w:lang w:val="en-IN"/>
+        </w:rPr>
+        <w:t>target.is_current</w:t>
+      </w:r>
+      <w:proofErr w:type="spellEnd"/>
+      <w:r>
+        <w:rPr>
+          <w:b w:val="0"/>
+          <w:sz w:val="22"/>
+          <w:szCs w:val="22"/>
+          <w:lang w:val="en-IN"/>
+        </w:rPr>
+        <w:t xml:space="preserve"> = false.</w:t>
+      </w:r>
+    </w:p>
+    <w:p>
+      <w:pPr>
+        <w:pStyle w:val="Heading2"/>
+        <w:numPr>
+          <w:ilvl w:val="3"/>
+          <w:numId w:val="32"/>
+        </w:numPr>
+        <w:rPr>
+          <w:b w:val="0"/>
+          <w:sz w:val="22"/>
+          <w:szCs w:val="22"/>
+          <w:lang w:val="en-IN"/>
+        </w:rPr>
+      </w:pPr>
+      <w:r>
+        <w:rPr>
+          <w:b w:val="0"/>
+          <w:sz w:val="22"/>
+          <w:szCs w:val="22"/>
+          <w:lang w:val="en-IN"/>
+        </w:rPr>
+        <w:t xml:space="preserve">Set </w:t>
+      </w:r>
+      <w:proofErr w:type="spellStart"/>
+      <w:proofErr w:type="gramStart"/>
+      <w:r>
+        <w:rPr>
+          <w:b w:val="0"/>
+          <w:sz w:val="22"/>
+          <w:szCs w:val="22"/>
+          <w:lang w:val="en-IN"/>
+        </w:rPr>
+        <w:t>target.effective</w:t>
+      </w:r>
+      <w:proofErr w:type="gramEnd"/>
+      <w:r>
+        <w:rPr>
+          <w:b w:val="0"/>
+          <w:sz w:val="22"/>
+          <w:szCs w:val="22"/>
+          <w:lang w:val="en-IN"/>
+        </w:rPr>
+        <w:t>_end_date</w:t>
+      </w:r>
+      <w:proofErr w:type="spellEnd"/>
+      <w:r>
+        <w:rPr>
+          <w:b w:val="0"/>
+          <w:sz w:val="22"/>
+          <w:szCs w:val="22"/>
+          <w:lang w:val="en-IN"/>
+        </w:rPr>
+        <w:t xml:space="preserve"> = </w:t>
+      </w:r>
+      <w:proofErr w:type="spellStart"/>
+      <w:r>
+        <w:rPr>
+          <w:b w:val="0"/>
+          <w:sz w:val="22"/>
+          <w:szCs w:val="22"/>
+          <w:lang w:val="en-IN"/>
+        </w:rPr>
+        <w:t>date_</w:t>
+      </w:r>
+      <w:proofErr w:type="gramStart"/>
+      <w:r>
+        <w:rPr>
+          <w:b w:val="0"/>
+          <w:sz w:val="22"/>
+          <w:szCs w:val="22"/>
+          <w:lang w:val="en-IN"/>
+        </w:rPr>
+        <w:t>sub</w:t>
+      </w:r>
+      <w:proofErr w:type="spellEnd"/>
+      <w:r>
+        <w:rPr>
+          <w:b w:val="0"/>
+          <w:sz w:val="22"/>
+          <w:szCs w:val="22"/>
+          <w:lang w:val="en-IN"/>
+        </w:rPr>
+        <w:t>(</w:t>
+      </w:r>
+      <w:proofErr w:type="spellStart"/>
+      <w:r>
+        <w:rPr>
+          <w:b w:val="0"/>
+          <w:sz w:val="22"/>
+          <w:szCs w:val="22"/>
+          <w:lang w:val="en-IN"/>
+        </w:rPr>
+        <w:t>source.effective</w:t>
+      </w:r>
+      <w:proofErr w:type="gramEnd"/>
+      <w:r>
+        <w:rPr>
+          <w:b w:val="0"/>
+          <w:sz w:val="22"/>
+          <w:szCs w:val="22"/>
+          <w:lang w:val="en-IN"/>
+        </w:rPr>
+        <w:t>_start_date</w:t>
+      </w:r>
+      <w:proofErr w:type="spellEnd"/>
+      <w:r>
+        <w:rPr>
+          <w:b w:val="0"/>
+          <w:sz w:val="22"/>
+          <w:szCs w:val="22"/>
+          <w:lang w:val="en-IN"/>
+        </w:rPr>
+        <w:t>, 1) (effectively closing the old record).</w:t>
+      </w:r>
+    </w:p>
+    <w:p>
+      <w:pPr>
+        <w:pStyle w:val="Heading2"/>
+        <w:numPr>
+          <w:ilvl w:val="1"/>
+          <w:numId w:val="32"/>
+        </w:numPr>
+        <w:rPr>
+          <w:b w:val="0"/>
+          <w:sz w:val="22"/>
+          <w:szCs w:val="22"/>
+          <w:lang w:val="en-IN"/>
+        </w:rPr>
+      </w:pPr>
+      <w:r>
+        <w:rPr>
+          <w:b w:val="0"/>
+          <w:sz w:val="22"/>
+          <w:szCs w:val="22"/>
+          <w:lang w:val="en-IN"/>
+        </w:rPr>
+        <w:t>WHEN NOT MATCHED INSERT Clause:</w:t>
+      </w:r>
+    </w:p>
+    <w:p>
+      <w:pPr>
+        <w:pStyle w:val="Heading2"/>
+        <w:numPr>
+          <w:ilvl w:val="2"/>
+          <w:numId w:val="32"/>
+        </w:numPr>
+        <w:rPr>
+          <w:b w:val="0"/>
+          <w:sz w:val="22"/>
+          <w:szCs w:val="22"/>
+          <w:lang w:val="en-IN"/>
+        </w:rPr>
+      </w:pPr>
+      <w:r>
+        <w:rPr>
+          <w:b w:val="0"/>
+          <w:sz w:val="22"/>
+          <w:szCs w:val="22"/>
+          <w:lang w:val="en-IN"/>
+        </w:rPr>
+        <w:t xml:space="preserve">Action: If no matching record is found (it's a </w:t>
+      </w:r>
+      <w:proofErr w:type="gramStart"/>
+      <w:r>
+        <w:rPr>
+          <w:b w:val="0"/>
+          <w:sz w:val="22"/>
+          <w:szCs w:val="22"/>
+          <w:lang w:val="en-IN"/>
+        </w:rPr>
+        <w:t>brand new</w:t>
+      </w:r>
+      <w:proofErr w:type="gramEnd"/>
+      <w:r>
+        <w:rPr>
+          <w:b w:val="0"/>
+          <w:sz w:val="22"/>
+          <w:szCs w:val="22"/>
+          <w:lang w:val="en-IN"/>
+        </w:rPr>
+        <w:t xml:space="preserve"> record) OR if a match was found but the old record was expired (meaning this is a new version of an existing record), then:</w:t>
+      </w:r>
+    </w:p>
+    <w:p>
+      <w:pPr>
+        <w:pStyle w:val="Heading2"/>
+        <w:numPr>
+          <w:ilvl w:val="3"/>
+          <w:numId w:val="32"/>
+        </w:numPr>
+        <w:rPr>
+          <w:b w:val="0"/>
+          <w:sz w:val="22"/>
+          <w:szCs w:val="22"/>
+          <w:lang w:val="en-IN"/>
+        </w:rPr>
+      </w:pPr>
+      <w:r>
+        <w:rPr>
+          <w:b w:val="0"/>
+          <w:sz w:val="22"/>
+          <w:szCs w:val="22"/>
+          <w:lang w:val="en-IN"/>
+        </w:rPr>
+        <w:t xml:space="preserve">Insert the source record with </w:t>
+      </w:r>
+      <w:proofErr w:type="spellStart"/>
+      <w:r>
+        <w:rPr>
+          <w:b w:val="0"/>
+          <w:sz w:val="22"/>
+          <w:szCs w:val="22"/>
+          <w:lang w:val="en-IN"/>
+        </w:rPr>
+        <w:t>is_current</w:t>
+      </w:r>
+      <w:proofErr w:type="spellEnd"/>
+      <w:r>
+        <w:rPr>
+          <w:b w:val="0"/>
+          <w:sz w:val="22"/>
+          <w:szCs w:val="22"/>
+          <w:lang w:val="en-IN"/>
+        </w:rPr>
+        <w:t xml:space="preserve"> = true, </w:t>
+      </w:r>
+      <w:proofErr w:type="spellStart"/>
+      <w:r>
+        <w:rPr>
+          <w:b w:val="0"/>
+          <w:sz w:val="22"/>
+          <w:szCs w:val="22"/>
+          <w:lang w:val="en-IN"/>
+        </w:rPr>
+        <w:t>effective_start_date</w:t>
+      </w:r>
+      <w:proofErr w:type="spellEnd"/>
+      <w:r>
+        <w:rPr>
+          <w:b w:val="0"/>
+          <w:sz w:val="22"/>
+          <w:szCs w:val="22"/>
+          <w:lang w:val="en-IN"/>
+        </w:rPr>
+        <w:t xml:space="preserve"> = </w:t>
+      </w:r>
+      <w:proofErr w:type="spellStart"/>
+      <w:r>
+        <w:rPr>
+          <w:b w:val="0"/>
+          <w:sz w:val="22"/>
+          <w:szCs w:val="22"/>
+          <w:lang w:val="en-IN"/>
+        </w:rPr>
+        <w:t>current_processing_date</w:t>
+      </w:r>
+      <w:proofErr w:type="spellEnd"/>
+      <w:r>
+        <w:rPr>
+          <w:b w:val="0"/>
+          <w:sz w:val="22"/>
+          <w:szCs w:val="22"/>
+          <w:lang w:val="en-IN"/>
+        </w:rPr>
+        <w:t xml:space="preserve">, and </w:t>
+      </w:r>
+      <w:proofErr w:type="spellStart"/>
+      <w:r>
+        <w:rPr>
+          <w:b w:val="0"/>
+          <w:sz w:val="22"/>
+          <w:szCs w:val="22"/>
+          <w:lang w:val="en-IN"/>
+        </w:rPr>
+        <w:t>effective_end_date</w:t>
+      </w:r>
+      <w:proofErr w:type="spellEnd"/>
+      <w:r>
+        <w:rPr>
+          <w:b w:val="0"/>
+          <w:sz w:val="22"/>
+          <w:szCs w:val="22"/>
+          <w:lang w:val="en-IN"/>
+        </w:rPr>
+        <w:t xml:space="preserve"> = NULL.</w:t>
+      </w:r>
+    </w:p>
+    <w:p>
+      <w:pPr>
+        <w:pStyle w:val="Heading2"/>
+        <w:rPr>
+          <w:b w:val="0"/>
+          <w:sz w:val="22"/>
+          <w:szCs w:val="22"/>
+          <w:lang w:val="en-IN"/>
+        </w:rPr>
+      </w:pPr>
+      <w:r>
+        <w:rPr>
+          <w:b w:val="0"/>
+          <w:sz w:val="22"/>
+          <w:szCs w:val="22"/>
+          <w:lang w:val="en-IN"/>
+        </w:rPr>
+        <w:t>Impact on Different Data Types:</w:t>
+      </w:r>
+    </w:p>
+    <w:p>
+      <w:pPr>
+        <w:pStyle w:val="Heading2"/>
         <w:numPr>
           <w:ilvl w:val="0"/>
-          <w:numId w:val="26"/>
+          <w:numId w:val="33"/>
         </w:numPr>
         <w:rPr>
-          <w:lang w:val="en-IN"/>
-        </w:rPr>
-      </w:pPr>
-      <w:r>
-        <w:rPr>
-          <w:lang w:val="en-IN"/>
-        </w:rPr>
-        <w:t>Column Standardization: Order-related column names are standardized to snake_case (e.g., "Order ID" to order_id, "Order Date" to order_date).</w:t>
-      </w:r>
-    </w:p>
-    <w:p>
-      <w:pPr>
+          <w:b w:val="0"/>
+          <w:sz w:val="22"/>
+          <w:szCs w:val="22"/>
+          <w:lang w:val="en-IN"/>
+        </w:rPr>
+      </w:pPr>
+      <w:r>
+        <w:rPr>
+          <w:b w:val="0"/>
+          <w:sz w:val="22"/>
+          <w:szCs w:val="22"/>
+          <w:lang w:val="en-IN"/>
+        </w:rPr>
+        <w:t>Customers &amp; Products (Dimensions): SCD Type 2 is a natural fit for these entities, as their attributes (e.g., customer name, address, product category, price) can change over time, and tracking this history is valuable for analysis.</w:t>
+      </w:r>
+    </w:p>
+    <w:p>
+      <w:pPr>
+        <w:pStyle w:val="Heading2"/>
         <w:numPr>
           <w:ilvl w:val="0"/>
-          <w:numId w:val="26"/>
+          <w:numId w:val="33"/>
         </w:numPr>
         <w:rPr>
-          <w:lang w:val="en-IN"/>
-        </w:rPr>
-      </w:pPr>
-      <w:r>
-        <w:rPr>
-          <w:lang w:val="en-IN"/>
-        </w:rPr>
-        <w:t xml:space="preserve">Profit Transformation &amp; Rounding: </w:t>
-      </w:r>
-    </w:p>
-    <w:p>
-      <w:pPr>
+          <w:b w:val="0"/>
+          <w:sz w:val="22"/>
+          <w:szCs w:val="22"/>
+          <w:lang w:val="en-IN"/>
+        </w:rPr>
+      </w:pPr>
+      <w:r>
+        <w:rPr>
+          <w:b w:val="0"/>
+          <w:sz w:val="22"/>
+          <w:szCs w:val="22"/>
+          <w:lang w:val="en-IN"/>
+        </w:rPr>
+        <w:t xml:space="preserve">Orders (Transactions): While orders are typically append-only, implementing SCD Type 2 on the </w:t>
+      </w:r>
+      <w:proofErr w:type="spellStart"/>
+      <w:proofErr w:type="gramStart"/>
+      <w:r>
+        <w:rPr>
+          <w:b w:val="0"/>
+          <w:sz w:val="22"/>
+          <w:szCs w:val="22"/>
+          <w:lang w:val="en-IN"/>
+        </w:rPr>
+        <w:t>processed.orders</w:t>
+      </w:r>
+      <w:proofErr w:type="spellEnd"/>
+      <w:proofErr w:type="gramEnd"/>
+      <w:r>
+        <w:rPr>
+          <w:b w:val="0"/>
+          <w:sz w:val="22"/>
+          <w:szCs w:val="22"/>
+          <w:lang w:val="en-IN"/>
+        </w:rPr>
+        <w:t xml:space="preserve"> table allows for tracking changes to an existing order record if, for example, its quantity, price, discount, or </w:t>
+      </w:r>
+      <w:proofErr w:type="spellStart"/>
+      <w:r>
+        <w:rPr>
+          <w:b w:val="0"/>
+          <w:sz w:val="22"/>
+          <w:szCs w:val="22"/>
+          <w:lang w:val="en-IN"/>
+        </w:rPr>
+        <w:t>ship_mode</w:t>
+      </w:r>
+      <w:proofErr w:type="spellEnd"/>
+      <w:r>
+        <w:rPr>
+          <w:b w:val="0"/>
+          <w:sz w:val="22"/>
+          <w:szCs w:val="22"/>
+          <w:lang w:val="en-IN"/>
+        </w:rPr>
+        <w:t xml:space="preserve"> is updated in a subsequent source file. This provides a full audit trail of transactional modifications.</w:t>
+      </w:r>
+    </w:p>
+    <w:p>
+      <w:pPr>
+        <w:pStyle w:val="Heading2"/>
+        <w:rPr>
+          <w:b w:val="0"/>
+          <w:sz w:val="22"/>
+          <w:szCs w:val="22"/>
+          <w:lang w:val="en-IN"/>
+        </w:rPr>
+      </w:pPr>
+      <w:r>
+        <w:rPr>
+          <w:b w:val="0"/>
+          <w:sz w:val="22"/>
+          <w:szCs w:val="22"/>
+          <w:lang w:val="en-IN"/>
+        </w:rPr>
+        <w:t>3. Transformations</w:t>
+      </w:r>
+    </w:p>
+    <w:p>
+      <w:pPr>
+        <w:pStyle w:val="Heading2"/>
+        <w:rPr>
+          <w:b w:val="0"/>
+          <w:sz w:val="22"/>
+          <w:szCs w:val="22"/>
+          <w:lang w:val="en-IN"/>
+        </w:rPr>
+      </w:pPr>
+      <w:r>
+        <w:rPr>
+          <w:b w:val="0"/>
+          <w:sz w:val="22"/>
+          <w:szCs w:val="22"/>
+          <w:lang w:val="en-IN"/>
+        </w:rPr>
+        <w:t>Transformations are applied to raw data to standardize formats, handle missing values, and prepare the data for analytical consumption. These are distinct from data quality checks, though often performed in conjunction.</w:t>
+      </w:r>
+    </w:p>
+    <w:p>
+      <w:pPr>
+        <w:pStyle w:val="Heading2"/>
+        <w:rPr>
+          <w:b w:val="0"/>
+          <w:sz w:val="22"/>
+          <w:szCs w:val="22"/>
+          <w:lang w:val="en-IN"/>
+        </w:rPr>
+      </w:pPr>
+      <w:r>
+        <w:rPr>
+          <w:b w:val="0"/>
+          <w:sz w:val="22"/>
+          <w:szCs w:val="22"/>
+          <w:lang w:val="en-IN"/>
+        </w:rPr>
+        <w:t>Common Transformations Applied Across Pipelines:</w:t>
+      </w:r>
+    </w:p>
+    <w:p>
+      <w:pPr>
+        <w:pStyle w:val="Heading2"/>
+        <w:numPr>
+          <w:ilvl w:val="0"/>
+          <w:numId w:val="34"/>
+        </w:numPr>
+        <w:rPr>
+          <w:b w:val="0"/>
+          <w:sz w:val="22"/>
+          <w:szCs w:val="22"/>
+          <w:lang w:val="en-IN"/>
+        </w:rPr>
+      </w:pPr>
+      <w:r>
+        <w:rPr>
+          <w:b w:val="0"/>
+          <w:sz w:val="22"/>
+          <w:szCs w:val="22"/>
+          <w:lang w:val="en-IN"/>
+        </w:rPr>
+        <w:t>Column Standardization:</w:t>
+      </w:r>
+    </w:p>
+    <w:p>
+      <w:pPr>
+        <w:pStyle w:val="Heading2"/>
         <w:numPr>
           <w:ilvl w:val="1"/>
-          <w:numId w:val="26"/>
+          <w:numId w:val="34"/>
         </w:numPr>
         <w:rPr>
-          <w:lang w:val="en-IN"/>
-        </w:rPr>
-      </w:pPr>
-      <w:r>
-        <w:rPr>
-          <w:lang w:val="en-IN"/>
-        </w:rPr>
-        <w:t>profit: NULL values are first coalesced to 0.0.</w:t>
-      </w:r>
-    </w:p>
-    <w:p>
-      <w:pPr>
+          <w:b w:val="0"/>
+          <w:sz w:val="22"/>
+          <w:szCs w:val="22"/>
+          <w:lang w:val="en-IN"/>
+        </w:rPr>
+      </w:pPr>
+      <w:r>
+        <w:rPr>
+          <w:b w:val="0"/>
+          <w:sz w:val="22"/>
+          <w:szCs w:val="22"/>
+          <w:lang w:val="en-IN"/>
+        </w:rPr>
+        <w:t xml:space="preserve">All incoming column names from source files (e.g., "Row ID", "Customer Name", "Price per product") are consistently renamed to </w:t>
+      </w:r>
+      <w:proofErr w:type="spellStart"/>
+      <w:r>
+        <w:rPr>
+          <w:b w:val="0"/>
+          <w:sz w:val="22"/>
+          <w:szCs w:val="22"/>
+          <w:lang w:val="en-IN"/>
+        </w:rPr>
+        <w:t>snake_case</w:t>
+      </w:r>
+      <w:proofErr w:type="spellEnd"/>
+      <w:r>
+        <w:rPr>
+          <w:b w:val="0"/>
+          <w:sz w:val="22"/>
+          <w:szCs w:val="22"/>
+          <w:lang w:val="en-IN"/>
+        </w:rPr>
+        <w:t xml:space="preserve"> (e.g., </w:t>
+      </w:r>
+      <w:proofErr w:type="spellStart"/>
+      <w:r>
+        <w:rPr>
+          <w:b w:val="0"/>
+          <w:sz w:val="22"/>
+          <w:szCs w:val="22"/>
+          <w:lang w:val="en-IN"/>
+        </w:rPr>
+        <w:t>row_id</w:t>
+      </w:r>
+      <w:proofErr w:type="spellEnd"/>
+      <w:r>
+        <w:rPr>
+          <w:b w:val="0"/>
+          <w:sz w:val="22"/>
+          <w:szCs w:val="22"/>
+          <w:lang w:val="en-IN"/>
+        </w:rPr>
+        <w:t xml:space="preserve">, </w:t>
+      </w:r>
+      <w:proofErr w:type="spellStart"/>
+      <w:r>
+        <w:rPr>
+          <w:b w:val="0"/>
+          <w:sz w:val="22"/>
+          <w:szCs w:val="22"/>
+          <w:lang w:val="en-IN"/>
+        </w:rPr>
+        <w:t>customer_name</w:t>
+      </w:r>
+      <w:proofErr w:type="spellEnd"/>
+      <w:r>
+        <w:rPr>
+          <w:b w:val="0"/>
+          <w:sz w:val="22"/>
+          <w:szCs w:val="22"/>
+          <w:lang w:val="en-IN"/>
+        </w:rPr>
+        <w:t xml:space="preserve">, </w:t>
+      </w:r>
+      <w:proofErr w:type="spellStart"/>
+      <w:r>
+        <w:rPr>
+          <w:b w:val="0"/>
+          <w:sz w:val="22"/>
+          <w:szCs w:val="22"/>
+          <w:lang w:val="en-IN"/>
+        </w:rPr>
+        <w:t>price_per_product</w:t>
+      </w:r>
+      <w:proofErr w:type="spellEnd"/>
+      <w:r>
+        <w:rPr>
+          <w:b w:val="0"/>
+          <w:sz w:val="22"/>
+          <w:szCs w:val="22"/>
+          <w:lang w:val="en-IN"/>
+        </w:rPr>
+        <w:t>).</w:t>
+      </w:r>
+    </w:p>
+    <w:p>
+      <w:pPr>
+        <w:pStyle w:val="Heading2"/>
+        <w:numPr>
+          <w:ilvl w:val="0"/>
+          <w:numId w:val="34"/>
+        </w:numPr>
+        <w:rPr>
+          <w:b w:val="0"/>
+          <w:sz w:val="22"/>
+          <w:szCs w:val="22"/>
+          <w:lang w:val="en-IN"/>
+        </w:rPr>
+      </w:pPr>
+      <w:r>
+        <w:rPr>
+          <w:b w:val="0"/>
+          <w:sz w:val="22"/>
+          <w:szCs w:val="22"/>
+          <w:lang w:val="en-IN"/>
+        </w:rPr>
+        <w:t>Date Handling:</w:t>
+      </w:r>
+    </w:p>
+    <w:p>
+      <w:pPr>
+        <w:pStyle w:val="Heading2"/>
         <w:numPr>
           <w:ilvl w:val="1"/>
-          <w:numId w:val="26"/>
+          <w:numId w:val="34"/>
         </w:numPr>
         <w:rPr>
-          <w:lang w:val="en-IN"/>
-        </w:rPr>
-      </w:pPr>
-      <w:r>
-        <w:rPr>
-          <w:lang w:val="en-IN"/>
-        </w:rPr>
-        <w:t>The resulting profit values are then rounded to two decimal places to maintain financial precision, correctly handling various decimal lengths and rounding rules (e.g., 0.005 rounds to 0.01, 0.004 rounds to 0.00).</w:t>
-      </w:r>
-    </w:p>
-    <w:p>
-      <w:pPr>
+          <w:b w:val="0"/>
+          <w:sz w:val="22"/>
+          <w:szCs w:val="22"/>
+          <w:lang w:val="en-IN"/>
+        </w:rPr>
+      </w:pPr>
+      <w:proofErr w:type="spellStart"/>
+      <w:r>
+        <w:rPr>
+          <w:b w:val="0"/>
+          <w:sz w:val="22"/>
+          <w:szCs w:val="22"/>
+          <w:lang w:val="en-IN"/>
+        </w:rPr>
+        <w:t>file_date</w:t>
+      </w:r>
+      <w:proofErr w:type="spellEnd"/>
+      <w:r>
+        <w:rPr>
+          <w:b w:val="0"/>
+          <w:sz w:val="22"/>
+          <w:szCs w:val="22"/>
+          <w:lang w:val="en-IN"/>
+        </w:rPr>
+        <w:t>: A new column is added, derived from the source file's date in the path, indicating the data's origin.</w:t>
+      </w:r>
+    </w:p>
+    <w:p>
+      <w:pPr>
+        <w:pStyle w:val="Heading2"/>
+        <w:numPr>
+          <w:ilvl w:val="1"/>
+          <w:numId w:val="34"/>
+        </w:numPr>
+        <w:rPr>
+          <w:b w:val="0"/>
+          <w:sz w:val="22"/>
+          <w:szCs w:val="22"/>
+          <w:lang w:val="en-IN"/>
+        </w:rPr>
+      </w:pPr>
+      <w:proofErr w:type="spellStart"/>
+      <w:r>
+        <w:rPr>
+          <w:b w:val="0"/>
+          <w:sz w:val="22"/>
+          <w:szCs w:val="22"/>
+          <w:lang w:val="en-IN"/>
+        </w:rPr>
+        <w:t>ingestion_date</w:t>
+      </w:r>
+      <w:proofErr w:type="spellEnd"/>
+      <w:r>
+        <w:rPr>
+          <w:b w:val="0"/>
+          <w:sz w:val="22"/>
+          <w:szCs w:val="22"/>
+          <w:lang w:val="en-IN"/>
+        </w:rPr>
+        <w:t>: A timestamp reflecting the exact time the record was processed by the pipeline is appended to each record.</w:t>
+      </w:r>
+    </w:p>
+    <w:p>
+      <w:pPr>
+        <w:pStyle w:val="Heading2"/>
+        <w:numPr>
+          <w:ilvl w:val="1"/>
+          <w:numId w:val="34"/>
+        </w:numPr>
+        <w:rPr>
+          <w:b w:val="0"/>
+          <w:sz w:val="22"/>
+          <w:szCs w:val="22"/>
+          <w:lang w:val="en-IN"/>
+        </w:rPr>
+      </w:pPr>
+      <w:r>
+        <w:rPr>
+          <w:b w:val="0"/>
+          <w:sz w:val="22"/>
+          <w:szCs w:val="22"/>
+          <w:lang w:val="en-IN"/>
+        </w:rPr>
+        <w:t xml:space="preserve">NULL date values (e.g., </w:t>
+      </w:r>
+      <w:proofErr w:type="spellStart"/>
+      <w:r>
+        <w:rPr>
+          <w:b w:val="0"/>
+          <w:sz w:val="22"/>
+          <w:szCs w:val="22"/>
+          <w:lang w:val="en-IN"/>
+        </w:rPr>
+        <w:t>order_date</w:t>
+      </w:r>
+      <w:proofErr w:type="spellEnd"/>
+      <w:r>
+        <w:rPr>
+          <w:b w:val="0"/>
+          <w:sz w:val="22"/>
+          <w:szCs w:val="22"/>
+          <w:lang w:val="en-IN"/>
+        </w:rPr>
+        <w:t xml:space="preserve">, </w:t>
+      </w:r>
+      <w:proofErr w:type="spellStart"/>
+      <w:r>
+        <w:rPr>
+          <w:b w:val="0"/>
+          <w:sz w:val="22"/>
+          <w:szCs w:val="22"/>
+          <w:lang w:val="en-IN"/>
+        </w:rPr>
+        <w:t>ship_date</w:t>
+      </w:r>
+      <w:proofErr w:type="spellEnd"/>
+      <w:r>
+        <w:rPr>
+          <w:b w:val="0"/>
+          <w:sz w:val="22"/>
+          <w:szCs w:val="22"/>
+          <w:lang w:val="en-IN"/>
+        </w:rPr>
+        <w:t>) are coalesced to a default date (e.g., '1900-01-01').</w:t>
+      </w:r>
+    </w:p>
+    <w:p>
+      <w:pPr>
+        <w:pStyle w:val="Heading2"/>
         <w:numPr>
           <w:ilvl w:val="0"/>
-          <w:numId w:val="26"/>
+          <w:numId w:val="34"/>
         </w:numPr>
         <w:rPr>
-          <w:lang w:val="en-IN"/>
-        </w:rPr>
-      </w:pPr>
-      <w:r>
-        <w:rPr>
-          <w:lang w:val="en-IN"/>
-        </w:rPr>
-        <w:t xml:space="preserve">Missing Date Handling: </w:t>
-      </w:r>
-    </w:p>
-    <w:p>
-      <w:pPr>
+          <w:b w:val="0"/>
+          <w:sz w:val="22"/>
+          <w:szCs w:val="22"/>
+          <w:lang w:val="en-IN"/>
+        </w:rPr>
+      </w:pPr>
+      <w:r>
+        <w:rPr>
+          <w:b w:val="0"/>
+          <w:sz w:val="22"/>
+          <w:szCs w:val="22"/>
+          <w:lang w:val="en-IN"/>
+        </w:rPr>
+        <w:t>Numerical Value Handling:</w:t>
+      </w:r>
+    </w:p>
+    <w:p>
+      <w:pPr>
+        <w:pStyle w:val="Heading2"/>
         <w:numPr>
           <w:ilvl w:val="1"/>
-          <w:numId w:val="26"/>
+          <w:numId w:val="34"/>
         </w:numPr>
         <w:rPr>
-          <w:lang w:val="en-IN"/>
-        </w:rPr>
-      </w:pPr>
-      <w:r>
-        <w:rPr>
-          <w:lang w:val="en-IN"/>
-        </w:rPr>
-        <w:t>order_date, ship_date: NULL date values are coalesced to a default date of '1900-01-01'.</w:t>
-      </w:r>
-    </w:p>
-    <w:p>
-      <w:pPr>
+          <w:b w:val="0"/>
+          <w:sz w:val="22"/>
+          <w:szCs w:val="22"/>
+          <w:lang w:val="en-IN"/>
+        </w:rPr>
+      </w:pPr>
+      <w:r>
+        <w:rPr>
+          <w:b w:val="0"/>
+          <w:sz w:val="22"/>
+          <w:szCs w:val="22"/>
+          <w:lang w:val="en-IN"/>
+        </w:rPr>
+        <w:t xml:space="preserve">NULL numerical values (e.g., quantity, price, discount, </w:t>
+      </w:r>
+      <w:proofErr w:type="spellStart"/>
+      <w:r>
+        <w:rPr>
+          <w:b w:val="0"/>
+          <w:sz w:val="22"/>
+          <w:szCs w:val="22"/>
+          <w:lang w:val="en-IN"/>
+        </w:rPr>
+        <w:t>price_per_product</w:t>
+      </w:r>
+      <w:proofErr w:type="spellEnd"/>
+      <w:r>
+        <w:rPr>
+          <w:b w:val="0"/>
+          <w:sz w:val="22"/>
+          <w:szCs w:val="22"/>
+          <w:lang w:val="en-IN"/>
+        </w:rPr>
+        <w:t>) are coalesced to 0 or 0.0.</w:t>
+      </w:r>
+    </w:p>
+    <w:p>
+      <w:pPr>
+        <w:pStyle w:val="Heading2"/>
+        <w:numPr>
+          <w:ilvl w:val="1"/>
+          <w:numId w:val="34"/>
+        </w:numPr>
+        <w:rPr>
+          <w:b w:val="0"/>
+          <w:sz w:val="22"/>
+          <w:szCs w:val="22"/>
+          <w:lang w:val="en-IN"/>
+        </w:rPr>
+      </w:pPr>
+      <w:r>
+        <w:rPr>
+          <w:b w:val="0"/>
+          <w:sz w:val="22"/>
+          <w:szCs w:val="22"/>
+          <w:lang w:val="en-IN"/>
+        </w:rPr>
+        <w:t>profit values are rounded to two decimal places to maintain financial precision.</w:t>
+      </w:r>
+    </w:p>
+    <w:p>
+      <w:pPr>
+        <w:pStyle w:val="Heading2"/>
         <w:numPr>
           <w:ilvl w:val="0"/>
-          <w:numId w:val="26"/>
+          <w:numId w:val="34"/>
         </w:numPr>
         <w:rPr>
-          <w:lang w:val="en-IN"/>
-        </w:rPr>
-      </w:pPr>
-      <w:r>
-        <w:rPr>
-          <w:lang w:val="en-IN"/>
-        </w:rPr>
-        <w:t xml:space="preserve">Missing Numerical Value Handling: </w:t>
-      </w:r>
-    </w:p>
-    <w:p>
-      <w:pPr>
+          <w:b w:val="0"/>
+          <w:sz w:val="22"/>
+          <w:szCs w:val="22"/>
+          <w:lang w:val="en-IN"/>
+        </w:rPr>
+      </w:pPr>
+      <w:r>
+        <w:rPr>
+          <w:b w:val="0"/>
+          <w:sz w:val="22"/>
+          <w:szCs w:val="22"/>
+          <w:lang w:val="en-IN"/>
+        </w:rPr>
+        <w:t>String Value Handling:</w:t>
+      </w:r>
+    </w:p>
+    <w:p>
+      <w:pPr>
+        <w:pStyle w:val="Heading2"/>
         <w:numPr>
           <w:ilvl w:val="1"/>
-          <w:numId w:val="26"/>
+          <w:numId w:val="34"/>
         </w:numPr>
         <w:rPr>
-          <w:lang w:val="en-IN"/>
-        </w:rPr>
-      </w:pPr>
-      <w:r>
-        <w:rPr>
-          <w:lang w:val="en-IN"/>
-        </w:rPr>
-        <w:t>quantity: NULL values are replaced with 0.</w:t>
-      </w:r>
-    </w:p>
-    <w:p>
-      <w:pPr>
+          <w:b w:val="0"/>
+          <w:sz w:val="22"/>
+          <w:szCs w:val="22"/>
+          <w:lang w:val="en-IN"/>
+        </w:rPr>
+      </w:pPr>
+      <w:r>
+        <w:rPr>
+          <w:b w:val="0"/>
+          <w:sz w:val="22"/>
+          <w:szCs w:val="22"/>
+          <w:lang w:val="en-IN"/>
+        </w:rPr>
+        <w:t xml:space="preserve">NULL string values (e.g., </w:t>
+      </w:r>
+      <w:proofErr w:type="spellStart"/>
+      <w:r>
+        <w:rPr>
+          <w:b w:val="0"/>
+          <w:sz w:val="22"/>
+          <w:szCs w:val="22"/>
+          <w:lang w:val="en-IN"/>
+        </w:rPr>
+        <w:t>ship_mode</w:t>
+      </w:r>
+      <w:proofErr w:type="spellEnd"/>
+      <w:r>
+        <w:rPr>
+          <w:b w:val="0"/>
+          <w:sz w:val="22"/>
+          <w:szCs w:val="22"/>
+          <w:lang w:val="en-IN"/>
+        </w:rPr>
+        <w:t xml:space="preserve">, email, address, category, </w:t>
+      </w:r>
+      <w:proofErr w:type="spellStart"/>
+      <w:r>
+        <w:rPr>
+          <w:b w:val="0"/>
+          <w:sz w:val="22"/>
+          <w:szCs w:val="22"/>
+          <w:lang w:val="en-IN"/>
+        </w:rPr>
+        <w:t>product_name</w:t>
+      </w:r>
+      <w:proofErr w:type="spellEnd"/>
+      <w:r>
+        <w:rPr>
+          <w:b w:val="0"/>
+          <w:sz w:val="22"/>
+          <w:szCs w:val="22"/>
+          <w:lang w:val="en-IN"/>
+        </w:rPr>
+        <w:t xml:space="preserve">) are coalesced </w:t>
+      </w:r>
+      <w:proofErr w:type="gramStart"/>
+      <w:r>
+        <w:rPr>
+          <w:b w:val="0"/>
+          <w:sz w:val="22"/>
+          <w:szCs w:val="22"/>
+          <w:lang w:val="en-IN"/>
+        </w:rPr>
+        <w:t>to</w:t>
+      </w:r>
+      <w:proofErr w:type="gramEnd"/>
+      <w:r>
+        <w:rPr>
+          <w:b w:val="0"/>
+          <w:sz w:val="22"/>
+          <w:szCs w:val="22"/>
+          <w:lang w:val="en-IN"/>
+        </w:rPr>
+        <w:t xml:space="preserve"> 'unknown'.</w:t>
+      </w:r>
+    </w:p>
+    <w:p>
+      <w:pPr>
+        <w:pStyle w:val="Heading2"/>
         <w:numPr>
           <w:ilvl w:val="1"/>
-          <w:numId w:val="26"/>
+          <w:numId w:val="34"/>
         </w:numPr>
         <w:rPr>
-          <w:lang w:val="en-IN"/>
-        </w:rPr>
-      </w:pPr>
-      <w:r>
-        <w:rPr>
-          <w:lang w:val="en-IN"/>
-        </w:rPr>
-        <w:lastRenderedPageBreak/>
-        <w:t>price, discount: NULL values are replaced with 0.0.</w:t>
-      </w:r>
-    </w:p>
-    <w:p>
-      <w:pPr>
+          <w:b w:val="0"/>
+          <w:sz w:val="22"/>
+          <w:szCs w:val="22"/>
+          <w:lang w:val="en-IN"/>
+        </w:rPr>
+      </w:pPr>
+      <w:r>
+        <w:rPr>
+          <w:b w:val="0"/>
+          <w:sz w:val="22"/>
+          <w:szCs w:val="22"/>
+          <w:lang w:val="en-IN"/>
+        </w:rPr>
+        <w:t>Specific erroneous string values (e.g., "#ERROR!" in phone numbers) are replaced with 'unknown'.</w:t>
+      </w:r>
+    </w:p>
+    <w:p>
+      <w:pPr>
+        <w:pStyle w:val="Heading2"/>
         <w:numPr>
           <w:ilvl w:val="0"/>
-          <w:numId w:val="26"/>
+          <w:numId w:val="34"/>
         </w:numPr>
         <w:rPr>
-          <w:lang w:val="en-IN"/>
-        </w:rPr>
-      </w:pPr>
-      <w:r>
-        <w:rPr>
-          <w:lang w:val="en-IN"/>
-        </w:rPr>
-        <w:t xml:space="preserve">Missing Ship Mode Handling: </w:t>
-      </w:r>
-    </w:p>
-    <w:p>
-      <w:pPr>
+          <w:b w:val="0"/>
+          <w:sz w:val="22"/>
+          <w:szCs w:val="22"/>
+          <w:lang w:val="en-IN"/>
+        </w:rPr>
+      </w:pPr>
+      <w:r>
+        <w:rPr>
+          <w:b w:val="0"/>
+          <w:sz w:val="22"/>
+          <w:szCs w:val="22"/>
+          <w:lang w:val="en-IN"/>
+        </w:rPr>
+        <w:t xml:space="preserve">Data Type Coercion: Implicitly handled by applying the defined </w:t>
+      </w:r>
+      <w:proofErr w:type="spellStart"/>
+      <w:r>
+        <w:rPr>
+          <w:b w:val="0"/>
+          <w:sz w:val="22"/>
+          <w:szCs w:val="22"/>
+          <w:lang w:val="en-IN"/>
+        </w:rPr>
+        <w:t>StructType</w:t>
+      </w:r>
+      <w:proofErr w:type="spellEnd"/>
+      <w:r>
+        <w:rPr>
+          <w:b w:val="0"/>
+          <w:sz w:val="22"/>
+          <w:szCs w:val="22"/>
+          <w:lang w:val="en-IN"/>
+        </w:rPr>
+        <w:t xml:space="preserve"> schema during initial data loading, ensuring fields conform to their expected types (e.g., </w:t>
+      </w:r>
+      <w:proofErr w:type="spellStart"/>
+      <w:r>
+        <w:rPr>
+          <w:b w:val="0"/>
+          <w:sz w:val="22"/>
+          <w:szCs w:val="22"/>
+          <w:lang w:val="en-IN"/>
+        </w:rPr>
+        <w:t>IntegerType</w:t>
+      </w:r>
+      <w:proofErr w:type="spellEnd"/>
+      <w:r>
+        <w:rPr>
+          <w:b w:val="0"/>
+          <w:sz w:val="22"/>
+          <w:szCs w:val="22"/>
+          <w:lang w:val="en-IN"/>
+        </w:rPr>
+        <w:t xml:space="preserve">, </w:t>
+      </w:r>
+      <w:proofErr w:type="spellStart"/>
+      <w:r>
+        <w:rPr>
+          <w:b w:val="0"/>
+          <w:sz w:val="22"/>
+          <w:szCs w:val="22"/>
+          <w:lang w:val="en-IN"/>
+        </w:rPr>
+        <w:t>DoubleType</w:t>
+      </w:r>
+      <w:proofErr w:type="spellEnd"/>
+      <w:r>
+        <w:rPr>
+          <w:b w:val="0"/>
+          <w:sz w:val="22"/>
+          <w:szCs w:val="22"/>
+          <w:lang w:val="en-IN"/>
+        </w:rPr>
+        <w:t xml:space="preserve">, </w:t>
+      </w:r>
+      <w:proofErr w:type="spellStart"/>
+      <w:r>
+        <w:rPr>
+          <w:b w:val="0"/>
+          <w:sz w:val="22"/>
+          <w:szCs w:val="22"/>
+          <w:lang w:val="en-IN"/>
+        </w:rPr>
+        <w:t>DateType</w:t>
+      </w:r>
+      <w:proofErr w:type="spellEnd"/>
+      <w:r>
+        <w:rPr>
+          <w:b w:val="0"/>
+          <w:sz w:val="22"/>
+          <w:szCs w:val="22"/>
+          <w:lang w:val="en-IN"/>
+        </w:rPr>
+        <w:t>).</w:t>
+      </w:r>
+    </w:p>
+    <w:p>
+      <w:pPr>
+        <w:pStyle w:val="Heading2"/>
+        <w:numPr>
+          <w:ilvl w:val="0"/>
+          <w:numId w:val="34"/>
+        </w:numPr>
+        <w:rPr>
+          <w:b w:val="0"/>
+          <w:sz w:val="22"/>
+          <w:szCs w:val="22"/>
+          <w:lang w:val="en-IN"/>
+        </w:rPr>
+      </w:pPr>
+      <w:r>
+        <w:rPr>
+          <w:b w:val="0"/>
+          <w:sz w:val="22"/>
+          <w:szCs w:val="22"/>
+          <w:lang w:val="en-IN"/>
+        </w:rPr>
+        <w:t>Repartitioning (Aggregation Layer):</w:t>
+      </w:r>
+    </w:p>
+    <w:p>
+      <w:pPr>
+        <w:pStyle w:val="Heading2"/>
         <w:numPr>
           <w:ilvl w:val="1"/>
-          <w:numId w:val="26"/>
+          <w:numId w:val="34"/>
         </w:numPr>
         <w:rPr>
-          <w:lang w:val="en-IN"/>
-        </w:rPr>
-      </w:pPr>
-      <w:r>
-        <w:rPr>
-          <w:lang w:val="en-IN"/>
-        </w:rPr>
-        <w:t>ship_mode: NULL values are replaced with 'unknown'.</w:t>
-      </w:r>
-    </w:p>
-    <w:p>
-      <w:pPr>
+          <w:b w:val="0"/>
+          <w:sz w:val="22"/>
+          <w:szCs w:val="22"/>
+          <w:lang w:val="en-IN"/>
+        </w:rPr>
+      </w:pPr>
+      <w:proofErr w:type="spellStart"/>
+      <w:r>
+        <w:rPr>
+          <w:b w:val="0"/>
+          <w:sz w:val="22"/>
+          <w:szCs w:val="22"/>
+          <w:lang w:val="en-IN"/>
+        </w:rPr>
+        <w:t>DataFrames</w:t>
+      </w:r>
+      <w:proofErr w:type="spellEnd"/>
+      <w:r>
+        <w:rPr>
+          <w:b w:val="0"/>
+          <w:sz w:val="22"/>
+          <w:szCs w:val="22"/>
+          <w:lang w:val="en-IN"/>
+        </w:rPr>
+        <w:t xml:space="preserve"> are repartitioned by join keys (</w:t>
+      </w:r>
+      <w:proofErr w:type="spellStart"/>
+      <w:r>
+        <w:rPr>
+          <w:b w:val="0"/>
+          <w:sz w:val="22"/>
+          <w:szCs w:val="22"/>
+          <w:lang w:val="en-IN"/>
+        </w:rPr>
+        <w:t>customer_id</w:t>
+      </w:r>
+      <w:proofErr w:type="spellEnd"/>
+      <w:r>
+        <w:rPr>
+          <w:b w:val="0"/>
+          <w:sz w:val="22"/>
+          <w:szCs w:val="22"/>
+          <w:lang w:val="en-IN"/>
+        </w:rPr>
+        <w:t xml:space="preserve">, </w:t>
+      </w:r>
+      <w:proofErr w:type="spellStart"/>
+      <w:r>
+        <w:rPr>
+          <w:b w:val="0"/>
+          <w:sz w:val="22"/>
+          <w:szCs w:val="22"/>
+          <w:lang w:val="en-IN"/>
+        </w:rPr>
+        <w:t>product_id</w:t>
+      </w:r>
+      <w:proofErr w:type="spellEnd"/>
+      <w:r>
+        <w:rPr>
+          <w:b w:val="0"/>
+          <w:sz w:val="22"/>
+          <w:szCs w:val="22"/>
+          <w:lang w:val="en-IN"/>
+        </w:rPr>
+        <w:t>) before joining to optimize performance for large datasets.</w:t>
+      </w:r>
+    </w:p>
+    <w:p>
+      <w:pPr>
+        <w:pStyle w:val="Heading2"/>
         <w:numPr>
           <w:ilvl w:val="0"/>
-          <w:numId w:val="26"/>
+          <w:numId w:val="34"/>
         </w:numPr>
         <w:rPr>
-          <w:lang w:val="en-IN"/>
-        </w:rPr>
-      </w:pPr>
-      <w:r>
-        <w:rPr>
-          <w:lang w:val="en-IN"/>
-        </w:rPr>
-        <w:t xml:space="preserve">Metadata Addition: </w:t>
-      </w:r>
-    </w:p>
-    <w:p>
-      <w:pPr>
+          <w:b w:val="0"/>
+          <w:sz w:val="22"/>
+          <w:szCs w:val="22"/>
+          <w:lang w:val="en-IN"/>
+        </w:rPr>
+      </w:pPr>
+      <w:r>
+        <w:rPr>
+          <w:b w:val="0"/>
+          <w:sz w:val="22"/>
+          <w:szCs w:val="22"/>
+          <w:lang w:val="en-IN"/>
+        </w:rPr>
+        <w:t>Joins (Aggregation Layer):</w:t>
+      </w:r>
+    </w:p>
+    <w:p>
+      <w:pPr>
+        <w:pStyle w:val="Heading2"/>
         <w:numPr>
           <w:ilvl w:val="1"/>
-          <w:numId w:val="26"/>
+          <w:numId w:val="34"/>
         </w:numPr>
         <w:rPr>
-          <w:lang w:val="en-IN"/>
-        </w:rPr>
-      </w:pPr>
-      <w:r>
-        <w:rPr>
-          <w:lang w:val="en-IN"/>
-        </w:rPr>
-        <w:t>file_date: Added from the source file path.</w:t>
-      </w:r>
-    </w:p>
-    <w:p>
-      <w:pPr>
+          <w:b w:val="0"/>
+          <w:sz w:val="22"/>
+          <w:szCs w:val="22"/>
+          <w:lang w:val="en-IN"/>
+        </w:rPr>
+      </w:pPr>
+      <w:r>
+        <w:rPr>
+          <w:b w:val="0"/>
+          <w:sz w:val="22"/>
+          <w:szCs w:val="22"/>
+          <w:lang w:val="en-IN"/>
+        </w:rPr>
+        <w:t xml:space="preserve">INNER JOIN operations combine orders, customers, and products </w:t>
+      </w:r>
+      <w:proofErr w:type="spellStart"/>
+      <w:r>
+        <w:rPr>
+          <w:b w:val="0"/>
+          <w:sz w:val="22"/>
+          <w:szCs w:val="22"/>
+          <w:lang w:val="en-IN"/>
+        </w:rPr>
+        <w:t>DataFrames</w:t>
+      </w:r>
+      <w:proofErr w:type="spellEnd"/>
+      <w:r>
+        <w:rPr>
+          <w:b w:val="0"/>
+          <w:sz w:val="22"/>
+          <w:szCs w:val="22"/>
+          <w:lang w:val="en-IN"/>
+        </w:rPr>
+        <w:t xml:space="preserve"> based on their respective IDs (</w:t>
+      </w:r>
+      <w:proofErr w:type="spellStart"/>
+      <w:r>
+        <w:rPr>
+          <w:b w:val="0"/>
+          <w:sz w:val="22"/>
+          <w:szCs w:val="22"/>
+          <w:lang w:val="en-IN"/>
+        </w:rPr>
+        <w:t>customer_id</w:t>
+      </w:r>
+      <w:proofErr w:type="spellEnd"/>
+      <w:r>
+        <w:rPr>
+          <w:b w:val="0"/>
+          <w:sz w:val="22"/>
+          <w:szCs w:val="22"/>
+          <w:lang w:val="en-IN"/>
+        </w:rPr>
+        <w:t xml:space="preserve">, </w:t>
+      </w:r>
+      <w:proofErr w:type="spellStart"/>
+      <w:r>
+        <w:rPr>
+          <w:b w:val="0"/>
+          <w:sz w:val="22"/>
+          <w:szCs w:val="22"/>
+          <w:lang w:val="en-IN"/>
+        </w:rPr>
+        <w:t>product_id</w:t>
+      </w:r>
+      <w:proofErr w:type="spellEnd"/>
+      <w:r>
+        <w:rPr>
+          <w:b w:val="0"/>
+          <w:sz w:val="22"/>
+          <w:szCs w:val="22"/>
+          <w:lang w:val="en-IN"/>
+        </w:rPr>
+        <w:t>) to create a unified dataset for analysis.</w:t>
+      </w:r>
+    </w:p>
+    <w:p>
+      <w:pPr>
+        <w:pStyle w:val="Heading2"/>
+        <w:numPr>
+          <w:ilvl w:val="0"/>
+          <w:numId w:val="34"/>
+        </w:numPr>
+        <w:rPr>
+          <w:b w:val="0"/>
+          <w:sz w:val="22"/>
+          <w:szCs w:val="22"/>
+          <w:lang w:val="en-IN"/>
+        </w:rPr>
+      </w:pPr>
+      <w:r>
+        <w:rPr>
+          <w:b w:val="0"/>
+          <w:sz w:val="22"/>
+          <w:szCs w:val="22"/>
+          <w:lang w:val="en-IN"/>
+        </w:rPr>
+        <w:t>Aggregations (Aggregation Layer):</w:t>
+      </w:r>
+    </w:p>
+    <w:p>
+      <w:pPr>
+        <w:pStyle w:val="Heading2"/>
         <w:numPr>
           <w:ilvl w:val="1"/>
-          <w:numId w:val="26"/>
+          <w:numId w:val="34"/>
         </w:numPr>
         <w:rPr>
-          <w:lang w:val="en-IN"/>
-        </w:rPr>
-      </w:pPr>
-      <w:r>
-        <w:rPr>
-          <w:lang w:val="en-IN"/>
-        </w:rPr>
-        <w:t>ingestion_date: Current processing timestamp added.</w:t>
-      </w:r>
-    </w:p>
-    <w:p>
-      <w:pPr>
-        <w:rPr>
-          <w:b/>
-          <w:bCs/>
-          <w:lang w:val="en-IN"/>
-        </w:rPr>
-      </w:pPr>
-      <w:r>
-        <w:rPr>
-          <w:b/>
-          <w:bCs/>
-          <w:lang w:val="en-IN"/>
-        </w:rPr>
-        <w:t>3. Products Ingestion Pipeline</w:t>
-      </w:r>
-    </w:p>
-    <w:p>
-      <w:pPr>
-        <w:rPr>
-          <w:lang w:val="en-IN"/>
-        </w:rPr>
-      </w:pPr>
-      <w:r>
-        <w:rPr>
-          <w:b/>
-          <w:bCs/>
-          <w:lang w:val="en-IN"/>
-        </w:rPr>
-        <w:t>Objective:</w:t>
-      </w:r>
-      <w:r>
-        <w:rPr>
-          <w:lang w:val="en-IN"/>
-        </w:rPr>
-        <w:t xml:space="preserve"> To standardize column names and manage missing numerical and categorical values in product information.</w:t>
-      </w:r>
-    </w:p>
-    <w:p>
-      <w:pPr>
-        <w:rPr>
-          <w:b/>
-          <w:bCs/>
-          <w:lang w:val="en-IN"/>
-        </w:rPr>
-      </w:pPr>
-      <w:r>
-        <w:rPr>
-          <w:b/>
-          <w:bCs/>
-          <w:lang w:val="en-IN"/>
-        </w:rPr>
-        <w:t>Key Checks &amp; Transformations Performed:</w:t>
-      </w:r>
-    </w:p>
-    <w:p>
-      <w:pPr>
-        <w:numPr>
-          <w:ilvl w:val="0"/>
-          <w:numId w:val="27"/>
-        </w:numPr>
-        <w:rPr>
-          <w:lang w:val="en-IN"/>
-        </w:rPr>
-      </w:pPr>
-      <w:r>
-        <w:rPr>
-          <w:lang w:val="en-IN"/>
-        </w:rPr>
-        <w:t>Column Standardization: Product-related column names are standardized to snake_case (e.g., "Product ID" to product_id, "Sub-Category" to sub_category).</w:t>
-      </w:r>
-    </w:p>
-    <w:p>
-      <w:pPr>
-        <w:numPr>
-          <w:ilvl w:val="0"/>
-          <w:numId w:val="27"/>
-        </w:numPr>
-        <w:rPr>
-          <w:lang w:val="en-IN"/>
-        </w:rPr>
-      </w:pPr>
-      <w:r>
-        <w:rPr>
-          <w:lang w:val="en-IN"/>
-        </w:rPr>
-        <w:t xml:space="preserve">Missing Value Handling: </w:t>
-      </w:r>
-    </w:p>
-    <w:p>
-      <w:pPr>
-        <w:numPr>
-          <w:ilvl w:val="1"/>
-          <w:numId w:val="27"/>
-        </w:numPr>
-        <w:rPr>
-          <w:lang w:val="en-IN"/>
-        </w:rPr>
-      </w:pPr>
-      <w:r>
-        <w:rPr>
-          <w:lang w:val="en-IN"/>
-        </w:rPr>
-        <w:t>price_per_product: NULL values are explicitly filled with 0.0.</w:t>
-      </w:r>
-    </w:p>
-    <w:p>
-      <w:pPr>
-        <w:numPr>
-          <w:ilvl w:val="1"/>
-          <w:numId w:val="27"/>
-        </w:numPr>
-        <w:rPr>
-          <w:lang w:val="en-IN"/>
-        </w:rPr>
-      </w:pPr>
-      <w:r>
-        <w:rPr>
-          <w:lang w:val="en-IN"/>
-        </w:rPr>
-        <w:t>string</w:t>
-      </w:r>
-      <w:r>
-        <w:rPr>
-          <w:lang w:val="en-IN"/>
-        </w:rPr>
-        <w:t xml:space="preserve"> fields (e.g., category, sub_category, product_name, state): NULL values are replaced with 'unknown'.</w:t>
-      </w:r>
-    </w:p>
-    <w:p>
-      <w:pPr>
-        <w:numPr>
-          <w:ilvl w:val="0"/>
-          <w:numId w:val="27"/>
-        </w:numPr>
-        <w:rPr>
-          <w:lang w:val="en-IN"/>
-        </w:rPr>
-      </w:pPr>
-      <w:r>
-        <w:rPr>
-          <w:lang w:val="en-IN"/>
-        </w:rPr>
-        <w:t xml:space="preserve">Metadata Addition: </w:t>
-      </w:r>
-    </w:p>
-    <w:p>
-      <w:pPr>
-        <w:numPr>
-          <w:ilvl w:val="1"/>
-          <w:numId w:val="27"/>
-        </w:numPr>
-        <w:rPr>
-          <w:lang w:val="en-IN"/>
-        </w:rPr>
-      </w:pPr>
-      <w:r>
-        <w:rPr>
-          <w:lang w:val="en-IN"/>
-        </w:rPr>
-        <w:t>file_date: Added from the source file path.</w:t>
-      </w:r>
-    </w:p>
-    <w:p>
-      <w:pPr>
-        <w:numPr>
-          <w:ilvl w:val="1"/>
-          <w:numId w:val="27"/>
-        </w:numPr>
-        <w:rPr>
-          <w:lang w:val="en-IN"/>
-        </w:rPr>
-      </w:pPr>
-      <w:r>
-        <w:rPr>
-          <w:lang w:val="en-IN"/>
-        </w:rPr>
-        <w:t>ingestion_date: Current processing timestamp added.</w:t>
-      </w:r>
-    </w:p>
-    <w:p/>
+          <w:b w:val="0"/>
+          <w:sz w:val="22"/>
+          <w:szCs w:val="22"/>
+          <w:lang w:val="en-IN"/>
+        </w:rPr>
+      </w:pPr>
+      <w:r>
+        <w:rPr>
+          <w:b w:val="0"/>
+          <w:sz w:val="22"/>
+          <w:szCs w:val="22"/>
+          <w:lang w:val="en-IN"/>
+        </w:rPr>
+        <w:t xml:space="preserve">Data is summarized to derive key metrics, such as </w:t>
+      </w:r>
+      <w:proofErr w:type="spellStart"/>
+      <w:r>
+        <w:rPr>
+          <w:b w:val="0"/>
+          <w:sz w:val="22"/>
+          <w:szCs w:val="22"/>
+          <w:lang w:val="en-IN"/>
+        </w:rPr>
+        <w:t>total_profit</w:t>
+      </w:r>
+      <w:proofErr w:type="spellEnd"/>
+      <w:r>
+        <w:rPr>
+          <w:b w:val="0"/>
+          <w:sz w:val="22"/>
+          <w:szCs w:val="22"/>
+          <w:lang w:val="en-IN"/>
+        </w:rPr>
+        <w:t xml:space="preserve"> aggregated by </w:t>
+      </w:r>
+      <w:proofErr w:type="spellStart"/>
+      <w:r>
+        <w:rPr>
+          <w:b w:val="0"/>
+          <w:sz w:val="22"/>
+          <w:szCs w:val="22"/>
+          <w:lang w:val="en-IN"/>
+        </w:rPr>
+        <w:t>order_year</w:t>
+      </w:r>
+      <w:proofErr w:type="spellEnd"/>
+      <w:r>
+        <w:rPr>
+          <w:b w:val="0"/>
+          <w:sz w:val="22"/>
+          <w:szCs w:val="22"/>
+          <w:lang w:val="en-IN"/>
+        </w:rPr>
+        <w:t xml:space="preserve">, category, </w:t>
+      </w:r>
+      <w:proofErr w:type="spellStart"/>
+      <w:r>
+        <w:rPr>
+          <w:b w:val="0"/>
+          <w:sz w:val="22"/>
+          <w:szCs w:val="22"/>
+          <w:lang w:val="en-IN"/>
+        </w:rPr>
+        <w:t>sub_category</w:t>
+      </w:r>
+      <w:proofErr w:type="spellEnd"/>
+      <w:r>
+        <w:rPr>
+          <w:b w:val="0"/>
+          <w:sz w:val="22"/>
+          <w:szCs w:val="22"/>
+          <w:lang w:val="en-IN"/>
+        </w:rPr>
+        <w:t xml:space="preserve">, and </w:t>
+      </w:r>
+      <w:proofErr w:type="spellStart"/>
+      <w:r>
+        <w:rPr>
+          <w:b w:val="0"/>
+          <w:sz w:val="22"/>
+          <w:szCs w:val="22"/>
+          <w:lang w:val="en-IN"/>
+        </w:rPr>
+        <w:t>customer_id</w:t>
+      </w:r>
+      <w:proofErr w:type="spellEnd"/>
+      <w:r>
+        <w:rPr>
+          <w:b w:val="0"/>
+          <w:sz w:val="22"/>
+          <w:szCs w:val="22"/>
+          <w:lang w:val="en-IN"/>
+        </w:rPr>
+        <w:t>.</w:t>
+      </w:r>
+    </w:p>
     <w:p>
       <w:pPr>
         <w:pStyle w:val="Heading2"/>
         <w:rPr>
-          <w:lang w:val="en-IN"/>
-        </w:rPr>
-      </w:pPr>
-      <w:r>
-        <w:rPr>
+          <w:b w:val="0"/>
+          <w:sz w:val="22"/>
+          <w:szCs w:val="22"/>
+          <w:lang w:val="en-IN"/>
+        </w:rPr>
+      </w:pPr>
+      <w:r>
+        <w:rPr>
+          <w:b w:val="0"/>
+          <w:sz w:val="22"/>
+          <w:szCs w:val="22"/>
           <w:lang w:val="en-IN"/>
         </w:rPr>
         <w:t>Unit Test Coverage Summary</w:t>
@@ -1041,7 +3146,21 @@
         <w:rPr>
           <w:lang w:val="en-IN"/>
         </w:rPr>
-        <w:t>Our comprehensive suite of PySpark unit tests is designed to ensure the correctness, reliability, and logical integrity of our data ingestion, transformation, and aggregation pipelines. By isolating individual functions and simulating end-to-end flows, we verify that data is processed accurately at each stage.</w:t>
+        <w:t xml:space="preserve">Our comprehensive suite of </w:t>
+      </w:r>
+      <w:proofErr w:type="spellStart"/>
+      <w:r>
+        <w:rPr>
+          <w:lang w:val="en-IN"/>
+        </w:rPr>
+        <w:t>PySpark</w:t>
+      </w:r>
+      <w:proofErr w:type="spellEnd"/>
+      <w:r>
+        <w:rPr>
+          <w:lang w:val="en-IN"/>
+        </w:rPr>
+        <w:t xml:space="preserve"> unit tests is designed to ensure the correctness, reliability, and logical integrity of our data ingestion, transformation, and aggregation pipelines. By isolating individual functions and simulating end-to-end flows, we verify that data is processed accurately at each stage.</w:t>
       </w:r>
     </w:p>
     <w:p>
@@ -1053,8 +3172,6 @@
       </w:pPr>
       <w:r>
         <w:rPr>
-          <w:b/>
-          <w:bCs/>
           <w:lang w:val="en-IN"/>
         </w:rPr>
         <w:t>Key Functionalities Tested:</w:t>
@@ -1073,11 +3190,23 @@
       </w:pPr>
       <w:r>
         <w:rPr>
-          <w:b/>
-          <w:bCs/>
-          <w:lang w:val="en-IN"/>
-        </w:rPr>
-        <w:t>Data Ingestion (load_raw_*)</w:t>
+          <w:lang w:val="en-IN"/>
+        </w:rPr>
+        <w:t>Data Ingestion (</w:t>
+      </w:r>
+      <w:proofErr w:type="spellStart"/>
+      <w:r>
+        <w:rPr>
+          <w:lang w:val="en-IN"/>
+        </w:rPr>
+        <w:t>load_raw</w:t>
+      </w:r>
+      <w:proofErr w:type="spellEnd"/>
+      <w:r>
+        <w:rPr>
+          <w:lang w:val="en-IN"/>
+        </w:rPr>
+        <w:t>_*)</w:t>
       </w:r>
       <w:r>
         <w:rPr>
@@ -1099,8 +3228,6 @@
       </w:pPr>
       <w:r>
         <w:rPr>
-          <w:b/>
-          <w:bCs/>
           <w:lang w:val="en-IN"/>
         </w:rPr>
         <w:t>Column Standardization (standardize_*_columns)</w:t>
@@ -1109,7 +3236,35 @@
         <w:rPr>
           <w:lang w:val="en-IN"/>
         </w:rPr>
-        <w:t>: Confirmed that source-specific column names are consistently renamed to a snake_case format across all datasets (Customer, Orders, Products) and that the file_date column is correctly added and typed.</w:t>
+        <w:t xml:space="preserve">: Confirmed that source-specific column names are consistently renamed to a </w:t>
+      </w:r>
+      <w:proofErr w:type="spellStart"/>
+      <w:r>
+        <w:rPr>
+          <w:lang w:val="en-IN"/>
+        </w:rPr>
+        <w:t>snake_case</w:t>
+      </w:r>
+      <w:proofErr w:type="spellEnd"/>
+      <w:r>
+        <w:rPr>
+          <w:lang w:val="en-IN"/>
+        </w:rPr>
+        <w:t xml:space="preserve"> format across all datasets (Customer, Orders, Products) and that the </w:t>
+      </w:r>
+      <w:proofErr w:type="spellStart"/>
+      <w:r>
+        <w:rPr>
+          <w:lang w:val="en-IN"/>
+        </w:rPr>
+        <w:t>file_date</w:t>
+      </w:r>
+      <w:proofErr w:type="spellEnd"/>
+      <w:r>
+        <w:rPr>
+          <w:lang w:val="en-IN"/>
+        </w:rPr>
+        <w:t xml:space="preserve"> column is correctly added and typed.</w:t>
       </w:r>
     </w:p>
     <w:p>
@@ -1125,11 +3280,23 @@
       </w:pPr>
       <w:r>
         <w:rPr>
-          <w:b/>
-          <w:bCs/>
-          <w:lang w:val="en-IN"/>
-        </w:rPr>
-        <w:t>Data Cleaning &amp; Transformation (clean_and_transform_*_data)</w:t>
+          <w:lang w:val="en-IN"/>
+        </w:rPr>
+        <w:t>Data Cleaning &amp; Transformation (</w:t>
+      </w:r>
+      <w:proofErr w:type="spellStart"/>
+      <w:r>
+        <w:rPr>
+          <w:lang w:val="en-IN"/>
+        </w:rPr>
+        <w:t>clean_and_transform</w:t>
+      </w:r>
+      <w:proofErr w:type="spellEnd"/>
+      <w:r>
+        <w:rPr>
+          <w:lang w:val="en-IN"/>
+        </w:rPr>
+        <w:t>_*_data)</w:t>
       </w:r>
       <w:r>
         <w:rPr>
@@ -1151,8 +3318,6 @@
       </w:pPr>
       <w:r>
         <w:rPr>
-          <w:b/>
-          <w:bCs/>
           <w:lang w:val="en-IN"/>
         </w:rPr>
         <w:t>Null Handling</w:t>
@@ -1161,7 +3326,77 @@
         <w:rPr>
           <w:lang w:val="en-IN"/>
         </w:rPr>
-        <w:t>: Coalescing NULL values in various string (e.g., customer_name, ship_mode, category, sub_category, product_name, state) and numeric fields (e.g., profit, quantity, price, discount, price_per_product) to appropriate default values (e.g., "unknown", 0.0, 0).</w:t>
+        <w:t xml:space="preserve">: Coalescing NULL values in various string (e.g., </w:t>
+      </w:r>
+      <w:proofErr w:type="spellStart"/>
+      <w:r>
+        <w:rPr>
+          <w:lang w:val="en-IN"/>
+        </w:rPr>
+        <w:t>customer_name</w:t>
+      </w:r>
+      <w:proofErr w:type="spellEnd"/>
+      <w:r>
+        <w:rPr>
+          <w:lang w:val="en-IN"/>
+        </w:rPr>
+        <w:t xml:space="preserve">, </w:t>
+      </w:r>
+      <w:proofErr w:type="spellStart"/>
+      <w:r>
+        <w:rPr>
+          <w:lang w:val="en-IN"/>
+        </w:rPr>
+        <w:t>ship_mode</w:t>
+      </w:r>
+      <w:proofErr w:type="spellEnd"/>
+      <w:r>
+        <w:rPr>
+          <w:lang w:val="en-IN"/>
+        </w:rPr>
+        <w:t xml:space="preserve">, category, </w:t>
+      </w:r>
+      <w:proofErr w:type="spellStart"/>
+      <w:r>
+        <w:rPr>
+          <w:lang w:val="en-IN"/>
+        </w:rPr>
+        <w:t>sub_category</w:t>
+      </w:r>
+      <w:proofErr w:type="spellEnd"/>
+      <w:r>
+        <w:rPr>
+          <w:lang w:val="en-IN"/>
+        </w:rPr>
+        <w:t xml:space="preserve">, </w:t>
+      </w:r>
+      <w:proofErr w:type="spellStart"/>
+      <w:r>
+        <w:rPr>
+          <w:lang w:val="en-IN"/>
+        </w:rPr>
+        <w:t>product_name</w:t>
+      </w:r>
+      <w:proofErr w:type="spellEnd"/>
+      <w:r>
+        <w:rPr>
+          <w:lang w:val="en-IN"/>
+        </w:rPr>
+        <w:t xml:space="preserve">, state) and numeric fields (e.g., profit, quantity, price, discount, </w:t>
+      </w:r>
+      <w:proofErr w:type="spellStart"/>
+      <w:r>
+        <w:rPr>
+          <w:lang w:val="en-IN"/>
+        </w:rPr>
+        <w:t>price_per_product</w:t>
+      </w:r>
+      <w:proofErr w:type="spellEnd"/>
+      <w:r>
+        <w:rPr>
+          <w:lang w:val="en-IN"/>
+        </w:rPr>
+        <w:t>) to appropriate default values (e.g., "unknown", 0.0, 0).</w:t>
       </w:r>
     </w:p>
     <w:p>
@@ -1177,8 +3412,6 @@
       </w:pPr>
       <w:r>
         <w:rPr>
-          <w:b/>
-          <w:bCs/>
           <w:lang w:val="en-IN"/>
         </w:rPr>
         <w:t>Specific Value Replacements</w:t>
@@ -1203,8 +3436,6 @@
       </w:pPr>
       <w:r>
         <w:rPr>
-          <w:b/>
-          <w:bCs/>
           <w:lang w:val="en-IN"/>
         </w:rPr>
         <w:t>Numerical Precision</w:t>
@@ -1229,18 +3460,43 @@
       </w:pPr>
       <w:r>
         <w:rPr>
-          <w:b/>
-          <w:bCs/>
-          <w:lang w:val="en-IN"/>
-        </w:rPr>
-        <w:lastRenderedPageBreak/>
+          <w:lang w:val="en-IN"/>
+        </w:rPr>
         <w:t>Date Coalescing</w:t>
       </w:r>
       <w:r>
         <w:rPr>
           <w:lang w:val="en-IN"/>
         </w:rPr>
-        <w:t>: Handling NULL order_date and ship_date by defaulting to '1900-01-01'.</w:t>
+        <w:t xml:space="preserve">: Handling NULL </w:t>
+      </w:r>
+      <w:proofErr w:type="spellStart"/>
+      <w:r>
+        <w:rPr>
+          <w:lang w:val="en-IN"/>
+        </w:rPr>
+        <w:t>order_date</w:t>
+      </w:r>
+      <w:proofErr w:type="spellEnd"/>
+      <w:r>
+        <w:rPr>
+          <w:lang w:val="en-IN"/>
+        </w:rPr>
+        <w:t xml:space="preserve"> and </w:t>
+      </w:r>
+      <w:proofErr w:type="spellStart"/>
+      <w:r>
+        <w:rPr>
+          <w:lang w:val="en-IN"/>
+        </w:rPr>
+        <w:t>ship_date</w:t>
+      </w:r>
+      <w:proofErr w:type="spellEnd"/>
+      <w:r>
+        <w:rPr>
+          <w:lang w:val="en-IN"/>
+        </w:rPr>
+        <w:t xml:space="preserve"> by defaulting to '1900-01-01'.</w:t>
       </w:r>
     </w:p>
     <w:p>
@@ -1256,8 +3512,6 @@
       </w:pPr>
       <w:r>
         <w:rPr>
-          <w:b/>
-          <w:bCs/>
           <w:lang w:val="en-IN"/>
         </w:rPr>
         <w:t>Data Persistence (load_*_data)</w:t>
@@ -1266,7 +3520,35 @@
         <w:rPr>
           <w:lang w:val="en-IN"/>
         </w:rPr>
-        <w:t>: Confirmed that processed DataFrames are correctly saved to Delta tables, verifying the use of delta format, overwrite mode, and overwriteSchema options.</w:t>
+        <w:t xml:space="preserve">: Confirmed that processed </w:t>
+      </w:r>
+      <w:proofErr w:type="spellStart"/>
+      <w:r>
+        <w:rPr>
+          <w:lang w:val="en-IN"/>
+        </w:rPr>
+        <w:t>DataFrames</w:t>
+      </w:r>
+      <w:proofErr w:type="spellEnd"/>
+      <w:r>
+        <w:rPr>
+          <w:lang w:val="en-IN"/>
+        </w:rPr>
+        <w:t xml:space="preserve"> are correctly saved to Delta tables, verifying the use of delta format, overwrite mode, and </w:t>
+      </w:r>
+      <w:proofErr w:type="spellStart"/>
+      <w:r>
+        <w:rPr>
+          <w:lang w:val="en-IN"/>
+        </w:rPr>
+        <w:t>overwriteSchema</w:t>
+      </w:r>
+      <w:proofErr w:type="spellEnd"/>
+      <w:r>
+        <w:rPr>
+          <w:lang w:val="en-IN"/>
+        </w:rPr>
+        <w:t xml:space="preserve"> options.</w:t>
       </w:r>
     </w:p>
     <w:p>
@@ -1282,8 +3564,6 @@
       </w:pPr>
       <w:r>
         <w:rPr>
-          <w:b/>
-          <w:bCs/>
           <w:lang w:val="en-IN"/>
         </w:rPr>
         <w:t>Data Aggregation and Joining</w:t>
@@ -1308,8 +3588,6 @@
       </w:pPr>
       <w:r>
         <w:rPr>
-          <w:b/>
-          <w:bCs/>
           <w:lang w:val="en-IN"/>
         </w:rPr>
         <w:t>Column Selection</w:t>
@@ -1332,19 +3610,53 @@
           <w:lang w:val="en-IN"/>
         </w:rPr>
       </w:pPr>
-      <w:r>
-        <w:rPr>
-          <w:b/>
-          <w:bCs/>
-          <w:lang w:val="en-IN"/>
-        </w:rPr>
-        <w:t>DataFrame Joins</w:t>
-      </w:r>
-      <w:r>
-        <w:rPr>
-          <w:lang w:val="en-IN"/>
-        </w:rPr>
-        <w:t>: Ensured accurate inner joins between Orders, Customers, and Products datasets based on their respective keys (customer_id, product_id).</w:t>
+      <w:proofErr w:type="spellStart"/>
+      <w:r>
+        <w:rPr>
+          <w:lang w:val="en-IN"/>
+        </w:rPr>
+        <w:t>DataFrame</w:t>
+      </w:r>
+      <w:proofErr w:type="spellEnd"/>
+      <w:r>
+        <w:rPr>
+          <w:lang w:val="en-IN"/>
+        </w:rPr>
+        <w:t xml:space="preserve"> Joins</w:t>
+      </w:r>
+      <w:r>
+        <w:rPr>
+          <w:lang w:val="en-IN"/>
+        </w:rPr>
+        <w:t>: Ensured accurate inner joins between Orders, Customers, and Products datasets based on their respective keys (</w:t>
+      </w:r>
+      <w:proofErr w:type="spellStart"/>
+      <w:r>
+        <w:rPr>
+          <w:lang w:val="en-IN"/>
+        </w:rPr>
+        <w:t>customer_id</w:t>
+      </w:r>
+      <w:proofErr w:type="spellEnd"/>
+      <w:r>
+        <w:rPr>
+          <w:lang w:val="en-IN"/>
+        </w:rPr>
+        <w:t xml:space="preserve">, </w:t>
+      </w:r>
+      <w:proofErr w:type="spellStart"/>
+      <w:r>
+        <w:rPr>
+          <w:lang w:val="en-IN"/>
+        </w:rPr>
+        <w:t>product_id</w:t>
+      </w:r>
+      <w:proofErr w:type="spellEnd"/>
+      <w:r>
+        <w:rPr>
+          <w:lang w:val="en-IN"/>
+        </w:rPr>
+        <w:t>).</w:t>
       </w:r>
     </w:p>
     <w:p>
@@ -1360,8 +3672,6 @@
       </w:pPr>
       <w:r>
         <w:rPr>
-          <w:b/>
-          <w:bCs/>
           <w:lang w:val="en-IN"/>
         </w:rPr>
         <w:t>Profit Aggregation</w:t>
@@ -1370,7 +3680,49 @@
         <w:rPr>
           <w:lang w:val="en-IN"/>
         </w:rPr>
-        <w:t>: Verified the correct grouping and summation of profit by order_year, category, sub_category, and customer_id.</w:t>
+        <w:t xml:space="preserve">: Verified the correct grouping and summation of profit by </w:t>
+      </w:r>
+      <w:proofErr w:type="spellStart"/>
+      <w:r>
+        <w:rPr>
+          <w:lang w:val="en-IN"/>
+        </w:rPr>
+        <w:t>order_year</w:t>
+      </w:r>
+      <w:proofErr w:type="spellEnd"/>
+      <w:r>
+        <w:rPr>
+          <w:lang w:val="en-IN"/>
+        </w:rPr>
+        <w:t xml:space="preserve">, category, </w:t>
+      </w:r>
+      <w:proofErr w:type="spellStart"/>
+      <w:r>
+        <w:rPr>
+          <w:lang w:val="en-IN"/>
+        </w:rPr>
+        <w:t>sub_category</w:t>
+      </w:r>
+      <w:proofErr w:type="spellEnd"/>
+      <w:r>
+        <w:rPr>
+          <w:lang w:val="en-IN"/>
+        </w:rPr>
+        <w:t xml:space="preserve">, and </w:t>
+      </w:r>
+      <w:proofErr w:type="spellStart"/>
+      <w:r>
+        <w:rPr>
+          <w:lang w:val="en-IN"/>
+        </w:rPr>
+        <w:t>customer_id</w:t>
+      </w:r>
+      <w:proofErr w:type="spellEnd"/>
+      <w:r>
+        <w:rPr>
+          <w:lang w:val="en-IN"/>
+        </w:rPr>
+        <w:t>.</w:t>
       </w:r>
     </w:p>
     <w:p>
@@ -1386,8 +3738,6 @@
       </w:pPr>
       <w:r>
         <w:rPr>
-          <w:b/>
-          <w:bCs/>
           <w:lang w:val="en-IN"/>
         </w:rPr>
         <w:t>Pipeline Orchestration (ingest_*_pipeline)</w:t>
@@ -1412,17 +3762,57 @@
       </w:pPr>
       <w:r>
         <w:rPr>
-          <w:b/>
-          <w:bCs/>
-          <w:lang w:val="en-IN"/>
-        </w:rPr>
-        <w:t>Ingestion Date Addition (add_ingestion_date)</w:t>
-      </w:r>
-      <w:r>
-        <w:rPr>
-          <w:lang w:val="en-IN"/>
-        </w:rPr>
-        <w:t>: Verified that a dynamic ingestion_date timestamp is correctly added to the final processed DataFrame in all pipelines.</w:t>
+          <w:lang w:val="en-IN"/>
+        </w:rPr>
+        <w:t>Ingestion Date Addition (</w:t>
+      </w:r>
+      <w:proofErr w:type="spellStart"/>
+      <w:r>
+        <w:rPr>
+          <w:lang w:val="en-IN"/>
+        </w:rPr>
+        <w:t>add_ingestion_date</w:t>
+      </w:r>
+      <w:proofErr w:type="spellEnd"/>
+      <w:r>
+        <w:rPr>
+          <w:lang w:val="en-IN"/>
+        </w:rPr>
+        <w:t>)</w:t>
+      </w:r>
+      <w:r>
+        <w:rPr>
+          <w:lang w:val="en-IN"/>
+        </w:rPr>
+        <w:t xml:space="preserve">: Verified that a dynamic </w:t>
+      </w:r>
+      <w:proofErr w:type="spellStart"/>
+      <w:r>
+        <w:rPr>
+          <w:lang w:val="en-IN"/>
+        </w:rPr>
+        <w:t>ingestion_date</w:t>
+      </w:r>
+      <w:proofErr w:type="spellEnd"/>
+      <w:r>
+        <w:rPr>
+          <w:lang w:val="en-IN"/>
+        </w:rPr>
+        <w:t xml:space="preserve"> timestamp is correctly added to the final processed </w:t>
+      </w:r>
+      <w:proofErr w:type="spellStart"/>
+      <w:r>
+        <w:rPr>
+          <w:lang w:val="en-IN"/>
+        </w:rPr>
+        <w:t>DataFrame</w:t>
+      </w:r>
+      <w:proofErr w:type="spellEnd"/>
+      <w:r>
+        <w:rPr>
+          <w:lang w:val="en-IN"/>
+        </w:rPr>
+        <w:t xml:space="preserve"> in all pipelines.</w:t>
       </w:r>
     </w:p>
     <w:p>
@@ -1434,8 +3824,6 @@
       </w:pPr>
       <w:r>
         <w:rPr>
-          <w:b/>
-          <w:bCs/>
           <w:lang w:val="en-IN"/>
         </w:rPr>
         <w:t>Key Edge Cases &amp; Scenarios Tested:</w:t>
@@ -1454,8 +3842,6 @@
       </w:pPr>
       <w:r>
         <w:rPr>
-          <w:b/>
-          <w:bCs/>
           <w:lang w:val="en-IN"/>
         </w:rPr>
         <w:t>Missing Data</w:t>
@@ -1482,7 +3868,105 @@
         <w:rPr>
           <w:lang w:val="en-IN"/>
         </w:rPr>
-        <w:t>NULL values in critical fields (customer_name, profit, price_per_product, order_date, ship_date, ship_mode, quantity, price, discount, category, sub_category, product_name, state).</w:t>
+        <w:t>NULL values in critical fields (</w:t>
+      </w:r>
+      <w:proofErr w:type="spellStart"/>
+      <w:r>
+        <w:rPr>
+          <w:lang w:val="en-IN"/>
+        </w:rPr>
+        <w:t>customer_name</w:t>
+      </w:r>
+      <w:proofErr w:type="spellEnd"/>
+      <w:r>
+        <w:rPr>
+          <w:lang w:val="en-IN"/>
+        </w:rPr>
+        <w:t xml:space="preserve">, profit, </w:t>
+      </w:r>
+      <w:proofErr w:type="spellStart"/>
+      <w:r>
+        <w:rPr>
+          <w:lang w:val="en-IN"/>
+        </w:rPr>
+        <w:t>price_per_product</w:t>
+      </w:r>
+      <w:proofErr w:type="spellEnd"/>
+      <w:r>
+        <w:rPr>
+          <w:lang w:val="en-IN"/>
+        </w:rPr>
+        <w:t xml:space="preserve">, </w:t>
+      </w:r>
+      <w:proofErr w:type="spellStart"/>
+      <w:r>
+        <w:rPr>
+          <w:lang w:val="en-IN"/>
+        </w:rPr>
+        <w:t>order_date</w:t>
+      </w:r>
+      <w:proofErr w:type="spellEnd"/>
+      <w:r>
+        <w:rPr>
+          <w:lang w:val="en-IN"/>
+        </w:rPr>
+        <w:t xml:space="preserve">, </w:t>
+      </w:r>
+      <w:proofErr w:type="spellStart"/>
+      <w:r>
+        <w:rPr>
+          <w:lang w:val="en-IN"/>
+        </w:rPr>
+        <w:t>ship_date</w:t>
+      </w:r>
+      <w:proofErr w:type="spellEnd"/>
+      <w:r>
+        <w:rPr>
+          <w:lang w:val="en-IN"/>
+        </w:rPr>
+        <w:t xml:space="preserve">, </w:t>
+      </w:r>
+      <w:proofErr w:type="spellStart"/>
+      <w:r>
+        <w:rPr>
+          <w:lang w:val="en-IN"/>
+        </w:rPr>
+        <w:t>ship_mode</w:t>
+      </w:r>
+      <w:proofErr w:type="spellEnd"/>
+      <w:r>
+        <w:rPr>
+          <w:lang w:val="en-IN"/>
+        </w:rPr>
+        <w:t xml:space="preserve">, quantity, price, discount, category, </w:t>
+      </w:r>
+      <w:proofErr w:type="spellStart"/>
+      <w:r>
+        <w:rPr>
+          <w:lang w:val="en-IN"/>
+        </w:rPr>
+        <w:t>sub_category</w:t>
+      </w:r>
+      <w:proofErr w:type="spellEnd"/>
+      <w:r>
+        <w:rPr>
+          <w:lang w:val="en-IN"/>
+        </w:rPr>
+        <w:t xml:space="preserve">, </w:t>
+      </w:r>
+      <w:proofErr w:type="spellStart"/>
+      <w:r>
+        <w:rPr>
+          <w:lang w:val="en-IN"/>
+        </w:rPr>
+        <w:t>product_name</w:t>
+      </w:r>
+      <w:proofErr w:type="spellEnd"/>
+      <w:r>
+        <w:rPr>
+          <w:lang w:val="en-IN"/>
+        </w:rPr>
+        <w:t>, state).</w:t>
       </w:r>
     </w:p>
     <w:p>
@@ -1500,7 +3984,35 @@
         <w:rPr>
           <w:lang w:val="en-IN"/>
         </w:rPr>
-        <w:t>Orders with customer_id or product_id that do not exist in the respective master tables, ensuring these are correctly excluded by inner joins.</w:t>
+        <w:t xml:space="preserve">Orders with </w:t>
+      </w:r>
+      <w:proofErr w:type="spellStart"/>
+      <w:r>
+        <w:rPr>
+          <w:lang w:val="en-IN"/>
+        </w:rPr>
+        <w:t>customer_id</w:t>
+      </w:r>
+      <w:proofErr w:type="spellEnd"/>
+      <w:r>
+        <w:rPr>
+          <w:lang w:val="en-IN"/>
+        </w:rPr>
+        <w:t xml:space="preserve"> or </w:t>
+      </w:r>
+      <w:proofErr w:type="spellStart"/>
+      <w:r>
+        <w:rPr>
+          <w:lang w:val="en-IN"/>
+        </w:rPr>
+        <w:t>product_id</w:t>
+      </w:r>
+      <w:proofErr w:type="spellEnd"/>
+      <w:r>
+        <w:rPr>
+          <w:lang w:val="en-IN"/>
+        </w:rPr>
+        <w:t xml:space="preserve"> that do not exist in the respective master tables, ensuring these are correctly excluded by inner joins.</w:t>
       </w:r>
     </w:p>
     <w:p>
@@ -1516,8 +4028,6 @@
       </w:pPr>
       <w:r>
         <w:rPr>
-          <w:b/>
-          <w:bCs/>
           <w:lang w:val="en-IN"/>
         </w:rPr>
         <w:t>Invalid Data Formats/Values</w:t>
@@ -1578,8 +4088,6 @@
       </w:pPr>
       <w:r>
         <w:rPr>
-          <w:b/>
-          <w:bCs/>
           <w:lang w:val="en-IN"/>
         </w:rPr>
         <w:t>Temporal Data</w:t>
@@ -1606,7 +4114,35 @@
         <w:rPr>
           <w:lang w:val="en-IN"/>
         </w:rPr>
-        <w:t>Parsing of file_date from string to DateType.</w:t>
+        <w:t xml:space="preserve">Parsing of </w:t>
+      </w:r>
+      <w:proofErr w:type="spellStart"/>
+      <w:r>
+        <w:rPr>
+          <w:lang w:val="en-IN"/>
+        </w:rPr>
+        <w:t>file_date</w:t>
+      </w:r>
+      <w:proofErr w:type="spellEnd"/>
+      <w:r>
+        <w:rPr>
+          <w:lang w:val="en-IN"/>
+        </w:rPr>
+        <w:t xml:space="preserve"> from string to </w:t>
+      </w:r>
+      <w:proofErr w:type="spellStart"/>
+      <w:r>
+        <w:rPr>
+          <w:lang w:val="en-IN"/>
+        </w:rPr>
+        <w:t>DateType</w:t>
+      </w:r>
+      <w:proofErr w:type="spellEnd"/>
+      <w:r>
+        <w:rPr>
+          <w:lang w:val="en-IN"/>
+        </w:rPr>
+        <w:t>.</w:t>
       </w:r>
     </w:p>
     <w:p>
@@ -1624,7 +4160,35 @@
         <w:rPr>
           <w:lang w:val="en-IN"/>
         </w:rPr>
-        <w:t>Dynamic generation of ingestion_date as TimestampType.</w:t>
+        <w:t xml:space="preserve">Dynamic generation of </w:t>
+      </w:r>
+      <w:proofErr w:type="spellStart"/>
+      <w:r>
+        <w:rPr>
+          <w:lang w:val="en-IN"/>
+        </w:rPr>
+        <w:t>ingestion_date</w:t>
+      </w:r>
+      <w:proofErr w:type="spellEnd"/>
+      <w:r>
+        <w:rPr>
+          <w:lang w:val="en-IN"/>
+        </w:rPr>
+        <w:t xml:space="preserve"> as </w:t>
+      </w:r>
+      <w:proofErr w:type="spellStart"/>
+      <w:r>
+        <w:rPr>
+          <w:lang w:val="en-IN"/>
+        </w:rPr>
+        <w:t>TimestampType</w:t>
+      </w:r>
+      <w:proofErr w:type="spellEnd"/>
+      <w:r>
+        <w:rPr>
+          <w:lang w:val="en-IN"/>
+        </w:rPr>
+        <w:t>.</w:t>
       </w:r>
     </w:p>
     <w:p>
@@ -1658,8 +4222,6 @@
       </w:pPr>
       <w:r>
         <w:rPr>
-          <w:b/>
-          <w:bCs/>
           <w:lang w:val="en-IN"/>
         </w:rPr>
         <w:t>Referential Integrity</w:t>
@@ -1668,7 +4230,35 @@
         <w:rPr>
           <w:lang w:val="en-IN"/>
         </w:rPr>
-        <w:t>: Verified that inner joins correctly filter out records from the orders dataset that lack matching customer_id or product_id in the dimension tables.</w:t>
+        <w:t xml:space="preserve">: Verified that inner joins correctly filter out records from the orders dataset that lack matching </w:t>
+      </w:r>
+      <w:proofErr w:type="spellStart"/>
+      <w:r>
+        <w:rPr>
+          <w:lang w:val="en-IN"/>
+        </w:rPr>
+        <w:t>customer_id</w:t>
+      </w:r>
+      <w:proofErr w:type="spellEnd"/>
+      <w:r>
+        <w:rPr>
+          <w:lang w:val="en-IN"/>
+        </w:rPr>
+        <w:t xml:space="preserve"> or </w:t>
+      </w:r>
+      <w:proofErr w:type="spellStart"/>
+      <w:r>
+        <w:rPr>
+          <w:lang w:val="en-IN"/>
+        </w:rPr>
+        <w:t>product_id</w:t>
+      </w:r>
+      <w:proofErr w:type="spellEnd"/>
+      <w:r>
+        <w:rPr>
+          <w:lang w:val="en-IN"/>
+        </w:rPr>
+        <w:t xml:space="preserve"> in the dimension tables.</w:t>
       </w:r>
     </w:p>
     <w:p>
@@ -1680,8 +4270,16 @@
       </w:pPr>
     </w:p>
     <w:p>
-      <w:r>
-        <w:lastRenderedPageBreak/>
+      <w:pPr>
+        <w:rPr>
+          <w:lang w:val="en-IN"/>
+        </w:rPr>
+      </w:pPr>
+      <w:r>
+        <w:rPr>
+          <w:noProof/>
+          <w:lang w:val="en-IN"/>
+        </w:rPr>
         <w:drawing>
           <wp:inline distT="0" distB="0" distL="0" distR="0" wp14:anchorId="170FE919" wp14:editId="0511BF82">
             <wp:extent cx="5295900" cy="2483485"/>
@@ -1719,9 +4317,24 @@
         </w:drawing>
       </w:r>
     </w:p>
-    <w:p/>
-    <w:p>
-      <w:r>
+    <w:p>
+      <w:pPr>
+        <w:rPr>
+          <w:lang w:val="en-IN"/>
+        </w:rPr>
+      </w:pPr>
+    </w:p>
+    <w:p>
+      <w:pPr>
+        <w:rPr>
+          <w:lang w:val="en-IN"/>
+        </w:rPr>
+      </w:pPr>
+      <w:r>
+        <w:rPr>
+          <w:noProof/>
+          <w:lang w:val="en-IN"/>
+        </w:rPr>
         <w:drawing>
           <wp:inline distT="0" distB="0" distL="0" distR="0" wp14:anchorId="3D2A0904" wp14:editId="7B4EC88B">
             <wp:extent cx="5486400" cy="2523490"/>
@@ -1761,6 +4374,9 @@
     </w:p>
     <w:p>
       <w:r>
+        <w:rPr>
+          <w:noProof/>
+        </w:rPr>
         <w:drawing>
           <wp:inline distT="0" distB="0" distL="0" distR="0" wp14:anchorId="0F528F75" wp14:editId="5E6F9B57">
             <wp:extent cx="5486400" cy="2678430"/>
@@ -1800,7 +4416,9 @@
     </w:p>
     <w:p>
       <w:r>
-        <w:lastRenderedPageBreak/>
+        <w:rPr>
+          <w:noProof/>
+        </w:rPr>
         <w:drawing>
           <wp:inline distT="0" distB="0" distL="0" distR="0" wp14:anchorId="414CDD7F" wp14:editId="2FE6DAB7">
             <wp:extent cx="5486400" cy="2774315"/>
@@ -1876,11 +4494,35 @@
           <w:lang w:val="en-IN"/>
         </w:rPr>
       </w:pPr>
-      <w:r>
-        <w:rPr>
-          <w:lang w:val="en-IN"/>
-        </w:rPr>
-        <w:t xml:space="preserve">spark.databricks.delta.autoCompact.enabled true </w:t>
+      <w:proofErr w:type="spellStart"/>
+      <w:proofErr w:type="gramStart"/>
+      <w:r>
+        <w:rPr>
+          <w:lang w:val="en-IN"/>
+        </w:rPr>
+        <w:t>spark.databricks</w:t>
+      </w:r>
+      <w:proofErr w:type="gramEnd"/>
+      <w:r>
+        <w:rPr>
+          <w:lang w:val="en-IN"/>
+        </w:rPr>
+        <w:t>.</w:t>
+      </w:r>
+      <w:proofErr w:type="gramStart"/>
+      <w:r>
+        <w:rPr>
+          <w:lang w:val="en-IN"/>
+        </w:rPr>
+        <w:t>delta.autoCompact.enabled</w:t>
+      </w:r>
+      <w:proofErr w:type="spellEnd"/>
+      <w:proofErr w:type="gramEnd"/>
+      <w:r>
+        <w:rPr>
+          <w:lang w:val="en-IN"/>
+        </w:rPr>
+        <w:t xml:space="preserve"> true </w:t>
       </w:r>
     </w:p>
     <w:p>
@@ -1894,11 +4536,35 @@
           <w:lang w:val="en-IN"/>
         </w:rPr>
       </w:pPr>
-      <w:r>
-        <w:rPr>
-          <w:lang w:val="en-IN"/>
-        </w:rPr>
-        <w:t xml:space="preserve">spark.databricks.delta.optimizeWrite.enabled true </w:t>
+      <w:proofErr w:type="spellStart"/>
+      <w:proofErr w:type="gramStart"/>
+      <w:r>
+        <w:rPr>
+          <w:lang w:val="en-IN"/>
+        </w:rPr>
+        <w:t>spark.databricks</w:t>
+      </w:r>
+      <w:proofErr w:type="gramEnd"/>
+      <w:r>
+        <w:rPr>
+          <w:lang w:val="en-IN"/>
+        </w:rPr>
+        <w:t>.</w:t>
+      </w:r>
+      <w:proofErr w:type="gramStart"/>
+      <w:r>
+        <w:rPr>
+          <w:lang w:val="en-IN"/>
+        </w:rPr>
+        <w:t>delta.optimizeWrite.enabled</w:t>
+      </w:r>
+      <w:proofErr w:type="spellEnd"/>
+      <w:proofErr w:type="gramEnd"/>
+      <w:r>
+        <w:rPr>
+          <w:lang w:val="en-IN"/>
+        </w:rPr>
+        <w:t xml:space="preserve"> true </w:t>
       </w:r>
     </w:p>
     <w:p>
@@ -1912,11 +4578,27 @@
           <w:lang w:val="en-IN"/>
         </w:rPr>
       </w:pPr>
-      <w:r>
-        <w:rPr>
-          <w:lang w:val="en-IN"/>
-        </w:rPr>
-        <w:t xml:space="preserve">spark.sql.adaptive.enabled true </w:t>
+      <w:proofErr w:type="spellStart"/>
+      <w:proofErr w:type="gramStart"/>
+      <w:r>
+        <w:rPr>
+          <w:lang w:val="en-IN"/>
+        </w:rPr>
+        <w:t>spark.sql.adaptive</w:t>
+      </w:r>
+      <w:proofErr w:type="gramEnd"/>
+      <w:r>
+        <w:rPr>
+          <w:lang w:val="en-IN"/>
+        </w:rPr>
+        <w:t>.enabled</w:t>
+      </w:r>
+      <w:proofErr w:type="spellEnd"/>
+      <w:r>
+        <w:rPr>
+          <w:lang w:val="en-IN"/>
+        </w:rPr>
+        <w:t xml:space="preserve"> true </w:t>
       </w:r>
     </w:p>
     <w:p>
@@ -1930,11 +4612,27 @@
           <w:lang w:val="en-IN"/>
         </w:rPr>
       </w:pPr>
-      <w:r>
-        <w:rPr>
-          <w:lang w:val="en-IN"/>
-        </w:rPr>
-        <w:t>spark.sql.adaptive.skewJoin.enabled true</w:t>
+      <w:proofErr w:type="spellStart"/>
+      <w:proofErr w:type="gramStart"/>
+      <w:r>
+        <w:rPr>
+          <w:lang w:val="en-IN"/>
+        </w:rPr>
+        <w:t>spark.sql.adaptive</w:t>
+      </w:r>
+      <w:proofErr w:type="gramEnd"/>
+      <w:r>
+        <w:rPr>
+          <w:lang w:val="en-IN"/>
+        </w:rPr>
+        <w:t>.skewJoin.enabled</w:t>
+      </w:r>
+      <w:proofErr w:type="spellEnd"/>
+      <w:r>
+        <w:rPr>
+          <w:lang w:val="en-IN"/>
+        </w:rPr>
+        <w:t xml:space="preserve"> true</w:t>
       </w:r>
     </w:p>
     <w:p>
@@ -1954,6 +4652,7 @@
         </w:rPr>
         <w:t xml:space="preserve">Optimize </w:t>
       </w:r>
+      <w:proofErr w:type="gramStart"/>
       <w:r>
         <w:rPr>
           <w:lang w:val="en-IN"/>
@@ -1964,7 +4663,14 @@
         <w:rPr>
           <w:lang w:val="en-IN"/>
         </w:rPr>
-        <w:t xml:space="preserve"> tables with Z-ordering </w:t>
+        <w:t xml:space="preserve"> tables</w:t>
+      </w:r>
+      <w:proofErr w:type="gramEnd"/>
+      <w:r>
+        <w:rPr>
+          <w:lang w:val="en-IN"/>
+        </w:rPr>
+        <w:t xml:space="preserve"> with Z-ordering </w:t>
       </w:r>
       <w:r>
         <w:rPr>
@@ -2003,6 +4709,24 @@
         <w:t>Used repartition and broadcast while joining the data for creating combined data</w:t>
       </w:r>
     </w:p>
+    <w:p>
+      <w:pPr>
+        <w:pStyle w:val="ListParagraph"/>
+        <w:numPr>
+          <w:ilvl w:val="0"/>
+          <w:numId w:val="15"/>
+        </w:numPr>
+        <w:rPr>
+          <w:lang w:val="en-IN"/>
+        </w:rPr>
+      </w:pPr>
+      <w:r>
+        <w:rPr>
+          <w:lang w:val="en-IN"/>
+        </w:rPr>
+        <w:t>Used partition while loading data into delta tables</w:t>
+      </w:r>
+    </w:p>
     <w:p/>
     <w:p>
       <w:r>
@@ -2202,7 +4926,6 @@
         <w:pStyle w:val="Heading2"/>
       </w:pPr>
       <w:r>
-        <w:lastRenderedPageBreak/>
         <w:t>Azure resources -Dashboard</w:t>
       </w:r>
       <w:r>
@@ -2343,17 +5066,547 @@
           <w:i/>
           <w:iCs/>
         </w:rPr>
-        <w:t xml:space="preserve">Running pytest with arguments: ['/Workspace/Users/sdinesh38@gmail.com/portfolio-projects/ecomm_databricks_demo_project/tests', '-v', '-s'] ============================= test session starts ============================== platform linux -- Python 3.11.11, pytest-8.3.5, pluggy-1.6.0 -- /local_disk0/.ephemeral_nfs/envs/pythonEnv-17040a3a-5907-4587-b491-e2e9932bb897/bin/python cachedir: .pytest_cache rootdir: /Workspace/Users/sdinesh38@gmail.com/portfolio-projects/ecomm_databricks_demo_project collecting ... collected 25 items ../../tests/transforms/test_aggregation.py::test_initial_data_loading_and_selection PASSED ../../tests/transforms/test_aggregation.py::test_combined_data_join_logic PASSED ../../tests/transforms/test_aggregation.py::test_profit_aggregation_logic PASSED ../../tests/transforms/test_customers_ingestion.py::test_transform_customer_data_renames_columns Applying column standardization and adding file_date. Applying column standardization and adding file_date. Column standardization and file_date test PASSED. PASSED ../../tests/transforms/test_customers_ingestion.py::test_clean_customer_data_handles_null_customer_name Applying column standardization and adding file_date. Applying column standardization and adding file_date. Applying data cleaning for customer_name and phone. Null customer name handling test PASSED. PASSED ../../tests/transforms/test_customers_ingestion.py::test_clean_customer_data_handles_phone_error_string Applying column standardization and adding file_date. Applying column standardization and adding file_date. Applying data cleaning for customer_name and phone. Phone error string handling test PASSED. PASSED ../../tests/transforms/test_customers_ingestion.py::test_add_ingestion_date_adds_column Applying column standardization and adding file_date. Applying column standardization and adding file_date. add_ingestion_date test PASSED. PASSED ../../tests/transforms/test_customers_ingestion.py::test_ingest_customer_pipeline_success </w:t>
-      </w:r>
-      <w:r>
-        <w:rPr>
-          <w:b/>
-          <w:bCs/>
-          <w:i/>
-          <w:iCs/>
-        </w:rPr>
-        <w:lastRenderedPageBreak/>
-        <w:t xml:space="preserve">Starting customer ingestion pipeline for file date: 2025-05-23 Starting customer ingestion pipeline for file date: 2025-05-23 Applying column standardization and adding file_date. Customer ingestion pipeline completed successfully for file date: 2025-05-23 Applying column standardization and adding file_date. Customer ingestion pipeline completed successfully for file date: 2025-05-23 Assertion passed for dynamic timestamp! PASSED ../../tests/transforms/test_orders_ingestion.py::test_load_raw_orders_json_success Attempting to load JSON file from: </w:t>
+        <w:t xml:space="preserve">Running </w:t>
+      </w:r>
+      <w:proofErr w:type="spellStart"/>
+      <w:r>
+        <w:rPr>
+          <w:b/>
+          <w:bCs/>
+          <w:i/>
+          <w:iCs/>
+        </w:rPr>
+        <w:t>pytest</w:t>
+      </w:r>
+      <w:proofErr w:type="spellEnd"/>
+      <w:r>
+        <w:rPr>
+          <w:b/>
+          <w:bCs/>
+          <w:i/>
+          <w:iCs/>
+        </w:rPr>
+        <w:t xml:space="preserve"> with arguments: ['/Workspace/Users/sdinesh38@gmail.com/portfolio-projects/ecomm_databricks_demo_project/tests', '-v', '-s'] ============================= test session starts ============================== platform </w:t>
+      </w:r>
+      <w:proofErr w:type="spellStart"/>
+      <w:r>
+        <w:rPr>
+          <w:b/>
+          <w:bCs/>
+          <w:i/>
+          <w:iCs/>
+        </w:rPr>
+        <w:t>linux</w:t>
+      </w:r>
+      <w:proofErr w:type="spellEnd"/>
+      <w:r>
+        <w:rPr>
+          <w:b/>
+          <w:bCs/>
+          <w:i/>
+          <w:iCs/>
+        </w:rPr>
+        <w:t xml:space="preserve"> -- Python 3.11.11, pytest-8.3.5, pluggy-1.6.0 -- /local_disk0/.ephemeral_nfs/envs/pythonEnv-17040a3a-5907-4587-b491-e2e9932bb897/bin/python </w:t>
+      </w:r>
+      <w:proofErr w:type="spellStart"/>
+      <w:r>
+        <w:rPr>
+          <w:b/>
+          <w:bCs/>
+          <w:i/>
+          <w:iCs/>
+        </w:rPr>
+        <w:t>cachedir</w:t>
+      </w:r>
+      <w:proofErr w:type="spellEnd"/>
+      <w:r>
+        <w:rPr>
+          <w:b/>
+          <w:bCs/>
+          <w:i/>
+          <w:iCs/>
+        </w:rPr>
+        <w:t>: .</w:t>
+      </w:r>
+      <w:proofErr w:type="spellStart"/>
+      <w:r>
+        <w:rPr>
+          <w:b/>
+          <w:bCs/>
+          <w:i/>
+          <w:iCs/>
+        </w:rPr>
+        <w:t>pytest_cache</w:t>
+      </w:r>
+      <w:proofErr w:type="spellEnd"/>
+      <w:r>
+        <w:rPr>
+          <w:b/>
+          <w:bCs/>
+          <w:i/>
+          <w:iCs/>
+        </w:rPr>
+        <w:t xml:space="preserve"> </w:t>
+      </w:r>
+      <w:proofErr w:type="spellStart"/>
+      <w:r>
+        <w:rPr>
+          <w:b/>
+          <w:bCs/>
+          <w:i/>
+          <w:iCs/>
+        </w:rPr>
+        <w:t>rootdir</w:t>
+      </w:r>
+      <w:proofErr w:type="spellEnd"/>
+      <w:r>
+        <w:rPr>
+          <w:b/>
+          <w:bCs/>
+          <w:i/>
+          <w:iCs/>
+        </w:rPr>
+        <w:t xml:space="preserve">: /Workspace/Users/sdinesh38@gmail.com/portfolio-projects/ecomm_databricks_demo_project collecting ... collected 25 items ../../tests/transforms/test_aggregation.py::test_initial_data_loading_and_selection PASSED ../../tests/transforms/test_aggregation.py::test_combined_data_join_logic PASSED ../../tests/transforms/test_aggregation.py::test_profit_aggregation_logic PASSED ../../tests/transforms/test_customers_ingestion.py::test_transform_customer_data_renames_columns Applying column standardization and adding </w:t>
+      </w:r>
+      <w:proofErr w:type="spellStart"/>
+      <w:r>
+        <w:rPr>
+          <w:b/>
+          <w:bCs/>
+          <w:i/>
+          <w:iCs/>
+        </w:rPr>
+        <w:t>file_date</w:t>
+      </w:r>
+      <w:proofErr w:type="spellEnd"/>
+      <w:r>
+        <w:rPr>
+          <w:b/>
+          <w:bCs/>
+          <w:i/>
+          <w:iCs/>
+        </w:rPr>
+        <w:t xml:space="preserve">. Applying column standardization and adding </w:t>
+      </w:r>
+      <w:proofErr w:type="spellStart"/>
+      <w:r>
+        <w:rPr>
+          <w:b/>
+          <w:bCs/>
+          <w:i/>
+          <w:iCs/>
+        </w:rPr>
+        <w:t>file_date</w:t>
+      </w:r>
+      <w:proofErr w:type="spellEnd"/>
+      <w:r>
+        <w:rPr>
+          <w:b/>
+          <w:bCs/>
+          <w:i/>
+          <w:iCs/>
+        </w:rPr>
+        <w:t xml:space="preserve">. Column standardization and </w:t>
+      </w:r>
+      <w:proofErr w:type="spellStart"/>
+      <w:r>
+        <w:rPr>
+          <w:b/>
+          <w:bCs/>
+          <w:i/>
+          <w:iCs/>
+        </w:rPr>
+        <w:t>file_date</w:t>
+      </w:r>
+      <w:proofErr w:type="spellEnd"/>
+      <w:r>
+        <w:rPr>
+          <w:b/>
+          <w:bCs/>
+          <w:i/>
+          <w:iCs/>
+        </w:rPr>
+        <w:t xml:space="preserve"> test PASSED. PASSED</w:t>
+      </w:r>
+      <w:proofErr w:type="gramStart"/>
+      <w:r>
+        <w:rPr>
+          <w:b/>
+          <w:bCs/>
+          <w:i/>
+          <w:iCs/>
+        </w:rPr>
+        <w:t xml:space="preserve"> ../..</w:t>
+      </w:r>
+      <w:proofErr w:type="gramEnd"/>
+      <w:r>
+        <w:rPr>
+          <w:b/>
+          <w:bCs/>
+          <w:i/>
+          <w:iCs/>
+        </w:rPr>
+        <w:t>/</w:t>
+      </w:r>
+      <w:proofErr w:type="gramStart"/>
+      <w:r>
+        <w:rPr>
+          <w:b/>
+          <w:bCs/>
+          <w:i/>
+          <w:iCs/>
+        </w:rPr>
+        <w:t>tests/transforms/test_customers_ingestion.py::</w:t>
+      </w:r>
+      <w:proofErr w:type="gramEnd"/>
+      <w:r>
+        <w:rPr>
+          <w:b/>
+          <w:bCs/>
+          <w:i/>
+          <w:iCs/>
+        </w:rPr>
+        <w:t xml:space="preserve">test_clean_customer_data_handles_null_customer_name Applying column standardization and adding </w:t>
+      </w:r>
+      <w:proofErr w:type="spellStart"/>
+      <w:r>
+        <w:rPr>
+          <w:b/>
+          <w:bCs/>
+          <w:i/>
+          <w:iCs/>
+        </w:rPr>
+        <w:t>file_date</w:t>
+      </w:r>
+      <w:proofErr w:type="spellEnd"/>
+      <w:r>
+        <w:rPr>
+          <w:b/>
+          <w:bCs/>
+          <w:i/>
+          <w:iCs/>
+        </w:rPr>
+        <w:t xml:space="preserve">. Applying column standardization and adding </w:t>
+      </w:r>
+      <w:proofErr w:type="spellStart"/>
+      <w:r>
+        <w:rPr>
+          <w:b/>
+          <w:bCs/>
+          <w:i/>
+          <w:iCs/>
+        </w:rPr>
+        <w:t>file_date</w:t>
+      </w:r>
+      <w:proofErr w:type="spellEnd"/>
+      <w:r>
+        <w:rPr>
+          <w:b/>
+          <w:bCs/>
+          <w:i/>
+          <w:iCs/>
+        </w:rPr>
+        <w:t xml:space="preserve">. Applying data cleaning for </w:t>
+      </w:r>
+      <w:proofErr w:type="spellStart"/>
+      <w:r>
+        <w:rPr>
+          <w:b/>
+          <w:bCs/>
+          <w:i/>
+          <w:iCs/>
+        </w:rPr>
+        <w:t>customer_name</w:t>
+      </w:r>
+      <w:proofErr w:type="spellEnd"/>
+      <w:r>
+        <w:rPr>
+          <w:b/>
+          <w:bCs/>
+          <w:i/>
+          <w:iCs/>
+        </w:rPr>
+        <w:t xml:space="preserve"> and phone. Null customer name handling test PASSED. PASSED</w:t>
+      </w:r>
+      <w:proofErr w:type="gramStart"/>
+      <w:r>
+        <w:rPr>
+          <w:b/>
+          <w:bCs/>
+          <w:i/>
+          <w:iCs/>
+        </w:rPr>
+        <w:t xml:space="preserve"> ../..</w:t>
+      </w:r>
+      <w:proofErr w:type="gramEnd"/>
+      <w:r>
+        <w:rPr>
+          <w:b/>
+          <w:bCs/>
+          <w:i/>
+          <w:iCs/>
+        </w:rPr>
+        <w:t>/</w:t>
+      </w:r>
+      <w:proofErr w:type="gramStart"/>
+      <w:r>
+        <w:rPr>
+          <w:b/>
+          <w:bCs/>
+          <w:i/>
+          <w:iCs/>
+        </w:rPr>
+        <w:t>tests/transforms/test_customers_ingestion.py::</w:t>
+      </w:r>
+      <w:proofErr w:type="gramEnd"/>
+      <w:r>
+        <w:rPr>
+          <w:b/>
+          <w:bCs/>
+          <w:i/>
+          <w:iCs/>
+        </w:rPr>
+        <w:t xml:space="preserve">test_clean_customer_data_handles_phone_error_string Applying column standardization and adding </w:t>
+      </w:r>
+      <w:proofErr w:type="spellStart"/>
+      <w:r>
+        <w:rPr>
+          <w:b/>
+          <w:bCs/>
+          <w:i/>
+          <w:iCs/>
+        </w:rPr>
+        <w:t>file_date</w:t>
+      </w:r>
+      <w:proofErr w:type="spellEnd"/>
+      <w:r>
+        <w:rPr>
+          <w:b/>
+          <w:bCs/>
+          <w:i/>
+          <w:iCs/>
+        </w:rPr>
+        <w:t xml:space="preserve">. Applying column standardization and adding </w:t>
+      </w:r>
+      <w:proofErr w:type="spellStart"/>
+      <w:r>
+        <w:rPr>
+          <w:b/>
+          <w:bCs/>
+          <w:i/>
+          <w:iCs/>
+        </w:rPr>
+        <w:t>file_date</w:t>
+      </w:r>
+      <w:proofErr w:type="spellEnd"/>
+      <w:r>
+        <w:rPr>
+          <w:b/>
+          <w:bCs/>
+          <w:i/>
+          <w:iCs/>
+        </w:rPr>
+        <w:t xml:space="preserve">. Applying data cleaning for </w:t>
+      </w:r>
+      <w:proofErr w:type="spellStart"/>
+      <w:r>
+        <w:rPr>
+          <w:b/>
+          <w:bCs/>
+          <w:i/>
+          <w:iCs/>
+        </w:rPr>
+        <w:t>customer_name</w:t>
+      </w:r>
+      <w:proofErr w:type="spellEnd"/>
+      <w:r>
+        <w:rPr>
+          <w:b/>
+          <w:bCs/>
+          <w:i/>
+          <w:iCs/>
+        </w:rPr>
+        <w:t xml:space="preserve"> and phone. Phone error string handling test PASSED. PASSED</w:t>
+      </w:r>
+      <w:proofErr w:type="gramStart"/>
+      <w:r>
+        <w:rPr>
+          <w:b/>
+          <w:bCs/>
+          <w:i/>
+          <w:iCs/>
+        </w:rPr>
+        <w:t xml:space="preserve"> ../..</w:t>
+      </w:r>
+      <w:proofErr w:type="gramEnd"/>
+      <w:r>
+        <w:rPr>
+          <w:b/>
+          <w:bCs/>
+          <w:i/>
+          <w:iCs/>
+        </w:rPr>
+        <w:t>/</w:t>
+      </w:r>
+      <w:proofErr w:type="gramStart"/>
+      <w:r>
+        <w:rPr>
+          <w:b/>
+          <w:bCs/>
+          <w:i/>
+          <w:iCs/>
+        </w:rPr>
+        <w:t>tests/transforms/test_customers_ingestion.py::</w:t>
+      </w:r>
+      <w:proofErr w:type="gramEnd"/>
+      <w:r>
+        <w:rPr>
+          <w:b/>
+          <w:bCs/>
+          <w:i/>
+          <w:iCs/>
+        </w:rPr>
+        <w:t xml:space="preserve">test_add_ingestion_date_adds_column Applying column standardization and adding </w:t>
+      </w:r>
+      <w:proofErr w:type="spellStart"/>
+      <w:r>
+        <w:rPr>
+          <w:b/>
+          <w:bCs/>
+          <w:i/>
+          <w:iCs/>
+        </w:rPr>
+        <w:t>file_date</w:t>
+      </w:r>
+      <w:proofErr w:type="spellEnd"/>
+      <w:r>
+        <w:rPr>
+          <w:b/>
+          <w:bCs/>
+          <w:i/>
+          <w:iCs/>
+        </w:rPr>
+        <w:t xml:space="preserve">. Applying column standardization and adding </w:t>
+      </w:r>
+      <w:proofErr w:type="spellStart"/>
+      <w:r>
+        <w:rPr>
+          <w:b/>
+          <w:bCs/>
+          <w:i/>
+          <w:iCs/>
+        </w:rPr>
+        <w:t>file_date</w:t>
+      </w:r>
+      <w:proofErr w:type="spellEnd"/>
+      <w:r>
+        <w:rPr>
+          <w:b/>
+          <w:bCs/>
+          <w:i/>
+          <w:iCs/>
+        </w:rPr>
+        <w:t xml:space="preserve">. </w:t>
+      </w:r>
+      <w:proofErr w:type="spellStart"/>
+      <w:r>
+        <w:rPr>
+          <w:b/>
+          <w:bCs/>
+          <w:i/>
+          <w:iCs/>
+        </w:rPr>
+        <w:t>add_ingestion_date</w:t>
+      </w:r>
+      <w:proofErr w:type="spellEnd"/>
+      <w:r>
+        <w:rPr>
+          <w:b/>
+          <w:bCs/>
+          <w:i/>
+          <w:iCs/>
+        </w:rPr>
+        <w:t xml:space="preserve"> test PASSED. PASSED</w:t>
+      </w:r>
+      <w:proofErr w:type="gramStart"/>
+      <w:r>
+        <w:rPr>
+          <w:b/>
+          <w:bCs/>
+          <w:i/>
+          <w:iCs/>
+        </w:rPr>
+        <w:t xml:space="preserve"> ../..</w:t>
+      </w:r>
+      <w:proofErr w:type="gramEnd"/>
+      <w:r>
+        <w:rPr>
+          <w:b/>
+          <w:bCs/>
+          <w:i/>
+          <w:iCs/>
+        </w:rPr>
+        <w:t>/</w:t>
+      </w:r>
+      <w:proofErr w:type="gramStart"/>
+      <w:r>
+        <w:rPr>
+          <w:b/>
+          <w:bCs/>
+          <w:i/>
+          <w:iCs/>
+        </w:rPr>
+        <w:t>tests/transforms/test_customers_ingestion.py::</w:t>
+      </w:r>
+      <w:proofErr w:type="gramEnd"/>
+      <w:r>
+        <w:rPr>
+          <w:b/>
+          <w:bCs/>
+          <w:i/>
+          <w:iCs/>
+        </w:rPr>
+        <w:t xml:space="preserve">test_ingest_customer_pipeline_success Starting customer ingestion pipeline for file date: 2025-05-23 Starting customer ingestion pipeline for file date: 2025-05-23 Applying column standardization and adding </w:t>
+      </w:r>
+      <w:proofErr w:type="spellStart"/>
+      <w:r>
+        <w:rPr>
+          <w:b/>
+          <w:bCs/>
+          <w:i/>
+          <w:iCs/>
+        </w:rPr>
+        <w:t>file_date</w:t>
+      </w:r>
+      <w:proofErr w:type="spellEnd"/>
+      <w:r>
+        <w:rPr>
+          <w:b/>
+          <w:bCs/>
+          <w:i/>
+          <w:iCs/>
+        </w:rPr>
+        <w:t xml:space="preserve">. Customer ingestion pipeline completed successfully for file date: 2025-05-23 Applying column standardization and adding </w:t>
+      </w:r>
+      <w:proofErr w:type="spellStart"/>
+      <w:r>
+        <w:rPr>
+          <w:b/>
+          <w:bCs/>
+          <w:i/>
+          <w:iCs/>
+        </w:rPr>
+        <w:t>file_date</w:t>
+      </w:r>
+      <w:proofErr w:type="spellEnd"/>
+      <w:r>
+        <w:rPr>
+          <w:b/>
+          <w:bCs/>
+          <w:i/>
+          <w:iCs/>
+        </w:rPr>
+        <w:t xml:space="preserve">. Customer ingestion pipeline completed successfully for file date: 2025-05-23 Assertion passed for dynamic timestamp! PASSED ../../tests/transforms/test_orders_ingestion.py::test_load_raw_orders_json_success Attempting to load JSON file from: </w:t>
       </w:r>
       <w:hyperlink r:id="rId13" w:tgtFrame="_blank" w:history="1">
         <w:r>
@@ -2374,7 +5627,587 @@
           <w:i/>
           <w:iCs/>
         </w:rPr>
-        <w:t xml:space="preserve"> Successfully loaded 10 rows from JSON. PASSED ../../tests/transforms/test_orders_ingestion.py::test_standardize_orders_columns Applying column standardization and adding file_date. PASSED ../../tests/transforms/test_orders_ingestion.py::test_clean_and_transform_orders_data_profit_rounding_parametrized[123.456-123.46] Applying data cleaning and specific transformations for orders. PASSED ../../tests/transforms/test_orders_ingestion.py::test_clean_and_transform_orders_data_profit_rounding_parametrized[789.012-789.01] Applying data cleaning and specific transformations for orders. PASSED ../../tests/transforms/test_orders_ingestion.py::test_clean_and_transform_orders_data_profit_rounding_parametrized[50.0-50.0] Applying data cleaning and specific transformations for orders. PASSED ../../tests/transforms/test_orders_ingestion.py::test_clean_and_transform_orders_data_profit_rounding_parametrized[7.89-7.89] Applying data cleaning and specific transformations for orders. PASSED ../../tests/transforms/test_orders_ingestion.py::test_clean_and_transform_orders_data_profit_rounding_parametrized[12.3-12.3] Applying data cleaning and specific transformations for orders. PASSED ../../tests/transforms/test_orders_ingestion.py::test_clean_and_transform_orders_data_profit_rounding_parametrized[0.005-0.01] Applying data cleaning and specific transformations for orders. PASSED ../../tests/transforms/test_orders_ingestion.py::test_clean_and_transform_orders_data_profit_rounding_parametrized[0.004-0.0] Applying data cleaning and specific transformations for orders. PASSED ../../tests/transforms/test_orders_ingestion.py::test_clean_and_transform_orders_data_profit_rounding_parametrized[None-0.0] Applying data cleaning and specific transformations for orders. PASSED ../../tests/transforms/test_orders_ingestion.py::test_load_orders_data_saves_to_delta Attempting to save data to table: test_target_schema.orders Successfully saved data to test_target_schema.orders PASSED ../../tests/transforms/test_orders_ingestion.py::test_ingest_orders_pipeline_orchestration Starting orders ingestion pipeline for file date: 2025-05-23 Orders ingestion pipeline completed successfully for file date: 2025-05-23 PASSED ../../tests/transforms/test_products_ingestion.py::test_load_raw_products_csv_success Attempting to load CSV file from: </w:t>
+        <w:t xml:space="preserve"> Successfully loaded 10 rows from JSON. PASSED</w:t>
+      </w:r>
+      <w:proofErr w:type="gramStart"/>
+      <w:r>
+        <w:rPr>
+          <w:b/>
+          <w:bCs/>
+          <w:i/>
+          <w:iCs/>
+        </w:rPr>
+        <w:t xml:space="preserve"> ../..</w:t>
+      </w:r>
+      <w:proofErr w:type="gramEnd"/>
+      <w:r>
+        <w:rPr>
+          <w:b/>
+          <w:bCs/>
+          <w:i/>
+          <w:iCs/>
+        </w:rPr>
+        <w:t>/</w:t>
+      </w:r>
+      <w:proofErr w:type="gramStart"/>
+      <w:r>
+        <w:rPr>
+          <w:b/>
+          <w:bCs/>
+          <w:i/>
+          <w:iCs/>
+        </w:rPr>
+        <w:t>tests/transforms/test_orders_ingestion.py::</w:t>
+      </w:r>
+      <w:proofErr w:type="gramEnd"/>
+      <w:r>
+        <w:rPr>
+          <w:b/>
+          <w:bCs/>
+          <w:i/>
+          <w:iCs/>
+        </w:rPr>
+        <w:t xml:space="preserve">test_standardize_orders_columns Applying column standardization and adding </w:t>
+      </w:r>
+      <w:proofErr w:type="spellStart"/>
+      <w:r>
+        <w:rPr>
+          <w:b/>
+          <w:bCs/>
+          <w:i/>
+          <w:iCs/>
+        </w:rPr>
+        <w:t>file_date</w:t>
+      </w:r>
+      <w:proofErr w:type="spellEnd"/>
+      <w:r>
+        <w:rPr>
+          <w:b/>
+          <w:bCs/>
+          <w:i/>
+          <w:iCs/>
+        </w:rPr>
+        <w:t>. PASSED</w:t>
+      </w:r>
+      <w:proofErr w:type="gramStart"/>
+      <w:r>
+        <w:rPr>
+          <w:b/>
+          <w:bCs/>
+          <w:i/>
+          <w:iCs/>
+        </w:rPr>
+        <w:t xml:space="preserve"> ../..</w:t>
+      </w:r>
+      <w:proofErr w:type="gramEnd"/>
+      <w:r>
+        <w:rPr>
+          <w:b/>
+          <w:bCs/>
+          <w:i/>
+          <w:iCs/>
+        </w:rPr>
+        <w:t>/</w:t>
+      </w:r>
+      <w:proofErr w:type="gramStart"/>
+      <w:r>
+        <w:rPr>
+          <w:b/>
+          <w:bCs/>
+          <w:i/>
+          <w:iCs/>
+        </w:rPr>
+        <w:t>tests/transforms/test_orders_ingestion.py::</w:t>
+      </w:r>
+      <w:proofErr w:type="gramEnd"/>
+      <w:r>
+        <w:rPr>
+          <w:b/>
+          <w:bCs/>
+          <w:i/>
+          <w:iCs/>
+        </w:rPr>
+        <w:t>test_clean_and_transform_orders_data_profit_rounding_</w:t>
+      </w:r>
+      <w:proofErr w:type="gramStart"/>
+      <w:r>
+        <w:rPr>
+          <w:b/>
+          <w:bCs/>
+          <w:i/>
+          <w:iCs/>
+        </w:rPr>
+        <w:t>parametrized[</w:t>
+      </w:r>
+      <w:proofErr w:type="gramEnd"/>
+      <w:r>
+        <w:rPr>
+          <w:b/>
+          <w:bCs/>
+          <w:i/>
+          <w:iCs/>
+        </w:rPr>
+        <w:t>123.456-123.46] Applying data cleaning and specific transformations for orders. PASSED</w:t>
+      </w:r>
+      <w:proofErr w:type="gramStart"/>
+      <w:r>
+        <w:rPr>
+          <w:b/>
+          <w:bCs/>
+          <w:i/>
+          <w:iCs/>
+        </w:rPr>
+        <w:t xml:space="preserve"> ../..</w:t>
+      </w:r>
+      <w:proofErr w:type="gramEnd"/>
+      <w:r>
+        <w:rPr>
+          <w:b/>
+          <w:bCs/>
+          <w:i/>
+          <w:iCs/>
+        </w:rPr>
+        <w:t>/</w:t>
+      </w:r>
+      <w:proofErr w:type="gramStart"/>
+      <w:r>
+        <w:rPr>
+          <w:b/>
+          <w:bCs/>
+          <w:i/>
+          <w:iCs/>
+        </w:rPr>
+        <w:t>tests/transforms/test_orders_ingestion.py::</w:t>
+      </w:r>
+      <w:proofErr w:type="gramEnd"/>
+      <w:r>
+        <w:rPr>
+          <w:b/>
+          <w:bCs/>
+          <w:i/>
+          <w:iCs/>
+        </w:rPr>
+        <w:t>test_clean_and_transform_orders_data_profit_rounding_</w:t>
+      </w:r>
+      <w:proofErr w:type="gramStart"/>
+      <w:r>
+        <w:rPr>
+          <w:b/>
+          <w:bCs/>
+          <w:i/>
+          <w:iCs/>
+        </w:rPr>
+        <w:t>parametrized[</w:t>
+      </w:r>
+      <w:proofErr w:type="gramEnd"/>
+      <w:r>
+        <w:rPr>
+          <w:b/>
+          <w:bCs/>
+          <w:i/>
+          <w:iCs/>
+        </w:rPr>
+        <w:t>789.012-789.01] Applying data cleaning and specific transformations for orders. PASSED</w:t>
+      </w:r>
+      <w:proofErr w:type="gramStart"/>
+      <w:r>
+        <w:rPr>
+          <w:b/>
+          <w:bCs/>
+          <w:i/>
+          <w:iCs/>
+        </w:rPr>
+        <w:t xml:space="preserve"> ../..</w:t>
+      </w:r>
+      <w:proofErr w:type="gramEnd"/>
+      <w:r>
+        <w:rPr>
+          <w:b/>
+          <w:bCs/>
+          <w:i/>
+          <w:iCs/>
+        </w:rPr>
+        <w:t>/</w:t>
+      </w:r>
+      <w:proofErr w:type="gramStart"/>
+      <w:r>
+        <w:rPr>
+          <w:b/>
+          <w:bCs/>
+          <w:i/>
+          <w:iCs/>
+        </w:rPr>
+        <w:t>tests/transforms/test_orders_ingestion.py::</w:t>
+      </w:r>
+      <w:proofErr w:type="gramEnd"/>
+      <w:r>
+        <w:rPr>
+          <w:b/>
+          <w:bCs/>
+          <w:i/>
+          <w:iCs/>
+        </w:rPr>
+        <w:t>test_clean_and_transform_orders_data_profit_rounding_</w:t>
+      </w:r>
+      <w:proofErr w:type="gramStart"/>
+      <w:r>
+        <w:rPr>
+          <w:b/>
+          <w:bCs/>
+          <w:i/>
+          <w:iCs/>
+        </w:rPr>
+        <w:t>parametrized[</w:t>
+      </w:r>
+      <w:proofErr w:type="gramEnd"/>
+      <w:r>
+        <w:rPr>
+          <w:b/>
+          <w:bCs/>
+          <w:i/>
+          <w:iCs/>
+        </w:rPr>
+        <w:t>50.0-50.0] Applying data cleaning and specific transformations for orders. PASSED</w:t>
+      </w:r>
+      <w:proofErr w:type="gramStart"/>
+      <w:r>
+        <w:rPr>
+          <w:b/>
+          <w:bCs/>
+          <w:i/>
+          <w:iCs/>
+        </w:rPr>
+        <w:t xml:space="preserve"> ../..</w:t>
+      </w:r>
+      <w:proofErr w:type="gramEnd"/>
+      <w:r>
+        <w:rPr>
+          <w:b/>
+          <w:bCs/>
+          <w:i/>
+          <w:iCs/>
+        </w:rPr>
+        <w:t>/</w:t>
+      </w:r>
+      <w:proofErr w:type="gramStart"/>
+      <w:r>
+        <w:rPr>
+          <w:b/>
+          <w:bCs/>
+          <w:i/>
+          <w:iCs/>
+        </w:rPr>
+        <w:t>tests/transforms/test_orders_ingestion.py::</w:t>
+      </w:r>
+      <w:proofErr w:type="gramEnd"/>
+      <w:r>
+        <w:rPr>
+          <w:b/>
+          <w:bCs/>
+          <w:i/>
+          <w:iCs/>
+        </w:rPr>
+        <w:t>test_clean_and_transform_orders_data_profit_rounding_</w:t>
+      </w:r>
+      <w:proofErr w:type="gramStart"/>
+      <w:r>
+        <w:rPr>
+          <w:b/>
+          <w:bCs/>
+          <w:i/>
+          <w:iCs/>
+        </w:rPr>
+        <w:t>parametrized[</w:t>
+      </w:r>
+      <w:proofErr w:type="gramEnd"/>
+      <w:r>
+        <w:rPr>
+          <w:b/>
+          <w:bCs/>
+          <w:i/>
+          <w:iCs/>
+        </w:rPr>
+        <w:t>7.89-7.89] Applying data cleaning and specific transformations for orders. PASSED</w:t>
+      </w:r>
+      <w:proofErr w:type="gramStart"/>
+      <w:r>
+        <w:rPr>
+          <w:b/>
+          <w:bCs/>
+          <w:i/>
+          <w:iCs/>
+        </w:rPr>
+        <w:t xml:space="preserve"> ../..</w:t>
+      </w:r>
+      <w:proofErr w:type="gramEnd"/>
+      <w:r>
+        <w:rPr>
+          <w:b/>
+          <w:bCs/>
+          <w:i/>
+          <w:iCs/>
+        </w:rPr>
+        <w:t>/</w:t>
+      </w:r>
+      <w:proofErr w:type="gramStart"/>
+      <w:r>
+        <w:rPr>
+          <w:b/>
+          <w:bCs/>
+          <w:i/>
+          <w:iCs/>
+        </w:rPr>
+        <w:t>tests/transforms/test_orders_ingestion.py::</w:t>
+      </w:r>
+      <w:proofErr w:type="gramEnd"/>
+      <w:r>
+        <w:rPr>
+          <w:b/>
+          <w:bCs/>
+          <w:i/>
+          <w:iCs/>
+        </w:rPr>
+        <w:t>test_clean_and_transform_orders_data_profit_rounding_</w:t>
+      </w:r>
+      <w:proofErr w:type="gramStart"/>
+      <w:r>
+        <w:rPr>
+          <w:b/>
+          <w:bCs/>
+          <w:i/>
+          <w:iCs/>
+        </w:rPr>
+        <w:t>parametrized[</w:t>
+      </w:r>
+      <w:proofErr w:type="gramEnd"/>
+      <w:r>
+        <w:rPr>
+          <w:b/>
+          <w:bCs/>
+          <w:i/>
+          <w:iCs/>
+        </w:rPr>
+        <w:t>12.3-12.3] Applying data cleaning and specific transformations for orders. PASSED</w:t>
+      </w:r>
+      <w:proofErr w:type="gramStart"/>
+      <w:r>
+        <w:rPr>
+          <w:b/>
+          <w:bCs/>
+          <w:i/>
+          <w:iCs/>
+        </w:rPr>
+        <w:t xml:space="preserve"> ../..</w:t>
+      </w:r>
+      <w:proofErr w:type="gramEnd"/>
+      <w:r>
+        <w:rPr>
+          <w:b/>
+          <w:bCs/>
+          <w:i/>
+          <w:iCs/>
+        </w:rPr>
+        <w:t>/</w:t>
+      </w:r>
+      <w:proofErr w:type="gramStart"/>
+      <w:r>
+        <w:rPr>
+          <w:b/>
+          <w:bCs/>
+          <w:i/>
+          <w:iCs/>
+        </w:rPr>
+        <w:t>tests/transforms/test_orders_ingestion.py::</w:t>
+      </w:r>
+      <w:proofErr w:type="gramEnd"/>
+      <w:r>
+        <w:rPr>
+          <w:b/>
+          <w:bCs/>
+          <w:i/>
+          <w:iCs/>
+        </w:rPr>
+        <w:t>test_clean_and_transform_orders_data_profit_rounding_</w:t>
+      </w:r>
+      <w:proofErr w:type="gramStart"/>
+      <w:r>
+        <w:rPr>
+          <w:b/>
+          <w:bCs/>
+          <w:i/>
+          <w:iCs/>
+        </w:rPr>
+        <w:t>parametrized[</w:t>
+      </w:r>
+      <w:proofErr w:type="gramEnd"/>
+      <w:r>
+        <w:rPr>
+          <w:b/>
+          <w:bCs/>
+          <w:i/>
+          <w:iCs/>
+        </w:rPr>
+        <w:t>0.005-0.01] Applying data cleaning and specific transformations for orders. PASSED</w:t>
+      </w:r>
+      <w:proofErr w:type="gramStart"/>
+      <w:r>
+        <w:rPr>
+          <w:b/>
+          <w:bCs/>
+          <w:i/>
+          <w:iCs/>
+        </w:rPr>
+        <w:t xml:space="preserve"> ../..</w:t>
+      </w:r>
+      <w:proofErr w:type="gramEnd"/>
+      <w:r>
+        <w:rPr>
+          <w:b/>
+          <w:bCs/>
+          <w:i/>
+          <w:iCs/>
+        </w:rPr>
+        <w:t>/</w:t>
+      </w:r>
+      <w:proofErr w:type="gramStart"/>
+      <w:r>
+        <w:rPr>
+          <w:b/>
+          <w:bCs/>
+          <w:i/>
+          <w:iCs/>
+        </w:rPr>
+        <w:t>tests/transforms/test_orders_ingestion.py::</w:t>
+      </w:r>
+      <w:proofErr w:type="gramEnd"/>
+      <w:r>
+        <w:rPr>
+          <w:b/>
+          <w:bCs/>
+          <w:i/>
+          <w:iCs/>
+        </w:rPr>
+        <w:t>test_clean_and_transform_orders_data_profit_rounding_</w:t>
+      </w:r>
+      <w:proofErr w:type="gramStart"/>
+      <w:r>
+        <w:rPr>
+          <w:b/>
+          <w:bCs/>
+          <w:i/>
+          <w:iCs/>
+        </w:rPr>
+        <w:t>parametrized[</w:t>
+      </w:r>
+      <w:proofErr w:type="gramEnd"/>
+      <w:r>
+        <w:rPr>
+          <w:b/>
+          <w:bCs/>
+          <w:i/>
+          <w:iCs/>
+        </w:rPr>
+        <w:t>0.004-0.0] Applying data cleaning and specific transformations for orders. PASSED</w:t>
+      </w:r>
+      <w:proofErr w:type="gramStart"/>
+      <w:r>
+        <w:rPr>
+          <w:b/>
+          <w:bCs/>
+          <w:i/>
+          <w:iCs/>
+        </w:rPr>
+        <w:t xml:space="preserve"> ../..</w:t>
+      </w:r>
+      <w:proofErr w:type="gramEnd"/>
+      <w:r>
+        <w:rPr>
+          <w:b/>
+          <w:bCs/>
+          <w:i/>
+          <w:iCs/>
+        </w:rPr>
+        <w:t>/</w:t>
+      </w:r>
+      <w:proofErr w:type="gramStart"/>
+      <w:r>
+        <w:rPr>
+          <w:b/>
+          <w:bCs/>
+          <w:i/>
+          <w:iCs/>
+        </w:rPr>
+        <w:t>tests/transforms/test_orders_ingestion.py::</w:t>
+      </w:r>
+      <w:proofErr w:type="gramEnd"/>
+      <w:r>
+        <w:rPr>
+          <w:b/>
+          <w:bCs/>
+          <w:i/>
+          <w:iCs/>
+        </w:rPr>
+        <w:t>test_clean_and_transform_orders_data_profit_rounding_</w:t>
+      </w:r>
+      <w:proofErr w:type="gramStart"/>
+      <w:r>
+        <w:rPr>
+          <w:b/>
+          <w:bCs/>
+          <w:i/>
+          <w:iCs/>
+        </w:rPr>
+        <w:t>parametrized[</w:t>
+      </w:r>
+      <w:proofErr w:type="gramEnd"/>
+      <w:r>
+        <w:rPr>
+          <w:b/>
+          <w:bCs/>
+          <w:i/>
+          <w:iCs/>
+        </w:rPr>
+        <w:t xml:space="preserve">None-0.0] Applying data cleaning and specific transformations for orders. PASSED ../../tests/transforms/test_orders_ingestion.py::test_load_orders_data_saves_to_delta Attempting to save data to table: </w:t>
+      </w:r>
+      <w:proofErr w:type="spellStart"/>
+      <w:r>
+        <w:rPr>
+          <w:b/>
+          <w:bCs/>
+          <w:i/>
+          <w:iCs/>
+        </w:rPr>
+        <w:t>test_target_schema.orders</w:t>
+      </w:r>
+      <w:proofErr w:type="spellEnd"/>
+      <w:r>
+        <w:rPr>
+          <w:b/>
+          <w:bCs/>
+          <w:i/>
+          <w:iCs/>
+        </w:rPr>
+        <w:t xml:space="preserve"> Successfully saved data to </w:t>
+      </w:r>
+      <w:proofErr w:type="spellStart"/>
+      <w:r>
+        <w:rPr>
+          <w:b/>
+          <w:bCs/>
+          <w:i/>
+          <w:iCs/>
+        </w:rPr>
+        <w:t>test_target_schema.orders</w:t>
+      </w:r>
+      <w:proofErr w:type="spellEnd"/>
+      <w:r>
+        <w:rPr>
+          <w:b/>
+          <w:bCs/>
+          <w:i/>
+          <w:iCs/>
+        </w:rPr>
+        <w:t xml:space="preserve"> PASSED ../../tests/transforms/test_orders_ingestion.py::test_ingest_orders_pipeline_orchestration Starting orders ingestion pipeline for file date: 2025-05-23 Orders ingestion pipeline completed successfully for file date: 2025-05-23 PASSED ../../tests/transforms/test_products_ingestion.py::test_load_raw_products_csv_success Attempting to load CSV file from: </w:t>
       </w:r>
       <w:hyperlink r:id="rId14" w:tgtFrame="_blank" w:history="1">
         <w:r>
@@ -2395,17 +6228,917 @@
           <w:i/>
           <w:iCs/>
         </w:rPr>
-        <w:t xml:space="preserve"> Successfully loaded 6 rows from CSV. PASSED ../../tests/transforms/test_products_ingestion.py::test_standardize_products_columns Applying column standardization and adding file_date. PASSED ../../tests/transforms/test_products_ingestion.py::test_clean_and_transform_products_data_fillna_price Applying data cleaning and specific transformations for products. PASSED ../../tests/transforms/test_products_ingestion.py::test_load_products_data_saves_to_delta Attempting to save data to table: test_target_schema.products Successfully saved data to test_target_schema.products Test passed: load_products_data saving chain (with internal partitioning) verified correctly! PASSED </w:t>
-      </w:r>
-      <w:r>
-        <w:rPr>
-          <w:b/>
-          <w:bCs/>
-          <w:i/>
-          <w:iCs/>
-        </w:rPr>
-        <w:lastRenderedPageBreak/>
-        <w:t xml:space="preserve">../../tests/transforms/test_products_ingestion.py::test_ingest_products_pipeline_orchestration Starting products ingestion pipeline for file date: 2025-05-23 Products ingestion pipeline completed successfully for file date: 2025-05-23 PASSED =============================== warnings summary =============================== tests/transforms/test_aggregation.py::test_profit_aggregation_logic tests/transforms/test_aggregation.py::test_profit_aggregation_logic /databricks/spark/python/pyspark/sql/pandas/utils.py:51: DeprecationWarning: distutils Version classes are deprecated. Use packaging.version instead. if LooseVersion(pandas.__version__) &lt; LooseVersion(minimum_pandas_version): tests/transforms/test_aggregation.py::test_profit_aggregation_logic tests/transforms/test_aggregation.py::test_profit_aggregation_logic /databricks/spark/python/pyspark/sql/pandas/utils.py:85: DeprecationWarning: distutils Version classes are deprecated. Use packaging.version instead. if LooseVersion(pyarrow.__version__) &lt; LooseVersion(minimum_pyarrow_version): tests/transforms/test_aggregation.py::test_profit_aggregation_logic tests/transforms/test_aggregation.py::test_profit_aggregation_logic /databricks/spark/python/pyspark/sql/pandas/conversion.py:161: DeprecationWarning: distutils Version classes are deprecated. Use packaging.version instead. if LooseVersion(pa.__version__) &gt;= LooseVersion("13.0.0"): -- Docs: </w:t>
+        <w:t xml:space="preserve"> Successfully loaded 6 rows from CSV. PASSED</w:t>
+      </w:r>
+      <w:proofErr w:type="gramStart"/>
+      <w:r>
+        <w:rPr>
+          <w:b/>
+          <w:bCs/>
+          <w:i/>
+          <w:iCs/>
+        </w:rPr>
+        <w:t xml:space="preserve"> ../..</w:t>
+      </w:r>
+      <w:proofErr w:type="gramEnd"/>
+      <w:r>
+        <w:rPr>
+          <w:b/>
+          <w:bCs/>
+          <w:i/>
+          <w:iCs/>
+        </w:rPr>
+        <w:t>/</w:t>
+      </w:r>
+      <w:proofErr w:type="gramStart"/>
+      <w:r>
+        <w:rPr>
+          <w:b/>
+          <w:bCs/>
+          <w:i/>
+          <w:iCs/>
+        </w:rPr>
+        <w:t>tests/transforms/test_products_ingestion.py::</w:t>
+      </w:r>
+      <w:proofErr w:type="gramEnd"/>
+      <w:r>
+        <w:rPr>
+          <w:b/>
+          <w:bCs/>
+          <w:i/>
+          <w:iCs/>
+        </w:rPr>
+        <w:t xml:space="preserve">test_standardize_products_columns Applying column standardization and adding </w:t>
+      </w:r>
+      <w:proofErr w:type="spellStart"/>
+      <w:r>
+        <w:rPr>
+          <w:b/>
+          <w:bCs/>
+          <w:i/>
+          <w:iCs/>
+        </w:rPr>
+        <w:t>file_date</w:t>
+      </w:r>
+      <w:proofErr w:type="spellEnd"/>
+      <w:r>
+        <w:rPr>
+          <w:b/>
+          <w:bCs/>
+          <w:i/>
+          <w:iCs/>
+        </w:rPr>
+        <w:t>. PASSED</w:t>
+      </w:r>
+      <w:proofErr w:type="gramStart"/>
+      <w:r>
+        <w:rPr>
+          <w:b/>
+          <w:bCs/>
+          <w:i/>
+          <w:iCs/>
+        </w:rPr>
+        <w:t xml:space="preserve"> ../..</w:t>
+      </w:r>
+      <w:proofErr w:type="gramEnd"/>
+      <w:r>
+        <w:rPr>
+          <w:b/>
+          <w:bCs/>
+          <w:i/>
+          <w:iCs/>
+        </w:rPr>
+        <w:t>/</w:t>
+      </w:r>
+      <w:proofErr w:type="gramStart"/>
+      <w:r>
+        <w:rPr>
+          <w:b/>
+          <w:bCs/>
+          <w:i/>
+          <w:iCs/>
+        </w:rPr>
+        <w:t>tests/transforms/test_products_ingestion.py::</w:t>
+      </w:r>
+      <w:proofErr w:type="gramEnd"/>
+      <w:r>
+        <w:rPr>
+          <w:b/>
+          <w:bCs/>
+          <w:i/>
+          <w:iCs/>
+        </w:rPr>
+        <w:t>test_clean_and_transform_products_data_fillna_price Applying data cleaning and specific transformations for products. PASSED</w:t>
+      </w:r>
+      <w:proofErr w:type="gramStart"/>
+      <w:r>
+        <w:rPr>
+          <w:b/>
+          <w:bCs/>
+          <w:i/>
+          <w:iCs/>
+        </w:rPr>
+        <w:t xml:space="preserve"> ../..</w:t>
+      </w:r>
+      <w:proofErr w:type="gramEnd"/>
+      <w:r>
+        <w:rPr>
+          <w:b/>
+          <w:bCs/>
+          <w:i/>
+          <w:iCs/>
+        </w:rPr>
+        <w:t>/</w:t>
+      </w:r>
+      <w:proofErr w:type="gramStart"/>
+      <w:r>
+        <w:rPr>
+          <w:b/>
+          <w:bCs/>
+          <w:i/>
+          <w:iCs/>
+        </w:rPr>
+        <w:t>tests/transforms/test_products_ingestion.py::</w:t>
+      </w:r>
+      <w:proofErr w:type="gramEnd"/>
+      <w:r>
+        <w:rPr>
+          <w:b/>
+          <w:bCs/>
+          <w:i/>
+          <w:iCs/>
+        </w:rPr>
+        <w:t xml:space="preserve">test_load_products_data_saves_to_delta Attempting to save data to table: </w:t>
+      </w:r>
+      <w:proofErr w:type="spellStart"/>
+      <w:r>
+        <w:rPr>
+          <w:b/>
+          <w:bCs/>
+          <w:i/>
+          <w:iCs/>
+        </w:rPr>
+        <w:t>test_target_</w:t>
+      </w:r>
+      <w:proofErr w:type="gramStart"/>
+      <w:r>
+        <w:rPr>
+          <w:b/>
+          <w:bCs/>
+          <w:i/>
+          <w:iCs/>
+        </w:rPr>
+        <w:t>schema.products</w:t>
+      </w:r>
+      <w:proofErr w:type="spellEnd"/>
+      <w:proofErr w:type="gramEnd"/>
+      <w:r>
+        <w:rPr>
+          <w:b/>
+          <w:bCs/>
+          <w:i/>
+          <w:iCs/>
+        </w:rPr>
+        <w:t xml:space="preserve"> Successfully saved data to </w:t>
+      </w:r>
+      <w:proofErr w:type="spellStart"/>
+      <w:r>
+        <w:rPr>
+          <w:b/>
+          <w:bCs/>
+          <w:i/>
+          <w:iCs/>
+        </w:rPr>
+        <w:t>test_target_</w:t>
+      </w:r>
+      <w:proofErr w:type="gramStart"/>
+      <w:r>
+        <w:rPr>
+          <w:b/>
+          <w:bCs/>
+          <w:i/>
+          <w:iCs/>
+        </w:rPr>
+        <w:t>schema.products</w:t>
+      </w:r>
+      <w:proofErr w:type="spellEnd"/>
+      <w:proofErr w:type="gramEnd"/>
+      <w:r>
+        <w:rPr>
+          <w:b/>
+          <w:bCs/>
+          <w:i/>
+          <w:iCs/>
+        </w:rPr>
+        <w:t xml:space="preserve"> Test passed: </w:t>
+      </w:r>
+      <w:proofErr w:type="spellStart"/>
+      <w:r>
+        <w:rPr>
+          <w:b/>
+          <w:bCs/>
+          <w:i/>
+          <w:iCs/>
+        </w:rPr>
+        <w:t>load_products_data</w:t>
+      </w:r>
+      <w:proofErr w:type="spellEnd"/>
+      <w:r>
+        <w:rPr>
+          <w:b/>
+          <w:bCs/>
+          <w:i/>
+          <w:iCs/>
+        </w:rPr>
+        <w:t xml:space="preserve"> saving chain (with internal partitioning) verified correctly! PASSED ../../tests/transforms/test_products_ingestion.py::test_ingest_products_pipeline_orchestration Starting products ingestion pipeline for file date: 2025-05-23 Products ingestion pipeline completed successfully for file date: 2025-05-23 PASSED =============================== warnings summary =============================== tests/transforms/test_aggregation.py::test_profit_aggregation_logic tests/transforms/test_aggregation.py::test_profit_aggregation_logic /</w:t>
+      </w:r>
+      <w:proofErr w:type="spellStart"/>
+      <w:r>
+        <w:rPr>
+          <w:b/>
+          <w:bCs/>
+          <w:i/>
+          <w:iCs/>
+        </w:rPr>
+        <w:t>databricks</w:t>
+      </w:r>
+      <w:proofErr w:type="spellEnd"/>
+      <w:r>
+        <w:rPr>
+          <w:b/>
+          <w:bCs/>
+          <w:i/>
+          <w:iCs/>
+        </w:rPr>
+        <w:t>/spark/python/</w:t>
+      </w:r>
+      <w:proofErr w:type="spellStart"/>
+      <w:r>
+        <w:rPr>
+          <w:b/>
+          <w:bCs/>
+          <w:i/>
+          <w:iCs/>
+        </w:rPr>
+        <w:t>pyspark</w:t>
+      </w:r>
+      <w:proofErr w:type="spellEnd"/>
+      <w:r>
+        <w:rPr>
+          <w:b/>
+          <w:bCs/>
+          <w:i/>
+          <w:iCs/>
+        </w:rPr>
+        <w:t>/</w:t>
+      </w:r>
+      <w:proofErr w:type="spellStart"/>
+      <w:r>
+        <w:rPr>
+          <w:b/>
+          <w:bCs/>
+          <w:i/>
+          <w:iCs/>
+        </w:rPr>
+        <w:t>sql</w:t>
+      </w:r>
+      <w:proofErr w:type="spellEnd"/>
+      <w:r>
+        <w:rPr>
+          <w:b/>
+          <w:bCs/>
+          <w:i/>
+          <w:iCs/>
+        </w:rPr>
+        <w:t xml:space="preserve">/pandas/utils.py:51: </w:t>
+      </w:r>
+      <w:proofErr w:type="spellStart"/>
+      <w:r>
+        <w:rPr>
+          <w:b/>
+          <w:bCs/>
+          <w:i/>
+          <w:iCs/>
+        </w:rPr>
+        <w:t>DeprecationWarning</w:t>
+      </w:r>
+      <w:proofErr w:type="spellEnd"/>
+      <w:r>
+        <w:rPr>
+          <w:b/>
+          <w:bCs/>
+          <w:i/>
+          <w:iCs/>
+        </w:rPr>
+        <w:t xml:space="preserve">: </w:t>
+      </w:r>
+      <w:proofErr w:type="spellStart"/>
+      <w:r>
+        <w:rPr>
+          <w:b/>
+          <w:bCs/>
+          <w:i/>
+          <w:iCs/>
+        </w:rPr>
+        <w:t>distutils</w:t>
+      </w:r>
+      <w:proofErr w:type="spellEnd"/>
+      <w:r>
+        <w:rPr>
+          <w:b/>
+          <w:bCs/>
+          <w:i/>
+          <w:iCs/>
+        </w:rPr>
+        <w:t xml:space="preserve"> Version classes are deprecated. Use </w:t>
+      </w:r>
+      <w:proofErr w:type="spellStart"/>
+      <w:proofErr w:type="gramStart"/>
+      <w:r>
+        <w:rPr>
+          <w:b/>
+          <w:bCs/>
+          <w:i/>
+          <w:iCs/>
+        </w:rPr>
+        <w:t>packaging.version</w:t>
+      </w:r>
+      <w:proofErr w:type="spellEnd"/>
+      <w:proofErr w:type="gramEnd"/>
+      <w:r>
+        <w:rPr>
+          <w:b/>
+          <w:bCs/>
+          <w:i/>
+          <w:iCs/>
+        </w:rPr>
+        <w:t xml:space="preserve"> instead. if </w:t>
+      </w:r>
+      <w:proofErr w:type="spellStart"/>
+      <w:r>
+        <w:rPr>
+          <w:b/>
+          <w:bCs/>
+          <w:i/>
+          <w:iCs/>
+        </w:rPr>
+        <w:t>LooseVersion</w:t>
+      </w:r>
+      <w:proofErr w:type="spellEnd"/>
+      <w:r>
+        <w:rPr>
+          <w:b/>
+          <w:bCs/>
+          <w:i/>
+          <w:iCs/>
+        </w:rPr>
+        <w:t>(</w:t>
+      </w:r>
+      <w:proofErr w:type="spellStart"/>
+      <w:proofErr w:type="gramStart"/>
+      <w:r>
+        <w:rPr>
+          <w:b/>
+          <w:bCs/>
+          <w:i/>
+          <w:iCs/>
+        </w:rPr>
+        <w:t>pandas._</w:t>
+      </w:r>
+      <w:proofErr w:type="gramEnd"/>
+      <w:r>
+        <w:rPr>
+          <w:b/>
+          <w:bCs/>
+          <w:i/>
+          <w:iCs/>
+        </w:rPr>
+        <w:t>_version</w:t>
+      </w:r>
+      <w:proofErr w:type="spellEnd"/>
+      <w:r>
+        <w:rPr>
+          <w:b/>
+          <w:bCs/>
+          <w:i/>
+          <w:iCs/>
+        </w:rPr>
+        <w:t xml:space="preserve">__) &lt; </w:t>
+      </w:r>
+      <w:proofErr w:type="spellStart"/>
+      <w:r>
+        <w:rPr>
+          <w:b/>
+          <w:bCs/>
+          <w:i/>
+          <w:iCs/>
+        </w:rPr>
+        <w:t>LooseVersion</w:t>
+      </w:r>
+      <w:proofErr w:type="spellEnd"/>
+      <w:r>
+        <w:rPr>
+          <w:b/>
+          <w:bCs/>
+          <w:i/>
+          <w:iCs/>
+        </w:rPr>
+        <w:t>(</w:t>
+      </w:r>
+      <w:proofErr w:type="spellStart"/>
+      <w:r>
+        <w:rPr>
+          <w:b/>
+          <w:bCs/>
+          <w:i/>
+          <w:iCs/>
+        </w:rPr>
+        <w:t>minimum_pandas_version</w:t>
+      </w:r>
+      <w:proofErr w:type="spellEnd"/>
+      <w:r>
+        <w:rPr>
+          <w:b/>
+          <w:bCs/>
+          <w:i/>
+          <w:iCs/>
+        </w:rPr>
+        <w:t xml:space="preserve">): </w:t>
+      </w:r>
+      <w:proofErr w:type="gramStart"/>
+      <w:r>
+        <w:rPr>
+          <w:b/>
+          <w:bCs/>
+          <w:i/>
+          <w:iCs/>
+        </w:rPr>
+        <w:t>tests/transforms/test_aggregation.py::</w:t>
+      </w:r>
+      <w:proofErr w:type="gramEnd"/>
+      <w:r>
+        <w:rPr>
+          <w:b/>
+          <w:bCs/>
+          <w:i/>
+          <w:iCs/>
+        </w:rPr>
+        <w:t xml:space="preserve">test_profit_aggregation_logic </w:t>
+      </w:r>
+      <w:proofErr w:type="gramStart"/>
+      <w:r>
+        <w:rPr>
+          <w:b/>
+          <w:bCs/>
+          <w:i/>
+          <w:iCs/>
+        </w:rPr>
+        <w:t>tests/transforms/test_aggregation.py::</w:t>
+      </w:r>
+      <w:proofErr w:type="gramEnd"/>
+      <w:r>
+        <w:rPr>
+          <w:b/>
+          <w:bCs/>
+          <w:i/>
+          <w:iCs/>
+        </w:rPr>
+        <w:t>test_profit_aggregation_logic /</w:t>
+      </w:r>
+      <w:proofErr w:type="spellStart"/>
+      <w:r>
+        <w:rPr>
+          <w:b/>
+          <w:bCs/>
+          <w:i/>
+          <w:iCs/>
+        </w:rPr>
+        <w:t>databricks</w:t>
+      </w:r>
+      <w:proofErr w:type="spellEnd"/>
+      <w:r>
+        <w:rPr>
+          <w:b/>
+          <w:bCs/>
+          <w:i/>
+          <w:iCs/>
+        </w:rPr>
+        <w:t>/spark/python/</w:t>
+      </w:r>
+      <w:proofErr w:type="spellStart"/>
+      <w:r>
+        <w:rPr>
+          <w:b/>
+          <w:bCs/>
+          <w:i/>
+          <w:iCs/>
+        </w:rPr>
+        <w:t>pyspark</w:t>
+      </w:r>
+      <w:proofErr w:type="spellEnd"/>
+      <w:r>
+        <w:rPr>
+          <w:b/>
+          <w:bCs/>
+          <w:i/>
+          <w:iCs/>
+        </w:rPr>
+        <w:t>/</w:t>
+      </w:r>
+      <w:proofErr w:type="spellStart"/>
+      <w:r>
+        <w:rPr>
+          <w:b/>
+          <w:bCs/>
+          <w:i/>
+          <w:iCs/>
+        </w:rPr>
+        <w:t>sql</w:t>
+      </w:r>
+      <w:proofErr w:type="spellEnd"/>
+      <w:r>
+        <w:rPr>
+          <w:b/>
+          <w:bCs/>
+          <w:i/>
+          <w:iCs/>
+        </w:rPr>
+        <w:t xml:space="preserve">/pandas/utils.py:85: </w:t>
+      </w:r>
+      <w:proofErr w:type="spellStart"/>
+      <w:r>
+        <w:rPr>
+          <w:b/>
+          <w:bCs/>
+          <w:i/>
+          <w:iCs/>
+        </w:rPr>
+        <w:t>DeprecationWarning</w:t>
+      </w:r>
+      <w:proofErr w:type="spellEnd"/>
+      <w:r>
+        <w:rPr>
+          <w:b/>
+          <w:bCs/>
+          <w:i/>
+          <w:iCs/>
+        </w:rPr>
+        <w:t xml:space="preserve">: </w:t>
+      </w:r>
+      <w:proofErr w:type="spellStart"/>
+      <w:r>
+        <w:rPr>
+          <w:b/>
+          <w:bCs/>
+          <w:i/>
+          <w:iCs/>
+        </w:rPr>
+        <w:t>distutils</w:t>
+      </w:r>
+      <w:proofErr w:type="spellEnd"/>
+      <w:r>
+        <w:rPr>
+          <w:b/>
+          <w:bCs/>
+          <w:i/>
+          <w:iCs/>
+        </w:rPr>
+        <w:t xml:space="preserve"> Version classes are deprecated. Use </w:t>
+      </w:r>
+      <w:proofErr w:type="spellStart"/>
+      <w:proofErr w:type="gramStart"/>
+      <w:r>
+        <w:rPr>
+          <w:b/>
+          <w:bCs/>
+          <w:i/>
+          <w:iCs/>
+        </w:rPr>
+        <w:t>packaging.version</w:t>
+      </w:r>
+      <w:proofErr w:type="spellEnd"/>
+      <w:proofErr w:type="gramEnd"/>
+      <w:r>
+        <w:rPr>
+          <w:b/>
+          <w:bCs/>
+          <w:i/>
+          <w:iCs/>
+        </w:rPr>
+        <w:t xml:space="preserve"> instead. if </w:t>
+      </w:r>
+      <w:proofErr w:type="spellStart"/>
+      <w:r>
+        <w:rPr>
+          <w:b/>
+          <w:bCs/>
+          <w:i/>
+          <w:iCs/>
+        </w:rPr>
+        <w:t>LooseVersion</w:t>
+      </w:r>
+      <w:proofErr w:type="spellEnd"/>
+      <w:r>
+        <w:rPr>
+          <w:b/>
+          <w:bCs/>
+          <w:i/>
+          <w:iCs/>
+        </w:rPr>
+        <w:t>(</w:t>
+      </w:r>
+      <w:proofErr w:type="spellStart"/>
+      <w:proofErr w:type="gramStart"/>
+      <w:r>
+        <w:rPr>
+          <w:b/>
+          <w:bCs/>
+          <w:i/>
+          <w:iCs/>
+        </w:rPr>
+        <w:t>pyarrow</w:t>
+      </w:r>
+      <w:proofErr w:type="spellEnd"/>
+      <w:r>
+        <w:rPr>
+          <w:b/>
+          <w:bCs/>
+          <w:i/>
+          <w:iCs/>
+        </w:rPr>
+        <w:t>._</w:t>
+      </w:r>
+      <w:proofErr w:type="gramEnd"/>
+      <w:r>
+        <w:rPr>
+          <w:b/>
+          <w:bCs/>
+          <w:i/>
+          <w:iCs/>
+        </w:rPr>
+        <w:t xml:space="preserve">_version__) &lt; </w:t>
+      </w:r>
+      <w:proofErr w:type="spellStart"/>
+      <w:r>
+        <w:rPr>
+          <w:b/>
+          <w:bCs/>
+          <w:i/>
+          <w:iCs/>
+        </w:rPr>
+        <w:t>LooseVersion</w:t>
+      </w:r>
+      <w:proofErr w:type="spellEnd"/>
+      <w:r>
+        <w:rPr>
+          <w:b/>
+          <w:bCs/>
+          <w:i/>
+          <w:iCs/>
+        </w:rPr>
+        <w:t>(</w:t>
+      </w:r>
+      <w:proofErr w:type="spellStart"/>
+      <w:r>
+        <w:rPr>
+          <w:b/>
+          <w:bCs/>
+          <w:i/>
+          <w:iCs/>
+        </w:rPr>
+        <w:t>minimum_pyarrow_version</w:t>
+      </w:r>
+      <w:proofErr w:type="spellEnd"/>
+      <w:r>
+        <w:rPr>
+          <w:b/>
+          <w:bCs/>
+          <w:i/>
+          <w:iCs/>
+        </w:rPr>
+        <w:t xml:space="preserve">): </w:t>
+      </w:r>
+      <w:proofErr w:type="gramStart"/>
+      <w:r>
+        <w:rPr>
+          <w:b/>
+          <w:bCs/>
+          <w:i/>
+          <w:iCs/>
+        </w:rPr>
+        <w:t>tests/transforms/test_aggregation.py::</w:t>
+      </w:r>
+      <w:proofErr w:type="gramEnd"/>
+      <w:r>
+        <w:rPr>
+          <w:b/>
+          <w:bCs/>
+          <w:i/>
+          <w:iCs/>
+        </w:rPr>
+        <w:t xml:space="preserve">test_profit_aggregation_logic </w:t>
+      </w:r>
+      <w:proofErr w:type="gramStart"/>
+      <w:r>
+        <w:rPr>
+          <w:b/>
+          <w:bCs/>
+          <w:i/>
+          <w:iCs/>
+        </w:rPr>
+        <w:t>tests/transforms/test_aggregation.py::</w:t>
+      </w:r>
+      <w:proofErr w:type="gramEnd"/>
+      <w:r>
+        <w:rPr>
+          <w:b/>
+          <w:bCs/>
+          <w:i/>
+          <w:iCs/>
+        </w:rPr>
+        <w:t>test_profit_aggregation_logic /</w:t>
+      </w:r>
+      <w:proofErr w:type="spellStart"/>
+      <w:r>
+        <w:rPr>
+          <w:b/>
+          <w:bCs/>
+          <w:i/>
+          <w:iCs/>
+        </w:rPr>
+        <w:t>databricks</w:t>
+      </w:r>
+      <w:proofErr w:type="spellEnd"/>
+      <w:r>
+        <w:rPr>
+          <w:b/>
+          <w:bCs/>
+          <w:i/>
+          <w:iCs/>
+        </w:rPr>
+        <w:t>/spark/python/</w:t>
+      </w:r>
+      <w:proofErr w:type="spellStart"/>
+      <w:r>
+        <w:rPr>
+          <w:b/>
+          <w:bCs/>
+          <w:i/>
+          <w:iCs/>
+        </w:rPr>
+        <w:t>pyspark</w:t>
+      </w:r>
+      <w:proofErr w:type="spellEnd"/>
+      <w:r>
+        <w:rPr>
+          <w:b/>
+          <w:bCs/>
+          <w:i/>
+          <w:iCs/>
+        </w:rPr>
+        <w:t>/</w:t>
+      </w:r>
+      <w:proofErr w:type="spellStart"/>
+      <w:r>
+        <w:rPr>
+          <w:b/>
+          <w:bCs/>
+          <w:i/>
+          <w:iCs/>
+        </w:rPr>
+        <w:t>sql</w:t>
+      </w:r>
+      <w:proofErr w:type="spellEnd"/>
+      <w:r>
+        <w:rPr>
+          <w:b/>
+          <w:bCs/>
+          <w:i/>
+          <w:iCs/>
+        </w:rPr>
+        <w:t xml:space="preserve">/pandas/conversion.py:161: </w:t>
+      </w:r>
+      <w:proofErr w:type="spellStart"/>
+      <w:r>
+        <w:rPr>
+          <w:b/>
+          <w:bCs/>
+          <w:i/>
+          <w:iCs/>
+        </w:rPr>
+        <w:t>DeprecationWarning</w:t>
+      </w:r>
+      <w:proofErr w:type="spellEnd"/>
+      <w:r>
+        <w:rPr>
+          <w:b/>
+          <w:bCs/>
+          <w:i/>
+          <w:iCs/>
+        </w:rPr>
+        <w:t xml:space="preserve">: </w:t>
+      </w:r>
+      <w:proofErr w:type="spellStart"/>
+      <w:r>
+        <w:rPr>
+          <w:b/>
+          <w:bCs/>
+          <w:i/>
+          <w:iCs/>
+        </w:rPr>
+        <w:t>distutils</w:t>
+      </w:r>
+      <w:proofErr w:type="spellEnd"/>
+      <w:r>
+        <w:rPr>
+          <w:b/>
+          <w:bCs/>
+          <w:i/>
+          <w:iCs/>
+        </w:rPr>
+        <w:t xml:space="preserve"> Version classes are deprecated. Use </w:t>
+      </w:r>
+      <w:proofErr w:type="spellStart"/>
+      <w:proofErr w:type="gramStart"/>
+      <w:r>
+        <w:rPr>
+          <w:b/>
+          <w:bCs/>
+          <w:i/>
+          <w:iCs/>
+        </w:rPr>
+        <w:t>packaging.version</w:t>
+      </w:r>
+      <w:proofErr w:type="spellEnd"/>
+      <w:proofErr w:type="gramEnd"/>
+      <w:r>
+        <w:rPr>
+          <w:b/>
+          <w:bCs/>
+          <w:i/>
+          <w:iCs/>
+        </w:rPr>
+        <w:t xml:space="preserve"> instead. if </w:t>
+      </w:r>
+      <w:proofErr w:type="spellStart"/>
+      <w:r>
+        <w:rPr>
+          <w:b/>
+          <w:bCs/>
+          <w:i/>
+          <w:iCs/>
+        </w:rPr>
+        <w:t>LooseVersion</w:t>
+      </w:r>
+      <w:proofErr w:type="spellEnd"/>
+      <w:r>
+        <w:rPr>
+          <w:b/>
+          <w:bCs/>
+          <w:i/>
+          <w:iCs/>
+        </w:rPr>
+        <w:t>(</w:t>
+      </w:r>
+      <w:proofErr w:type="spellStart"/>
+      <w:r>
+        <w:rPr>
+          <w:b/>
+          <w:bCs/>
+          <w:i/>
+          <w:iCs/>
+        </w:rPr>
+        <w:t>pa.__version</w:t>
+      </w:r>
+      <w:proofErr w:type="spellEnd"/>
+      <w:r>
+        <w:rPr>
+          <w:b/>
+          <w:bCs/>
+          <w:i/>
+          <w:iCs/>
+        </w:rPr>
+        <w:t xml:space="preserve">__) &gt;= </w:t>
+      </w:r>
+      <w:proofErr w:type="spellStart"/>
+      <w:r>
+        <w:rPr>
+          <w:b/>
+          <w:bCs/>
+          <w:i/>
+          <w:iCs/>
+        </w:rPr>
+        <w:t>LooseVersion</w:t>
+      </w:r>
+      <w:proofErr w:type="spellEnd"/>
+      <w:r>
+        <w:rPr>
+          <w:b/>
+          <w:bCs/>
+          <w:i/>
+          <w:iCs/>
+        </w:rPr>
+        <w:t xml:space="preserve">("13.0.0"): -- Docs: </w:t>
       </w:r>
       <w:hyperlink r:id="rId15" w:tgtFrame="_blank" w:history="1">
         <w:r>
@@ -2571,6 +7304,155 @@
     </w:lvl>
   </w:abstractNum>
   <w:abstractNum w:abstractNumId="1" w15:restartNumberingAfterBreak="0">
+    <w:nsid w:val="096C1227"/>
+    <w:multiLevelType w:val="multilevel"/>
+    <w:tmpl w:val="098C9DA6"/>
+    <w:lvl w:ilvl="0">
+      <w:start w:val="1"/>
+      <w:numFmt w:val="bullet"/>
+      <w:lvlText w:val=""/>
+      <w:lvlJc w:val="left"/>
+      <w:pPr>
+        <w:tabs>
+          <w:tab w:val="num" w:pos="720"/>
+        </w:tabs>
+        <w:ind w:left="720" w:hanging="360"/>
+      </w:pPr>
+      <w:rPr>
+        <w:rFonts w:ascii="Symbol" w:hAnsi="Symbol" w:hint="default"/>
+        <w:sz w:val="20"/>
+      </w:rPr>
+    </w:lvl>
+    <w:lvl w:ilvl="1" w:tentative="1">
+      <w:start w:val="1"/>
+      <w:numFmt w:val="bullet"/>
+      <w:lvlText w:val="o"/>
+      <w:lvlJc w:val="left"/>
+      <w:pPr>
+        <w:tabs>
+          <w:tab w:val="num" w:pos="1440"/>
+        </w:tabs>
+        <w:ind w:left="1440" w:hanging="360"/>
+      </w:pPr>
+      <w:rPr>
+        <w:rFonts w:ascii="Courier New" w:hAnsi="Courier New" w:hint="default"/>
+        <w:sz w:val="20"/>
+      </w:rPr>
+    </w:lvl>
+    <w:lvl w:ilvl="2" w:tentative="1">
+      <w:start w:val="1"/>
+      <w:numFmt w:val="bullet"/>
+      <w:lvlText w:val=""/>
+      <w:lvlJc w:val="left"/>
+      <w:pPr>
+        <w:tabs>
+          <w:tab w:val="num" w:pos="2160"/>
+        </w:tabs>
+        <w:ind w:left="2160" w:hanging="360"/>
+      </w:pPr>
+      <w:rPr>
+        <w:rFonts w:ascii="Wingdings" w:hAnsi="Wingdings" w:hint="default"/>
+        <w:sz w:val="20"/>
+      </w:rPr>
+    </w:lvl>
+    <w:lvl w:ilvl="3" w:tentative="1">
+      <w:start w:val="1"/>
+      <w:numFmt w:val="bullet"/>
+      <w:lvlText w:val=""/>
+      <w:lvlJc w:val="left"/>
+      <w:pPr>
+        <w:tabs>
+          <w:tab w:val="num" w:pos="2880"/>
+        </w:tabs>
+        <w:ind w:left="2880" w:hanging="360"/>
+      </w:pPr>
+      <w:rPr>
+        <w:rFonts w:ascii="Wingdings" w:hAnsi="Wingdings" w:hint="default"/>
+        <w:sz w:val="20"/>
+      </w:rPr>
+    </w:lvl>
+    <w:lvl w:ilvl="4" w:tentative="1">
+      <w:start w:val="1"/>
+      <w:numFmt w:val="bullet"/>
+      <w:lvlText w:val=""/>
+      <w:lvlJc w:val="left"/>
+      <w:pPr>
+        <w:tabs>
+          <w:tab w:val="num" w:pos="3600"/>
+        </w:tabs>
+        <w:ind w:left="3600" w:hanging="360"/>
+      </w:pPr>
+      <w:rPr>
+        <w:rFonts w:ascii="Wingdings" w:hAnsi="Wingdings" w:hint="default"/>
+        <w:sz w:val="20"/>
+      </w:rPr>
+    </w:lvl>
+    <w:lvl w:ilvl="5" w:tentative="1">
+      <w:start w:val="1"/>
+      <w:numFmt w:val="bullet"/>
+      <w:lvlText w:val=""/>
+      <w:lvlJc w:val="left"/>
+      <w:pPr>
+        <w:tabs>
+          <w:tab w:val="num" w:pos="4320"/>
+        </w:tabs>
+        <w:ind w:left="4320" w:hanging="360"/>
+      </w:pPr>
+      <w:rPr>
+        <w:rFonts w:ascii="Wingdings" w:hAnsi="Wingdings" w:hint="default"/>
+        <w:sz w:val="20"/>
+      </w:rPr>
+    </w:lvl>
+    <w:lvl w:ilvl="6" w:tentative="1">
+      <w:start w:val="1"/>
+      <w:numFmt w:val="bullet"/>
+      <w:lvlText w:val=""/>
+      <w:lvlJc w:val="left"/>
+      <w:pPr>
+        <w:tabs>
+          <w:tab w:val="num" w:pos="5040"/>
+        </w:tabs>
+        <w:ind w:left="5040" w:hanging="360"/>
+      </w:pPr>
+      <w:rPr>
+        <w:rFonts w:ascii="Wingdings" w:hAnsi="Wingdings" w:hint="default"/>
+        <w:sz w:val="20"/>
+      </w:rPr>
+    </w:lvl>
+    <w:lvl w:ilvl="7" w:tentative="1">
+      <w:start w:val="1"/>
+      <w:numFmt w:val="bullet"/>
+      <w:lvlText w:val=""/>
+      <w:lvlJc w:val="left"/>
+      <w:pPr>
+        <w:tabs>
+          <w:tab w:val="num" w:pos="5760"/>
+        </w:tabs>
+        <w:ind w:left="5760" w:hanging="360"/>
+      </w:pPr>
+      <w:rPr>
+        <w:rFonts w:ascii="Wingdings" w:hAnsi="Wingdings" w:hint="default"/>
+        <w:sz w:val="20"/>
+      </w:rPr>
+    </w:lvl>
+    <w:lvl w:ilvl="8" w:tentative="1">
+      <w:start w:val="1"/>
+      <w:numFmt w:val="bullet"/>
+      <w:lvlText w:val=""/>
+      <w:lvlJc w:val="left"/>
+      <w:pPr>
+        <w:tabs>
+          <w:tab w:val="num" w:pos="6480"/>
+        </w:tabs>
+        <w:ind w:left="6480" w:hanging="360"/>
+      </w:pPr>
+      <w:rPr>
+        <w:rFonts w:ascii="Wingdings" w:hAnsi="Wingdings" w:hint="default"/>
+        <w:sz w:val="20"/>
+      </w:rPr>
+    </w:lvl>
+  </w:abstractNum>
+  <w:abstractNum w:abstractNumId="2" w15:restartNumberingAfterBreak="0">
     <w:nsid w:val="096F286F"/>
     <w:multiLevelType w:val="multilevel"/>
     <w:tmpl w:val="DDE2E316"/>
@@ -2719,7 +7601,7 @@
       </w:rPr>
     </w:lvl>
   </w:abstractNum>
-  <w:abstractNum w:abstractNumId="2" w15:restartNumberingAfterBreak="0">
+  <w:abstractNum w:abstractNumId="3" w15:restartNumberingAfterBreak="0">
     <w:nsid w:val="09FC3B66"/>
     <w:multiLevelType w:val="multilevel"/>
     <w:tmpl w:val="D8DCFB18"/>
@@ -2832,7 +7714,156 @@
       </w:rPr>
     </w:lvl>
   </w:abstractNum>
-  <w:abstractNum w:abstractNumId="3" w15:restartNumberingAfterBreak="0">
+  <w:abstractNum w:abstractNumId="4" w15:restartNumberingAfterBreak="0">
+    <w:nsid w:val="0DCE4441"/>
+    <w:multiLevelType w:val="multilevel"/>
+    <w:tmpl w:val="73B21774"/>
+    <w:lvl w:ilvl="0">
+      <w:start w:val="1"/>
+      <w:numFmt w:val="bullet"/>
+      <w:lvlText w:val=""/>
+      <w:lvlJc w:val="left"/>
+      <w:pPr>
+        <w:tabs>
+          <w:tab w:val="num" w:pos="720"/>
+        </w:tabs>
+        <w:ind w:left="720" w:hanging="360"/>
+      </w:pPr>
+      <w:rPr>
+        <w:rFonts w:ascii="Symbol" w:hAnsi="Symbol" w:hint="default"/>
+        <w:sz w:val="20"/>
+      </w:rPr>
+    </w:lvl>
+    <w:lvl w:ilvl="1" w:tentative="1">
+      <w:start w:val="1"/>
+      <w:numFmt w:val="bullet"/>
+      <w:lvlText w:val="o"/>
+      <w:lvlJc w:val="left"/>
+      <w:pPr>
+        <w:tabs>
+          <w:tab w:val="num" w:pos="1440"/>
+        </w:tabs>
+        <w:ind w:left="1440" w:hanging="360"/>
+      </w:pPr>
+      <w:rPr>
+        <w:rFonts w:ascii="Courier New" w:hAnsi="Courier New" w:hint="default"/>
+        <w:sz w:val="20"/>
+      </w:rPr>
+    </w:lvl>
+    <w:lvl w:ilvl="2" w:tentative="1">
+      <w:start w:val="1"/>
+      <w:numFmt w:val="bullet"/>
+      <w:lvlText w:val=""/>
+      <w:lvlJc w:val="left"/>
+      <w:pPr>
+        <w:tabs>
+          <w:tab w:val="num" w:pos="2160"/>
+        </w:tabs>
+        <w:ind w:left="2160" w:hanging="360"/>
+      </w:pPr>
+      <w:rPr>
+        <w:rFonts w:ascii="Wingdings" w:hAnsi="Wingdings" w:hint="default"/>
+        <w:sz w:val="20"/>
+      </w:rPr>
+    </w:lvl>
+    <w:lvl w:ilvl="3" w:tentative="1">
+      <w:start w:val="1"/>
+      <w:numFmt w:val="bullet"/>
+      <w:lvlText w:val=""/>
+      <w:lvlJc w:val="left"/>
+      <w:pPr>
+        <w:tabs>
+          <w:tab w:val="num" w:pos="2880"/>
+        </w:tabs>
+        <w:ind w:left="2880" w:hanging="360"/>
+      </w:pPr>
+      <w:rPr>
+        <w:rFonts w:ascii="Wingdings" w:hAnsi="Wingdings" w:hint="default"/>
+        <w:sz w:val="20"/>
+      </w:rPr>
+    </w:lvl>
+    <w:lvl w:ilvl="4" w:tentative="1">
+      <w:start w:val="1"/>
+      <w:numFmt w:val="bullet"/>
+      <w:lvlText w:val=""/>
+      <w:lvlJc w:val="left"/>
+      <w:pPr>
+        <w:tabs>
+          <w:tab w:val="num" w:pos="3600"/>
+        </w:tabs>
+        <w:ind w:left="3600" w:hanging="360"/>
+      </w:pPr>
+      <w:rPr>
+        <w:rFonts w:ascii="Wingdings" w:hAnsi="Wingdings" w:hint="default"/>
+        <w:sz w:val="20"/>
+      </w:rPr>
+    </w:lvl>
+    <w:lvl w:ilvl="5" w:tentative="1">
+      <w:start w:val="1"/>
+      <w:numFmt w:val="bullet"/>
+      <w:lvlText w:val=""/>
+      <w:lvlJc w:val="left"/>
+      <w:pPr>
+        <w:tabs>
+          <w:tab w:val="num" w:pos="4320"/>
+        </w:tabs>
+        <w:ind w:left="4320" w:hanging="360"/>
+      </w:pPr>
+      <w:rPr>
+        <w:rFonts w:ascii="Wingdings" w:hAnsi="Wingdings" w:hint="default"/>
+        <w:sz w:val="20"/>
+      </w:rPr>
+    </w:lvl>
+    <w:lvl w:ilvl="6" w:tentative="1">
+      <w:start w:val="1"/>
+      <w:numFmt w:val="bullet"/>
+      <w:lvlText w:val=""/>
+      <w:lvlJc w:val="left"/>
+      <w:pPr>
+        <w:tabs>
+          <w:tab w:val="num" w:pos="5040"/>
+        </w:tabs>
+        <w:ind w:left="5040" w:hanging="360"/>
+      </w:pPr>
+      <w:rPr>
+        <w:rFonts w:ascii="Wingdings" w:hAnsi="Wingdings" w:hint="default"/>
+        <w:sz w:val="20"/>
+      </w:rPr>
+    </w:lvl>
+    <w:lvl w:ilvl="7" w:tentative="1">
+      <w:start w:val="1"/>
+      <w:numFmt w:val="bullet"/>
+      <w:lvlText w:val=""/>
+      <w:lvlJc w:val="left"/>
+      <w:pPr>
+        <w:tabs>
+          <w:tab w:val="num" w:pos="5760"/>
+        </w:tabs>
+        <w:ind w:left="5760" w:hanging="360"/>
+      </w:pPr>
+      <w:rPr>
+        <w:rFonts w:ascii="Wingdings" w:hAnsi="Wingdings" w:hint="default"/>
+        <w:sz w:val="20"/>
+      </w:rPr>
+    </w:lvl>
+    <w:lvl w:ilvl="8" w:tentative="1">
+      <w:start w:val="1"/>
+      <w:numFmt w:val="bullet"/>
+      <w:lvlText w:val=""/>
+      <w:lvlJc w:val="left"/>
+      <w:pPr>
+        <w:tabs>
+          <w:tab w:val="num" w:pos="6480"/>
+        </w:tabs>
+        <w:ind w:left="6480" w:hanging="360"/>
+      </w:pPr>
+      <w:rPr>
+        <w:rFonts w:ascii="Wingdings" w:hAnsi="Wingdings" w:hint="default"/>
+        <w:sz w:val="20"/>
+      </w:rPr>
+    </w:lvl>
+  </w:abstractNum>
+  <w:abstractNum w:abstractNumId="5" w15:restartNumberingAfterBreak="0">
     <w:nsid w:val="13FE316C"/>
     <w:multiLevelType w:val="multilevel"/>
     <w:tmpl w:val="914A4FC8"/>
@@ -2981,7 +8012,7 @@
       </w:rPr>
     </w:lvl>
   </w:abstractNum>
-  <w:abstractNum w:abstractNumId="4" w15:restartNumberingAfterBreak="0">
+  <w:abstractNum w:abstractNumId="6" w15:restartNumberingAfterBreak="0">
     <w:nsid w:val="16D771C5"/>
     <w:multiLevelType w:val="multilevel"/>
     <w:tmpl w:val="AD2E488A"/>
@@ -3111,7 +8142,156 @@
       <w:lvlJc w:val="left"/>
     </w:lvl>
   </w:abstractNum>
-  <w:abstractNum w:abstractNumId="5" w15:restartNumberingAfterBreak="0">
+  <w:abstractNum w:abstractNumId="7" w15:restartNumberingAfterBreak="0">
+    <w:nsid w:val="16E20215"/>
+    <w:multiLevelType w:val="multilevel"/>
+    <w:tmpl w:val="F724D1E6"/>
+    <w:lvl w:ilvl="0">
+      <w:start w:val="1"/>
+      <w:numFmt w:val="bullet"/>
+      <w:lvlText w:val=""/>
+      <w:lvlJc w:val="left"/>
+      <w:pPr>
+        <w:tabs>
+          <w:tab w:val="num" w:pos="720"/>
+        </w:tabs>
+        <w:ind w:left="720" w:hanging="360"/>
+      </w:pPr>
+      <w:rPr>
+        <w:rFonts w:ascii="Symbol" w:hAnsi="Symbol" w:hint="default"/>
+        <w:sz w:val="20"/>
+      </w:rPr>
+    </w:lvl>
+    <w:lvl w:ilvl="1">
+      <w:start w:val="1"/>
+      <w:numFmt w:val="bullet"/>
+      <w:lvlText w:val="o"/>
+      <w:lvlJc w:val="left"/>
+      <w:pPr>
+        <w:tabs>
+          <w:tab w:val="num" w:pos="1440"/>
+        </w:tabs>
+        <w:ind w:left="1440" w:hanging="360"/>
+      </w:pPr>
+      <w:rPr>
+        <w:rFonts w:ascii="Courier New" w:hAnsi="Courier New" w:hint="default"/>
+        <w:sz w:val="20"/>
+      </w:rPr>
+    </w:lvl>
+    <w:lvl w:ilvl="2">
+      <w:start w:val="1"/>
+      <w:numFmt w:val="bullet"/>
+      <w:lvlText w:val=""/>
+      <w:lvlJc w:val="left"/>
+      <w:pPr>
+        <w:tabs>
+          <w:tab w:val="num" w:pos="2160"/>
+        </w:tabs>
+        <w:ind w:left="2160" w:hanging="360"/>
+      </w:pPr>
+      <w:rPr>
+        <w:rFonts w:ascii="Wingdings" w:hAnsi="Wingdings" w:hint="default"/>
+        <w:sz w:val="20"/>
+      </w:rPr>
+    </w:lvl>
+    <w:lvl w:ilvl="3">
+      <w:start w:val="1"/>
+      <w:numFmt w:val="bullet"/>
+      <w:lvlText w:val=""/>
+      <w:lvlJc w:val="left"/>
+      <w:pPr>
+        <w:tabs>
+          <w:tab w:val="num" w:pos="2880"/>
+        </w:tabs>
+        <w:ind w:left="2880" w:hanging="360"/>
+      </w:pPr>
+      <w:rPr>
+        <w:rFonts w:ascii="Wingdings" w:hAnsi="Wingdings" w:hint="default"/>
+        <w:sz w:val="20"/>
+      </w:rPr>
+    </w:lvl>
+    <w:lvl w:ilvl="4" w:tentative="1">
+      <w:start w:val="1"/>
+      <w:numFmt w:val="bullet"/>
+      <w:lvlText w:val=""/>
+      <w:lvlJc w:val="left"/>
+      <w:pPr>
+        <w:tabs>
+          <w:tab w:val="num" w:pos="3600"/>
+        </w:tabs>
+        <w:ind w:left="3600" w:hanging="360"/>
+      </w:pPr>
+      <w:rPr>
+        <w:rFonts w:ascii="Wingdings" w:hAnsi="Wingdings" w:hint="default"/>
+        <w:sz w:val="20"/>
+      </w:rPr>
+    </w:lvl>
+    <w:lvl w:ilvl="5" w:tentative="1">
+      <w:start w:val="1"/>
+      <w:numFmt w:val="bullet"/>
+      <w:lvlText w:val=""/>
+      <w:lvlJc w:val="left"/>
+      <w:pPr>
+        <w:tabs>
+          <w:tab w:val="num" w:pos="4320"/>
+        </w:tabs>
+        <w:ind w:left="4320" w:hanging="360"/>
+      </w:pPr>
+      <w:rPr>
+        <w:rFonts w:ascii="Wingdings" w:hAnsi="Wingdings" w:hint="default"/>
+        <w:sz w:val="20"/>
+      </w:rPr>
+    </w:lvl>
+    <w:lvl w:ilvl="6" w:tentative="1">
+      <w:start w:val="1"/>
+      <w:numFmt w:val="bullet"/>
+      <w:lvlText w:val=""/>
+      <w:lvlJc w:val="left"/>
+      <w:pPr>
+        <w:tabs>
+          <w:tab w:val="num" w:pos="5040"/>
+        </w:tabs>
+        <w:ind w:left="5040" w:hanging="360"/>
+      </w:pPr>
+      <w:rPr>
+        <w:rFonts w:ascii="Wingdings" w:hAnsi="Wingdings" w:hint="default"/>
+        <w:sz w:val="20"/>
+      </w:rPr>
+    </w:lvl>
+    <w:lvl w:ilvl="7" w:tentative="1">
+      <w:start w:val="1"/>
+      <w:numFmt w:val="bullet"/>
+      <w:lvlText w:val=""/>
+      <w:lvlJc w:val="left"/>
+      <w:pPr>
+        <w:tabs>
+          <w:tab w:val="num" w:pos="5760"/>
+        </w:tabs>
+        <w:ind w:left="5760" w:hanging="360"/>
+      </w:pPr>
+      <w:rPr>
+        <w:rFonts w:ascii="Wingdings" w:hAnsi="Wingdings" w:hint="default"/>
+        <w:sz w:val="20"/>
+      </w:rPr>
+    </w:lvl>
+    <w:lvl w:ilvl="8" w:tentative="1">
+      <w:start w:val="1"/>
+      <w:numFmt w:val="bullet"/>
+      <w:lvlText w:val=""/>
+      <w:lvlJc w:val="left"/>
+      <w:pPr>
+        <w:tabs>
+          <w:tab w:val="num" w:pos="6480"/>
+        </w:tabs>
+        <w:ind w:left="6480" w:hanging="360"/>
+      </w:pPr>
+      <w:rPr>
+        <w:rFonts w:ascii="Wingdings" w:hAnsi="Wingdings" w:hint="default"/>
+        <w:sz w:val="20"/>
+      </w:rPr>
+    </w:lvl>
+  </w:abstractNum>
+  <w:abstractNum w:abstractNumId="8" w15:restartNumberingAfterBreak="0">
     <w:nsid w:val="1B1C4567"/>
     <w:multiLevelType w:val="multilevel"/>
     <w:tmpl w:val="7A1E4CBA"/>
@@ -3260,7 +8440,7 @@
       </w:rPr>
     </w:lvl>
   </w:abstractNum>
-  <w:abstractNum w:abstractNumId="6" w15:restartNumberingAfterBreak="0">
+  <w:abstractNum w:abstractNumId="9" w15:restartNumberingAfterBreak="0">
     <w:nsid w:val="253C25EF"/>
     <w:multiLevelType w:val="hybridMultilevel"/>
     <w:tmpl w:val="FD345864"/>
@@ -3373,7 +8553,7 @@
       </w:rPr>
     </w:lvl>
   </w:abstractNum>
-  <w:abstractNum w:abstractNumId="7" w15:restartNumberingAfterBreak="0">
+  <w:abstractNum w:abstractNumId="10" w15:restartNumberingAfterBreak="0">
     <w:nsid w:val="28B67F63"/>
     <w:multiLevelType w:val="multilevel"/>
     <w:tmpl w:val="D92E6E5A"/>
@@ -3518,7 +8698,7 @@
       </w:rPr>
     </w:lvl>
   </w:abstractNum>
-  <w:abstractNum w:abstractNumId="8" w15:restartNumberingAfterBreak="0">
+  <w:abstractNum w:abstractNumId="11" w15:restartNumberingAfterBreak="0">
     <w:nsid w:val="299F0576"/>
     <w:multiLevelType w:val="hybridMultilevel"/>
     <w:tmpl w:val="58DEB9A8"/>
@@ -3631,7 +8811,7 @@
       </w:rPr>
     </w:lvl>
   </w:abstractNum>
-  <w:abstractNum w:abstractNumId="9" w15:restartNumberingAfterBreak="0">
+  <w:abstractNum w:abstractNumId="12" w15:restartNumberingAfterBreak="0">
     <w:nsid w:val="2B7311B5"/>
     <w:multiLevelType w:val="hybridMultilevel"/>
     <w:tmpl w:val="E9E0C05A"/>
@@ -3717,7 +8897,7 @@
       </w:pPr>
     </w:lvl>
   </w:abstractNum>
-  <w:abstractNum w:abstractNumId="10" w15:restartNumberingAfterBreak="0">
+  <w:abstractNum w:abstractNumId="13" w15:restartNumberingAfterBreak="0">
     <w:nsid w:val="2F2962BD"/>
     <w:multiLevelType w:val="hybridMultilevel"/>
     <w:tmpl w:val="84ECB95A"/>
@@ -3803,7 +8983,156 @@
       </w:pPr>
     </w:lvl>
   </w:abstractNum>
-  <w:abstractNum w:abstractNumId="11" w15:restartNumberingAfterBreak="0">
+  <w:abstractNum w:abstractNumId="14" w15:restartNumberingAfterBreak="0">
+    <w:nsid w:val="32C84F4D"/>
+    <w:multiLevelType w:val="multilevel"/>
+    <w:tmpl w:val="F99807F2"/>
+    <w:lvl w:ilvl="0">
+      <w:start w:val="1"/>
+      <w:numFmt w:val="bullet"/>
+      <w:lvlText w:val=""/>
+      <w:lvlJc w:val="left"/>
+      <w:pPr>
+        <w:tabs>
+          <w:tab w:val="num" w:pos="720"/>
+        </w:tabs>
+        <w:ind w:left="720" w:hanging="360"/>
+      </w:pPr>
+      <w:rPr>
+        <w:rFonts w:ascii="Symbol" w:hAnsi="Symbol" w:hint="default"/>
+        <w:sz w:val="20"/>
+      </w:rPr>
+    </w:lvl>
+    <w:lvl w:ilvl="1">
+      <w:start w:val="1"/>
+      <w:numFmt w:val="bullet"/>
+      <w:lvlText w:val="o"/>
+      <w:lvlJc w:val="left"/>
+      <w:pPr>
+        <w:tabs>
+          <w:tab w:val="num" w:pos="1440"/>
+        </w:tabs>
+        <w:ind w:left="1440" w:hanging="360"/>
+      </w:pPr>
+      <w:rPr>
+        <w:rFonts w:ascii="Courier New" w:hAnsi="Courier New" w:hint="default"/>
+        <w:sz w:val="20"/>
+      </w:rPr>
+    </w:lvl>
+    <w:lvl w:ilvl="2" w:tentative="1">
+      <w:start w:val="1"/>
+      <w:numFmt w:val="bullet"/>
+      <w:lvlText w:val=""/>
+      <w:lvlJc w:val="left"/>
+      <w:pPr>
+        <w:tabs>
+          <w:tab w:val="num" w:pos="2160"/>
+        </w:tabs>
+        <w:ind w:left="2160" w:hanging="360"/>
+      </w:pPr>
+      <w:rPr>
+        <w:rFonts w:ascii="Wingdings" w:hAnsi="Wingdings" w:hint="default"/>
+        <w:sz w:val="20"/>
+      </w:rPr>
+    </w:lvl>
+    <w:lvl w:ilvl="3" w:tentative="1">
+      <w:start w:val="1"/>
+      <w:numFmt w:val="bullet"/>
+      <w:lvlText w:val=""/>
+      <w:lvlJc w:val="left"/>
+      <w:pPr>
+        <w:tabs>
+          <w:tab w:val="num" w:pos="2880"/>
+        </w:tabs>
+        <w:ind w:left="2880" w:hanging="360"/>
+      </w:pPr>
+      <w:rPr>
+        <w:rFonts w:ascii="Wingdings" w:hAnsi="Wingdings" w:hint="default"/>
+        <w:sz w:val="20"/>
+      </w:rPr>
+    </w:lvl>
+    <w:lvl w:ilvl="4" w:tentative="1">
+      <w:start w:val="1"/>
+      <w:numFmt w:val="bullet"/>
+      <w:lvlText w:val=""/>
+      <w:lvlJc w:val="left"/>
+      <w:pPr>
+        <w:tabs>
+          <w:tab w:val="num" w:pos="3600"/>
+        </w:tabs>
+        <w:ind w:left="3600" w:hanging="360"/>
+      </w:pPr>
+      <w:rPr>
+        <w:rFonts w:ascii="Wingdings" w:hAnsi="Wingdings" w:hint="default"/>
+        <w:sz w:val="20"/>
+      </w:rPr>
+    </w:lvl>
+    <w:lvl w:ilvl="5" w:tentative="1">
+      <w:start w:val="1"/>
+      <w:numFmt w:val="bullet"/>
+      <w:lvlText w:val=""/>
+      <w:lvlJc w:val="left"/>
+      <w:pPr>
+        <w:tabs>
+          <w:tab w:val="num" w:pos="4320"/>
+        </w:tabs>
+        <w:ind w:left="4320" w:hanging="360"/>
+      </w:pPr>
+      <w:rPr>
+        <w:rFonts w:ascii="Wingdings" w:hAnsi="Wingdings" w:hint="default"/>
+        <w:sz w:val="20"/>
+      </w:rPr>
+    </w:lvl>
+    <w:lvl w:ilvl="6" w:tentative="1">
+      <w:start w:val="1"/>
+      <w:numFmt w:val="bullet"/>
+      <w:lvlText w:val=""/>
+      <w:lvlJc w:val="left"/>
+      <w:pPr>
+        <w:tabs>
+          <w:tab w:val="num" w:pos="5040"/>
+        </w:tabs>
+        <w:ind w:left="5040" w:hanging="360"/>
+      </w:pPr>
+      <w:rPr>
+        <w:rFonts w:ascii="Wingdings" w:hAnsi="Wingdings" w:hint="default"/>
+        <w:sz w:val="20"/>
+      </w:rPr>
+    </w:lvl>
+    <w:lvl w:ilvl="7" w:tentative="1">
+      <w:start w:val="1"/>
+      <w:numFmt w:val="bullet"/>
+      <w:lvlText w:val=""/>
+      <w:lvlJc w:val="left"/>
+      <w:pPr>
+        <w:tabs>
+          <w:tab w:val="num" w:pos="5760"/>
+        </w:tabs>
+        <w:ind w:left="5760" w:hanging="360"/>
+      </w:pPr>
+      <w:rPr>
+        <w:rFonts w:ascii="Wingdings" w:hAnsi="Wingdings" w:hint="default"/>
+        <w:sz w:val="20"/>
+      </w:rPr>
+    </w:lvl>
+    <w:lvl w:ilvl="8" w:tentative="1">
+      <w:start w:val="1"/>
+      <w:numFmt w:val="bullet"/>
+      <w:lvlText w:val=""/>
+      <w:lvlJc w:val="left"/>
+      <w:pPr>
+        <w:tabs>
+          <w:tab w:val="num" w:pos="6480"/>
+        </w:tabs>
+        <w:ind w:left="6480" w:hanging="360"/>
+      </w:pPr>
+      <w:rPr>
+        <w:rFonts w:ascii="Wingdings" w:hAnsi="Wingdings" w:hint="default"/>
+        <w:sz w:val="20"/>
+      </w:rPr>
+    </w:lvl>
+  </w:abstractNum>
+  <w:abstractNum w:abstractNumId="15" w15:restartNumberingAfterBreak="0">
     <w:nsid w:val="3364500E"/>
     <w:multiLevelType w:val="multilevel"/>
     <w:tmpl w:val="E8DA8F8A"/>
@@ -3952,7 +9281,7 @@
       </w:rPr>
     </w:lvl>
   </w:abstractNum>
-  <w:abstractNum w:abstractNumId="12" w15:restartNumberingAfterBreak="0">
+  <w:abstractNum w:abstractNumId="16" w15:restartNumberingAfterBreak="0">
     <w:nsid w:val="34A26BC8"/>
     <w:multiLevelType w:val="hybridMultilevel"/>
     <w:tmpl w:val="6644CA28"/>
@@ -4038,7 +9367,156 @@
       </w:pPr>
     </w:lvl>
   </w:abstractNum>
-  <w:abstractNum w:abstractNumId="13" w15:restartNumberingAfterBreak="0">
+  <w:abstractNum w:abstractNumId="17" w15:restartNumberingAfterBreak="0">
+    <w:nsid w:val="38F96FB6"/>
+    <w:multiLevelType w:val="multilevel"/>
+    <w:tmpl w:val="E564D1A2"/>
+    <w:lvl w:ilvl="0">
+      <w:start w:val="1"/>
+      <w:numFmt w:val="bullet"/>
+      <w:lvlText w:val=""/>
+      <w:lvlJc w:val="left"/>
+      <w:pPr>
+        <w:tabs>
+          <w:tab w:val="num" w:pos="720"/>
+        </w:tabs>
+        <w:ind w:left="720" w:hanging="360"/>
+      </w:pPr>
+      <w:rPr>
+        <w:rFonts w:ascii="Symbol" w:hAnsi="Symbol" w:hint="default"/>
+        <w:sz w:val="20"/>
+      </w:rPr>
+    </w:lvl>
+    <w:lvl w:ilvl="1">
+      <w:start w:val="1"/>
+      <w:numFmt w:val="bullet"/>
+      <w:lvlText w:val="o"/>
+      <w:lvlJc w:val="left"/>
+      <w:pPr>
+        <w:tabs>
+          <w:tab w:val="num" w:pos="1440"/>
+        </w:tabs>
+        <w:ind w:left="1440" w:hanging="360"/>
+      </w:pPr>
+      <w:rPr>
+        <w:rFonts w:ascii="Courier New" w:hAnsi="Courier New" w:hint="default"/>
+        <w:sz w:val="20"/>
+      </w:rPr>
+    </w:lvl>
+    <w:lvl w:ilvl="2">
+      <w:start w:val="1"/>
+      <w:numFmt w:val="bullet"/>
+      <w:lvlText w:val=""/>
+      <w:lvlJc w:val="left"/>
+      <w:pPr>
+        <w:tabs>
+          <w:tab w:val="num" w:pos="2160"/>
+        </w:tabs>
+        <w:ind w:left="2160" w:hanging="360"/>
+      </w:pPr>
+      <w:rPr>
+        <w:rFonts w:ascii="Wingdings" w:hAnsi="Wingdings" w:hint="default"/>
+        <w:sz w:val="20"/>
+      </w:rPr>
+    </w:lvl>
+    <w:lvl w:ilvl="3" w:tentative="1">
+      <w:start w:val="1"/>
+      <w:numFmt w:val="bullet"/>
+      <w:lvlText w:val=""/>
+      <w:lvlJc w:val="left"/>
+      <w:pPr>
+        <w:tabs>
+          <w:tab w:val="num" w:pos="2880"/>
+        </w:tabs>
+        <w:ind w:left="2880" w:hanging="360"/>
+      </w:pPr>
+      <w:rPr>
+        <w:rFonts w:ascii="Wingdings" w:hAnsi="Wingdings" w:hint="default"/>
+        <w:sz w:val="20"/>
+      </w:rPr>
+    </w:lvl>
+    <w:lvl w:ilvl="4" w:tentative="1">
+      <w:start w:val="1"/>
+      <w:numFmt w:val="bullet"/>
+      <w:lvlText w:val=""/>
+      <w:lvlJc w:val="left"/>
+      <w:pPr>
+        <w:tabs>
+          <w:tab w:val="num" w:pos="3600"/>
+        </w:tabs>
+        <w:ind w:left="3600" w:hanging="360"/>
+      </w:pPr>
+      <w:rPr>
+        <w:rFonts w:ascii="Wingdings" w:hAnsi="Wingdings" w:hint="default"/>
+        <w:sz w:val="20"/>
+      </w:rPr>
+    </w:lvl>
+    <w:lvl w:ilvl="5" w:tentative="1">
+      <w:start w:val="1"/>
+      <w:numFmt w:val="bullet"/>
+      <w:lvlText w:val=""/>
+      <w:lvlJc w:val="left"/>
+      <w:pPr>
+        <w:tabs>
+          <w:tab w:val="num" w:pos="4320"/>
+        </w:tabs>
+        <w:ind w:left="4320" w:hanging="360"/>
+      </w:pPr>
+      <w:rPr>
+        <w:rFonts w:ascii="Wingdings" w:hAnsi="Wingdings" w:hint="default"/>
+        <w:sz w:val="20"/>
+      </w:rPr>
+    </w:lvl>
+    <w:lvl w:ilvl="6" w:tentative="1">
+      <w:start w:val="1"/>
+      <w:numFmt w:val="bullet"/>
+      <w:lvlText w:val=""/>
+      <w:lvlJc w:val="left"/>
+      <w:pPr>
+        <w:tabs>
+          <w:tab w:val="num" w:pos="5040"/>
+        </w:tabs>
+        <w:ind w:left="5040" w:hanging="360"/>
+      </w:pPr>
+      <w:rPr>
+        <w:rFonts w:ascii="Wingdings" w:hAnsi="Wingdings" w:hint="default"/>
+        <w:sz w:val="20"/>
+      </w:rPr>
+    </w:lvl>
+    <w:lvl w:ilvl="7" w:tentative="1">
+      <w:start w:val="1"/>
+      <w:numFmt w:val="bullet"/>
+      <w:lvlText w:val=""/>
+      <w:lvlJc w:val="left"/>
+      <w:pPr>
+        <w:tabs>
+          <w:tab w:val="num" w:pos="5760"/>
+        </w:tabs>
+        <w:ind w:left="5760" w:hanging="360"/>
+      </w:pPr>
+      <w:rPr>
+        <w:rFonts w:ascii="Wingdings" w:hAnsi="Wingdings" w:hint="default"/>
+        <w:sz w:val="20"/>
+      </w:rPr>
+    </w:lvl>
+    <w:lvl w:ilvl="8" w:tentative="1">
+      <w:start w:val="1"/>
+      <w:numFmt w:val="bullet"/>
+      <w:lvlText w:val=""/>
+      <w:lvlJc w:val="left"/>
+      <w:pPr>
+        <w:tabs>
+          <w:tab w:val="num" w:pos="6480"/>
+        </w:tabs>
+        <w:ind w:left="6480" w:hanging="360"/>
+      </w:pPr>
+      <w:rPr>
+        <w:rFonts w:ascii="Wingdings" w:hAnsi="Wingdings" w:hint="default"/>
+        <w:sz w:val="20"/>
+      </w:rPr>
+    </w:lvl>
+  </w:abstractNum>
+  <w:abstractNum w:abstractNumId="18" w15:restartNumberingAfterBreak="0">
     <w:nsid w:val="398144C3"/>
     <w:multiLevelType w:val="multilevel"/>
     <w:tmpl w:val="A3EE60FA"/>
@@ -4187,7 +9665,7 @@
       </w:rPr>
     </w:lvl>
   </w:abstractNum>
-  <w:abstractNum w:abstractNumId="14" w15:restartNumberingAfterBreak="0">
+  <w:abstractNum w:abstractNumId="19" w15:restartNumberingAfterBreak="0">
     <w:nsid w:val="3F1C4561"/>
     <w:multiLevelType w:val="multilevel"/>
     <w:tmpl w:val="A3EE60FA"/>
@@ -4336,7 +9814,7 @@
       </w:rPr>
     </w:lvl>
   </w:abstractNum>
-  <w:abstractNum w:abstractNumId="15" w15:restartNumberingAfterBreak="0">
+  <w:abstractNum w:abstractNumId="20" w15:restartNumberingAfterBreak="0">
     <w:nsid w:val="3F7520E6"/>
     <w:multiLevelType w:val="multilevel"/>
     <w:tmpl w:val="7C5A26BC"/>
@@ -4485,7 +9963,7 @@
       </w:rPr>
     </w:lvl>
   </w:abstractNum>
-  <w:abstractNum w:abstractNumId="16" w15:restartNumberingAfterBreak="0">
+  <w:abstractNum w:abstractNumId="21" w15:restartNumberingAfterBreak="0">
     <w:nsid w:val="44FE180E"/>
     <w:multiLevelType w:val="multilevel"/>
     <w:tmpl w:val="A3EE60FA"/>
@@ -4634,7 +10112,7 @@
       </w:rPr>
     </w:lvl>
   </w:abstractNum>
-  <w:abstractNum w:abstractNumId="17" w15:restartNumberingAfterBreak="0">
+  <w:abstractNum w:abstractNumId="22" w15:restartNumberingAfterBreak="0">
     <w:nsid w:val="51723B60"/>
     <w:multiLevelType w:val="multilevel"/>
     <w:tmpl w:val="4790F15E"/>
@@ -4720,7 +10198,7 @@
       </w:pPr>
     </w:lvl>
   </w:abstractNum>
-  <w:abstractNum w:abstractNumId="18" w15:restartNumberingAfterBreak="0">
+  <w:abstractNum w:abstractNumId="23" w15:restartNumberingAfterBreak="0">
     <w:nsid w:val="539C620B"/>
     <w:multiLevelType w:val="multilevel"/>
     <w:tmpl w:val="2D72F496"/>
@@ -4850,7 +10328,7 @@
       <w:lvlJc w:val="left"/>
     </w:lvl>
   </w:abstractNum>
-  <w:abstractNum w:abstractNumId="19" w15:restartNumberingAfterBreak="0">
+  <w:abstractNum w:abstractNumId="24" w15:restartNumberingAfterBreak="0">
     <w:nsid w:val="65EF5FCE"/>
     <w:multiLevelType w:val="multilevel"/>
     <w:tmpl w:val="6CEAA52A"/>
@@ -4999,7 +10477,156 @@
       </w:rPr>
     </w:lvl>
   </w:abstractNum>
-  <w:abstractNum w:abstractNumId="20" w15:restartNumberingAfterBreak="0">
+  <w:abstractNum w:abstractNumId="25" w15:restartNumberingAfterBreak="0">
+    <w:nsid w:val="66F91E5C"/>
+    <w:multiLevelType w:val="multilevel"/>
+    <w:tmpl w:val="D02810A8"/>
+    <w:lvl w:ilvl="0">
+      <w:start w:val="1"/>
+      <w:numFmt w:val="bullet"/>
+      <w:lvlText w:val=""/>
+      <w:lvlJc w:val="left"/>
+      <w:pPr>
+        <w:tabs>
+          <w:tab w:val="num" w:pos="720"/>
+        </w:tabs>
+        <w:ind w:left="720" w:hanging="360"/>
+      </w:pPr>
+      <w:rPr>
+        <w:rFonts w:ascii="Symbol" w:hAnsi="Symbol" w:hint="default"/>
+        <w:sz w:val="20"/>
+      </w:rPr>
+    </w:lvl>
+    <w:lvl w:ilvl="1" w:tentative="1">
+      <w:start w:val="1"/>
+      <w:numFmt w:val="bullet"/>
+      <w:lvlText w:val="o"/>
+      <w:lvlJc w:val="left"/>
+      <w:pPr>
+        <w:tabs>
+          <w:tab w:val="num" w:pos="1440"/>
+        </w:tabs>
+        <w:ind w:left="1440" w:hanging="360"/>
+      </w:pPr>
+      <w:rPr>
+        <w:rFonts w:ascii="Courier New" w:hAnsi="Courier New" w:hint="default"/>
+        <w:sz w:val="20"/>
+      </w:rPr>
+    </w:lvl>
+    <w:lvl w:ilvl="2" w:tentative="1">
+      <w:start w:val="1"/>
+      <w:numFmt w:val="bullet"/>
+      <w:lvlText w:val=""/>
+      <w:lvlJc w:val="left"/>
+      <w:pPr>
+        <w:tabs>
+          <w:tab w:val="num" w:pos="2160"/>
+        </w:tabs>
+        <w:ind w:left="2160" w:hanging="360"/>
+      </w:pPr>
+      <w:rPr>
+        <w:rFonts w:ascii="Wingdings" w:hAnsi="Wingdings" w:hint="default"/>
+        <w:sz w:val="20"/>
+      </w:rPr>
+    </w:lvl>
+    <w:lvl w:ilvl="3" w:tentative="1">
+      <w:start w:val="1"/>
+      <w:numFmt w:val="bullet"/>
+      <w:lvlText w:val=""/>
+      <w:lvlJc w:val="left"/>
+      <w:pPr>
+        <w:tabs>
+          <w:tab w:val="num" w:pos="2880"/>
+        </w:tabs>
+        <w:ind w:left="2880" w:hanging="360"/>
+      </w:pPr>
+      <w:rPr>
+        <w:rFonts w:ascii="Wingdings" w:hAnsi="Wingdings" w:hint="default"/>
+        <w:sz w:val="20"/>
+      </w:rPr>
+    </w:lvl>
+    <w:lvl w:ilvl="4" w:tentative="1">
+      <w:start w:val="1"/>
+      <w:numFmt w:val="bullet"/>
+      <w:lvlText w:val=""/>
+      <w:lvlJc w:val="left"/>
+      <w:pPr>
+        <w:tabs>
+          <w:tab w:val="num" w:pos="3600"/>
+        </w:tabs>
+        <w:ind w:left="3600" w:hanging="360"/>
+      </w:pPr>
+      <w:rPr>
+        <w:rFonts w:ascii="Wingdings" w:hAnsi="Wingdings" w:hint="default"/>
+        <w:sz w:val="20"/>
+      </w:rPr>
+    </w:lvl>
+    <w:lvl w:ilvl="5" w:tentative="1">
+      <w:start w:val="1"/>
+      <w:numFmt w:val="bullet"/>
+      <w:lvlText w:val=""/>
+      <w:lvlJc w:val="left"/>
+      <w:pPr>
+        <w:tabs>
+          <w:tab w:val="num" w:pos="4320"/>
+        </w:tabs>
+        <w:ind w:left="4320" w:hanging="360"/>
+      </w:pPr>
+      <w:rPr>
+        <w:rFonts w:ascii="Wingdings" w:hAnsi="Wingdings" w:hint="default"/>
+        <w:sz w:val="20"/>
+      </w:rPr>
+    </w:lvl>
+    <w:lvl w:ilvl="6" w:tentative="1">
+      <w:start w:val="1"/>
+      <w:numFmt w:val="bullet"/>
+      <w:lvlText w:val=""/>
+      <w:lvlJc w:val="left"/>
+      <w:pPr>
+        <w:tabs>
+          <w:tab w:val="num" w:pos="5040"/>
+        </w:tabs>
+        <w:ind w:left="5040" w:hanging="360"/>
+      </w:pPr>
+      <w:rPr>
+        <w:rFonts w:ascii="Wingdings" w:hAnsi="Wingdings" w:hint="default"/>
+        <w:sz w:val="20"/>
+      </w:rPr>
+    </w:lvl>
+    <w:lvl w:ilvl="7" w:tentative="1">
+      <w:start w:val="1"/>
+      <w:numFmt w:val="bullet"/>
+      <w:lvlText w:val=""/>
+      <w:lvlJc w:val="left"/>
+      <w:pPr>
+        <w:tabs>
+          <w:tab w:val="num" w:pos="5760"/>
+        </w:tabs>
+        <w:ind w:left="5760" w:hanging="360"/>
+      </w:pPr>
+      <w:rPr>
+        <w:rFonts w:ascii="Wingdings" w:hAnsi="Wingdings" w:hint="default"/>
+        <w:sz w:val="20"/>
+      </w:rPr>
+    </w:lvl>
+    <w:lvl w:ilvl="8" w:tentative="1">
+      <w:start w:val="1"/>
+      <w:numFmt w:val="bullet"/>
+      <w:lvlText w:val=""/>
+      <w:lvlJc w:val="left"/>
+      <w:pPr>
+        <w:tabs>
+          <w:tab w:val="num" w:pos="6480"/>
+        </w:tabs>
+        <w:ind w:left="6480" w:hanging="360"/>
+      </w:pPr>
+      <w:rPr>
+        <w:rFonts w:ascii="Wingdings" w:hAnsi="Wingdings" w:hint="default"/>
+        <w:sz w:val="20"/>
+      </w:rPr>
+    </w:lvl>
+  </w:abstractNum>
+  <w:abstractNum w:abstractNumId="26" w15:restartNumberingAfterBreak="0">
     <w:nsid w:val="6B1C505E"/>
     <w:multiLevelType w:val="multilevel"/>
     <w:tmpl w:val="A3EE60FA"/>
@@ -5148,7 +10775,7 @@
       </w:rPr>
     </w:lvl>
   </w:abstractNum>
-  <w:abstractNum w:abstractNumId="21" w15:restartNumberingAfterBreak="0">
+  <w:abstractNum w:abstractNumId="27" w15:restartNumberingAfterBreak="0">
     <w:nsid w:val="6B252821"/>
     <w:multiLevelType w:val="multilevel"/>
     <w:tmpl w:val="531CCBD8"/>
@@ -5297,7 +10924,7 @@
       </w:rPr>
     </w:lvl>
   </w:abstractNum>
-  <w:abstractNum w:abstractNumId="22" w15:restartNumberingAfterBreak="0">
+  <w:abstractNum w:abstractNumId="28" w15:restartNumberingAfterBreak="0">
     <w:nsid w:val="6EB15E99"/>
     <w:multiLevelType w:val="multilevel"/>
     <w:tmpl w:val="D938BDCC"/>
@@ -5427,7 +11054,7 @@
       <w:lvlJc w:val="left"/>
     </w:lvl>
   </w:abstractNum>
-  <w:abstractNum w:abstractNumId="23" w15:restartNumberingAfterBreak="0">
+  <w:abstractNum w:abstractNumId="29" w15:restartNumberingAfterBreak="0">
     <w:nsid w:val="6FA83E46"/>
     <w:multiLevelType w:val="multilevel"/>
     <w:tmpl w:val="A3EE60FA"/>
@@ -5576,7 +11203,7 @@
       </w:rPr>
     </w:lvl>
   </w:abstractNum>
-  <w:abstractNum w:abstractNumId="24" w15:restartNumberingAfterBreak="0">
+  <w:abstractNum w:abstractNumId="30" w15:restartNumberingAfterBreak="0">
     <w:nsid w:val="74B62E78"/>
     <w:multiLevelType w:val="multilevel"/>
     <w:tmpl w:val="A3EE60FA"/>
@@ -5725,7 +11352,7 @@
       </w:rPr>
     </w:lvl>
   </w:abstractNum>
-  <w:abstractNum w:abstractNumId="25" w15:restartNumberingAfterBreak="0">
+  <w:abstractNum w:abstractNumId="31" w15:restartNumberingAfterBreak="0">
     <w:nsid w:val="790A4CD7"/>
     <w:multiLevelType w:val="hybridMultilevel"/>
     <w:tmpl w:val="23A6E9D6"/>
@@ -5838,7 +11465,7 @@
       </w:rPr>
     </w:lvl>
   </w:abstractNum>
-  <w:abstractNum w:abstractNumId="26" w15:restartNumberingAfterBreak="0">
+  <w:abstractNum w:abstractNumId="32" w15:restartNumberingAfterBreak="0">
     <w:nsid w:val="79156A6E"/>
     <w:multiLevelType w:val="multilevel"/>
     <w:tmpl w:val="AF968C4C"/>
@@ -5969,85 +11596,113 @@
     </w:lvl>
   </w:abstractNum>
   <w:num w:numId="1" w16cid:durableId="297271651">
-    <w:abstractNumId w:val="22"/>
+    <w:abstractNumId w:val="28"/>
   </w:num>
   <w:num w:numId="2" w16cid:durableId="1316229388">
-    <w:abstractNumId w:val="26"/>
+    <w:abstractNumId w:val="32"/>
   </w:num>
   <w:num w:numId="3" w16cid:durableId="1742210327">
-    <w:abstractNumId w:val="4"/>
+    <w:abstractNumId w:val="6"/>
   </w:num>
   <w:num w:numId="4" w16cid:durableId="978992484">
     <w:abstractNumId w:val="0"/>
   </w:num>
   <w:num w:numId="5" w16cid:durableId="1240361022">
+    <w:abstractNumId w:val="23"/>
+  </w:num>
+  <w:num w:numId="6" w16cid:durableId="296958756">
+    <w:abstractNumId w:val="3"/>
+  </w:num>
+  <w:num w:numId="7" w16cid:durableId="1178034235">
+    <w:abstractNumId w:val="22"/>
+  </w:num>
+  <w:num w:numId="8" w16cid:durableId="1552305691">
+    <w:abstractNumId w:val="27"/>
+  </w:num>
+  <w:num w:numId="9" w16cid:durableId="1016883717">
+    <w:abstractNumId w:val="10"/>
+  </w:num>
+  <w:num w:numId="10" w16cid:durableId="41559613">
+    <w:abstractNumId w:val="8"/>
+  </w:num>
+  <w:num w:numId="11" w16cid:durableId="528376501">
+    <w:abstractNumId w:val="31"/>
+  </w:num>
+  <w:num w:numId="12" w16cid:durableId="2053725951">
+    <w:abstractNumId w:val="16"/>
+  </w:num>
+  <w:num w:numId="13" w16cid:durableId="71902546">
+    <w:abstractNumId w:val="5"/>
+  </w:num>
+  <w:num w:numId="14" w16cid:durableId="1524200153">
+    <w:abstractNumId w:val="24"/>
+  </w:num>
+  <w:num w:numId="15" w16cid:durableId="789401829">
+    <w:abstractNumId w:val="9"/>
+  </w:num>
+  <w:num w:numId="16" w16cid:durableId="1738168066">
+    <w:abstractNumId w:val="11"/>
+  </w:num>
+  <w:num w:numId="17" w16cid:durableId="648360987">
+    <w:abstractNumId w:val="20"/>
+  </w:num>
+  <w:num w:numId="18" w16cid:durableId="1941259739">
+    <w:abstractNumId w:val="19"/>
+  </w:num>
+  <w:num w:numId="19" w16cid:durableId="339357495">
+    <w:abstractNumId w:val="15"/>
+  </w:num>
+  <w:num w:numId="20" w16cid:durableId="1090663870">
+    <w:abstractNumId w:val="2"/>
+  </w:num>
+  <w:num w:numId="21" w16cid:durableId="1207134529">
+    <w:abstractNumId w:val="12"/>
+  </w:num>
+  <w:num w:numId="22" w16cid:durableId="1576360156">
+    <w:abstractNumId w:val="13"/>
+  </w:num>
+  <w:num w:numId="23" w16cid:durableId="1269775703">
+    <w:abstractNumId w:val="29"/>
+  </w:num>
+  <w:num w:numId="24" w16cid:durableId="1609854661">
+    <w:abstractNumId w:val="30"/>
+  </w:num>
+  <w:num w:numId="25" w16cid:durableId="2069986163">
+    <w:abstractNumId w:val="21"/>
+  </w:num>
+  <w:num w:numId="26" w16cid:durableId="768349250">
     <w:abstractNumId w:val="18"/>
   </w:num>
-  <w:num w:numId="6" w16cid:durableId="296958756">
-    <w:abstractNumId w:val="2"/>
+  <w:num w:numId="27" w16cid:durableId="2010017600">
+    <w:abstractNumId w:val="26"/>
   </w:num>
-  <w:num w:numId="7" w16cid:durableId="1178034235">
+  <w:num w:numId="28" w16cid:durableId="1046176432">
+    <w:abstractNumId w:val="25"/>
+  </w:num>
+  <w:num w:numId="29" w16cid:durableId="2016416381">
     <w:abstractNumId w:val="17"/>
   </w:num>
-  <w:num w:numId="8" w16cid:durableId="1552305691">
-    <w:abstractNumId w:val="21"/>
+  <w:num w:numId="30" w16cid:durableId="839467095">
+    <w:abstractNumId w:val="1"/>
   </w:num>
-  <w:num w:numId="9" w16cid:durableId="1016883717">
+  <w:num w:numId="31" w16cid:durableId="309988908">
     <w:abstractNumId w:val="7"/>
   </w:num>
-  <w:num w:numId="10" w16cid:durableId="41559613">
-    <w:abstractNumId w:val="5"/>
+  <w:num w:numId="32" w16cid:durableId="1411149207">
+    <w:abstractNumId w:val="7"/>
+    <w:lvlOverride w:ilvl="1">
+      <w:lvl w:ilvl="1">
+        <w:numFmt w:val="decimal"/>
+        <w:lvlText w:val="%2."/>
+        <w:lvlJc w:val="left"/>
+      </w:lvl>
+    </w:lvlOverride>
   </w:num>
-  <w:num w:numId="11" w16cid:durableId="528376501">
-    <w:abstractNumId w:val="25"/>
+  <w:num w:numId="33" w16cid:durableId="90900337">
+    <w:abstractNumId w:val="4"/>
   </w:num>
-  <w:num w:numId="12" w16cid:durableId="2053725951">
-    <w:abstractNumId w:val="12"/>
-  </w:num>
-  <w:num w:numId="13" w16cid:durableId="71902546">
-    <w:abstractNumId w:val="3"/>
-  </w:num>
-  <w:num w:numId="14" w16cid:durableId="1524200153">
-    <w:abstractNumId w:val="19"/>
-  </w:num>
-  <w:num w:numId="15" w16cid:durableId="789401829">
-    <w:abstractNumId w:val="6"/>
-  </w:num>
-  <w:num w:numId="16" w16cid:durableId="1738168066">
-    <w:abstractNumId w:val="8"/>
-  </w:num>
-  <w:num w:numId="17" w16cid:durableId="648360987">
-    <w:abstractNumId w:val="15"/>
-  </w:num>
-  <w:num w:numId="18" w16cid:durableId="1941259739">
+  <w:num w:numId="34" w16cid:durableId="509951850">
     <w:abstractNumId w:val="14"/>
-  </w:num>
-  <w:num w:numId="19" w16cid:durableId="339357495">
-    <w:abstractNumId w:val="11"/>
-  </w:num>
-  <w:num w:numId="20" w16cid:durableId="1090663870">
-    <w:abstractNumId w:val="1"/>
-  </w:num>
-  <w:num w:numId="21" w16cid:durableId="1207134529">
-    <w:abstractNumId w:val="9"/>
-  </w:num>
-  <w:num w:numId="22" w16cid:durableId="1576360156">
-    <w:abstractNumId w:val="10"/>
-  </w:num>
-  <w:num w:numId="23" w16cid:durableId="1269775703">
-    <w:abstractNumId w:val="23"/>
-  </w:num>
-  <w:num w:numId="24" w16cid:durableId="1609854661">
-    <w:abstractNumId w:val="24"/>
-  </w:num>
-  <w:num w:numId="25" w16cid:durableId="2069986163">
-    <w:abstractNumId w:val="16"/>
-  </w:num>
-  <w:num w:numId="26" w16cid:durableId="768349250">
-    <w:abstractNumId w:val="13"/>
-  </w:num>
-  <w:num w:numId="27" w16cid:durableId="2010017600">
-    <w:abstractNumId w:val="20"/>
   </w:num>
 </w:numbering>
 </file>
@@ -6556,6 +12211,7 @@
   <w:style w:type="character" w:default="1" w:styleId="DefaultParagraphFont">
     <w:name w:val="Default Paragraph Font"/>
     <w:uiPriority w:val="1"/>
+    <w:semiHidden/>
     <w:unhideWhenUsed/>
   </w:style>
   <w:style w:type="table" w:default="1" w:styleId="TableNormal">
